--- a/_downloads/acb8319d696d3205db9ed53ae5847832/ece434_DPS_HW_lab.docx
+++ b/_downloads/acb8319d696d3205db9ed53ae5847832/ece434_DPS_HW_lab.docx
@@ -1,6 +1,6 @@
 
 <file path=word/document.xml><?xml version="1.0" encoding="utf-8"?>
-<w:document xmlns:wpc="http://schemas.microsoft.com/office/word/2010/wordprocessingCanvas" xmlns:cx="http://schemas.microsoft.com/office/drawing/2014/chartex" xmlns:cx1="http://schemas.microsoft.com/office/drawing/2015/9/8/chartex" xmlns:cx2="http://schemas.microsoft.com/office/drawing/2015/10/21/chartex" xmlns:cx3="http://schemas.microsoft.com/office/drawing/2016/5/9/chartex" xmlns:cx4="http://schemas.microsoft.com/office/drawing/2016/5/10/chartex" xmlns:cx5="http://schemas.microsoft.com/office/drawing/2016/5/11/chartex" xmlns:cx6="http://schemas.microsoft.com/office/drawing/2016/5/12/chartex" xmlns:cx7="http://schemas.microsoft.com/office/drawing/2016/5/13/chartex" xmlns:cx8="http://schemas.microsoft.com/office/drawing/2016/5/14/chartex" xmlns:mc="http://schemas.openxmlformats.org/markup-compatibility/2006" xmlns:aink="http://schemas.microsoft.com/office/drawing/2016/ink" xmlns:am3d="http://schemas.microsoft.com/office/drawing/2017/model3d" xmlns:o="urn:schemas-microsoft-com:office:office" xmlns:oel="http://schemas.microsoft.com/office/2019/extlst" xmlns:r="http://schemas.openxmlformats.org/officeDocument/2006/relationships" xmlns:m="http://schemas.openxmlformats.org/officeDocument/2006/math" xmlns:v="urn:schemas-microsoft-com:vml" xmlns:wp14="http://schemas.microsoft.com/office/word/2010/wordprocessingDrawing" xmlns:wp="http://schemas.openxmlformats.org/drawingml/2006/wordprocessingDrawing" xmlns:w10="urn:schemas-microsoft-com:office:word" xmlns:w="http://schemas.openxmlformats.org/wordprocessingml/2006/main" xmlns:w14="http://schemas.microsoft.com/office/word/2010/wordml" xmlns:w15="http://schemas.microsoft.com/office/word/2012/wordml" xmlns:w16cex="http://schemas.microsoft.com/office/word/2018/wordml/cex" xmlns:w16cid="http://schemas.microsoft.com/office/word/2016/wordml/cid" xmlns:w16="http://schemas.microsoft.com/office/word/2018/wordml" xmlns:w16du="http://schemas.microsoft.com/office/word/2023/wordml/word16du" xmlns:w16sdtdh="http://schemas.microsoft.com/office/word/2020/wordml/sdtdatahash" xmlns:w16sdtfl="http://schemas.microsoft.com/office/word/2024/wordml/sdtformatlock" xmlns:w16se="http://schemas.microsoft.com/office/word/2015/wordml/symex" xmlns:wpg="http://schemas.microsoft.com/office/word/2010/wordprocessingGroup" xmlns:wpi="http://schemas.microsoft.com/office/word/2010/wordprocessingInk" xmlns:wne="http://schemas.microsoft.com/office/word/2006/wordml" xmlns:wps="http://schemas.microsoft.com/office/word/2010/wordprocessingShape" mc:Ignorable="w14 w15 w16se w16cid w16 w16cex w16sdtdh w16sdtfl w16du wp14">
+<w:document xmlns:wpc="http://schemas.microsoft.com/office/word/2010/wordprocessingCanvas" xmlns:cx="http://schemas.microsoft.com/office/drawing/2014/chartex" xmlns:cx1="http://schemas.microsoft.com/office/drawing/2015/9/8/chartex" xmlns:cx2="http://schemas.microsoft.com/office/drawing/2015/10/21/chartex" xmlns:cx3="http://schemas.microsoft.com/office/drawing/2016/5/9/chartex" xmlns:cx4="http://schemas.microsoft.com/office/drawing/2016/5/10/chartex" xmlns:cx5="http://schemas.microsoft.com/office/drawing/2016/5/11/chartex" xmlns:cx6="http://schemas.microsoft.com/office/drawing/2016/5/12/chartex" xmlns:cx7="http://schemas.microsoft.com/office/drawing/2016/5/13/chartex" xmlns:cx8="http://schemas.microsoft.com/office/drawing/2016/5/14/chartex" xmlns:mc="http://schemas.openxmlformats.org/markup-compatibility/2006" xmlns:aink="http://schemas.microsoft.com/office/drawing/2016/ink" xmlns:am3d="http://schemas.microsoft.com/office/drawing/2017/model3d" xmlns:o="urn:schemas-microsoft-com:office:office" xmlns:oel="http://schemas.microsoft.com/office/2019/extlst" xmlns:r="http://schemas.openxmlformats.org/officeDocument/2006/relationships" xmlns:m="http://schemas.openxmlformats.org/officeDocument/2006/math" xmlns:v="urn:schemas-microsoft-com:vml" xmlns:wp14="http://schemas.microsoft.com/office/word/2010/wordprocessingDrawing" xmlns:wp="http://schemas.openxmlformats.org/drawingml/2006/wordprocessingDrawing" xmlns:w10="urn:schemas-microsoft-com:office:word" xmlns:w="http://schemas.openxmlformats.org/wordprocessingml/2006/main" xmlns:w14="http://schemas.microsoft.com/office/word/2010/wordml" xmlns:w15="http://schemas.microsoft.com/office/word/2012/wordml" xmlns:w16cei="http://schemas.microsoft.com/office/word/2026/wordml/cei" xmlns:w16cex="http://schemas.microsoft.com/office/word/2018/wordml/cex" xmlns:w16cid="http://schemas.microsoft.com/office/word/2016/wordml/cid" xmlns:w16="http://schemas.microsoft.com/office/word/2018/wordml" xmlns:w16du="http://schemas.microsoft.com/office/word/2023/wordml/word16du" xmlns:w16sdtdh="http://schemas.microsoft.com/office/word/2020/wordml/sdtdatahash" xmlns:w16sdtfl="http://schemas.microsoft.com/office/word/2024/wordml/sdtformatlock" xmlns:w16se="http://schemas.microsoft.com/office/word/2015/wordml/symex" xmlns:wpg="http://schemas.microsoft.com/office/word/2010/wordprocessingGroup" xmlns:wpi="http://schemas.microsoft.com/office/word/2010/wordprocessingInk" xmlns:wne="http://schemas.microsoft.com/office/word/2006/wordml" xmlns:wps="http://schemas.microsoft.com/office/word/2010/wordprocessingShape" mc:Ignorable="w14 w15 w16se w16cid w16 w16cex w16sdtdh w16sdtfl w16du wp14">
   <w:body>
     <w:p>
       <w:pPr>
@@ -46,7 +46,6 @@
         </w:rPr>
         <w:t xml:space="preserve">                </w:t>
       </w:r>
-      <w:proofErr w:type="gramStart"/>
       <w:r>
         <w:rPr>
           <w:rFonts w:ascii="TimesNewRoman,Bold" w:hAnsi="TimesNewRoman,Bold" w:cs="TimesNewRoman,Bold"/>
@@ -55,18 +54,7 @@
           <w:sz w:val="32"/>
           <w:szCs w:val="32"/>
         </w:rPr>
-        <w:t>Names:_</w:t>
-      </w:r>
-      <w:proofErr w:type="gramEnd"/>
-      <w:r>
-        <w:rPr>
-          <w:rFonts w:ascii="TimesNewRoman,Bold" w:hAnsi="TimesNewRoman,Bold" w:cs="TimesNewRoman,Bold"/>
-          <w:b/>
-          <w:bCs/>
-          <w:sz w:val="32"/>
-          <w:szCs w:val="32"/>
-        </w:rPr>
-        <w:t>____________</w:t>
+        <w:t>Names:_____________</w:t>
       </w:r>
     </w:p>
     <w:p>
@@ -157,7 +145,6 @@
         </w:rPr>
         <w:t xml:space="preserve">                </w:t>
       </w:r>
-      <w:proofErr w:type="gramStart"/>
       <w:r>
         <w:rPr>
           <w:rFonts w:ascii="Arial,BoldItalic" w:hAnsi="Arial,BoldItalic" w:cs="Arial,BoldItalic"/>
@@ -193,20 +180,7 @@
           <w:sz w:val="28"/>
           <w:szCs w:val="28"/>
         </w:rPr>
-        <w:t>_</w:t>
-      </w:r>
-      <w:proofErr w:type="gramEnd"/>
-      <w:r>
-        <w:rPr>
-          <w:rFonts w:ascii="TimesNewRoman,BoldItalic" w:hAnsi="TimesNewRoman,BoldItalic" w:cs="TimesNewRoman,BoldItalic"/>
-          <w:b/>
-          <w:bCs/>
-          <w:i/>
-          <w:iCs/>
-          <w:sz w:val="28"/>
-          <w:szCs w:val="28"/>
-        </w:rPr>
-        <w:t>_______________</w:t>
+        <w:t>________________</w:t>
       </w:r>
     </w:p>
     <w:p>
@@ -280,21 +254,53 @@
           <w:sz w:val="24"/>
           <w:szCs w:val="24"/>
         </w:rPr>
-        <w:t xml:space="preserve">submitted to </w:t>
-      </w:r>
-      <w:proofErr w:type="spellStart"/>
-      <w:r>
-        <w:rPr>
-          <w:rFonts w:ascii="TimesNewRoman" w:hAnsi="TimesNewRoman" w:cs="TimesNewRoman"/>
-          <w:sz w:val="24"/>
-          <w:szCs w:val="24"/>
-        </w:rPr>
-        <w:t>gradescope</w:t>
-      </w:r>
-      <w:proofErr w:type="spellEnd"/>
-      <w:r>
-        <w:rPr>
-          <w:rFonts w:ascii="TimesNewRoman" w:hAnsi="TimesNewRoman" w:cs="TimesNewRoman"/>
+        <w:t xml:space="preserve">submitted to gradescope </w:t>
+      </w:r>
+      <w:r>
+        <w:rPr>
+          <w:rFonts w:ascii="TimesNewRoman" w:hAnsi="TimesNewRoman" w:cs="TimesNewRoman"/>
+          <w:sz w:val="24"/>
+          <w:szCs w:val="24"/>
+        </w:rPr>
+        <w:t xml:space="preserve">per team), </w:t>
+      </w:r>
+      <w:r>
+        <w:rPr>
+          <w:rFonts w:ascii="TimesNewRoman" w:hAnsi="TimesNewRoman" w:cs="TimesNewRoman"/>
+          <w:sz w:val="24"/>
+          <w:szCs w:val="24"/>
+        </w:rPr>
+        <w:t>and turn in</w:t>
+      </w:r>
+      <w:r>
+        <w:rPr>
+          <w:rFonts w:ascii="TimesNewRoman" w:hAnsi="TimesNewRoman" w:cs="TimesNewRoman"/>
+          <w:sz w:val="24"/>
+          <w:szCs w:val="24"/>
+        </w:rPr>
+        <w:t xml:space="preserve"> your answers </w:t>
+      </w:r>
+      <w:r>
+        <w:rPr>
+          <w:rFonts w:ascii="TimesNewRoman" w:hAnsi="TimesNewRoman" w:cs="TimesNewRoman"/>
+          <w:sz w:val="24"/>
+          <w:szCs w:val="24"/>
+        </w:rPr>
+        <w:t xml:space="preserve">by </w:t>
+      </w:r>
+      <w:r>
+        <w:rPr>
+          <w:rFonts w:ascii="TimesNewRoman" w:hAnsi="TimesNewRoman" w:cs="TimesNewRoman"/>
+          <w:color w:val="FF0000"/>
+          <w:sz w:val="24"/>
+          <w:szCs w:val="24"/>
+        </w:rPr>
+        <w:t>taps</w:t>
+      </w:r>
+      <w:r>
+        <w:rPr>
+          <w:rFonts w:ascii="TimesNewRoman" w:hAnsi="TimesNewRoman" w:cs="TimesNewRoman"/>
+          <w:color w:val="FF0000"/>
           <w:sz w:val="24"/>
           <w:szCs w:val="24"/>
         </w:rPr>
@@ -303,43 +309,11 @@
       <w:r>
         <w:rPr>
           <w:rFonts w:ascii="TimesNewRoman" w:hAnsi="TimesNewRoman" w:cs="TimesNewRoman"/>
-          <w:sz w:val="24"/>
-          <w:szCs w:val="24"/>
-        </w:rPr>
-        <w:t xml:space="preserve">per team), </w:t>
-      </w:r>
-      <w:r>
-        <w:rPr>
-          <w:rFonts w:ascii="TimesNewRoman" w:hAnsi="TimesNewRoman" w:cs="TimesNewRoman"/>
-          <w:sz w:val="24"/>
-          <w:szCs w:val="24"/>
-        </w:rPr>
-        <w:t>and turn in</w:t>
-      </w:r>
-      <w:r>
-        <w:rPr>
-          <w:rFonts w:ascii="TimesNewRoman" w:hAnsi="TimesNewRoman" w:cs="TimesNewRoman"/>
-          <w:sz w:val="24"/>
-          <w:szCs w:val="24"/>
-        </w:rPr>
-        <w:t xml:space="preserve"> your answers </w:t>
-      </w:r>
-      <w:r>
-        <w:rPr>
-          <w:rFonts w:ascii="TimesNewRoman" w:hAnsi="TimesNewRoman" w:cs="TimesNewRoman"/>
-          <w:sz w:val="24"/>
-          <w:szCs w:val="24"/>
-        </w:rPr>
-        <w:t xml:space="preserve">by </w:t>
-      </w:r>
-      <w:r>
-        <w:rPr>
-          <w:rFonts w:ascii="TimesNewRoman" w:hAnsi="TimesNewRoman" w:cs="TimesNewRoman"/>
           <w:color w:val="FF0000"/>
           <w:sz w:val="24"/>
           <w:szCs w:val="24"/>
         </w:rPr>
-        <w:t>taps</w:t>
+        <w:t xml:space="preserve">lesson </w:t>
       </w:r>
       <w:r>
         <w:rPr>
@@ -348,81 +322,79 @@
           <w:sz w:val="24"/>
           <w:szCs w:val="24"/>
         </w:rPr>
+        <w:t>M7</w:t>
+      </w:r>
+      <w:r>
+        <w:rPr>
+          <w:rFonts w:ascii="TimesNewRoman" w:hAnsi="TimesNewRoman" w:cs="TimesNewRoman"/>
+          <w:sz w:val="24"/>
+          <w:szCs w:val="24"/>
+        </w:rPr>
+        <w:t xml:space="preserve">. </w:t>
+      </w:r>
+      <w:r>
+        <w:rPr>
+          <w:rFonts w:ascii="TimesNewRoman" w:hAnsi="TimesNewRoman" w:cs="TimesNewRoman"/>
+          <w:sz w:val="24"/>
+          <w:szCs w:val="24"/>
+        </w:rPr>
+        <w:t>The</w:t>
+      </w:r>
+      <w:r>
+        <w:rPr>
+          <w:rFonts w:ascii="TimesNewRoman" w:hAnsi="TimesNewRoman" w:cs="TimesNewRoman"/>
+          <w:sz w:val="24"/>
+          <w:szCs w:val="24"/>
+        </w:rPr>
+        <w:t xml:space="preserve"> files</w:t>
+      </w:r>
+      <w:r>
+        <w:rPr>
+          <w:rFonts w:ascii="TimesNewRoman" w:hAnsi="TimesNewRoman" w:cs="TimesNewRoman"/>
+          <w:sz w:val="24"/>
+          <w:szCs w:val="24"/>
+        </w:rPr>
+        <w:t xml:space="preserve"> mentioned below</w:t>
+      </w:r>
+      <w:r>
+        <w:rPr>
+          <w:rFonts w:ascii="TimesNewRoman" w:hAnsi="TimesNewRoman" w:cs="TimesNewRoman"/>
+          <w:sz w:val="24"/>
+          <w:szCs w:val="24"/>
+        </w:rPr>
+        <w:t xml:space="preserve"> can be found </w:t>
+      </w:r>
+      <w:r>
+        <w:rPr>
+          <w:rFonts w:ascii="TimesNewRoman" w:hAnsi="TimesNewRoman" w:cs="TimesNewRoman"/>
+          <w:sz w:val="24"/>
+          <w:szCs w:val="24"/>
+        </w:rPr>
+        <w:t xml:space="preserve">on the 434 Teams channel, under </w:t>
+      </w:r>
+      <w:r>
+        <w:rPr>
+          <w:rFonts w:ascii="TimesNewRoman" w:hAnsi="TimesNewRoman" w:cs="TimesNewRoman"/>
+          <w:sz w:val="24"/>
+          <w:szCs w:val="24"/>
+        </w:rPr>
+        <w:t xml:space="preserve">L06 or on the class website </w:t>
+      </w:r>
+      <w:r>
+        <w:rPr>
+          <w:rFonts w:ascii="TimesNewRoman" w:hAnsi="TimesNewRoman" w:cs="TimesNewRoman"/>
+          <w:sz w:val="24"/>
+          <w:szCs w:val="24"/>
+        </w:rPr>
+        <w:sym w:font="Wingdings" w:char="F0E0"/>
+      </w:r>
+      <w:r>
+        <w:rPr>
+          <w:rFonts w:ascii="TimesNewRoman" w:hAnsi="TimesNewRoman" w:cs="TimesNewRoman"/>
+          <w:sz w:val="24"/>
+          <w:szCs w:val="24"/>
+        </w:rPr>
         <w:t xml:space="preserve"> </w:t>
-      </w:r>
-      <w:r>
-        <w:rPr>
-          <w:rFonts w:ascii="TimesNewRoman" w:hAnsi="TimesNewRoman" w:cs="TimesNewRoman"/>
-          <w:color w:val="FF0000"/>
-          <w:sz w:val="24"/>
-          <w:szCs w:val="24"/>
-        </w:rPr>
-        <w:t xml:space="preserve">lesson </w:t>
-      </w:r>
-      <w:r>
-        <w:rPr>
-          <w:rFonts w:ascii="TimesNewRoman" w:hAnsi="TimesNewRoman" w:cs="TimesNewRoman"/>
-          <w:color w:val="FF0000"/>
-          <w:sz w:val="24"/>
-          <w:szCs w:val="24"/>
-        </w:rPr>
-        <w:t>M7</w:t>
-      </w:r>
-      <w:r>
-        <w:rPr>
-          <w:rFonts w:ascii="TimesNewRoman" w:hAnsi="TimesNewRoman" w:cs="TimesNewRoman"/>
-          <w:sz w:val="24"/>
-          <w:szCs w:val="24"/>
-        </w:rPr>
-        <w:t xml:space="preserve">. </w:t>
-      </w:r>
-      <w:r>
-        <w:rPr>
-          <w:rFonts w:ascii="TimesNewRoman" w:hAnsi="TimesNewRoman" w:cs="TimesNewRoman"/>
-          <w:sz w:val="24"/>
-          <w:szCs w:val="24"/>
-        </w:rPr>
-        <w:t>The</w:t>
-      </w:r>
-      <w:r>
-        <w:rPr>
-          <w:rFonts w:ascii="TimesNewRoman" w:hAnsi="TimesNewRoman" w:cs="TimesNewRoman"/>
-          <w:sz w:val="24"/>
-          <w:szCs w:val="24"/>
-        </w:rPr>
-        <w:t xml:space="preserve"> files</w:t>
-      </w:r>
-      <w:r>
-        <w:rPr>
-          <w:rFonts w:ascii="TimesNewRoman" w:hAnsi="TimesNewRoman" w:cs="TimesNewRoman"/>
-          <w:sz w:val="24"/>
-          <w:szCs w:val="24"/>
-        </w:rPr>
-        <w:t xml:space="preserve"> mentioned below</w:t>
-      </w:r>
-      <w:r>
-        <w:rPr>
-          <w:rFonts w:ascii="TimesNewRoman" w:hAnsi="TimesNewRoman" w:cs="TimesNewRoman"/>
-          <w:sz w:val="24"/>
-          <w:szCs w:val="24"/>
-        </w:rPr>
-        <w:t xml:space="preserve"> can be found </w:t>
-      </w:r>
-      <w:r>
-        <w:rPr>
-          <w:rFonts w:ascii="TimesNewRoman" w:hAnsi="TimesNewRoman" w:cs="TimesNewRoman"/>
-          <w:sz w:val="24"/>
-          <w:szCs w:val="24"/>
-        </w:rPr>
-        <w:t>on the 434 Teams channel, under Files</w:t>
-      </w:r>
-      <w:r>
-        <w:rPr>
-          <w:rFonts w:ascii="TimesNewRoman" w:hAnsi="TimesNewRoman" w:cs="TimesNewRoman"/>
-          <w:sz w:val="24"/>
-          <w:szCs w:val="24"/>
-        </w:rPr>
-        <w:sym w:font="Wingdings" w:char="F0E0"/>
       </w:r>
       <w:r>
         <w:rPr>
@@ -774,19 +746,6 @@
         </w:rPr>
         <w:t>.</w:t>
       </w:r>
-    </w:p>
-    <w:p>
-      <w:pPr>
-        <w:autoSpaceDE w:val="0"/>
-        <w:autoSpaceDN w:val="0"/>
-        <w:adjustRightInd w:val="0"/>
-        <w:spacing w:after="0" w:line="240" w:lineRule="auto"/>
-        <w:rPr>
-          <w:rFonts w:ascii="Garamond" w:hAnsi="Garamond" w:cs="Garamond"/>
-          <w:sz w:val="24"/>
-          <w:szCs w:val="24"/>
-        </w:rPr>
-      </w:pPr>
     </w:p>
     <w:p>
       <w:pPr>
@@ -918,87 +877,15 @@
           <w:sz w:val="24"/>
           <w:szCs w:val="24"/>
         </w:rPr>
-        <w:t xml:space="preserve">If the board has not been </w:t>
-      </w:r>
-      <w:proofErr w:type="spellStart"/>
+        <w:t>If the board has not been reflashed, follow the instructions in “Reflashing Correctly.pdf</w:t>
+      </w:r>
       <w:r>
         <w:rPr>
           <w:rFonts w:ascii="Garamond" w:hAnsi="Garamond" w:cs="Garamond"/>
           <w:sz w:val="24"/>
           <w:szCs w:val="24"/>
         </w:rPr>
-        <w:t>reflashed</w:t>
-      </w:r>
-      <w:proofErr w:type="spellEnd"/>
-      <w:r>
-        <w:rPr>
-          <w:rFonts w:ascii="Garamond" w:hAnsi="Garamond" w:cs="Garamond"/>
-          <w:sz w:val="24"/>
-          <w:szCs w:val="24"/>
-        </w:rPr>
-        <w:t>, follow the instructions in “</w:t>
-      </w:r>
-      <w:proofErr w:type="spellStart"/>
-      <w:r>
-        <w:rPr>
-          <w:rFonts w:ascii="Garamond" w:hAnsi="Garamond" w:cs="Garamond"/>
-          <w:sz w:val="24"/>
-          <w:szCs w:val="24"/>
-        </w:rPr>
-        <w:t>Reflashing</w:t>
-      </w:r>
-      <w:proofErr w:type="spellEnd"/>
-      <w:r>
-        <w:rPr>
-          <w:rFonts w:ascii="Garamond" w:hAnsi="Garamond" w:cs="Garamond"/>
-          <w:sz w:val="24"/>
-          <w:szCs w:val="24"/>
-        </w:rPr>
-        <w:t xml:space="preserve"> Correctly.pdf</w:t>
-      </w:r>
-      <w:r>
-        <w:rPr>
-          <w:rFonts w:ascii="Garamond" w:hAnsi="Garamond" w:cs="Garamond"/>
-          <w:sz w:val="24"/>
-          <w:szCs w:val="24"/>
-        </w:rPr>
-        <w:t>” or copy “</w:t>
-      </w:r>
-      <w:proofErr w:type="spellStart"/>
-      <w:r>
-        <w:rPr>
-          <w:rFonts w:ascii="Garamond" w:hAnsi="Garamond" w:cs="Garamond"/>
-          <w:sz w:val="24"/>
-          <w:szCs w:val="24"/>
-        </w:rPr>
-        <w:t>Reflashing</w:t>
-      </w:r>
-      <w:proofErr w:type="spellEnd"/>
-      <w:r>
-        <w:rPr>
-          <w:rFonts w:ascii="Garamond" w:hAnsi="Garamond" w:cs="Garamond"/>
-          <w:sz w:val="24"/>
-          <w:szCs w:val="24"/>
-        </w:rPr>
-        <w:t xml:space="preserve"> LCDK for winDSK8.zip” and follow “</w:t>
-      </w:r>
-      <w:proofErr w:type="spellStart"/>
-      <w:r>
-        <w:rPr>
-          <w:rFonts w:ascii="Garamond" w:hAnsi="Garamond" w:cs="Garamond"/>
-          <w:sz w:val="24"/>
-          <w:szCs w:val="24"/>
-        </w:rPr>
-        <w:t>Reflashing</w:t>
-      </w:r>
-      <w:proofErr w:type="spellEnd"/>
-      <w:r>
-        <w:rPr>
-          <w:rFonts w:ascii="Garamond" w:hAnsi="Garamond" w:cs="Garamond"/>
-          <w:sz w:val="24"/>
-          <w:szCs w:val="24"/>
-        </w:rPr>
-        <w:t xml:space="preserve"> the LCDK for winDSK8.pdf”</w:t>
+        <w:t>” or copy “Reflashing LCDK for winDSK8.zip” and follow “Reflashing the LCDK for winDSK8.pdf”</w:t>
       </w:r>
     </w:p>
     <w:p>
@@ -1080,18 +967,8 @@
           <w:sz w:val="24"/>
           <w:szCs w:val="24"/>
         </w:rPr>
-        <w:t xml:space="preserve"> on the </w:t>
-      </w:r>
-      <w:proofErr w:type="gramStart"/>
-      <w:r>
-        <w:rPr>
-          <w:rFonts w:ascii="Garamond" w:hAnsi="Garamond" w:cs="Garamond"/>
-          <w:sz w:val="24"/>
-          <w:szCs w:val="24"/>
-        </w:rPr>
-        <w:t>K:drive</w:t>
-      </w:r>
-      <w:proofErr w:type="gramEnd"/>
+        <w:t xml:space="preserve"> on the K:drive</w:t>
+      </w:r>
     </w:p>
     <w:p>
       <w:pPr>
@@ -1335,43 +1212,7 @@
           <w:sz w:val="24"/>
           <w:szCs w:val="24"/>
         </w:rPr>
-        <w:t>COM Port</w:t>
-      </w:r>
-      <w:proofErr w:type="gramStart"/>
-      <w:r>
-        <w:rPr>
-          <w:rFonts w:ascii="Garamond" w:hAnsi="Garamond" w:cs="Garamond"/>
-          <w:sz w:val="24"/>
-          <w:szCs w:val="24"/>
-        </w:rPr>
-        <w:t>:  COM4</w:t>
-      </w:r>
-      <w:proofErr w:type="gramEnd"/>
-      <w:r>
-        <w:rPr>
-          <w:rFonts w:ascii="Garamond" w:hAnsi="Garamond" w:cs="Garamond"/>
-          <w:sz w:val="24"/>
-          <w:szCs w:val="24"/>
-        </w:rPr>
-        <w:t xml:space="preserve"> (or whatever com port it is </w:t>
-      </w:r>
-      <w:proofErr w:type="gramStart"/>
-      <w:r>
-        <w:rPr>
-          <w:rFonts w:ascii="Garamond" w:hAnsi="Garamond" w:cs="Garamond"/>
-          <w:sz w:val="24"/>
-          <w:szCs w:val="24"/>
-        </w:rPr>
-        <w:t>initialize</w:t>
-      </w:r>
-      <w:proofErr w:type="gramEnd"/>
-      <w:r>
-        <w:rPr>
-          <w:rFonts w:ascii="Garamond" w:hAnsi="Garamond" w:cs="Garamond"/>
-          <w:sz w:val="24"/>
-          <w:szCs w:val="24"/>
-        </w:rPr>
-        <w:t xml:space="preserve"> to in devices)</w:t>
+        <w:t>COM Port:  COM4 (or whatever com port it is initialize to in devices)</w:t>
       </w:r>
     </w:p>
     <w:p>
@@ -1715,18 +1556,8 @@
           <w:sz w:val="34"/>
           <w:szCs w:val="34"/>
         </w:rPr>
-        <w:t xml:space="preserve">. </w:t>
-      </w:r>
-      <w:proofErr w:type="spellStart"/>
-      <w:r>
-        <w:rPr>
-          <w:rFonts w:ascii="TimesNewRoman" w:hAnsi="TimesNewRoman" w:cs="TimesNewRoman"/>
-          <w:sz w:val="34"/>
-          <w:szCs w:val="34"/>
-        </w:rPr>
-        <w:t>TalkThru</w:t>
-      </w:r>
-      <w:proofErr w:type="spellEnd"/>
+        <w:t>. TalkThru</w:t>
+      </w:r>
     </w:p>
     <w:p>
       <w:pPr>
@@ -1771,18 +1602,8 @@
           <w:sz w:val="24"/>
           <w:szCs w:val="24"/>
         </w:rPr>
-        <w:t xml:space="preserve"> </w:t>
-      </w:r>
-      <w:proofErr w:type="spellStart"/>
-      <w:r>
-        <w:rPr>
-          <w:rFonts w:ascii="TimesNewRoman" w:hAnsi="TimesNewRoman" w:cs="TimesNewRoman"/>
-          <w:sz w:val="24"/>
-          <w:szCs w:val="24"/>
-        </w:rPr>
-        <w:t>ipod</w:t>
-      </w:r>
-      <w:proofErr w:type="spellEnd"/>
+        <w:t xml:space="preserve"> ipod</w:t>
+      </w:r>
       <w:r>
         <w:rPr>
           <w:rFonts w:ascii="TimesNewRoman" w:hAnsi="TimesNewRoman" w:cs="TimesNewRoman"/>
@@ -1831,23 +1652,13 @@
         </w:rPr>
         <w:t xml:space="preserve"> device into the board using the supplied cable </w:t>
       </w:r>
-      <w:proofErr w:type="gramStart"/>
-      <w:r>
-        <w:rPr>
-          <w:rFonts w:ascii="TimesNewRoman" w:hAnsi="TimesNewRoman" w:cs="TimesNewRoman"/>
-          <w:sz w:val="24"/>
-          <w:szCs w:val="24"/>
-        </w:rPr>
-        <w:t>On</w:t>
-      </w:r>
-      <w:proofErr w:type="gramEnd"/>
-      <w:r>
-        <w:rPr>
-          <w:rFonts w:ascii="TimesNewRoman" w:hAnsi="TimesNewRoman" w:cs="TimesNewRoman"/>
-          <w:sz w:val="24"/>
-          <w:szCs w:val="24"/>
-        </w:rPr>
-        <w:t xml:space="preserve"> the board, the two</w:t>
+      <w:r>
+        <w:rPr>
+          <w:rFonts w:ascii="TimesNewRoman" w:hAnsi="TimesNewRoman" w:cs="TimesNewRoman"/>
+          <w:sz w:val="24"/>
+          <w:szCs w:val="24"/>
+        </w:rPr>
+        <w:t>On the board, the two</w:t>
       </w:r>
       <w:r>
         <w:rPr>
@@ -2093,7 +1904,6 @@
         </w:rPr>
         <w:t xml:space="preserve">lick on </w:t>
       </w:r>
-      <w:proofErr w:type="spellStart"/>
       <w:r>
         <w:rPr>
           <w:rFonts w:ascii="TimesNewRoman,Bold" w:hAnsi="TimesNewRoman,Bold" w:cs="TimesNewRoman,Bold"/>
@@ -2104,7 +1914,6 @@
         </w:rPr>
         <w:t>TalkThru</w:t>
       </w:r>
-      <w:proofErr w:type="spellEnd"/>
       <w:r>
         <w:rPr>
           <w:rFonts w:ascii="TimesNewRoman" w:hAnsi="TimesNewRoman" w:cs="TimesNewRoman"/>
@@ -2507,7 +2316,6 @@
         </w:rPr>
         <w:t>Anti-Imaging Filter</w:t>
       </w:r>
-      <w:proofErr w:type="gramStart"/>
       <w:r>
         <w:rPr>
           <w:rFonts w:ascii="TimesNewRoman,Bold" w:hAnsi="TimesNewRoman,Bold" w:cs="TimesNewRoman,Bold"/>
@@ -2534,27 +2342,8 @@
           <w:sz w:val="24"/>
           <w:szCs w:val="24"/>
         </w:rPr>
-        <w:t>Reset</w:t>
-      </w:r>
-      <w:proofErr w:type="gramEnd"/>
-      <w:r>
-        <w:rPr>
-          <w:rFonts w:ascii="TimesNewRoman,Bold" w:hAnsi="TimesNewRoman,Bold" w:cs="TimesNewRoman,Bold"/>
-          <w:sz w:val="24"/>
-          <w:szCs w:val="24"/>
-        </w:rPr>
-        <w:t xml:space="preserve"> Fs to 8.0 </w:t>
-      </w:r>
-      <w:proofErr w:type="spellStart"/>
-      <w:r>
-        <w:rPr>
-          <w:rFonts w:ascii="TimesNewRoman,Bold" w:hAnsi="TimesNewRoman,Bold" w:cs="TimesNewRoman,Bold"/>
-          <w:sz w:val="24"/>
-          <w:szCs w:val="24"/>
-        </w:rPr>
-        <w:t>KHz</w:t>
-      </w:r>
-      <w:proofErr w:type="spellEnd"/>
+        <w:t>Reset Fs to 8.0 KHz</w:t>
+      </w:r>
       <w:r>
         <w:rPr>
           <w:rFonts w:ascii="TimesNewRoman,Bold" w:hAnsi="TimesNewRoman,Bold" w:cs="TimesNewRoman,Bold"/>
@@ -3354,18 +3143,8 @@
           <w:sz w:val="34"/>
           <w:szCs w:val="34"/>
         </w:rPr>
-        <w:t xml:space="preserve">. </w:t>
-      </w:r>
-      <w:proofErr w:type="spellStart"/>
-      <w:r>
-        <w:rPr>
-          <w:rFonts w:ascii="TimesNewRoman" w:hAnsi="TimesNewRoman" w:cs="TimesNewRoman"/>
-          <w:sz w:val="34"/>
-          <w:szCs w:val="34"/>
-        </w:rPr>
-        <w:t>O’Scope</w:t>
-      </w:r>
-      <w:proofErr w:type="spellEnd"/>
+        <w:t>. O’Scope</w:t>
+      </w:r>
       <w:r>
         <w:rPr>
           <w:rFonts w:ascii="TimesNewRoman" w:hAnsi="TimesNewRoman" w:cs="TimesNewRoman"/>
@@ -3398,25 +3177,7 @@
           <w:sz w:val="24"/>
           <w:szCs w:val="24"/>
         </w:rPr>
-        <w:t xml:space="preserve">Switch the audio cable from your </w:t>
-      </w:r>
-      <w:proofErr w:type="spellStart"/>
-      <w:r>
-        <w:rPr>
-          <w:rFonts w:ascii="SymbolMT" w:hAnsi="SymbolMT" w:cs="SymbolMT"/>
-          <w:sz w:val="24"/>
-          <w:szCs w:val="24"/>
-        </w:rPr>
-        <w:t>Ipod</w:t>
-      </w:r>
-      <w:proofErr w:type="spellEnd"/>
-      <w:r>
-        <w:rPr>
-          <w:rFonts w:ascii="SymbolMT" w:hAnsi="SymbolMT" w:cs="SymbolMT"/>
-          <w:sz w:val="24"/>
-          <w:szCs w:val="24"/>
-        </w:rPr>
-        <w:t xml:space="preserve"> audio-out to your laptop audio-out.</w:t>
+        <w:t>Switch the audio cable from your Ipod audio-out to your laptop audio-out.</w:t>
       </w:r>
     </w:p>
     <w:p>
@@ -3442,25 +3203,7 @@
           <w:sz w:val="24"/>
           <w:szCs w:val="24"/>
         </w:rPr>
-        <w:t xml:space="preserve">To test the </w:t>
-      </w:r>
-      <w:proofErr w:type="spellStart"/>
-      <w:r>
-        <w:rPr>
-          <w:rFonts w:ascii="TimesNewRoman" w:hAnsi="TimesNewRoman" w:cs="TimesNewRoman"/>
-          <w:sz w:val="24"/>
-          <w:szCs w:val="24"/>
-        </w:rPr>
-        <w:t>O’scope</w:t>
-      </w:r>
-      <w:proofErr w:type="spellEnd"/>
-      <w:r>
-        <w:rPr>
-          <w:rFonts w:ascii="TimesNewRoman" w:hAnsi="TimesNewRoman" w:cs="TimesNewRoman"/>
-          <w:sz w:val="24"/>
-          <w:szCs w:val="24"/>
-        </w:rPr>
-        <w:t xml:space="preserve"> function, you will create a sound using MATLAB. </w:t>
+        <w:t xml:space="preserve">To test the O’scope function, you will create a sound using MATLAB. </w:t>
       </w:r>
       <w:r>
         <w:rPr>
@@ -3478,50 +3221,313 @@
         </w:rPr>
         <w:t xml:space="preserve"> “</w:t>
       </w:r>
-      <w:proofErr w:type="spellStart"/>
-      <w:r>
-        <w:fldChar w:fldCharType="begin"/>
-      </w:r>
-      <w:r>
-        <w:instrText>HYPERLINK "file:///\\\\AFAEDUFILESHARE\\Cadet_Data\\DF\\DFEC\\ECE%20434\\DSP_HW_lab_part1\\gen_tones_long.m"</w:instrText>
-      </w:r>
-      <w:r>
-        <w:fldChar w:fldCharType="separate"/>
-      </w:r>
-      <w:r>
-        <w:rPr>
-          <w:rStyle w:val="Hyperlink"/>
-          <w:rFonts w:ascii="TimesNewRoman" w:hAnsi="TimesNewRoman" w:cs="TimesNewRoman"/>
-          <w:sz w:val="24"/>
-          <w:szCs w:val="24"/>
-        </w:rPr>
-        <w:t>gen_tones_long.m</w:t>
-      </w:r>
-      <w:proofErr w:type="spellEnd"/>
-      <w:r>
-        <w:fldChar w:fldCharType="end"/>
-      </w:r>
-      <w:r>
-        <w:rPr>
-          <w:rFonts w:ascii="TimesNewRoman" w:hAnsi="TimesNewRoman" w:cs="TimesNewRoman"/>
-          <w:sz w:val="24"/>
-          <w:szCs w:val="24"/>
-        </w:rPr>
-        <w:t xml:space="preserve">” file to the MATLAB work directory. Run </w:t>
-      </w:r>
-      <w:proofErr w:type="spellStart"/>
-      <w:r>
-        <w:rPr>
-          <w:rFonts w:ascii="TimesNewRoman" w:hAnsi="TimesNewRoman" w:cs="TimesNewRoman"/>
-          <w:sz w:val="24"/>
-          <w:szCs w:val="24"/>
-        </w:rPr>
-        <w:t>matlab</w:t>
-      </w:r>
-      <w:proofErr w:type="spellEnd"/>
-      <w:r>
-        <w:rPr>
-          <w:rFonts w:ascii="TimesNewRoman" w:hAnsi="TimesNewRoman" w:cs="TimesNewRoman"/>
+      <w:hyperlink r:id="rId10" w:history="1">
+        <w:r>
+          <w:rPr>
+            <w:rStyle w:val="Hyperlink"/>
+            <w:rFonts w:ascii="TimesNewRoman" w:hAnsi="TimesNewRoman" w:cs="TimesNewRoman"/>
+            <w:sz w:val="24"/>
+            <w:szCs w:val="24"/>
+          </w:rPr>
+          <w:t>gen_tones_long.m</w:t>
+        </w:r>
+      </w:hyperlink>
+      <w:r>
+        <w:rPr>
+          <w:rFonts w:ascii="TimesNewRoman" w:hAnsi="TimesNewRoman" w:cs="TimesNewRoman"/>
+          <w:sz w:val="24"/>
+          <w:szCs w:val="24"/>
+        </w:rPr>
+        <w:t>” file to the MATLAB work directory. Run matlab:</w:t>
+      </w:r>
+      <w:r>
+        <w:rPr>
+          <w:rFonts w:ascii="TimesNewRoman" w:hAnsi="TimesNewRoman" w:cs="TimesNewRoman"/>
+          <w:color w:val="FF0000"/>
+          <w:sz w:val="24"/>
+          <w:szCs w:val="24"/>
+        </w:rPr>
+        <w:t xml:space="preserve"> </w:t>
+      </w:r>
+    </w:p>
+    <w:p>
+      <w:pPr>
+        <w:autoSpaceDE w:val="0"/>
+        <w:autoSpaceDN w:val="0"/>
+        <w:adjustRightInd w:val="0"/>
+        <w:spacing w:after="0" w:line="240" w:lineRule="auto"/>
+        <w:ind w:left="720"/>
+        <w:rPr>
+          <w:rFonts w:ascii="TimesNewRoman" w:hAnsi="TimesNewRoman" w:cs="TimesNewRoman"/>
+          <w:color w:val="FF0000"/>
+          <w:sz w:val="24"/>
+          <w:szCs w:val="24"/>
+        </w:rPr>
+      </w:pPr>
+    </w:p>
+    <w:p>
+      <w:pPr>
+        <w:autoSpaceDE w:val="0"/>
+        <w:autoSpaceDN w:val="0"/>
+        <w:adjustRightInd w:val="0"/>
+        <w:spacing w:after="0" w:line="240" w:lineRule="auto"/>
+        <w:ind w:left="720"/>
+        <w:rPr>
+          <w:rFonts w:ascii="TimesNewRoman" w:hAnsi="TimesNewRoman" w:cs="TimesNewRoman"/>
+          <w:sz w:val="24"/>
+          <w:szCs w:val="24"/>
+        </w:rPr>
+      </w:pPr>
+      <w:r>
+        <w:rPr>
+          <w:rFonts w:ascii="TimesNewRoman" w:hAnsi="TimesNewRoman" w:cs="TimesNewRoman"/>
+          <w:sz w:val="24"/>
+          <w:szCs w:val="24"/>
+        </w:rPr>
+        <w:t>&gt;&gt; x = gen_tones_long(N); % where N is the number of samples</w:t>
+      </w:r>
+    </w:p>
+    <w:p>
+      <w:pPr>
+        <w:autoSpaceDE w:val="0"/>
+        <w:autoSpaceDN w:val="0"/>
+        <w:adjustRightInd w:val="0"/>
+        <w:spacing w:after="0" w:line="240" w:lineRule="auto"/>
+        <w:ind w:left="720"/>
+        <w:rPr>
+          <w:rFonts w:ascii="TimesNewRoman" w:hAnsi="TimesNewRoman" w:cs="TimesNewRoman"/>
+          <w:sz w:val="24"/>
+          <w:szCs w:val="24"/>
+        </w:rPr>
+      </w:pPr>
+      <w:r>
+        <w:rPr>
+          <w:rFonts w:ascii="TimesNewRoman" w:hAnsi="TimesNewRoman" w:cs="TimesNewRoman"/>
+          <w:sz w:val="24"/>
+          <w:szCs w:val="24"/>
+        </w:rPr>
+        <w:t>% let N=</w:t>
+      </w:r>
+      <w:r>
+        <w:rPr>
+          <w:rFonts w:ascii="TimesNewRoman" w:hAnsi="TimesNewRoman" w:cs="TimesNewRoman"/>
+          <w:sz w:val="24"/>
+          <w:szCs w:val="24"/>
+        </w:rPr>
+        <w:t>10</w:t>
+      </w:r>
+      <w:r>
+        <w:rPr>
+          <w:rFonts w:ascii="TimesNewRoman" w:hAnsi="TimesNewRoman" w:cs="TimesNewRoman"/>
+          <w:sz w:val="24"/>
+          <w:szCs w:val="24"/>
+        </w:rPr>
+        <w:t>*</w:t>
+      </w:r>
+      <w:r>
+        <w:rPr>
+          <w:rFonts w:ascii="TimesNewRoman" w:hAnsi="TimesNewRoman" w:cs="TimesNewRoman"/>
+          <w:sz w:val="24"/>
+          <w:szCs w:val="24"/>
+        </w:rPr>
+        <w:t>48</w:t>
+      </w:r>
+      <w:r>
+        <w:rPr>
+          <w:rFonts w:ascii="TimesNewRoman" w:hAnsi="TimesNewRoman" w:cs="TimesNewRoman"/>
+          <w:sz w:val="24"/>
+          <w:szCs w:val="24"/>
+        </w:rPr>
+        <w:t xml:space="preserve">000 for </w:t>
+      </w:r>
+      <w:r>
+        <w:rPr>
+          <w:rFonts w:ascii="TimesNewRoman" w:hAnsi="TimesNewRoman" w:cs="TimesNewRoman"/>
+          <w:sz w:val="24"/>
+          <w:szCs w:val="24"/>
+        </w:rPr>
+        <w:t>10</w:t>
+      </w:r>
+      <w:r>
+        <w:rPr>
+          <w:rFonts w:ascii="TimesNewRoman" w:hAnsi="TimesNewRoman" w:cs="TimesNewRoman"/>
+          <w:sz w:val="24"/>
+          <w:szCs w:val="24"/>
+        </w:rPr>
+        <w:t xml:space="preserve"> second</w:t>
+      </w:r>
+      <w:r>
+        <w:rPr>
+          <w:rFonts w:ascii="TimesNewRoman" w:hAnsi="TimesNewRoman" w:cs="TimesNewRoman"/>
+          <w:sz w:val="24"/>
+          <w:szCs w:val="24"/>
+        </w:rPr>
+        <w:t>s</w:t>
+      </w:r>
+      <w:r>
+        <w:rPr>
+          <w:rFonts w:ascii="TimesNewRoman" w:hAnsi="TimesNewRoman" w:cs="TimesNewRoman"/>
+          <w:sz w:val="24"/>
+          <w:szCs w:val="24"/>
+        </w:rPr>
+        <w:t xml:space="preserve"> of sound</w:t>
+      </w:r>
+    </w:p>
+    <w:p>
+      <w:pPr>
+        <w:autoSpaceDE w:val="0"/>
+        <w:autoSpaceDN w:val="0"/>
+        <w:adjustRightInd w:val="0"/>
+        <w:spacing w:after="0" w:line="240" w:lineRule="auto"/>
+        <w:ind w:left="720"/>
+        <w:rPr>
+          <w:rFonts w:ascii="TimesNewRoman" w:hAnsi="TimesNewRoman" w:cs="TimesNewRoman"/>
+          <w:sz w:val="24"/>
+          <w:szCs w:val="24"/>
+        </w:rPr>
+      </w:pPr>
+      <w:r>
+        <w:rPr>
+          <w:rFonts w:ascii="TimesNewRoman" w:hAnsi="TimesNewRoman" w:cs="TimesNewRoman"/>
+          <w:sz w:val="24"/>
+          <w:szCs w:val="24"/>
+        </w:rPr>
+        <w:t>% To play the sound to the DSK board (assuming the cable is hooked up)</w:t>
+      </w:r>
+    </w:p>
+    <w:p>
+      <w:pPr>
+        <w:autoSpaceDE w:val="0"/>
+        <w:autoSpaceDN w:val="0"/>
+        <w:adjustRightInd w:val="0"/>
+        <w:spacing w:after="0" w:line="240" w:lineRule="auto"/>
+        <w:ind w:left="720"/>
+        <w:rPr>
+          <w:rFonts w:ascii="TimesNewRoman" w:hAnsi="TimesNewRoman" w:cs="TimesNewRoman"/>
+          <w:sz w:val="24"/>
+          <w:szCs w:val="24"/>
+        </w:rPr>
+      </w:pPr>
+      <w:r>
+        <w:rPr>
+          <w:rFonts w:ascii="TimesNewRoman" w:hAnsi="TimesNewRoman" w:cs="TimesNewRoman"/>
+          <w:sz w:val="24"/>
+          <w:szCs w:val="24"/>
+        </w:rPr>
+        <w:t>&gt;&gt; soundsc(x, 48000);</w:t>
+      </w:r>
+    </w:p>
+    <w:p>
+      <w:pPr>
+        <w:autoSpaceDE w:val="0"/>
+        <w:autoSpaceDN w:val="0"/>
+        <w:adjustRightInd w:val="0"/>
+        <w:spacing w:after="0" w:line="240" w:lineRule="auto"/>
+        <w:rPr>
+          <w:rFonts w:ascii="TimesNewRoman" w:hAnsi="TimesNewRoman" w:cs="TimesNewRoman"/>
+          <w:sz w:val="24"/>
+          <w:szCs w:val="24"/>
+        </w:rPr>
+      </w:pPr>
+    </w:p>
+    <w:p>
+      <w:pPr>
+        <w:autoSpaceDE w:val="0"/>
+        <w:autoSpaceDN w:val="0"/>
+        <w:adjustRightInd w:val="0"/>
+        <w:spacing w:after="0" w:line="240" w:lineRule="auto"/>
+        <w:ind w:left="720" w:firstLine="720"/>
+        <w:rPr>
+          <w:rFonts w:ascii="TimesNewRoman" w:hAnsi="TimesNewRoman" w:cs="TimesNewRoman"/>
+          <w:sz w:val="24"/>
+          <w:szCs w:val="24"/>
+        </w:rPr>
+      </w:pPr>
+      <w:r>
+        <w:rPr>
+          <w:rFonts w:ascii="CourierNewPSMT" w:hAnsi="CourierNewPSMT" w:cs="CourierNewPSMT"/>
+          <w:sz w:val="24"/>
+          <w:szCs w:val="24"/>
+        </w:rPr>
+        <w:t xml:space="preserve">o </w:t>
+      </w:r>
+      <w:r>
+        <w:rPr>
+          <w:rFonts w:ascii="TimesNewRoman" w:hAnsi="TimesNewRoman" w:cs="TimesNewRoman"/>
+          <w:sz w:val="24"/>
+          <w:szCs w:val="24"/>
+        </w:rPr>
+        <w:t>Click on</w:t>
+      </w:r>
+      <w:r>
+        <w:rPr>
+          <w:rFonts w:ascii="TimesNewRoman" w:hAnsi="TimesNewRoman" w:cs="TimesNewRoman"/>
+          <w:sz w:val="24"/>
+          <w:szCs w:val="24"/>
+        </w:rPr>
+        <w:t xml:space="preserve"> Function-&gt;</w:t>
+      </w:r>
+      <w:r>
+        <w:rPr>
+          <w:rFonts w:ascii="TimesNewRoman" w:hAnsi="TimesNewRoman" w:cs="TimesNewRoman"/>
+          <w:sz w:val="24"/>
+          <w:szCs w:val="24"/>
+        </w:rPr>
+        <w:t xml:space="preserve"> </w:t>
+      </w:r>
+      <w:r>
+        <w:rPr>
+          <w:rFonts w:ascii="TimesNewRoman,Bold" w:hAnsi="TimesNewRoman,Bold" w:cs="TimesNewRoman,Bold"/>
+          <w:b/>
+          <w:bCs/>
+          <w:sz w:val="24"/>
+          <w:szCs w:val="24"/>
+        </w:rPr>
+        <w:t>Oscope/Analyzer</w:t>
+      </w:r>
+      <w:r>
+        <w:rPr>
+          <w:rFonts w:ascii="TimesNewRoman" w:hAnsi="TimesNewRoman" w:cs="TimesNewRoman"/>
+          <w:sz w:val="24"/>
+          <w:szCs w:val="24"/>
+        </w:rPr>
+        <w:t xml:space="preserve">. Play the sound. </w:t>
+      </w:r>
+    </w:p>
+    <w:p>
+      <w:pPr>
+        <w:autoSpaceDE w:val="0"/>
+        <w:autoSpaceDN w:val="0"/>
+        <w:adjustRightInd w:val="0"/>
+        <w:spacing w:after="0" w:line="240" w:lineRule="auto"/>
+        <w:ind w:left="1440" w:firstLine="720"/>
+        <w:rPr>
+          <w:rFonts w:ascii="TimesNewRoman" w:hAnsi="TimesNewRoman" w:cs="TimesNewRoman"/>
+          <w:sz w:val="24"/>
+          <w:szCs w:val="24"/>
+        </w:rPr>
+      </w:pPr>
+      <w:r>
+        <w:rPr>
+          <w:rFonts w:ascii="Arial" w:hAnsi="Arial" w:cs="Arial"/>
+          <w:sz w:val="24"/>
+          <w:szCs w:val="24"/>
+        </w:rPr>
+        <w:t>􀂃</w:t>
+      </w:r>
+      <w:r>
+        <w:rPr>
+          <w:rFonts w:ascii="CourierNewPSMT" w:hAnsi="CourierNewPSMT" w:cs="CourierNewPSMT"/>
+          <w:b/>
+          <w:sz w:val="24"/>
+          <w:szCs w:val="24"/>
+        </w:rPr>
+        <w:t>Question 6</w:t>
+      </w:r>
+      <w:r>
+        <w:rPr>
+          <w:rFonts w:ascii="CourierNewPSMT" w:hAnsi="CourierNewPSMT" w:cs="CourierNewPSMT"/>
+          <w:b/>
           <w:sz w:val="24"/>
           <w:szCs w:val="24"/>
         </w:rPr>
@@ -3529,13 +3535,1130 @@
       </w:r>
       <w:r>
         <w:rPr>
-          <w:rFonts w:ascii="TimesNewRoman" w:hAnsi="TimesNewRoman" w:cs="TimesNewRoman"/>
-          <w:color w:val="FF0000"/>
+          <w:rFonts w:ascii="CourierNewPSMT" w:hAnsi="CourierNewPSMT" w:cs="CourierNewPSMT"/>
           <w:sz w:val="24"/>
           <w:szCs w:val="24"/>
         </w:rPr>
         <w:t xml:space="preserve"> </w:t>
       </w:r>
+      <w:r>
+        <w:rPr>
+          <w:rFonts w:ascii="TimesNewRoman" w:hAnsi="TimesNewRoman" w:cs="TimesNewRoman"/>
+          <w:sz w:val="24"/>
+          <w:szCs w:val="24"/>
+        </w:rPr>
+        <w:t>Explain</w:t>
+      </w:r>
+      <w:r>
+        <w:rPr>
+          <w:rFonts w:ascii="TimesNewRoman" w:hAnsi="TimesNewRoman" w:cs="TimesNewRoman"/>
+          <w:sz w:val="24"/>
+          <w:szCs w:val="24"/>
+        </w:rPr>
+        <w:t xml:space="preserve"> and draw</w:t>
+      </w:r>
+      <w:r>
+        <w:rPr>
+          <w:rFonts w:ascii="TimesNewRoman" w:hAnsi="TimesNewRoman" w:cs="TimesNewRoman"/>
+          <w:sz w:val="24"/>
+          <w:szCs w:val="24"/>
+        </w:rPr>
+        <w:t xml:space="preserve"> what you see</w:t>
+      </w:r>
+      <w:r>
+        <w:rPr>
+          <w:rFonts w:ascii="TimesNewRoman" w:hAnsi="TimesNewRoman" w:cs="TimesNewRoman"/>
+          <w:sz w:val="24"/>
+          <w:szCs w:val="24"/>
+        </w:rPr>
+        <w:t>.</w:t>
+      </w:r>
+      <w:r>
+        <w:rPr>
+          <w:rFonts w:ascii="TimesNewRoman" w:hAnsi="TimesNewRoman" w:cs="TimesNewRoman"/>
+          <w:sz w:val="24"/>
+          <w:szCs w:val="24"/>
+        </w:rPr>
+        <w:t xml:space="preserve"> </w:t>
+      </w:r>
+      <w:r>
+        <w:rPr>
+          <w:rFonts w:ascii="TimesNewRoman" w:hAnsi="TimesNewRoman" w:cs="TimesNewRoman"/>
+          <w:sz w:val="24"/>
+          <w:szCs w:val="24"/>
+        </w:rPr>
+        <w:t>What does this display plot?</w:t>
+      </w:r>
+    </w:p>
+    <w:p>
+      <w:pPr>
+        <w:autoSpaceDE w:val="0"/>
+        <w:autoSpaceDN w:val="0"/>
+        <w:adjustRightInd w:val="0"/>
+        <w:spacing w:after="0" w:line="240" w:lineRule="auto"/>
+        <w:ind w:left="1440" w:firstLine="720"/>
+        <w:rPr>
+          <w:rFonts w:ascii="TimesNewRoman" w:hAnsi="TimesNewRoman" w:cs="TimesNewRoman"/>
+          <w:sz w:val="24"/>
+          <w:szCs w:val="24"/>
+        </w:rPr>
+      </w:pPr>
+    </w:p>
+    <w:p>
+      <w:pPr>
+        <w:autoSpaceDE w:val="0"/>
+        <w:autoSpaceDN w:val="0"/>
+        <w:adjustRightInd w:val="0"/>
+        <w:spacing w:after="0" w:line="240" w:lineRule="auto"/>
+        <w:ind w:left="1440" w:firstLine="720"/>
+        <w:rPr>
+          <w:rFonts w:ascii="TimesNewRoman" w:hAnsi="TimesNewRoman" w:cs="TimesNewRoman"/>
+          <w:sz w:val="24"/>
+          <w:szCs w:val="24"/>
+        </w:rPr>
+      </w:pPr>
+    </w:p>
+    <w:p>
+      <w:pPr>
+        <w:autoSpaceDE w:val="0"/>
+        <w:autoSpaceDN w:val="0"/>
+        <w:adjustRightInd w:val="0"/>
+        <w:spacing w:after="0" w:line="240" w:lineRule="auto"/>
+        <w:ind w:left="1440" w:firstLine="720"/>
+        <w:rPr>
+          <w:rFonts w:ascii="TimesNewRoman" w:hAnsi="TimesNewRoman" w:cs="TimesNewRoman"/>
+          <w:sz w:val="24"/>
+          <w:szCs w:val="24"/>
+        </w:rPr>
+      </w:pPr>
+    </w:p>
+    <w:p>
+      <w:pPr>
+        <w:autoSpaceDE w:val="0"/>
+        <w:autoSpaceDN w:val="0"/>
+        <w:adjustRightInd w:val="0"/>
+        <w:spacing w:after="0" w:line="240" w:lineRule="auto"/>
+        <w:ind w:left="1440" w:firstLine="720"/>
+        <w:rPr>
+          <w:rFonts w:ascii="TimesNewRoman" w:hAnsi="TimesNewRoman" w:cs="TimesNewRoman"/>
+          <w:sz w:val="24"/>
+          <w:szCs w:val="24"/>
+        </w:rPr>
+      </w:pPr>
+    </w:p>
+    <w:p>
+      <w:pPr>
+        <w:autoSpaceDE w:val="0"/>
+        <w:autoSpaceDN w:val="0"/>
+        <w:adjustRightInd w:val="0"/>
+        <w:spacing w:after="0" w:line="240" w:lineRule="auto"/>
+        <w:ind w:left="1440" w:firstLine="720"/>
+        <w:rPr>
+          <w:rFonts w:ascii="TimesNewRoman" w:hAnsi="TimesNewRoman" w:cs="TimesNewRoman"/>
+          <w:sz w:val="24"/>
+          <w:szCs w:val="24"/>
+        </w:rPr>
+      </w:pPr>
+    </w:p>
+    <w:p>
+      <w:pPr>
+        <w:autoSpaceDE w:val="0"/>
+        <w:autoSpaceDN w:val="0"/>
+        <w:adjustRightInd w:val="0"/>
+        <w:spacing w:after="0" w:line="240" w:lineRule="auto"/>
+        <w:ind w:left="1440" w:firstLine="720"/>
+        <w:rPr>
+          <w:rFonts w:ascii="TimesNewRoman" w:hAnsi="TimesNewRoman" w:cs="TimesNewRoman"/>
+          <w:sz w:val="24"/>
+          <w:szCs w:val="24"/>
+        </w:rPr>
+      </w:pPr>
+    </w:p>
+    <w:p>
+      <w:pPr>
+        <w:autoSpaceDE w:val="0"/>
+        <w:autoSpaceDN w:val="0"/>
+        <w:adjustRightInd w:val="0"/>
+        <w:spacing w:after="0" w:line="240" w:lineRule="auto"/>
+        <w:ind w:left="1440" w:firstLine="720"/>
+        <w:rPr>
+          <w:rFonts w:ascii="TimesNewRoman" w:hAnsi="TimesNewRoman" w:cs="TimesNewRoman"/>
+          <w:sz w:val="24"/>
+          <w:szCs w:val="24"/>
+        </w:rPr>
+      </w:pPr>
+    </w:p>
+    <w:p>
+      <w:pPr>
+        <w:autoSpaceDE w:val="0"/>
+        <w:autoSpaceDN w:val="0"/>
+        <w:adjustRightInd w:val="0"/>
+        <w:spacing w:after="0" w:line="240" w:lineRule="auto"/>
+        <w:ind w:left="1440" w:firstLine="720"/>
+        <w:rPr>
+          <w:rFonts w:ascii="TimesNewRoman" w:hAnsi="TimesNewRoman" w:cs="TimesNewRoman"/>
+          <w:sz w:val="24"/>
+          <w:szCs w:val="24"/>
+        </w:rPr>
+      </w:pPr>
+    </w:p>
+    <w:p>
+      <w:pPr>
+        <w:autoSpaceDE w:val="0"/>
+        <w:autoSpaceDN w:val="0"/>
+        <w:adjustRightInd w:val="0"/>
+        <w:spacing w:after="0" w:line="240" w:lineRule="auto"/>
+        <w:ind w:left="1440" w:firstLine="720"/>
+        <w:rPr>
+          <w:rFonts w:ascii="TimesNewRoman" w:hAnsi="TimesNewRoman" w:cs="TimesNewRoman"/>
+          <w:sz w:val="24"/>
+          <w:szCs w:val="24"/>
+        </w:rPr>
+      </w:pPr>
+    </w:p>
+    <w:p>
+      <w:pPr>
+        <w:autoSpaceDE w:val="0"/>
+        <w:autoSpaceDN w:val="0"/>
+        <w:adjustRightInd w:val="0"/>
+        <w:spacing w:after="0" w:line="240" w:lineRule="auto"/>
+        <w:ind w:left="1440" w:firstLine="720"/>
+        <w:rPr>
+          <w:rFonts w:ascii="TimesNewRoman" w:hAnsi="TimesNewRoman" w:cs="TimesNewRoman"/>
+          <w:sz w:val="24"/>
+          <w:szCs w:val="24"/>
+        </w:rPr>
+      </w:pPr>
+    </w:p>
+    <w:p>
+      <w:pPr>
+        <w:autoSpaceDE w:val="0"/>
+        <w:autoSpaceDN w:val="0"/>
+        <w:adjustRightInd w:val="0"/>
+        <w:spacing w:after="0" w:line="240" w:lineRule="auto"/>
+        <w:ind w:left="1440" w:firstLine="720"/>
+        <w:rPr>
+          <w:rFonts w:ascii="TimesNewRoman" w:hAnsi="TimesNewRoman" w:cs="TimesNewRoman"/>
+          <w:sz w:val="24"/>
+          <w:szCs w:val="24"/>
+        </w:rPr>
+      </w:pPr>
+    </w:p>
+    <w:p>
+      <w:pPr>
+        <w:autoSpaceDE w:val="0"/>
+        <w:autoSpaceDN w:val="0"/>
+        <w:adjustRightInd w:val="0"/>
+        <w:spacing w:after="0" w:line="240" w:lineRule="auto"/>
+        <w:ind w:left="1440" w:firstLine="720"/>
+        <w:rPr>
+          <w:rFonts w:ascii="TimesNewRoman" w:hAnsi="TimesNewRoman" w:cs="TimesNewRoman"/>
+          <w:sz w:val="24"/>
+          <w:szCs w:val="24"/>
+        </w:rPr>
+      </w:pPr>
+    </w:p>
+    <w:p>
+      <w:pPr>
+        <w:autoSpaceDE w:val="0"/>
+        <w:autoSpaceDN w:val="0"/>
+        <w:adjustRightInd w:val="0"/>
+        <w:spacing w:after="0" w:line="240" w:lineRule="auto"/>
+        <w:ind w:left="720" w:firstLine="720"/>
+        <w:rPr>
+          <w:rFonts w:ascii="CourierNewPSMT" w:hAnsi="CourierNewPSMT" w:cs="CourierNewPSMT"/>
+          <w:sz w:val="24"/>
+          <w:szCs w:val="24"/>
+        </w:rPr>
+      </w:pPr>
+      <w:r>
+        <w:rPr>
+          <w:rFonts w:ascii="CourierNewPSMT" w:hAnsi="CourierNewPSMT" w:cs="CourierNewPSMT"/>
+          <w:sz w:val="24"/>
+          <w:szCs w:val="24"/>
+        </w:rPr>
+        <w:t xml:space="preserve">o </w:t>
+      </w:r>
+      <w:r>
+        <w:rPr>
+          <w:rFonts w:ascii="CourierNewPSMT" w:hAnsi="CourierNewPSMT" w:cs="CourierNewPSMT"/>
+          <w:sz w:val="24"/>
+          <w:szCs w:val="24"/>
+        </w:rPr>
+        <w:t>Click on Codec Settings to change the Fs to 8 KHz.</w:t>
+      </w:r>
+    </w:p>
+    <w:p>
+      <w:pPr>
+        <w:autoSpaceDE w:val="0"/>
+        <w:autoSpaceDN w:val="0"/>
+        <w:adjustRightInd w:val="0"/>
+        <w:spacing w:after="0" w:line="240" w:lineRule="auto"/>
+        <w:ind w:left="1440"/>
+        <w:rPr>
+          <w:rFonts w:ascii="TimesNewRoman" w:hAnsi="TimesNewRoman" w:cs="TimesNewRoman"/>
+          <w:sz w:val="24"/>
+          <w:szCs w:val="24"/>
+        </w:rPr>
+      </w:pPr>
+      <w:r>
+        <w:rPr>
+          <w:rFonts w:ascii="TimesNewRoman" w:hAnsi="TimesNewRoman" w:cs="TimesNewRoman"/>
+          <w:sz w:val="24"/>
+          <w:szCs w:val="24"/>
+        </w:rPr>
+        <w:t xml:space="preserve">Click on </w:t>
+      </w:r>
+      <w:r>
+        <w:rPr>
+          <w:rFonts w:ascii="TimesNewRoman" w:hAnsi="TimesNewRoman" w:cs="TimesNewRoman"/>
+          <w:sz w:val="24"/>
+          <w:szCs w:val="24"/>
+        </w:rPr>
+        <w:t>Function-&gt;</w:t>
+      </w:r>
+      <w:r>
+        <w:rPr>
+          <w:rFonts w:ascii="TimesNewRoman,Bold" w:hAnsi="TimesNewRoman,Bold" w:cs="TimesNewRoman,Bold"/>
+          <w:b/>
+          <w:bCs/>
+          <w:sz w:val="24"/>
+          <w:szCs w:val="24"/>
+        </w:rPr>
+        <w:t xml:space="preserve">Spectrum Analyzer </w:t>
+      </w:r>
+      <w:r>
+        <w:rPr>
+          <w:rFonts w:ascii="TimesNewRoman" w:hAnsi="TimesNewRoman" w:cs="TimesNewRoman"/>
+          <w:sz w:val="24"/>
+          <w:szCs w:val="24"/>
+        </w:rPr>
+        <w:t xml:space="preserve">and </w:t>
+      </w:r>
+      <w:r>
+        <w:rPr>
+          <w:rFonts w:ascii="TimesNewRoman" w:hAnsi="TimesNewRoman" w:cs="TimesNewRoman"/>
+          <w:sz w:val="24"/>
+          <w:szCs w:val="24"/>
+        </w:rPr>
+        <w:t>Display-&gt;</w:t>
+      </w:r>
+      <w:r>
+        <w:rPr>
+          <w:rFonts w:ascii="TimesNewRoman,Bold" w:hAnsi="TimesNewRoman,Bold" w:cs="TimesNewRoman,Bold"/>
+          <w:b/>
+          <w:bCs/>
+          <w:sz w:val="24"/>
+          <w:szCs w:val="24"/>
+        </w:rPr>
+        <w:t>Log</w:t>
+      </w:r>
+      <w:r>
+        <w:rPr>
+          <w:rFonts w:ascii="TimesNewRoman,Bold" w:hAnsi="TimesNewRoman,Bold" w:cs="TimesNewRoman,Bold"/>
+          <w:b/>
+          <w:bCs/>
+          <w:sz w:val="24"/>
+          <w:szCs w:val="24"/>
+        </w:rPr>
+        <w:t>arithmic</w:t>
+      </w:r>
+      <w:r>
+        <w:rPr>
+          <w:rFonts w:ascii="TimesNewRoman,Bold" w:hAnsi="TimesNewRoman,Bold" w:cs="TimesNewRoman,Bold"/>
+          <w:b/>
+          <w:bCs/>
+          <w:sz w:val="24"/>
+          <w:szCs w:val="24"/>
+        </w:rPr>
+        <w:t xml:space="preserve"> </w:t>
+      </w:r>
+      <w:r>
+        <w:rPr>
+          <w:rFonts w:ascii="TimesNewRoman" w:hAnsi="TimesNewRoman" w:cs="TimesNewRoman"/>
+          <w:sz w:val="24"/>
+          <w:szCs w:val="24"/>
+        </w:rPr>
+        <w:t>and play the sound</w:t>
+      </w:r>
+    </w:p>
+    <w:p>
+      <w:pPr>
+        <w:autoSpaceDE w:val="0"/>
+        <w:autoSpaceDN w:val="0"/>
+        <w:adjustRightInd w:val="0"/>
+        <w:spacing w:after="0" w:line="240" w:lineRule="auto"/>
+        <w:ind w:left="1440" w:firstLine="720"/>
+        <w:rPr>
+          <w:rFonts w:ascii="TimesNewRoman" w:hAnsi="TimesNewRoman" w:cs="TimesNewRoman"/>
+          <w:sz w:val="24"/>
+          <w:szCs w:val="24"/>
+        </w:rPr>
+      </w:pPr>
+      <w:r>
+        <w:rPr>
+          <w:rFonts w:ascii="Arial" w:hAnsi="Arial" w:cs="Arial"/>
+          <w:sz w:val="24"/>
+          <w:szCs w:val="24"/>
+        </w:rPr>
+        <w:t>􀂃</w:t>
+      </w:r>
+      <w:r>
+        <w:rPr>
+          <w:rFonts w:ascii="CourierNewPSMT" w:hAnsi="CourierNewPSMT" w:cs="CourierNewPSMT"/>
+          <w:b/>
+          <w:sz w:val="24"/>
+          <w:szCs w:val="24"/>
+        </w:rPr>
+        <w:t>Question 7</w:t>
+      </w:r>
+      <w:r>
+        <w:rPr>
+          <w:rFonts w:ascii="CourierNewPSMT" w:hAnsi="CourierNewPSMT" w:cs="CourierNewPSMT"/>
+          <w:b/>
+          <w:sz w:val="24"/>
+          <w:szCs w:val="24"/>
+        </w:rPr>
+        <w:t>:</w:t>
+      </w:r>
+      <w:r>
+        <w:rPr>
+          <w:rFonts w:ascii="CourierNewPSMT" w:hAnsi="CourierNewPSMT" w:cs="CourierNewPSMT"/>
+          <w:sz w:val="24"/>
+          <w:szCs w:val="24"/>
+        </w:rPr>
+        <w:t xml:space="preserve"> </w:t>
+      </w:r>
+      <w:r>
+        <w:rPr>
+          <w:rFonts w:ascii="TimesNewRoman" w:hAnsi="TimesNewRoman" w:cs="TimesNewRoman"/>
+          <w:sz w:val="24"/>
+          <w:szCs w:val="24"/>
+        </w:rPr>
+        <w:t xml:space="preserve">Explain </w:t>
+      </w:r>
+      <w:r>
+        <w:rPr>
+          <w:rFonts w:ascii="TimesNewRoman" w:hAnsi="TimesNewRoman" w:cs="TimesNewRoman"/>
+          <w:sz w:val="24"/>
+          <w:szCs w:val="24"/>
+        </w:rPr>
+        <w:t>and draw what you see. W</w:t>
+      </w:r>
+      <w:r>
+        <w:rPr>
+          <w:rFonts w:ascii="TimesNewRoman" w:hAnsi="TimesNewRoman" w:cs="TimesNewRoman"/>
+          <w:sz w:val="24"/>
+          <w:szCs w:val="24"/>
+        </w:rPr>
+        <w:t xml:space="preserve">hat </w:t>
+      </w:r>
+      <w:r>
+        <w:rPr>
+          <w:rFonts w:ascii="TimesNewRoman" w:hAnsi="TimesNewRoman" w:cs="TimesNewRoman"/>
+          <w:sz w:val="24"/>
+          <w:szCs w:val="24"/>
+        </w:rPr>
+        <w:t>does this display plot?</w:t>
+      </w:r>
+      <w:r>
+        <w:rPr>
+          <w:rFonts w:ascii="TimesNewRoman" w:hAnsi="TimesNewRoman" w:cs="TimesNewRoman"/>
+          <w:sz w:val="24"/>
+          <w:szCs w:val="24"/>
+        </w:rPr>
+        <w:t xml:space="preserve"> How is it probably implemented?</w:t>
+      </w:r>
+    </w:p>
+    <w:p>
+      <w:pPr>
+        <w:autoSpaceDE w:val="0"/>
+        <w:autoSpaceDN w:val="0"/>
+        <w:adjustRightInd w:val="0"/>
+        <w:spacing w:after="0" w:line="240" w:lineRule="auto"/>
+        <w:ind w:left="1440" w:firstLine="720"/>
+        <w:rPr>
+          <w:rFonts w:ascii="TimesNewRoman" w:hAnsi="TimesNewRoman" w:cs="TimesNewRoman"/>
+          <w:sz w:val="24"/>
+          <w:szCs w:val="24"/>
+        </w:rPr>
+      </w:pPr>
+    </w:p>
+    <w:p>
+      <w:pPr>
+        <w:autoSpaceDE w:val="0"/>
+        <w:autoSpaceDN w:val="0"/>
+        <w:adjustRightInd w:val="0"/>
+        <w:spacing w:after="0" w:line="240" w:lineRule="auto"/>
+        <w:ind w:left="1440" w:firstLine="720"/>
+        <w:rPr>
+          <w:rFonts w:ascii="TimesNewRoman" w:hAnsi="TimesNewRoman" w:cs="TimesNewRoman"/>
+          <w:sz w:val="24"/>
+          <w:szCs w:val="24"/>
+        </w:rPr>
+      </w:pPr>
+    </w:p>
+    <w:p>
+      <w:pPr>
+        <w:autoSpaceDE w:val="0"/>
+        <w:autoSpaceDN w:val="0"/>
+        <w:adjustRightInd w:val="0"/>
+        <w:spacing w:after="0" w:line="240" w:lineRule="auto"/>
+        <w:ind w:left="1440" w:firstLine="720"/>
+        <w:rPr>
+          <w:rFonts w:ascii="TimesNewRoman" w:hAnsi="TimesNewRoman" w:cs="TimesNewRoman"/>
+          <w:sz w:val="24"/>
+          <w:szCs w:val="24"/>
+        </w:rPr>
+      </w:pPr>
+    </w:p>
+    <w:p>
+      <w:pPr>
+        <w:autoSpaceDE w:val="0"/>
+        <w:autoSpaceDN w:val="0"/>
+        <w:adjustRightInd w:val="0"/>
+        <w:spacing w:after="0" w:line="240" w:lineRule="auto"/>
+        <w:ind w:left="1440" w:firstLine="720"/>
+        <w:rPr>
+          <w:rFonts w:ascii="TimesNewRoman" w:hAnsi="TimesNewRoman" w:cs="TimesNewRoman"/>
+          <w:sz w:val="24"/>
+          <w:szCs w:val="24"/>
+        </w:rPr>
+      </w:pPr>
+    </w:p>
+    <w:p>
+      <w:pPr>
+        <w:autoSpaceDE w:val="0"/>
+        <w:autoSpaceDN w:val="0"/>
+        <w:adjustRightInd w:val="0"/>
+        <w:spacing w:after="0" w:line="240" w:lineRule="auto"/>
+        <w:ind w:left="1440" w:firstLine="720"/>
+        <w:rPr>
+          <w:rFonts w:ascii="TimesNewRoman" w:hAnsi="TimesNewRoman" w:cs="TimesNewRoman"/>
+          <w:sz w:val="24"/>
+          <w:szCs w:val="24"/>
+        </w:rPr>
+      </w:pPr>
+    </w:p>
+    <w:p>
+      <w:pPr>
+        <w:autoSpaceDE w:val="0"/>
+        <w:autoSpaceDN w:val="0"/>
+        <w:adjustRightInd w:val="0"/>
+        <w:spacing w:after="0" w:line="240" w:lineRule="auto"/>
+        <w:ind w:left="1440" w:firstLine="720"/>
+        <w:rPr>
+          <w:rFonts w:ascii="TimesNewRoman" w:hAnsi="TimesNewRoman" w:cs="TimesNewRoman"/>
+          <w:sz w:val="24"/>
+          <w:szCs w:val="24"/>
+        </w:rPr>
+      </w:pPr>
+    </w:p>
+    <w:p>
+      <w:pPr>
+        <w:autoSpaceDE w:val="0"/>
+        <w:autoSpaceDN w:val="0"/>
+        <w:adjustRightInd w:val="0"/>
+        <w:spacing w:after="0" w:line="240" w:lineRule="auto"/>
+        <w:ind w:left="1440" w:firstLine="720"/>
+        <w:rPr>
+          <w:rFonts w:ascii="TimesNewRoman" w:hAnsi="TimesNewRoman" w:cs="TimesNewRoman"/>
+          <w:sz w:val="24"/>
+          <w:szCs w:val="24"/>
+        </w:rPr>
+      </w:pPr>
+    </w:p>
+    <w:p>
+      <w:pPr>
+        <w:autoSpaceDE w:val="0"/>
+        <w:autoSpaceDN w:val="0"/>
+        <w:adjustRightInd w:val="0"/>
+        <w:spacing w:after="0" w:line="240" w:lineRule="auto"/>
+        <w:ind w:left="1440" w:firstLine="720"/>
+        <w:rPr>
+          <w:rFonts w:ascii="TimesNewRoman" w:hAnsi="TimesNewRoman" w:cs="TimesNewRoman"/>
+          <w:sz w:val="24"/>
+          <w:szCs w:val="24"/>
+        </w:rPr>
+      </w:pPr>
+    </w:p>
+    <w:p>
+      <w:pPr>
+        <w:autoSpaceDE w:val="0"/>
+        <w:autoSpaceDN w:val="0"/>
+        <w:adjustRightInd w:val="0"/>
+        <w:spacing w:after="0" w:line="240" w:lineRule="auto"/>
+        <w:ind w:left="1440" w:firstLine="720"/>
+        <w:rPr>
+          <w:rFonts w:ascii="TimesNewRoman" w:hAnsi="TimesNewRoman" w:cs="TimesNewRoman"/>
+          <w:sz w:val="24"/>
+          <w:szCs w:val="24"/>
+        </w:rPr>
+      </w:pPr>
+    </w:p>
+    <w:p>
+      <w:pPr>
+        <w:autoSpaceDE w:val="0"/>
+        <w:autoSpaceDN w:val="0"/>
+        <w:adjustRightInd w:val="0"/>
+        <w:spacing w:after="0" w:line="240" w:lineRule="auto"/>
+        <w:ind w:left="1440" w:firstLine="720"/>
+        <w:rPr>
+          <w:rFonts w:ascii="TimesNewRoman" w:hAnsi="TimesNewRoman" w:cs="TimesNewRoman"/>
+          <w:sz w:val="24"/>
+          <w:szCs w:val="24"/>
+        </w:rPr>
+      </w:pPr>
+    </w:p>
+    <w:p>
+      <w:pPr>
+        <w:autoSpaceDE w:val="0"/>
+        <w:autoSpaceDN w:val="0"/>
+        <w:adjustRightInd w:val="0"/>
+        <w:spacing w:after="0" w:line="240" w:lineRule="auto"/>
+        <w:ind w:left="1440" w:firstLine="720"/>
+        <w:rPr>
+          <w:rFonts w:ascii="TimesNewRoman" w:hAnsi="TimesNewRoman" w:cs="TimesNewRoman"/>
+          <w:sz w:val="24"/>
+          <w:szCs w:val="24"/>
+        </w:rPr>
+      </w:pPr>
+    </w:p>
+    <w:p>
+      <w:pPr>
+        <w:autoSpaceDE w:val="0"/>
+        <w:autoSpaceDN w:val="0"/>
+        <w:adjustRightInd w:val="0"/>
+        <w:spacing w:after="0" w:line="240" w:lineRule="auto"/>
+        <w:ind w:left="1440" w:firstLine="720"/>
+        <w:rPr>
+          <w:rFonts w:ascii="TimesNewRoman" w:hAnsi="TimesNewRoman" w:cs="TimesNewRoman"/>
+          <w:sz w:val="24"/>
+          <w:szCs w:val="24"/>
+        </w:rPr>
+      </w:pPr>
+    </w:p>
+    <w:p>
+      <w:pPr>
+        <w:autoSpaceDE w:val="0"/>
+        <w:autoSpaceDN w:val="0"/>
+        <w:adjustRightInd w:val="0"/>
+        <w:spacing w:after="0" w:line="240" w:lineRule="auto"/>
+        <w:ind w:left="1440" w:firstLine="720"/>
+        <w:rPr>
+          <w:rFonts w:ascii="TimesNewRoman" w:hAnsi="TimesNewRoman" w:cs="TimesNewRoman"/>
+          <w:sz w:val="24"/>
+          <w:szCs w:val="24"/>
+        </w:rPr>
+      </w:pPr>
+    </w:p>
+    <w:p>
+      <w:pPr>
+        <w:autoSpaceDE w:val="0"/>
+        <w:autoSpaceDN w:val="0"/>
+        <w:adjustRightInd w:val="0"/>
+        <w:spacing w:after="0" w:line="240" w:lineRule="auto"/>
+        <w:ind w:left="1440" w:firstLine="720"/>
+        <w:rPr>
+          <w:rFonts w:ascii="TimesNewRoman" w:hAnsi="TimesNewRoman" w:cs="TimesNewRoman"/>
+          <w:sz w:val="24"/>
+          <w:szCs w:val="24"/>
+        </w:rPr>
+      </w:pPr>
+      <w:r>
+        <w:rPr>
+          <w:rFonts w:ascii="Arial" w:hAnsi="Arial" w:cs="Arial"/>
+          <w:sz w:val="24"/>
+          <w:szCs w:val="24"/>
+        </w:rPr>
+        <w:t>􀂃</w:t>
+      </w:r>
+      <w:r>
+        <w:rPr>
+          <w:rFonts w:ascii="CourierNewPSMT" w:hAnsi="CourierNewPSMT" w:cs="CourierNewPSMT"/>
+          <w:b/>
+          <w:sz w:val="24"/>
+          <w:szCs w:val="24"/>
+        </w:rPr>
+        <w:t>Question 8</w:t>
+      </w:r>
+      <w:r>
+        <w:rPr>
+          <w:rFonts w:ascii="CourierNewPSMT" w:hAnsi="CourierNewPSMT" w:cs="CourierNewPSMT"/>
+          <w:b/>
+          <w:sz w:val="24"/>
+          <w:szCs w:val="24"/>
+        </w:rPr>
+        <w:t>:</w:t>
+      </w:r>
+      <w:r>
+        <w:rPr>
+          <w:rFonts w:ascii="CourierNewPSMT" w:hAnsi="CourierNewPSMT" w:cs="CourierNewPSMT"/>
+          <w:sz w:val="24"/>
+          <w:szCs w:val="24"/>
+        </w:rPr>
+        <w:t xml:space="preserve"> </w:t>
+      </w:r>
+      <w:r>
+        <w:rPr>
+          <w:rFonts w:ascii="TimesNewRoman" w:hAnsi="TimesNewRoman" w:cs="TimesNewRoman"/>
+          <w:sz w:val="24"/>
+          <w:szCs w:val="24"/>
+        </w:rPr>
+        <w:t>Change the windowing used.  See any changes?</w:t>
+      </w:r>
+    </w:p>
+    <w:p>
+      <w:pPr>
+        <w:autoSpaceDE w:val="0"/>
+        <w:autoSpaceDN w:val="0"/>
+        <w:adjustRightInd w:val="0"/>
+        <w:spacing w:after="0" w:line="240" w:lineRule="auto"/>
+        <w:ind w:left="1440" w:firstLine="720"/>
+        <w:rPr>
+          <w:rFonts w:ascii="TimesNewRoman" w:hAnsi="TimesNewRoman" w:cs="TimesNewRoman"/>
+          <w:sz w:val="24"/>
+          <w:szCs w:val="24"/>
+        </w:rPr>
+      </w:pPr>
+    </w:p>
+    <w:p>
+      <w:pPr>
+        <w:autoSpaceDE w:val="0"/>
+        <w:autoSpaceDN w:val="0"/>
+        <w:adjustRightInd w:val="0"/>
+        <w:spacing w:after="0" w:line="240" w:lineRule="auto"/>
+        <w:ind w:left="1440" w:firstLine="720"/>
+        <w:rPr>
+          <w:rFonts w:ascii="TimesNewRoman" w:hAnsi="TimesNewRoman" w:cs="TimesNewRoman"/>
+          <w:sz w:val="24"/>
+          <w:szCs w:val="24"/>
+        </w:rPr>
+      </w:pPr>
+    </w:p>
+    <w:p>
+      <w:pPr>
+        <w:autoSpaceDE w:val="0"/>
+        <w:autoSpaceDN w:val="0"/>
+        <w:adjustRightInd w:val="0"/>
+        <w:spacing w:after="0" w:line="240" w:lineRule="auto"/>
+        <w:ind w:left="720" w:firstLine="720"/>
+        <w:rPr>
+          <w:rFonts w:ascii="TimesNewRoman" w:hAnsi="TimesNewRoman" w:cs="TimesNewRoman"/>
+          <w:sz w:val="24"/>
+          <w:szCs w:val="24"/>
+        </w:rPr>
+      </w:pPr>
+      <w:r>
+        <w:rPr>
+          <w:rFonts w:ascii="CourierNewPSMT" w:hAnsi="CourierNewPSMT" w:cs="CourierNewPSMT"/>
+          <w:sz w:val="24"/>
+          <w:szCs w:val="24"/>
+        </w:rPr>
+        <w:t xml:space="preserve">o </w:t>
+      </w:r>
+      <w:r>
+        <w:rPr>
+          <w:rFonts w:ascii="TimesNewRoman" w:hAnsi="TimesNewRoman" w:cs="TimesNewRoman"/>
+          <w:sz w:val="24"/>
+          <w:szCs w:val="24"/>
+        </w:rPr>
+        <w:t xml:space="preserve">Click on </w:t>
+      </w:r>
+      <w:r>
+        <w:rPr>
+          <w:rFonts w:ascii="TimesNewRoman" w:hAnsi="TimesNewRoman" w:cs="TimesNewRoman"/>
+          <w:sz w:val="24"/>
+          <w:szCs w:val="24"/>
+        </w:rPr>
+        <w:t>Display-&gt;</w:t>
+      </w:r>
+      <w:r>
+        <w:rPr>
+          <w:rFonts w:ascii="TimesNewRoman,Bold" w:hAnsi="TimesNewRoman,Bold" w:cs="TimesNewRoman,Bold"/>
+          <w:b/>
+          <w:bCs/>
+          <w:sz w:val="24"/>
+          <w:szCs w:val="24"/>
+        </w:rPr>
+        <w:t xml:space="preserve">Waterfall </w:t>
+      </w:r>
+      <w:r>
+        <w:rPr>
+          <w:rFonts w:ascii="TimesNewRoman" w:hAnsi="TimesNewRoman" w:cs="TimesNewRoman"/>
+          <w:sz w:val="24"/>
+          <w:szCs w:val="24"/>
+        </w:rPr>
+        <w:t>and play the</w:t>
+      </w:r>
+      <w:r>
+        <w:rPr>
+          <w:rFonts w:ascii="TimesNewRoman" w:hAnsi="TimesNewRoman" w:cs="TimesNewRoman"/>
+          <w:sz w:val="24"/>
+          <w:szCs w:val="24"/>
+        </w:rPr>
+        <w:t xml:space="preserve"> gen_tones_long</w:t>
+      </w:r>
+      <w:r>
+        <w:rPr>
+          <w:rFonts w:ascii="TimesNewRoman" w:hAnsi="TimesNewRoman" w:cs="TimesNewRoman"/>
+          <w:sz w:val="24"/>
+          <w:szCs w:val="24"/>
+        </w:rPr>
+        <w:t xml:space="preserve"> sound</w:t>
+      </w:r>
+    </w:p>
+    <w:p>
+      <w:pPr>
+        <w:autoSpaceDE w:val="0"/>
+        <w:autoSpaceDN w:val="0"/>
+        <w:adjustRightInd w:val="0"/>
+        <w:spacing w:after="0" w:line="240" w:lineRule="auto"/>
+        <w:ind w:left="1440" w:firstLine="720"/>
+        <w:rPr>
+          <w:rFonts w:ascii="TimesNewRoman" w:hAnsi="TimesNewRoman" w:cs="TimesNewRoman"/>
+          <w:sz w:val="24"/>
+          <w:szCs w:val="24"/>
+        </w:rPr>
+      </w:pPr>
+      <w:r>
+        <w:rPr>
+          <w:rFonts w:ascii="Arial" w:hAnsi="Arial" w:cs="Arial"/>
+          <w:sz w:val="24"/>
+          <w:szCs w:val="24"/>
+        </w:rPr>
+        <w:t>􀂃</w:t>
+      </w:r>
+      <w:r>
+        <w:rPr>
+          <w:rFonts w:ascii="CourierNewPSMT" w:hAnsi="CourierNewPSMT" w:cs="CourierNewPSMT"/>
+          <w:b/>
+          <w:sz w:val="24"/>
+          <w:szCs w:val="24"/>
+        </w:rPr>
+        <w:t>Question 9</w:t>
+      </w:r>
+      <w:r>
+        <w:rPr>
+          <w:rFonts w:ascii="CourierNewPSMT" w:hAnsi="CourierNewPSMT" w:cs="CourierNewPSMT"/>
+          <w:b/>
+          <w:sz w:val="24"/>
+          <w:szCs w:val="24"/>
+        </w:rPr>
+        <w:t>:</w:t>
+      </w:r>
+      <w:r>
+        <w:rPr>
+          <w:rFonts w:ascii="CourierNewPSMT" w:hAnsi="CourierNewPSMT" w:cs="CourierNewPSMT"/>
+          <w:sz w:val="24"/>
+          <w:szCs w:val="24"/>
+        </w:rPr>
+        <w:t xml:space="preserve"> </w:t>
+      </w:r>
+      <w:r>
+        <w:rPr>
+          <w:rFonts w:ascii="TimesNewRoman" w:hAnsi="TimesNewRoman" w:cs="TimesNewRoman"/>
+          <w:sz w:val="24"/>
+          <w:szCs w:val="24"/>
+        </w:rPr>
+        <w:t>Explain</w:t>
+      </w:r>
+      <w:r>
+        <w:rPr>
+          <w:rFonts w:ascii="TimesNewRoman" w:hAnsi="TimesNewRoman" w:cs="TimesNewRoman"/>
+          <w:sz w:val="24"/>
+          <w:szCs w:val="24"/>
+        </w:rPr>
+        <w:t xml:space="preserve"> and draw</w:t>
+      </w:r>
+      <w:r>
+        <w:rPr>
+          <w:rFonts w:ascii="TimesNewRoman" w:hAnsi="TimesNewRoman" w:cs="TimesNewRoman"/>
+          <w:sz w:val="24"/>
+          <w:szCs w:val="24"/>
+        </w:rPr>
+        <w:t xml:space="preserve"> what you </w:t>
+      </w:r>
+      <w:r>
+        <w:rPr>
+          <w:rFonts w:ascii="TimesNewRoman" w:hAnsi="TimesNewRoman" w:cs="TimesNewRoman"/>
+          <w:sz w:val="24"/>
+          <w:szCs w:val="24"/>
+        </w:rPr>
+        <w:t>see. What does this</w:t>
+      </w:r>
+      <w:r>
+        <w:rPr>
+          <w:rFonts w:ascii="TimesNewRoman" w:hAnsi="TimesNewRoman" w:cs="TimesNewRoman"/>
+          <w:sz w:val="24"/>
+          <w:szCs w:val="24"/>
+        </w:rPr>
+        <w:t xml:space="preserve"> </w:t>
+      </w:r>
+      <w:r>
+        <w:rPr>
+          <w:rFonts w:ascii="TimesNewRoman" w:hAnsi="TimesNewRoman" w:cs="TimesNewRoman"/>
+          <w:sz w:val="24"/>
+          <w:szCs w:val="24"/>
+        </w:rPr>
+        <w:t xml:space="preserve">display plot? </w:t>
+      </w:r>
+      <w:r>
+        <w:rPr>
+          <w:rFonts w:ascii="TimesNewRoman" w:hAnsi="TimesNewRoman" w:cs="TimesNewRoman"/>
+          <w:sz w:val="24"/>
+          <w:szCs w:val="24"/>
+        </w:rPr>
+        <w:t xml:space="preserve"> How is it</w:t>
+      </w:r>
+      <w:r>
+        <w:rPr>
+          <w:rFonts w:ascii="TimesNewRoman" w:hAnsi="TimesNewRoman" w:cs="TimesNewRoman"/>
+          <w:sz w:val="24"/>
+          <w:szCs w:val="24"/>
+        </w:rPr>
+        <w:t xml:space="preserve"> </w:t>
+      </w:r>
+      <w:r>
+        <w:rPr>
+          <w:rFonts w:ascii="TimesNewRoman" w:hAnsi="TimesNewRoman" w:cs="TimesNewRoman"/>
+          <w:sz w:val="24"/>
+          <w:szCs w:val="24"/>
+        </w:rPr>
+        <w:t>implemented?</w:t>
+      </w:r>
+      <w:r>
+        <w:rPr>
+          <w:rFonts w:ascii="TimesNewRoman" w:hAnsi="TimesNewRoman" w:cs="TimesNewRoman"/>
+          <w:sz w:val="24"/>
+          <w:szCs w:val="24"/>
+        </w:rPr>
+        <w:t xml:space="preserve"> Is there a difference between the left and the right channel?</w:t>
+      </w:r>
+    </w:p>
+    <w:p>
+      <w:pPr>
+        <w:autoSpaceDE w:val="0"/>
+        <w:autoSpaceDN w:val="0"/>
+        <w:adjustRightInd w:val="0"/>
+        <w:spacing w:after="0" w:line="240" w:lineRule="auto"/>
+        <w:ind w:left="1440" w:firstLine="720"/>
+        <w:rPr>
+          <w:rFonts w:ascii="TimesNewRoman" w:hAnsi="TimesNewRoman" w:cs="TimesNewRoman"/>
+          <w:sz w:val="24"/>
+          <w:szCs w:val="24"/>
+        </w:rPr>
+      </w:pPr>
+    </w:p>
+    <w:p>
+      <w:pPr>
+        <w:autoSpaceDE w:val="0"/>
+        <w:autoSpaceDN w:val="0"/>
+        <w:adjustRightInd w:val="0"/>
+        <w:spacing w:after="0" w:line="240" w:lineRule="auto"/>
+        <w:ind w:left="1440" w:firstLine="720"/>
+        <w:rPr>
+          <w:rFonts w:ascii="TimesNewRoman" w:hAnsi="TimesNewRoman" w:cs="TimesNewRoman"/>
+          <w:sz w:val="24"/>
+          <w:szCs w:val="24"/>
+        </w:rPr>
+      </w:pPr>
+    </w:p>
+    <w:p>
+      <w:pPr>
+        <w:autoSpaceDE w:val="0"/>
+        <w:autoSpaceDN w:val="0"/>
+        <w:adjustRightInd w:val="0"/>
+        <w:spacing w:after="0" w:line="240" w:lineRule="auto"/>
+        <w:ind w:left="1440" w:firstLine="720"/>
+        <w:rPr>
+          <w:rFonts w:ascii="TimesNewRoman" w:hAnsi="TimesNewRoman" w:cs="TimesNewRoman"/>
+          <w:sz w:val="24"/>
+          <w:szCs w:val="24"/>
+        </w:rPr>
+      </w:pPr>
+    </w:p>
+    <w:p>
+      <w:pPr>
+        <w:autoSpaceDE w:val="0"/>
+        <w:autoSpaceDN w:val="0"/>
+        <w:adjustRightInd w:val="0"/>
+        <w:spacing w:after="0" w:line="240" w:lineRule="auto"/>
+        <w:ind w:left="1440" w:firstLine="720"/>
+        <w:rPr>
+          <w:rFonts w:ascii="TimesNewRoman" w:hAnsi="TimesNewRoman" w:cs="TimesNewRoman"/>
+          <w:sz w:val="24"/>
+          <w:szCs w:val="24"/>
+        </w:rPr>
+      </w:pPr>
+    </w:p>
+    <w:p>
+      <w:pPr>
+        <w:autoSpaceDE w:val="0"/>
+        <w:autoSpaceDN w:val="0"/>
+        <w:adjustRightInd w:val="0"/>
+        <w:spacing w:after="0" w:line="240" w:lineRule="auto"/>
+        <w:ind w:left="1440" w:firstLine="720"/>
+        <w:rPr>
+          <w:rFonts w:ascii="TimesNewRoman" w:hAnsi="TimesNewRoman" w:cs="TimesNewRoman"/>
+          <w:sz w:val="24"/>
+          <w:szCs w:val="24"/>
+        </w:rPr>
+      </w:pPr>
+    </w:p>
+    <w:p>
+      <w:pPr>
+        <w:autoSpaceDE w:val="0"/>
+        <w:autoSpaceDN w:val="0"/>
+        <w:adjustRightInd w:val="0"/>
+        <w:spacing w:after="0" w:line="240" w:lineRule="auto"/>
+        <w:ind w:left="1440" w:firstLine="720"/>
+        <w:rPr>
+          <w:rFonts w:ascii="TimesNewRoman" w:hAnsi="TimesNewRoman" w:cs="TimesNewRoman"/>
+          <w:sz w:val="24"/>
+          <w:szCs w:val="24"/>
+        </w:rPr>
+      </w:pPr>
+    </w:p>
+    <w:p>
+      <w:pPr>
+        <w:autoSpaceDE w:val="0"/>
+        <w:autoSpaceDN w:val="0"/>
+        <w:adjustRightInd w:val="0"/>
+        <w:spacing w:after="0" w:line="240" w:lineRule="auto"/>
+        <w:ind w:left="1440" w:firstLine="720"/>
+        <w:rPr>
+          <w:rFonts w:ascii="TimesNewRoman" w:hAnsi="TimesNewRoman" w:cs="TimesNewRoman"/>
+          <w:sz w:val="24"/>
+          <w:szCs w:val="24"/>
+        </w:rPr>
+      </w:pPr>
+    </w:p>
+    <w:p>
+      <w:pPr>
+        <w:autoSpaceDE w:val="0"/>
+        <w:autoSpaceDN w:val="0"/>
+        <w:adjustRightInd w:val="0"/>
+        <w:spacing w:after="0" w:line="240" w:lineRule="auto"/>
+        <w:ind w:left="1440" w:firstLine="720"/>
+        <w:rPr>
+          <w:rFonts w:ascii="TimesNewRoman" w:hAnsi="TimesNewRoman" w:cs="TimesNewRoman"/>
+          <w:sz w:val="24"/>
+          <w:szCs w:val="24"/>
+        </w:rPr>
+      </w:pPr>
+    </w:p>
+    <w:p>
+      <w:pPr>
+        <w:autoSpaceDE w:val="0"/>
+        <w:autoSpaceDN w:val="0"/>
+        <w:adjustRightInd w:val="0"/>
+        <w:spacing w:after="0" w:line="240" w:lineRule="auto"/>
+        <w:ind w:left="1440" w:firstLine="720"/>
+        <w:rPr>
+          <w:rFonts w:ascii="TimesNewRoman" w:hAnsi="TimesNewRoman" w:cs="TimesNewRoman"/>
+          <w:sz w:val="24"/>
+          <w:szCs w:val="24"/>
+        </w:rPr>
+      </w:pPr>
+    </w:p>
+    <w:p>
+      <w:pPr>
+        <w:autoSpaceDE w:val="0"/>
+        <w:autoSpaceDN w:val="0"/>
+        <w:adjustRightInd w:val="0"/>
+        <w:spacing w:after="0" w:line="240" w:lineRule="auto"/>
+        <w:ind w:left="1440" w:firstLine="720"/>
+        <w:rPr>
+          <w:rFonts w:ascii="TimesNewRoman" w:hAnsi="TimesNewRoman" w:cs="TimesNewRoman"/>
+          <w:sz w:val="24"/>
+          <w:szCs w:val="24"/>
+        </w:rPr>
+      </w:pPr>
+    </w:p>
+    <w:p>
+      <w:pPr>
+        <w:autoSpaceDE w:val="0"/>
+        <w:autoSpaceDN w:val="0"/>
+        <w:adjustRightInd w:val="0"/>
+        <w:spacing w:after="0" w:line="240" w:lineRule="auto"/>
+        <w:ind w:left="1440" w:firstLine="720"/>
+        <w:rPr>
+          <w:rFonts w:ascii="TimesNewRoman" w:hAnsi="TimesNewRoman" w:cs="TimesNewRoman"/>
+          <w:sz w:val="24"/>
+          <w:szCs w:val="24"/>
+        </w:rPr>
+      </w:pPr>
+    </w:p>
+    <w:p>
+      <w:pPr>
+        <w:autoSpaceDE w:val="0"/>
+        <w:autoSpaceDN w:val="0"/>
+        <w:adjustRightInd w:val="0"/>
+        <w:spacing w:after="0" w:line="240" w:lineRule="auto"/>
+        <w:ind w:left="1440" w:firstLine="720"/>
+        <w:rPr>
+          <w:rFonts w:ascii="TimesNewRoman" w:hAnsi="TimesNewRoman" w:cs="TimesNewRoman"/>
+          <w:sz w:val="24"/>
+          <w:szCs w:val="24"/>
+        </w:rPr>
+      </w:pPr>
+    </w:p>
+    <w:p>
+      <w:pPr>
+        <w:autoSpaceDE w:val="0"/>
+        <w:autoSpaceDN w:val="0"/>
+        <w:adjustRightInd w:val="0"/>
+        <w:spacing w:after="0" w:line="240" w:lineRule="auto"/>
+        <w:ind w:left="1440" w:firstLine="720"/>
+        <w:rPr>
+          <w:rFonts w:ascii="TimesNewRoman" w:hAnsi="TimesNewRoman" w:cs="TimesNewRoman"/>
+          <w:sz w:val="24"/>
+          <w:szCs w:val="24"/>
+        </w:rPr>
+      </w:pPr>
+    </w:p>
+    <w:p>
+      <w:pPr>
+        <w:autoSpaceDE w:val="0"/>
+        <w:autoSpaceDN w:val="0"/>
+        <w:adjustRightInd w:val="0"/>
+        <w:spacing w:after="0" w:line="240" w:lineRule="auto"/>
+        <w:ind w:left="1440" w:firstLine="720"/>
+        <w:rPr>
+          <w:rFonts w:ascii="TimesNewRoman" w:hAnsi="TimesNewRoman" w:cs="TimesNewRoman"/>
+          <w:sz w:val="24"/>
+          <w:szCs w:val="24"/>
+        </w:rPr>
+      </w:pPr>
+    </w:p>
+    <w:p>
+      <w:pPr>
+        <w:autoSpaceDE w:val="0"/>
+        <w:autoSpaceDN w:val="0"/>
+        <w:adjustRightInd w:val="0"/>
+        <w:spacing w:after="0" w:line="240" w:lineRule="auto"/>
+        <w:ind w:left="1440" w:firstLine="720"/>
+        <w:rPr>
+          <w:rFonts w:ascii="TimesNewRoman" w:hAnsi="TimesNewRoman" w:cs="TimesNewRoman"/>
+          <w:sz w:val="24"/>
+          <w:szCs w:val="24"/>
+        </w:rPr>
+      </w:pPr>
+    </w:p>
+    <w:p>
+      <w:pPr>
+        <w:autoSpaceDE w:val="0"/>
+        <w:autoSpaceDN w:val="0"/>
+        <w:adjustRightInd w:val="0"/>
+        <w:spacing w:after="0" w:line="240" w:lineRule="auto"/>
+        <w:ind w:left="2160" w:firstLine="720"/>
+        <w:rPr>
+          <w:rFonts w:ascii="TimesNewRoman" w:hAnsi="TimesNewRoman" w:cs="TimesNewRoman"/>
+          <w:sz w:val="24"/>
+          <w:szCs w:val="24"/>
+        </w:rPr>
+      </w:pPr>
     </w:p>
     <w:p>
       <w:pPr>
@@ -3546,11 +4669,26 @@
         <w:ind w:left="720"/>
         <w:rPr>
           <w:rFonts w:ascii="TimesNewRoman" w:hAnsi="TimesNewRoman" w:cs="TimesNewRoman"/>
-          <w:color w:val="FF0000"/>
-          <w:sz w:val="24"/>
-          <w:szCs w:val="24"/>
-        </w:rPr>
-      </w:pPr>
+          <w:sz w:val="24"/>
+          <w:szCs w:val="24"/>
+        </w:rPr>
+      </w:pPr>
+      <w:r>
+        <w:rPr>
+          <w:rFonts w:ascii="SymbolMT" w:hAnsi="SymbolMT" w:cs="SymbolMT"/>
+          <w:sz w:val="24"/>
+          <w:szCs w:val="24"/>
+        </w:rPr>
+        <w:t xml:space="preserve">• </w:t>
+      </w:r>
+      <w:r>
+        <w:rPr>
+          <w:rFonts w:ascii="TimesNewRoman" w:hAnsi="TimesNewRoman" w:cs="TimesNewRoman"/>
+          <w:sz w:val="24"/>
+          <w:szCs w:val="24"/>
+        </w:rPr>
+        <w:t>Now you will test these displays with a “chirp” signal (often used in RADAR</w:t>
+      </w:r>
     </w:p>
     <w:p>
       <w:pPr>
@@ -3571,1563 +4709,6 @@
           <w:sz w:val="24"/>
           <w:szCs w:val="24"/>
         </w:rPr>
-        <w:t xml:space="preserve">&gt;&gt; x = </w:t>
-      </w:r>
-      <w:proofErr w:type="spellStart"/>
-      <w:r>
-        <w:rPr>
-          <w:rFonts w:ascii="TimesNewRoman" w:hAnsi="TimesNewRoman" w:cs="TimesNewRoman"/>
-          <w:sz w:val="24"/>
-          <w:szCs w:val="24"/>
-        </w:rPr>
-        <w:t>gen_tones_long</w:t>
-      </w:r>
-      <w:proofErr w:type="spellEnd"/>
-      <w:r>
-        <w:rPr>
-          <w:rFonts w:ascii="TimesNewRoman" w:hAnsi="TimesNewRoman" w:cs="TimesNewRoman"/>
-          <w:sz w:val="24"/>
-          <w:szCs w:val="24"/>
-        </w:rPr>
-        <w:t>(N); % where N is the number of samples</w:t>
-      </w:r>
-    </w:p>
-    <w:p>
-      <w:pPr>
-        <w:autoSpaceDE w:val="0"/>
-        <w:autoSpaceDN w:val="0"/>
-        <w:adjustRightInd w:val="0"/>
-        <w:spacing w:after="0" w:line="240" w:lineRule="auto"/>
-        <w:ind w:left="720"/>
-        <w:rPr>
-          <w:rFonts w:ascii="TimesNewRoman" w:hAnsi="TimesNewRoman" w:cs="TimesNewRoman"/>
-          <w:sz w:val="24"/>
-          <w:szCs w:val="24"/>
-        </w:rPr>
-      </w:pPr>
-      <w:r>
-        <w:rPr>
-          <w:rFonts w:ascii="TimesNewRoman" w:hAnsi="TimesNewRoman" w:cs="TimesNewRoman"/>
-          <w:sz w:val="24"/>
-          <w:szCs w:val="24"/>
-        </w:rPr>
-        <w:t xml:space="preserve">% </w:t>
-      </w:r>
-      <w:proofErr w:type="gramStart"/>
-      <w:r>
-        <w:rPr>
-          <w:rFonts w:ascii="TimesNewRoman" w:hAnsi="TimesNewRoman" w:cs="TimesNewRoman"/>
-          <w:sz w:val="24"/>
-          <w:szCs w:val="24"/>
-        </w:rPr>
-        <w:t>let</w:t>
-      </w:r>
-      <w:proofErr w:type="gramEnd"/>
-      <w:r>
-        <w:rPr>
-          <w:rFonts w:ascii="TimesNewRoman" w:hAnsi="TimesNewRoman" w:cs="TimesNewRoman"/>
-          <w:sz w:val="24"/>
-          <w:szCs w:val="24"/>
-        </w:rPr>
-        <w:t xml:space="preserve"> N=</w:t>
-      </w:r>
-      <w:r>
-        <w:rPr>
-          <w:rFonts w:ascii="TimesNewRoman" w:hAnsi="TimesNewRoman" w:cs="TimesNewRoman"/>
-          <w:sz w:val="24"/>
-          <w:szCs w:val="24"/>
-        </w:rPr>
-        <w:t>10</w:t>
-      </w:r>
-      <w:r>
-        <w:rPr>
-          <w:rFonts w:ascii="TimesNewRoman" w:hAnsi="TimesNewRoman" w:cs="TimesNewRoman"/>
-          <w:sz w:val="24"/>
-          <w:szCs w:val="24"/>
-        </w:rPr>
-        <w:t>*</w:t>
-      </w:r>
-      <w:r>
-        <w:rPr>
-          <w:rFonts w:ascii="TimesNewRoman" w:hAnsi="TimesNewRoman" w:cs="TimesNewRoman"/>
-          <w:sz w:val="24"/>
-          <w:szCs w:val="24"/>
-        </w:rPr>
-        <w:t>48</w:t>
-      </w:r>
-      <w:r>
-        <w:rPr>
-          <w:rFonts w:ascii="TimesNewRoman" w:hAnsi="TimesNewRoman" w:cs="TimesNewRoman"/>
-          <w:sz w:val="24"/>
-          <w:szCs w:val="24"/>
-        </w:rPr>
-        <w:t xml:space="preserve">000 for </w:t>
-      </w:r>
-      <w:r>
-        <w:rPr>
-          <w:rFonts w:ascii="TimesNewRoman" w:hAnsi="TimesNewRoman" w:cs="TimesNewRoman"/>
-          <w:sz w:val="24"/>
-          <w:szCs w:val="24"/>
-        </w:rPr>
-        <w:t>10</w:t>
-      </w:r>
-      <w:r>
-        <w:rPr>
-          <w:rFonts w:ascii="TimesNewRoman" w:hAnsi="TimesNewRoman" w:cs="TimesNewRoman"/>
-          <w:sz w:val="24"/>
-          <w:szCs w:val="24"/>
-        </w:rPr>
-        <w:t xml:space="preserve"> second</w:t>
-      </w:r>
-      <w:r>
-        <w:rPr>
-          <w:rFonts w:ascii="TimesNewRoman" w:hAnsi="TimesNewRoman" w:cs="TimesNewRoman"/>
-          <w:sz w:val="24"/>
-          <w:szCs w:val="24"/>
-        </w:rPr>
-        <w:t>s</w:t>
-      </w:r>
-      <w:r>
-        <w:rPr>
-          <w:rFonts w:ascii="TimesNewRoman" w:hAnsi="TimesNewRoman" w:cs="TimesNewRoman"/>
-          <w:sz w:val="24"/>
-          <w:szCs w:val="24"/>
-        </w:rPr>
-        <w:t xml:space="preserve"> of sound</w:t>
-      </w:r>
-    </w:p>
-    <w:p>
-      <w:pPr>
-        <w:autoSpaceDE w:val="0"/>
-        <w:autoSpaceDN w:val="0"/>
-        <w:adjustRightInd w:val="0"/>
-        <w:spacing w:after="0" w:line="240" w:lineRule="auto"/>
-        <w:ind w:left="720"/>
-        <w:rPr>
-          <w:rFonts w:ascii="TimesNewRoman" w:hAnsi="TimesNewRoman" w:cs="TimesNewRoman"/>
-          <w:sz w:val="24"/>
-          <w:szCs w:val="24"/>
-        </w:rPr>
-      </w:pPr>
-      <w:r>
-        <w:rPr>
-          <w:rFonts w:ascii="TimesNewRoman" w:hAnsi="TimesNewRoman" w:cs="TimesNewRoman"/>
-          <w:sz w:val="24"/>
-          <w:szCs w:val="24"/>
-        </w:rPr>
-        <w:t>% To play the sound to the DSK board (assuming the cable is hooked up)</w:t>
-      </w:r>
-    </w:p>
-    <w:p>
-      <w:pPr>
-        <w:autoSpaceDE w:val="0"/>
-        <w:autoSpaceDN w:val="0"/>
-        <w:adjustRightInd w:val="0"/>
-        <w:spacing w:after="0" w:line="240" w:lineRule="auto"/>
-        <w:ind w:left="720"/>
-        <w:rPr>
-          <w:rFonts w:ascii="TimesNewRoman" w:hAnsi="TimesNewRoman" w:cs="TimesNewRoman"/>
-          <w:sz w:val="24"/>
-          <w:szCs w:val="24"/>
-        </w:rPr>
-      </w:pPr>
-      <w:r>
-        <w:rPr>
-          <w:rFonts w:ascii="TimesNewRoman" w:hAnsi="TimesNewRoman" w:cs="TimesNewRoman"/>
-          <w:sz w:val="24"/>
-          <w:szCs w:val="24"/>
-        </w:rPr>
-        <w:t xml:space="preserve">&gt;&gt; </w:t>
-      </w:r>
-      <w:proofErr w:type="spellStart"/>
-      <w:proofErr w:type="gramStart"/>
-      <w:r>
-        <w:rPr>
-          <w:rFonts w:ascii="TimesNewRoman" w:hAnsi="TimesNewRoman" w:cs="TimesNewRoman"/>
-          <w:sz w:val="24"/>
-          <w:szCs w:val="24"/>
-        </w:rPr>
-        <w:t>soundsc</w:t>
-      </w:r>
-      <w:proofErr w:type="spellEnd"/>
-      <w:r>
-        <w:rPr>
-          <w:rFonts w:ascii="TimesNewRoman" w:hAnsi="TimesNewRoman" w:cs="TimesNewRoman"/>
-          <w:sz w:val="24"/>
-          <w:szCs w:val="24"/>
-        </w:rPr>
-        <w:t>(</w:t>
-      </w:r>
-      <w:proofErr w:type="gramEnd"/>
-      <w:r>
-        <w:rPr>
-          <w:rFonts w:ascii="TimesNewRoman" w:hAnsi="TimesNewRoman" w:cs="TimesNewRoman"/>
-          <w:sz w:val="24"/>
-          <w:szCs w:val="24"/>
-        </w:rPr>
-        <w:t>x, 48000);</w:t>
-      </w:r>
-    </w:p>
-    <w:p>
-      <w:pPr>
-        <w:autoSpaceDE w:val="0"/>
-        <w:autoSpaceDN w:val="0"/>
-        <w:adjustRightInd w:val="0"/>
-        <w:spacing w:after="0" w:line="240" w:lineRule="auto"/>
-        <w:rPr>
-          <w:rFonts w:ascii="TimesNewRoman" w:hAnsi="TimesNewRoman" w:cs="TimesNewRoman"/>
-          <w:sz w:val="24"/>
-          <w:szCs w:val="24"/>
-        </w:rPr>
-      </w:pPr>
-    </w:p>
-    <w:p>
-      <w:pPr>
-        <w:autoSpaceDE w:val="0"/>
-        <w:autoSpaceDN w:val="0"/>
-        <w:adjustRightInd w:val="0"/>
-        <w:spacing w:after="0" w:line="240" w:lineRule="auto"/>
-        <w:ind w:left="720" w:firstLine="720"/>
-        <w:rPr>
-          <w:rFonts w:ascii="TimesNewRoman" w:hAnsi="TimesNewRoman" w:cs="TimesNewRoman"/>
-          <w:sz w:val="24"/>
-          <w:szCs w:val="24"/>
-        </w:rPr>
-      </w:pPr>
-      <w:r>
-        <w:rPr>
-          <w:rFonts w:ascii="CourierNewPSMT" w:hAnsi="CourierNewPSMT" w:cs="CourierNewPSMT"/>
-          <w:sz w:val="24"/>
-          <w:szCs w:val="24"/>
-        </w:rPr>
-        <w:t xml:space="preserve">o </w:t>
-      </w:r>
-      <w:r>
-        <w:rPr>
-          <w:rFonts w:ascii="TimesNewRoman" w:hAnsi="TimesNewRoman" w:cs="TimesNewRoman"/>
-          <w:sz w:val="24"/>
-          <w:szCs w:val="24"/>
-        </w:rPr>
-        <w:t>Click on</w:t>
-      </w:r>
-      <w:r>
-        <w:rPr>
-          <w:rFonts w:ascii="TimesNewRoman" w:hAnsi="TimesNewRoman" w:cs="TimesNewRoman"/>
-          <w:sz w:val="24"/>
-          <w:szCs w:val="24"/>
-        </w:rPr>
-        <w:t xml:space="preserve"> Function-&gt;</w:t>
-      </w:r>
-      <w:r>
-        <w:rPr>
-          <w:rFonts w:ascii="TimesNewRoman" w:hAnsi="TimesNewRoman" w:cs="TimesNewRoman"/>
-          <w:sz w:val="24"/>
-          <w:szCs w:val="24"/>
-        </w:rPr>
-        <w:t xml:space="preserve"> </w:t>
-      </w:r>
-      <w:proofErr w:type="spellStart"/>
-      <w:r>
-        <w:rPr>
-          <w:rFonts w:ascii="TimesNewRoman,Bold" w:hAnsi="TimesNewRoman,Bold" w:cs="TimesNewRoman,Bold"/>
-          <w:b/>
-          <w:bCs/>
-          <w:sz w:val="24"/>
-          <w:szCs w:val="24"/>
-        </w:rPr>
-        <w:t>Oscope</w:t>
-      </w:r>
-      <w:proofErr w:type="spellEnd"/>
-      <w:r>
-        <w:rPr>
-          <w:rFonts w:ascii="TimesNewRoman,Bold" w:hAnsi="TimesNewRoman,Bold" w:cs="TimesNewRoman,Bold"/>
-          <w:b/>
-          <w:bCs/>
-          <w:sz w:val="24"/>
-          <w:szCs w:val="24"/>
-        </w:rPr>
-        <w:t>/Analyzer</w:t>
-      </w:r>
-      <w:r>
-        <w:rPr>
-          <w:rFonts w:ascii="TimesNewRoman" w:hAnsi="TimesNewRoman" w:cs="TimesNewRoman"/>
-          <w:sz w:val="24"/>
-          <w:szCs w:val="24"/>
-        </w:rPr>
-        <w:t xml:space="preserve">. Play the sound. </w:t>
-      </w:r>
-    </w:p>
-    <w:p>
-      <w:pPr>
-        <w:autoSpaceDE w:val="0"/>
-        <w:autoSpaceDN w:val="0"/>
-        <w:adjustRightInd w:val="0"/>
-        <w:spacing w:after="0" w:line="240" w:lineRule="auto"/>
-        <w:ind w:left="1440" w:firstLine="720"/>
-        <w:rPr>
-          <w:rFonts w:ascii="TimesNewRoman" w:hAnsi="TimesNewRoman" w:cs="TimesNewRoman"/>
-          <w:sz w:val="24"/>
-          <w:szCs w:val="24"/>
-        </w:rPr>
-      </w:pPr>
-      <w:r>
-        <w:rPr>
-          <w:rFonts w:ascii="Arial" w:hAnsi="Arial" w:cs="Arial"/>
-          <w:sz w:val="24"/>
-          <w:szCs w:val="24"/>
-        </w:rPr>
-        <w:t>􀂃</w:t>
-      </w:r>
-      <w:r>
-        <w:rPr>
-          <w:rFonts w:ascii="CourierNewPSMT" w:hAnsi="CourierNewPSMT" w:cs="CourierNewPSMT"/>
-          <w:b/>
-          <w:sz w:val="24"/>
-          <w:szCs w:val="24"/>
-        </w:rPr>
-        <w:t>Question 6</w:t>
-      </w:r>
-      <w:r>
-        <w:rPr>
-          <w:rFonts w:ascii="CourierNewPSMT" w:hAnsi="CourierNewPSMT" w:cs="CourierNewPSMT"/>
-          <w:b/>
-          <w:sz w:val="24"/>
-          <w:szCs w:val="24"/>
-        </w:rPr>
-        <w:t>:</w:t>
-      </w:r>
-      <w:r>
-        <w:rPr>
-          <w:rFonts w:ascii="CourierNewPSMT" w:hAnsi="CourierNewPSMT" w:cs="CourierNewPSMT"/>
-          <w:sz w:val="24"/>
-          <w:szCs w:val="24"/>
-        </w:rPr>
-        <w:t xml:space="preserve"> </w:t>
-      </w:r>
-      <w:r>
-        <w:rPr>
-          <w:rFonts w:ascii="TimesNewRoman" w:hAnsi="TimesNewRoman" w:cs="TimesNewRoman"/>
-          <w:sz w:val="24"/>
-          <w:szCs w:val="24"/>
-        </w:rPr>
-        <w:t>Explain</w:t>
-      </w:r>
-      <w:r>
-        <w:rPr>
-          <w:rFonts w:ascii="TimesNewRoman" w:hAnsi="TimesNewRoman" w:cs="TimesNewRoman"/>
-          <w:sz w:val="24"/>
-          <w:szCs w:val="24"/>
-        </w:rPr>
-        <w:t xml:space="preserve"> and draw</w:t>
-      </w:r>
-      <w:r>
-        <w:rPr>
-          <w:rFonts w:ascii="TimesNewRoman" w:hAnsi="TimesNewRoman" w:cs="TimesNewRoman"/>
-          <w:sz w:val="24"/>
-          <w:szCs w:val="24"/>
-        </w:rPr>
-        <w:t xml:space="preserve"> what you see</w:t>
-      </w:r>
-      <w:r>
-        <w:rPr>
-          <w:rFonts w:ascii="TimesNewRoman" w:hAnsi="TimesNewRoman" w:cs="TimesNewRoman"/>
-          <w:sz w:val="24"/>
-          <w:szCs w:val="24"/>
-        </w:rPr>
-        <w:t>.</w:t>
-      </w:r>
-      <w:r>
-        <w:rPr>
-          <w:rFonts w:ascii="TimesNewRoman" w:hAnsi="TimesNewRoman" w:cs="TimesNewRoman"/>
-          <w:sz w:val="24"/>
-          <w:szCs w:val="24"/>
-        </w:rPr>
-        <w:t xml:space="preserve"> </w:t>
-      </w:r>
-      <w:r>
-        <w:rPr>
-          <w:rFonts w:ascii="TimesNewRoman" w:hAnsi="TimesNewRoman" w:cs="TimesNewRoman"/>
-          <w:sz w:val="24"/>
-          <w:szCs w:val="24"/>
-        </w:rPr>
-        <w:t xml:space="preserve">What does this </w:t>
-      </w:r>
-      <w:proofErr w:type="gramStart"/>
-      <w:r>
-        <w:rPr>
-          <w:rFonts w:ascii="TimesNewRoman" w:hAnsi="TimesNewRoman" w:cs="TimesNewRoman"/>
-          <w:sz w:val="24"/>
-          <w:szCs w:val="24"/>
-        </w:rPr>
-        <w:t>display plot</w:t>
-      </w:r>
-      <w:proofErr w:type="gramEnd"/>
-      <w:r>
-        <w:rPr>
-          <w:rFonts w:ascii="TimesNewRoman" w:hAnsi="TimesNewRoman" w:cs="TimesNewRoman"/>
-          <w:sz w:val="24"/>
-          <w:szCs w:val="24"/>
-        </w:rPr>
-        <w:t>?</w:t>
-      </w:r>
-    </w:p>
-    <w:p>
-      <w:pPr>
-        <w:autoSpaceDE w:val="0"/>
-        <w:autoSpaceDN w:val="0"/>
-        <w:adjustRightInd w:val="0"/>
-        <w:spacing w:after="0" w:line="240" w:lineRule="auto"/>
-        <w:ind w:left="1440" w:firstLine="720"/>
-        <w:rPr>
-          <w:rFonts w:ascii="TimesNewRoman" w:hAnsi="TimesNewRoman" w:cs="TimesNewRoman"/>
-          <w:sz w:val="24"/>
-          <w:szCs w:val="24"/>
-        </w:rPr>
-      </w:pPr>
-    </w:p>
-    <w:p>
-      <w:pPr>
-        <w:autoSpaceDE w:val="0"/>
-        <w:autoSpaceDN w:val="0"/>
-        <w:adjustRightInd w:val="0"/>
-        <w:spacing w:after="0" w:line="240" w:lineRule="auto"/>
-        <w:ind w:left="1440" w:firstLine="720"/>
-        <w:rPr>
-          <w:rFonts w:ascii="TimesNewRoman" w:hAnsi="TimesNewRoman" w:cs="TimesNewRoman"/>
-          <w:sz w:val="24"/>
-          <w:szCs w:val="24"/>
-        </w:rPr>
-      </w:pPr>
-    </w:p>
-    <w:p>
-      <w:pPr>
-        <w:autoSpaceDE w:val="0"/>
-        <w:autoSpaceDN w:val="0"/>
-        <w:adjustRightInd w:val="0"/>
-        <w:spacing w:after="0" w:line="240" w:lineRule="auto"/>
-        <w:ind w:left="1440" w:firstLine="720"/>
-        <w:rPr>
-          <w:rFonts w:ascii="TimesNewRoman" w:hAnsi="TimesNewRoman" w:cs="TimesNewRoman"/>
-          <w:sz w:val="24"/>
-          <w:szCs w:val="24"/>
-        </w:rPr>
-      </w:pPr>
-    </w:p>
-    <w:p>
-      <w:pPr>
-        <w:autoSpaceDE w:val="0"/>
-        <w:autoSpaceDN w:val="0"/>
-        <w:adjustRightInd w:val="0"/>
-        <w:spacing w:after="0" w:line="240" w:lineRule="auto"/>
-        <w:ind w:left="1440" w:firstLine="720"/>
-        <w:rPr>
-          <w:rFonts w:ascii="TimesNewRoman" w:hAnsi="TimesNewRoman" w:cs="TimesNewRoman"/>
-          <w:sz w:val="24"/>
-          <w:szCs w:val="24"/>
-        </w:rPr>
-      </w:pPr>
-    </w:p>
-    <w:p>
-      <w:pPr>
-        <w:autoSpaceDE w:val="0"/>
-        <w:autoSpaceDN w:val="0"/>
-        <w:adjustRightInd w:val="0"/>
-        <w:spacing w:after="0" w:line="240" w:lineRule="auto"/>
-        <w:ind w:left="1440" w:firstLine="720"/>
-        <w:rPr>
-          <w:rFonts w:ascii="TimesNewRoman" w:hAnsi="TimesNewRoman" w:cs="TimesNewRoman"/>
-          <w:sz w:val="24"/>
-          <w:szCs w:val="24"/>
-        </w:rPr>
-      </w:pPr>
-    </w:p>
-    <w:p>
-      <w:pPr>
-        <w:autoSpaceDE w:val="0"/>
-        <w:autoSpaceDN w:val="0"/>
-        <w:adjustRightInd w:val="0"/>
-        <w:spacing w:after="0" w:line="240" w:lineRule="auto"/>
-        <w:ind w:left="1440" w:firstLine="720"/>
-        <w:rPr>
-          <w:rFonts w:ascii="TimesNewRoman" w:hAnsi="TimesNewRoman" w:cs="TimesNewRoman"/>
-          <w:sz w:val="24"/>
-          <w:szCs w:val="24"/>
-        </w:rPr>
-      </w:pPr>
-    </w:p>
-    <w:p>
-      <w:pPr>
-        <w:autoSpaceDE w:val="0"/>
-        <w:autoSpaceDN w:val="0"/>
-        <w:adjustRightInd w:val="0"/>
-        <w:spacing w:after="0" w:line="240" w:lineRule="auto"/>
-        <w:ind w:left="1440" w:firstLine="720"/>
-        <w:rPr>
-          <w:rFonts w:ascii="TimesNewRoman" w:hAnsi="TimesNewRoman" w:cs="TimesNewRoman"/>
-          <w:sz w:val="24"/>
-          <w:szCs w:val="24"/>
-        </w:rPr>
-      </w:pPr>
-    </w:p>
-    <w:p>
-      <w:pPr>
-        <w:autoSpaceDE w:val="0"/>
-        <w:autoSpaceDN w:val="0"/>
-        <w:adjustRightInd w:val="0"/>
-        <w:spacing w:after="0" w:line="240" w:lineRule="auto"/>
-        <w:ind w:left="1440" w:firstLine="720"/>
-        <w:rPr>
-          <w:rFonts w:ascii="TimesNewRoman" w:hAnsi="TimesNewRoman" w:cs="TimesNewRoman"/>
-          <w:sz w:val="24"/>
-          <w:szCs w:val="24"/>
-        </w:rPr>
-      </w:pPr>
-    </w:p>
-    <w:p>
-      <w:pPr>
-        <w:autoSpaceDE w:val="0"/>
-        <w:autoSpaceDN w:val="0"/>
-        <w:adjustRightInd w:val="0"/>
-        <w:spacing w:after="0" w:line="240" w:lineRule="auto"/>
-        <w:ind w:left="1440" w:firstLine="720"/>
-        <w:rPr>
-          <w:rFonts w:ascii="TimesNewRoman" w:hAnsi="TimesNewRoman" w:cs="TimesNewRoman"/>
-          <w:sz w:val="24"/>
-          <w:szCs w:val="24"/>
-        </w:rPr>
-      </w:pPr>
-    </w:p>
-    <w:p>
-      <w:pPr>
-        <w:autoSpaceDE w:val="0"/>
-        <w:autoSpaceDN w:val="0"/>
-        <w:adjustRightInd w:val="0"/>
-        <w:spacing w:after="0" w:line="240" w:lineRule="auto"/>
-        <w:ind w:left="1440" w:firstLine="720"/>
-        <w:rPr>
-          <w:rFonts w:ascii="TimesNewRoman" w:hAnsi="TimesNewRoman" w:cs="TimesNewRoman"/>
-          <w:sz w:val="24"/>
-          <w:szCs w:val="24"/>
-        </w:rPr>
-      </w:pPr>
-    </w:p>
-    <w:p>
-      <w:pPr>
-        <w:autoSpaceDE w:val="0"/>
-        <w:autoSpaceDN w:val="0"/>
-        <w:adjustRightInd w:val="0"/>
-        <w:spacing w:after="0" w:line="240" w:lineRule="auto"/>
-        <w:ind w:left="1440" w:firstLine="720"/>
-        <w:rPr>
-          <w:rFonts w:ascii="TimesNewRoman" w:hAnsi="TimesNewRoman" w:cs="TimesNewRoman"/>
-          <w:sz w:val="24"/>
-          <w:szCs w:val="24"/>
-        </w:rPr>
-      </w:pPr>
-    </w:p>
-    <w:p>
-      <w:pPr>
-        <w:autoSpaceDE w:val="0"/>
-        <w:autoSpaceDN w:val="0"/>
-        <w:adjustRightInd w:val="0"/>
-        <w:spacing w:after="0" w:line="240" w:lineRule="auto"/>
-        <w:ind w:left="1440" w:firstLine="720"/>
-        <w:rPr>
-          <w:rFonts w:ascii="TimesNewRoman" w:hAnsi="TimesNewRoman" w:cs="TimesNewRoman"/>
-          <w:sz w:val="24"/>
-          <w:szCs w:val="24"/>
-        </w:rPr>
-      </w:pPr>
-    </w:p>
-    <w:p>
-      <w:pPr>
-        <w:autoSpaceDE w:val="0"/>
-        <w:autoSpaceDN w:val="0"/>
-        <w:adjustRightInd w:val="0"/>
-        <w:spacing w:after="0" w:line="240" w:lineRule="auto"/>
-        <w:ind w:left="720" w:firstLine="720"/>
-        <w:rPr>
-          <w:rFonts w:ascii="CourierNewPSMT" w:hAnsi="CourierNewPSMT" w:cs="CourierNewPSMT"/>
-          <w:sz w:val="24"/>
-          <w:szCs w:val="24"/>
-        </w:rPr>
-      </w:pPr>
-      <w:r>
-        <w:rPr>
-          <w:rFonts w:ascii="CourierNewPSMT" w:hAnsi="CourierNewPSMT" w:cs="CourierNewPSMT"/>
-          <w:sz w:val="24"/>
-          <w:szCs w:val="24"/>
-        </w:rPr>
-        <w:t xml:space="preserve">o </w:t>
-      </w:r>
-      <w:r>
-        <w:rPr>
-          <w:rFonts w:ascii="CourierNewPSMT" w:hAnsi="CourierNewPSMT" w:cs="CourierNewPSMT"/>
-          <w:sz w:val="24"/>
-          <w:szCs w:val="24"/>
-        </w:rPr>
-        <w:t>Click on Codec Settings to change the Fs to 8 KHz.</w:t>
-      </w:r>
-    </w:p>
-    <w:p>
-      <w:pPr>
-        <w:autoSpaceDE w:val="0"/>
-        <w:autoSpaceDN w:val="0"/>
-        <w:adjustRightInd w:val="0"/>
-        <w:spacing w:after="0" w:line="240" w:lineRule="auto"/>
-        <w:ind w:left="1440"/>
-        <w:rPr>
-          <w:rFonts w:ascii="TimesNewRoman" w:hAnsi="TimesNewRoman" w:cs="TimesNewRoman"/>
-          <w:sz w:val="24"/>
-          <w:szCs w:val="24"/>
-        </w:rPr>
-      </w:pPr>
-      <w:r>
-        <w:rPr>
-          <w:rFonts w:ascii="TimesNewRoman" w:hAnsi="TimesNewRoman" w:cs="TimesNewRoman"/>
-          <w:sz w:val="24"/>
-          <w:szCs w:val="24"/>
-        </w:rPr>
-        <w:t xml:space="preserve">Click on </w:t>
-      </w:r>
-      <w:r>
-        <w:rPr>
-          <w:rFonts w:ascii="TimesNewRoman" w:hAnsi="TimesNewRoman" w:cs="TimesNewRoman"/>
-          <w:sz w:val="24"/>
-          <w:szCs w:val="24"/>
-        </w:rPr>
-        <w:t>Function-&gt;</w:t>
-      </w:r>
-      <w:r>
-        <w:rPr>
-          <w:rFonts w:ascii="TimesNewRoman,Bold" w:hAnsi="TimesNewRoman,Bold" w:cs="TimesNewRoman,Bold"/>
-          <w:b/>
-          <w:bCs/>
-          <w:sz w:val="24"/>
-          <w:szCs w:val="24"/>
-        </w:rPr>
-        <w:t xml:space="preserve">Spectrum Analyzer </w:t>
-      </w:r>
-      <w:r>
-        <w:rPr>
-          <w:rFonts w:ascii="TimesNewRoman" w:hAnsi="TimesNewRoman" w:cs="TimesNewRoman"/>
-          <w:sz w:val="24"/>
-          <w:szCs w:val="24"/>
-        </w:rPr>
-        <w:t xml:space="preserve">and </w:t>
-      </w:r>
-      <w:r>
-        <w:rPr>
-          <w:rFonts w:ascii="TimesNewRoman" w:hAnsi="TimesNewRoman" w:cs="TimesNewRoman"/>
-          <w:sz w:val="24"/>
-          <w:szCs w:val="24"/>
-        </w:rPr>
-        <w:t>Display-&gt;</w:t>
-      </w:r>
-      <w:r>
-        <w:rPr>
-          <w:rFonts w:ascii="TimesNewRoman,Bold" w:hAnsi="TimesNewRoman,Bold" w:cs="TimesNewRoman,Bold"/>
-          <w:b/>
-          <w:bCs/>
-          <w:sz w:val="24"/>
-          <w:szCs w:val="24"/>
-        </w:rPr>
-        <w:t>Log</w:t>
-      </w:r>
-      <w:r>
-        <w:rPr>
-          <w:rFonts w:ascii="TimesNewRoman,Bold" w:hAnsi="TimesNewRoman,Bold" w:cs="TimesNewRoman,Bold"/>
-          <w:b/>
-          <w:bCs/>
-          <w:sz w:val="24"/>
-          <w:szCs w:val="24"/>
-        </w:rPr>
-        <w:t>arithmic</w:t>
-      </w:r>
-      <w:r>
-        <w:rPr>
-          <w:rFonts w:ascii="TimesNewRoman,Bold" w:hAnsi="TimesNewRoman,Bold" w:cs="TimesNewRoman,Bold"/>
-          <w:b/>
-          <w:bCs/>
-          <w:sz w:val="24"/>
-          <w:szCs w:val="24"/>
-        </w:rPr>
-        <w:t xml:space="preserve"> </w:t>
-      </w:r>
-      <w:r>
-        <w:rPr>
-          <w:rFonts w:ascii="TimesNewRoman" w:hAnsi="TimesNewRoman" w:cs="TimesNewRoman"/>
-          <w:sz w:val="24"/>
-          <w:szCs w:val="24"/>
-        </w:rPr>
-        <w:t>and play the sound</w:t>
-      </w:r>
-    </w:p>
-    <w:p>
-      <w:pPr>
-        <w:autoSpaceDE w:val="0"/>
-        <w:autoSpaceDN w:val="0"/>
-        <w:adjustRightInd w:val="0"/>
-        <w:spacing w:after="0" w:line="240" w:lineRule="auto"/>
-        <w:ind w:left="1440" w:firstLine="720"/>
-        <w:rPr>
-          <w:rFonts w:ascii="TimesNewRoman" w:hAnsi="TimesNewRoman" w:cs="TimesNewRoman"/>
-          <w:sz w:val="24"/>
-          <w:szCs w:val="24"/>
-        </w:rPr>
-      </w:pPr>
-      <w:r>
-        <w:rPr>
-          <w:rFonts w:ascii="Arial" w:hAnsi="Arial" w:cs="Arial"/>
-          <w:sz w:val="24"/>
-          <w:szCs w:val="24"/>
-        </w:rPr>
-        <w:t>􀂃</w:t>
-      </w:r>
-      <w:r>
-        <w:rPr>
-          <w:rFonts w:ascii="CourierNewPSMT" w:hAnsi="CourierNewPSMT" w:cs="CourierNewPSMT"/>
-          <w:b/>
-          <w:sz w:val="24"/>
-          <w:szCs w:val="24"/>
-        </w:rPr>
-        <w:t>Question 7</w:t>
-      </w:r>
-      <w:r>
-        <w:rPr>
-          <w:rFonts w:ascii="CourierNewPSMT" w:hAnsi="CourierNewPSMT" w:cs="CourierNewPSMT"/>
-          <w:b/>
-          <w:sz w:val="24"/>
-          <w:szCs w:val="24"/>
-        </w:rPr>
-        <w:t>:</w:t>
-      </w:r>
-      <w:r>
-        <w:rPr>
-          <w:rFonts w:ascii="CourierNewPSMT" w:hAnsi="CourierNewPSMT" w:cs="CourierNewPSMT"/>
-          <w:sz w:val="24"/>
-          <w:szCs w:val="24"/>
-        </w:rPr>
-        <w:t xml:space="preserve"> </w:t>
-      </w:r>
-      <w:r>
-        <w:rPr>
-          <w:rFonts w:ascii="TimesNewRoman" w:hAnsi="TimesNewRoman" w:cs="TimesNewRoman"/>
-          <w:sz w:val="24"/>
-          <w:szCs w:val="24"/>
-        </w:rPr>
-        <w:t xml:space="preserve">Explain </w:t>
-      </w:r>
-      <w:r>
-        <w:rPr>
-          <w:rFonts w:ascii="TimesNewRoman" w:hAnsi="TimesNewRoman" w:cs="TimesNewRoman"/>
-          <w:sz w:val="24"/>
-          <w:szCs w:val="24"/>
-        </w:rPr>
-        <w:t>and draw what you see. W</w:t>
-      </w:r>
-      <w:r>
-        <w:rPr>
-          <w:rFonts w:ascii="TimesNewRoman" w:hAnsi="TimesNewRoman" w:cs="TimesNewRoman"/>
-          <w:sz w:val="24"/>
-          <w:szCs w:val="24"/>
-        </w:rPr>
-        <w:t xml:space="preserve">hat </w:t>
-      </w:r>
-      <w:r>
-        <w:rPr>
-          <w:rFonts w:ascii="TimesNewRoman" w:hAnsi="TimesNewRoman" w:cs="TimesNewRoman"/>
-          <w:sz w:val="24"/>
-          <w:szCs w:val="24"/>
-        </w:rPr>
-        <w:t xml:space="preserve">does this </w:t>
-      </w:r>
-      <w:proofErr w:type="gramStart"/>
-      <w:r>
-        <w:rPr>
-          <w:rFonts w:ascii="TimesNewRoman" w:hAnsi="TimesNewRoman" w:cs="TimesNewRoman"/>
-          <w:sz w:val="24"/>
-          <w:szCs w:val="24"/>
-        </w:rPr>
-        <w:t>display plot</w:t>
-      </w:r>
-      <w:proofErr w:type="gramEnd"/>
-      <w:r>
-        <w:rPr>
-          <w:rFonts w:ascii="TimesNewRoman" w:hAnsi="TimesNewRoman" w:cs="TimesNewRoman"/>
-          <w:sz w:val="24"/>
-          <w:szCs w:val="24"/>
-        </w:rPr>
-        <w:t>?</w:t>
-      </w:r>
-      <w:r>
-        <w:rPr>
-          <w:rFonts w:ascii="TimesNewRoman" w:hAnsi="TimesNewRoman" w:cs="TimesNewRoman"/>
-          <w:sz w:val="24"/>
-          <w:szCs w:val="24"/>
-        </w:rPr>
-        <w:t xml:space="preserve"> How is it probably implemented?</w:t>
-      </w:r>
-    </w:p>
-    <w:p>
-      <w:pPr>
-        <w:autoSpaceDE w:val="0"/>
-        <w:autoSpaceDN w:val="0"/>
-        <w:adjustRightInd w:val="0"/>
-        <w:spacing w:after="0" w:line="240" w:lineRule="auto"/>
-        <w:ind w:left="1440" w:firstLine="720"/>
-        <w:rPr>
-          <w:rFonts w:ascii="TimesNewRoman" w:hAnsi="TimesNewRoman" w:cs="TimesNewRoman"/>
-          <w:sz w:val="24"/>
-          <w:szCs w:val="24"/>
-        </w:rPr>
-      </w:pPr>
-    </w:p>
-    <w:p>
-      <w:pPr>
-        <w:autoSpaceDE w:val="0"/>
-        <w:autoSpaceDN w:val="0"/>
-        <w:adjustRightInd w:val="0"/>
-        <w:spacing w:after="0" w:line="240" w:lineRule="auto"/>
-        <w:ind w:left="1440" w:firstLine="720"/>
-        <w:rPr>
-          <w:rFonts w:ascii="TimesNewRoman" w:hAnsi="TimesNewRoman" w:cs="TimesNewRoman"/>
-          <w:sz w:val="24"/>
-          <w:szCs w:val="24"/>
-        </w:rPr>
-      </w:pPr>
-    </w:p>
-    <w:p>
-      <w:pPr>
-        <w:autoSpaceDE w:val="0"/>
-        <w:autoSpaceDN w:val="0"/>
-        <w:adjustRightInd w:val="0"/>
-        <w:spacing w:after="0" w:line="240" w:lineRule="auto"/>
-        <w:ind w:left="1440" w:firstLine="720"/>
-        <w:rPr>
-          <w:rFonts w:ascii="TimesNewRoman" w:hAnsi="TimesNewRoman" w:cs="TimesNewRoman"/>
-          <w:sz w:val="24"/>
-          <w:szCs w:val="24"/>
-        </w:rPr>
-      </w:pPr>
-    </w:p>
-    <w:p>
-      <w:pPr>
-        <w:autoSpaceDE w:val="0"/>
-        <w:autoSpaceDN w:val="0"/>
-        <w:adjustRightInd w:val="0"/>
-        <w:spacing w:after="0" w:line="240" w:lineRule="auto"/>
-        <w:ind w:left="1440" w:firstLine="720"/>
-        <w:rPr>
-          <w:rFonts w:ascii="TimesNewRoman" w:hAnsi="TimesNewRoman" w:cs="TimesNewRoman"/>
-          <w:sz w:val="24"/>
-          <w:szCs w:val="24"/>
-        </w:rPr>
-      </w:pPr>
-    </w:p>
-    <w:p>
-      <w:pPr>
-        <w:autoSpaceDE w:val="0"/>
-        <w:autoSpaceDN w:val="0"/>
-        <w:adjustRightInd w:val="0"/>
-        <w:spacing w:after="0" w:line="240" w:lineRule="auto"/>
-        <w:ind w:left="1440" w:firstLine="720"/>
-        <w:rPr>
-          <w:rFonts w:ascii="TimesNewRoman" w:hAnsi="TimesNewRoman" w:cs="TimesNewRoman"/>
-          <w:sz w:val="24"/>
-          <w:szCs w:val="24"/>
-        </w:rPr>
-      </w:pPr>
-    </w:p>
-    <w:p>
-      <w:pPr>
-        <w:autoSpaceDE w:val="0"/>
-        <w:autoSpaceDN w:val="0"/>
-        <w:adjustRightInd w:val="0"/>
-        <w:spacing w:after="0" w:line="240" w:lineRule="auto"/>
-        <w:ind w:left="1440" w:firstLine="720"/>
-        <w:rPr>
-          <w:rFonts w:ascii="TimesNewRoman" w:hAnsi="TimesNewRoman" w:cs="TimesNewRoman"/>
-          <w:sz w:val="24"/>
-          <w:szCs w:val="24"/>
-        </w:rPr>
-      </w:pPr>
-    </w:p>
-    <w:p>
-      <w:pPr>
-        <w:autoSpaceDE w:val="0"/>
-        <w:autoSpaceDN w:val="0"/>
-        <w:adjustRightInd w:val="0"/>
-        <w:spacing w:after="0" w:line="240" w:lineRule="auto"/>
-        <w:ind w:left="1440" w:firstLine="720"/>
-        <w:rPr>
-          <w:rFonts w:ascii="TimesNewRoman" w:hAnsi="TimesNewRoman" w:cs="TimesNewRoman"/>
-          <w:sz w:val="24"/>
-          <w:szCs w:val="24"/>
-        </w:rPr>
-      </w:pPr>
-    </w:p>
-    <w:p>
-      <w:pPr>
-        <w:autoSpaceDE w:val="0"/>
-        <w:autoSpaceDN w:val="0"/>
-        <w:adjustRightInd w:val="0"/>
-        <w:spacing w:after="0" w:line="240" w:lineRule="auto"/>
-        <w:ind w:left="1440" w:firstLine="720"/>
-        <w:rPr>
-          <w:rFonts w:ascii="TimesNewRoman" w:hAnsi="TimesNewRoman" w:cs="TimesNewRoman"/>
-          <w:sz w:val="24"/>
-          <w:szCs w:val="24"/>
-        </w:rPr>
-      </w:pPr>
-    </w:p>
-    <w:p>
-      <w:pPr>
-        <w:autoSpaceDE w:val="0"/>
-        <w:autoSpaceDN w:val="0"/>
-        <w:adjustRightInd w:val="0"/>
-        <w:spacing w:after="0" w:line="240" w:lineRule="auto"/>
-        <w:ind w:left="1440" w:firstLine="720"/>
-        <w:rPr>
-          <w:rFonts w:ascii="TimesNewRoman" w:hAnsi="TimesNewRoman" w:cs="TimesNewRoman"/>
-          <w:sz w:val="24"/>
-          <w:szCs w:val="24"/>
-        </w:rPr>
-      </w:pPr>
-    </w:p>
-    <w:p>
-      <w:pPr>
-        <w:autoSpaceDE w:val="0"/>
-        <w:autoSpaceDN w:val="0"/>
-        <w:adjustRightInd w:val="0"/>
-        <w:spacing w:after="0" w:line="240" w:lineRule="auto"/>
-        <w:ind w:left="1440" w:firstLine="720"/>
-        <w:rPr>
-          <w:rFonts w:ascii="TimesNewRoman" w:hAnsi="TimesNewRoman" w:cs="TimesNewRoman"/>
-          <w:sz w:val="24"/>
-          <w:szCs w:val="24"/>
-        </w:rPr>
-      </w:pPr>
-    </w:p>
-    <w:p>
-      <w:pPr>
-        <w:autoSpaceDE w:val="0"/>
-        <w:autoSpaceDN w:val="0"/>
-        <w:adjustRightInd w:val="0"/>
-        <w:spacing w:after="0" w:line="240" w:lineRule="auto"/>
-        <w:ind w:left="1440" w:firstLine="720"/>
-        <w:rPr>
-          <w:rFonts w:ascii="TimesNewRoman" w:hAnsi="TimesNewRoman" w:cs="TimesNewRoman"/>
-          <w:sz w:val="24"/>
-          <w:szCs w:val="24"/>
-        </w:rPr>
-      </w:pPr>
-    </w:p>
-    <w:p>
-      <w:pPr>
-        <w:autoSpaceDE w:val="0"/>
-        <w:autoSpaceDN w:val="0"/>
-        <w:adjustRightInd w:val="0"/>
-        <w:spacing w:after="0" w:line="240" w:lineRule="auto"/>
-        <w:ind w:left="1440" w:firstLine="720"/>
-        <w:rPr>
-          <w:rFonts w:ascii="TimesNewRoman" w:hAnsi="TimesNewRoman" w:cs="TimesNewRoman"/>
-          <w:sz w:val="24"/>
-          <w:szCs w:val="24"/>
-        </w:rPr>
-      </w:pPr>
-    </w:p>
-    <w:p>
-      <w:pPr>
-        <w:autoSpaceDE w:val="0"/>
-        <w:autoSpaceDN w:val="0"/>
-        <w:adjustRightInd w:val="0"/>
-        <w:spacing w:after="0" w:line="240" w:lineRule="auto"/>
-        <w:ind w:left="1440" w:firstLine="720"/>
-        <w:rPr>
-          <w:rFonts w:ascii="TimesNewRoman" w:hAnsi="TimesNewRoman" w:cs="TimesNewRoman"/>
-          <w:sz w:val="24"/>
-          <w:szCs w:val="24"/>
-        </w:rPr>
-      </w:pPr>
-    </w:p>
-    <w:p>
-      <w:pPr>
-        <w:autoSpaceDE w:val="0"/>
-        <w:autoSpaceDN w:val="0"/>
-        <w:adjustRightInd w:val="0"/>
-        <w:spacing w:after="0" w:line="240" w:lineRule="auto"/>
-        <w:ind w:left="1440" w:firstLine="720"/>
-        <w:rPr>
-          <w:rFonts w:ascii="TimesNewRoman" w:hAnsi="TimesNewRoman" w:cs="TimesNewRoman"/>
-          <w:sz w:val="24"/>
-          <w:szCs w:val="24"/>
-        </w:rPr>
-      </w:pPr>
-      <w:r>
-        <w:rPr>
-          <w:rFonts w:ascii="Arial" w:hAnsi="Arial" w:cs="Arial"/>
-          <w:sz w:val="24"/>
-          <w:szCs w:val="24"/>
-        </w:rPr>
-        <w:t>􀂃</w:t>
-      </w:r>
-      <w:r>
-        <w:rPr>
-          <w:rFonts w:ascii="CourierNewPSMT" w:hAnsi="CourierNewPSMT" w:cs="CourierNewPSMT"/>
-          <w:b/>
-          <w:sz w:val="24"/>
-          <w:szCs w:val="24"/>
-        </w:rPr>
-        <w:t>Question 8</w:t>
-      </w:r>
-      <w:r>
-        <w:rPr>
-          <w:rFonts w:ascii="CourierNewPSMT" w:hAnsi="CourierNewPSMT" w:cs="CourierNewPSMT"/>
-          <w:b/>
-          <w:sz w:val="24"/>
-          <w:szCs w:val="24"/>
-        </w:rPr>
-        <w:t>:</w:t>
-      </w:r>
-      <w:r>
-        <w:rPr>
-          <w:rFonts w:ascii="CourierNewPSMT" w:hAnsi="CourierNewPSMT" w:cs="CourierNewPSMT"/>
-          <w:sz w:val="24"/>
-          <w:szCs w:val="24"/>
-        </w:rPr>
-        <w:t xml:space="preserve"> </w:t>
-      </w:r>
-      <w:r>
-        <w:rPr>
-          <w:rFonts w:ascii="TimesNewRoman" w:hAnsi="TimesNewRoman" w:cs="TimesNewRoman"/>
-          <w:sz w:val="24"/>
-          <w:szCs w:val="24"/>
-        </w:rPr>
-        <w:t>Change the windowing used.  See any changes?</w:t>
-      </w:r>
-    </w:p>
-    <w:p>
-      <w:pPr>
-        <w:autoSpaceDE w:val="0"/>
-        <w:autoSpaceDN w:val="0"/>
-        <w:adjustRightInd w:val="0"/>
-        <w:spacing w:after="0" w:line="240" w:lineRule="auto"/>
-        <w:ind w:left="1440" w:firstLine="720"/>
-        <w:rPr>
-          <w:rFonts w:ascii="TimesNewRoman" w:hAnsi="TimesNewRoman" w:cs="TimesNewRoman"/>
-          <w:sz w:val="24"/>
-          <w:szCs w:val="24"/>
-        </w:rPr>
-      </w:pPr>
-    </w:p>
-    <w:p>
-      <w:pPr>
-        <w:autoSpaceDE w:val="0"/>
-        <w:autoSpaceDN w:val="0"/>
-        <w:adjustRightInd w:val="0"/>
-        <w:spacing w:after="0" w:line="240" w:lineRule="auto"/>
-        <w:ind w:left="1440" w:firstLine="720"/>
-        <w:rPr>
-          <w:rFonts w:ascii="TimesNewRoman" w:hAnsi="TimesNewRoman" w:cs="TimesNewRoman"/>
-          <w:sz w:val="24"/>
-          <w:szCs w:val="24"/>
-        </w:rPr>
-      </w:pPr>
-    </w:p>
-    <w:p>
-      <w:pPr>
-        <w:autoSpaceDE w:val="0"/>
-        <w:autoSpaceDN w:val="0"/>
-        <w:adjustRightInd w:val="0"/>
-        <w:spacing w:after="0" w:line="240" w:lineRule="auto"/>
-        <w:ind w:left="720" w:firstLine="720"/>
-        <w:rPr>
-          <w:rFonts w:ascii="TimesNewRoman" w:hAnsi="TimesNewRoman" w:cs="TimesNewRoman"/>
-          <w:sz w:val="24"/>
-          <w:szCs w:val="24"/>
-        </w:rPr>
-      </w:pPr>
-      <w:r>
-        <w:rPr>
-          <w:rFonts w:ascii="CourierNewPSMT" w:hAnsi="CourierNewPSMT" w:cs="CourierNewPSMT"/>
-          <w:sz w:val="24"/>
-          <w:szCs w:val="24"/>
-        </w:rPr>
-        <w:t xml:space="preserve">o </w:t>
-      </w:r>
-      <w:r>
-        <w:rPr>
-          <w:rFonts w:ascii="TimesNewRoman" w:hAnsi="TimesNewRoman" w:cs="TimesNewRoman"/>
-          <w:sz w:val="24"/>
-          <w:szCs w:val="24"/>
-        </w:rPr>
-        <w:t xml:space="preserve">Click on </w:t>
-      </w:r>
-      <w:r>
-        <w:rPr>
-          <w:rFonts w:ascii="TimesNewRoman" w:hAnsi="TimesNewRoman" w:cs="TimesNewRoman"/>
-          <w:sz w:val="24"/>
-          <w:szCs w:val="24"/>
-        </w:rPr>
-        <w:t>Display-&gt;</w:t>
-      </w:r>
-      <w:r>
-        <w:rPr>
-          <w:rFonts w:ascii="TimesNewRoman,Bold" w:hAnsi="TimesNewRoman,Bold" w:cs="TimesNewRoman,Bold"/>
-          <w:b/>
-          <w:bCs/>
-          <w:sz w:val="24"/>
-          <w:szCs w:val="24"/>
-        </w:rPr>
-        <w:t xml:space="preserve">Waterfall </w:t>
-      </w:r>
-      <w:r>
-        <w:rPr>
-          <w:rFonts w:ascii="TimesNewRoman" w:hAnsi="TimesNewRoman" w:cs="TimesNewRoman"/>
-          <w:sz w:val="24"/>
-          <w:szCs w:val="24"/>
-        </w:rPr>
-        <w:t>and play the</w:t>
-      </w:r>
-      <w:r>
-        <w:rPr>
-          <w:rFonts w:ascii="TimesNewRoman" w:hAnsi="TimesNewRoman" w:cs="TimesNewRoman"/>
-          <w:sz w:val="24"/>
-          <w:szCs w:val="24"/>
-        </w:rPr>
-        <w:t xml:space="preserve"> </w:t>
-      </w:r>
-      <w:proofErr w:type="spellStart"/>
-      <w:r>
-        <w:rPr>
-          <w:rFonts w:ascii="TimesNewRoman" w:hAnsi="TimesNewRoman" w:cs="TimesNewRoman"/>
-          <w:sz w:val="24"/>
-          <w:szCs w:val="24"/>
-        </w:rPr>
-        <w:t>gen_tones_long</w:t>
-      </w:r>
-      <w:proofErr w:type="spellEnd"/>
-      <w:r>
-        <w:rPr>
-          <w:rFonts w:ascii="TimesNewRoman" w:hAnsi="TimesNewRoman" w:cs="TimesNewRoman"/>
-          <w:sz w:val="24"/>
-          <w:szCs w:val="24"/>
-        </w:rPr>
-        <w:t xml:space="preserve"> sound</w:t>
-      </w:r>
-    </w:p>
-    <w:p>
-      <w:pPr>
-        <w:autoSpaceDE w:val="0"/>
-        <w:autoSpaceDN w:val="0"/>
-        <w:adjustRightInd w:val="0"/>
-        <w:spacing w:after="0" w:line="240" w:lineRule="auto"/>
-        <w:ind w:left="1440" w:firstLine="720"/>
-        <w:rPr>
-          <w:rFonts w:ascii="TimesNewRoman" w:hAnsi="TimesNewRoman" w:cs="TimesNewRoman"/>
-          <w:sz w:val="24"/>
-          <w:szCs w:val="24"/>
-        </w:rPr>
-      </w:pPr>
-      <w:r>
-        <w:rPr>
-          <w:rFonts w:ascii="Arial" w:hAnsi="Arial" w:cs="Arial"/>
-          <w:sz w:val="24"/>
-          <w:szCs w:val="24"/>
-        </w:rPr>
-        <w:t>􀂃</w:t>
-      </w:r>
-      <w:r>
-        <w:rPr>
-          <w:rFonts w:ascii="CourierNewPSMT" w:hAnsi="CourierNewPSMT" w:cs="CourierNewPSMT"/>
-          <w:b/>
-          <w:sz w:val="24"/>
-          <w:szCs w:val="24"/>
-        </w:rPr>
-        <w:t>Question 9</w:t>
-      </w:r>
-      <w:r>
-        <w:rPr>
-          <w:rFonts w:ascii="CourierNewPSMT" w:hAnsi="CourierNewPSMT" w:cs="CourierNewPSMT"/>
-          <w:b/>
-          <w:sz w:val="24"/>
-          <w:szCs w:val="24"/>
-        </w:rPr>
-        <w:t>:</w:t>
-      </w:r>
-      <w:r>
-        <w:rPr>
-          <w:rFonts w:ascii="CourierNewPSMT" w:hAnsi="CourierNewPSMT" w:cs="CourierNewPSMT"/>
-          <w:sz w:val="24"/>
-          <w:szCs w:val="24"/>
-        </w:rPr>
-        <w:t xml:space="preserve"> </w:t>
-      </w:r>
-      <w:r>
-        <w:rPr>
-          <w:rFonts w:ascii="TimesNewRoman" w:hAnsi="TimesNewRoman" w:cs="TimesNewRoman"/>
-          <w:sz w:val="24"/>
-          <w:szCs w:val="24"/>
-        </w:rPr>
-        <w:t>Explain</w:t>
-      </w:r>
-      <w:r>
-        <w:rPr>
-          <w:rFonts w:ascii="TimesNewRoman" w:hAnsi="TimesNewRoman" w:cs="TimesNewRoman"/>
-          <w:sz w:val="24"/>
-          <w:szCs w:val="24"/>
-        </w:rPr>
-        <w:t xml:space="preserve"> and draw</w:t>
-      </w:r>
-      <w:r>
-        <w:rPr>
-          <w:rFonts w:ascii="TimesNewRoman" w:hAnsi="TimesNewRoman" w:cs="TimesNewRoman"/>
-          <w:sz w:val="24"/>
-          <w:szCs w:val="24"/>
-        </w:rPr>
-        <w:t xml:space="preserve"> what you </w:t>
-      </w:r>
-      <w:r>
-        <w:rPr>
-          <w:rFonts w:ascii="TimesNewRoman" w:hAnsi="TimesNewRoman" w:cs="TimesNewRoman"/>
-          <w:sz w:val="24"/>
-          <w:szCs w:val="24"/>
-        </w:rPr>
-        <w:t>see. What does this</w:t>
-      </w:r>
-      <w:r>
-        <w:rPr>
-          <w:rFonts w:ascii="TimesNewRoman" w:hAnsi="TimesNewRoman" w:cs="TimesNewRoman"/>
-          <w:sz w:val="24"/>
-          <w:szCs w:val="24"/>
-        </w:rPr>
-        <w:t xml:space="preserve"> </w:t>
-      </w:r>
-      <w:proofErr w:type="gramStart"/>
-      <w:r>
-        <w:rPr>
-          <w:rFonts w:ascii="TimesNewRoman" w:hAnsi="TimesNewRoman" w:cs="TimesNewRoman"/>
-          <w:sz w:val="24"/>
-          <w:szCs w:val="24"/>
-        </w:rPr>
-        <w:t>display plot</w:t>
-      </w:r>
-      <w:proofErr w:type="gramEnd"/>
-      <w:r>
-        <w:rPr>
-          <w:rFonts w:ascii="TimesNewRoman" w:hAnsi="TimesNewRoman" w:cs="TimesNewRoman"/>
-          <w:sz w:val="24"/>
-          <w:szCs w:val="24"/>
-        </w:rPr>
-        <w:t xml:space="preserve">? </w:t>
-      </w:r>
-      <w:r>
-        <w:rPr>
-          <w:rFonts w:ascii="TimesNewRoman" w:hAnsi="TimesNewRoman" w:cs="TimesNewRoman"/>
-          <w:sz w:val="24"/>
-          <w:szCs w:val="24"/>
-        </w:rPr>
-        <w:t xml:space="preserve"> How is it</w:t>
-      </w:r>
-      <w:r>
-        <w:rPr>
-          <w:rFonts w:ascii="TimesNewRoman" w:hAnsi="TimesNewRoman" w:cs="TimesNewRoman"/>
-          <w:sz w:val="24"/>
-          <w:szCs w:val="24"/>
-        </w:rPr>
-        <w:t xml:space="preserve"> </w:t>
-      </w:r>
-      <w:r>
-        <w:rPr>
-          <w:rFonts w:ascii="TimesNewRoman" w:hAnsi="TimesNewRoman" w:cs="TimesNewRoman"/>
-          <w:sz w:val="24"/>
-          <w:szCs w:val="24"/>
-        </w:rPr>
-        <w:t>implemented?</w:t>
-      </w:r>
-      <w:r>
-        <w:rPr>
-          <w:rFonts w:ascii="TimesNewRoman" w:hAnsi="TimesNewRoman" w:cs="TimesNewRoman"/>
-          <w:sz w:val="24"/>
-          <w:szCs w:val="24"/>
-        </w:rPr>
-        <w:t xml:space="preserve"> Is there a difference between the left and the right channel?</w:t>
-      </w:r>
-    </w:p>
-    <w:p>
-      <w:pPr>
-        <w:autoSpaceDE w:val="0"/>
-        <w:autoSpaceDN w:val="0"/>
-        <w:adjustRightInd w:val="0"/>
-        <w:spacing w:after="0" w:line="240" w:lineRule="auto"/>
-        <w:ind w:left="1440" w:firstLine="720"/>
-        <w:rPr>
-          <w:rFonts w:ascii="TimesNewRoman" w:hAnsi="TimesNewRoman" w:cs="TimesNewRoman"/>
-          <w:sz w:val="24"/>
-          <w:szCs w:val="24"/>
-        </w:rPr>
-      </w:pPr>
-    </w:p>
-    <w:p>
-      <w:pPr>
-        <w:autoSpaceDE w:val="0"/>
-        <w:autoSpaceDN w:val="0"/>
-        <w:adjustRightInd w:val="0"/>
-        <w:spacing w:after="0" w:line="240" w:lineRule="auto"/>
-        <w:ind w:left="1440" w:firstLine="720"/>
-        <w:rPr>
-          <w:rFonts w:ascii="TimesNewRoman" w:hAnsi="TimesNewRoman" w:cs="TimesNewRoman"/>
-          <w:sz w:val="24"/>
-          <w:szCs w:val="24"/>
-        </w:rPr>
-      </w:pPr>
-    </w:p>
-    <w:p>
-      <w:pPr>
-        <w:autoSpaceDE w:val="0"/>
-        <w:autoSpaceDN w:val="0"/>
-        <w:adjustRightInd w:val="0"/>
-        <w:spacing w:after="0" w:line="240" w:lineRule="auto"/>
-        <w:ind w:left="1440" w:firstLine="720"/>
-        <w:rPr>
-          <w:rFonts w:ascii="TimesNewRoman" w:hAnsi="TimesNewRoman" w:cs="TimesNewRoman"/>
-          <w:sz w:val="24"/>
-          <w:szCs w:val="24"/>
-        </w:rPr>
-      </w:pPr>
-    </w:p>
-    <w:p>
-      <w:pPr>
-        <w:autoSpaceDE w:val="0"/>
-        <w:autoSpaceDN w:val="0"/>
-        <w:adjustRightInd w:val="0"/>
-        <w:spacing w:after="0" w:line="240" w:lineRule="auto"/>
-        <w:ind w:left="1440" w:firstLine="720"/>
-        <w:rPr>
-          <w:rFonts w:ascii="TimesNewRoman" w:hAnsi="TimesNewRoman" w:cs="TimesNewRoman"/>
-          <w:sz w:val="24"/>
-          <w:szCs w:val="24"/>
-        </w:rPr>
-      </w:pPr>
-    </w:p>
-    <w:p>
-      <w:pPr>
-        <w:autoSpaceDE w:val="0"/>
-        <w:autoSpaceDN w:val="0"/>
-        <w:adjustRightInd w:val="0"/>
-        <w:spacing w:after="0" w:line="240" w:lineRule="auto"/>
-        <w:ind w:left="1440" w:firstLine="720"/>
-        <w:rPr>
-          <w:rFonts w:ascii="TimesNewRoman" w:hAnsi="TimesNewRoman" w:cs="TimesNewRoman"/>
-          <w:sz w:val="24"/>
-          <w:szCs w:val="24"/>
-        </w:rPr>
-      </w:pPr>
-    </w:p>
-    <w:p>
-      <w:pPr>
-        <w:autoSpaceDE w:val="0"/>
-        <w:autoSpaceDN w:val="0"/>
-        <w:adjustRightInd w:val="0"/>
-        <w:spacing w:after="0" w:line="240" w:lineRule="auto"/>
-        <w:ind w:left="1440" w:firstLine="720"/>
-        <w:rPr>
-          <w:rFonts w:ascii="TimesNewRoman" w:hAnsi="TimesNewRoman" w:cs="TimesNewRoman"/>
-          <w:sz w:val="24"/>
-          <w:szCs w:val="24"/>
-        </w:rPr>
-      </w:pPr>
-    </w:p>
-    <w:p>
-      <w:pPr>
-        <w:autoSpaceDE w:val="0"/>
-        <w:autoSpaceDN w:val="0"/>
-        <w:adjustRightInd w:val="0"/>
-        <w:spacing w:after="0" w:line="240" w:lineRule="auto"/>
-        <w:ind w:left="1440" w:firstLine="720"/>
-        <w:rPr>
-          <w:rFonts w:ascii="TimesNewRoman" w:hAnsi="TimesNewRoman" w:cs="TimesNewRoman"/>
-          <w:sz w:val="24"/>
-          <w:szCs w:val="24"/>
-        </w:rPr>
-      </w:pPr>
-    </w:p>
-    <w:p>
-      <w:pPr>
-        <w:autoSpaceDE w:val="0"/>
-        <w:autoSpaceDN w:val="0"/>
-        <w:adjustRightInd w:val="0"/>
-        <w:spacing w:after="0" w:line="240" w:lineRule="auto"/>
-        <w:ind w:left="1440" w:firstLine="720"/>
-        <w:rPr>
-          <w:rFonts w:ascii="TimesNewRoman" w:hAnsi="TimesNewRoman" w:cs="TimesNewRoman"/>
-          <w:sz w:val="24"/>
-          <w:szCs w:val="24"/>
-        </w:rPr>
-      </w:pPr>
-    </w:p>
-    <w:p>
-      <w:pPr>
-        <w:autoSpaceDE w:val="0"/>
-        <w:autoSpaceDN w:val="0"/>
-        <w:adjustRightInd w:val="0"/>
-        <w:spacing w:after="0" w:line="240" w:lineRule="auto"/>
-        <w:ind w:left="1440" w:firstLine="720"/>
-        <w:rPr>
-          <w:rFonts w:ascii="TimesNewRoman" w:hAnsi="TimesNewRoman" w:cs="TimesNewRoman"/>
-          <w:sz w:val="24"/>
-          <w:szCs w:val="24"/>
-        </w:rPr>
-      </w:pPr>
-    </w:p>
-    <w:p>
-      <w:pPr>
-        <w:autoSpaceDE w:val="0"/>
-        <w:autoSpaceDN w:val="0"/>
-        <w:adjustRightInd w:val="0"/>
-        <w:spacing w:after="0" w:line="240" w:lineRule="auto"/>
-        <w:ind w:left="1440" w:firstLine="720"/>
-        <w:rPr>
-          <w:rFonts w:ascii="TimesNewRoman" w:hAnsi="TimesNewRoman" w:cs="TimesNewRoman"/>
-          <w:sz w:val="24"/>
-          <w:szCs w:val="24"/>
-        </w:rPr>
-      </w:pPr>
-    </w:p>
-    <w:p>
-      <w:pPr>
-        <w:autoSpaceDE w:val="0"/>
-        <w:autoSpaceDN w:val="0"/>
-        <w:adjustRightInd w:val="0"/>
-        <w:spacing w:after="0" w:line="240" w:lineRule="auto"/>
-        <w:ind w:left="1440" w:firstLine="720"/>
-        <w:rPr>
-          <w:rFonts w:ascii="TimesNewRoman" w:hAnsi="TimesNewRoman" w:cs="TimesNewRoman"/>
-          <w:sz w:val="24"/>
-          <w:szCs w:val="24"/>
-        </w:rPr>
-      </w:pPr>
-    </w:p>
-    <w:p>
-      <w:pPr>
-        <w:autoSpaceDE w:val="0"/>
-        <w:autoSpaceDN w:val="0"/>
-        <w:adjustRightInd w:val="0"/>
-        <w:spacing w:after="0" w:line="240" w:lineRule="auto"/>
-        <w:ind w:left="1440" w:firstLine="720"/>
-        <w:rPr>
-          <w:rFonts w:ascii="TimesNewRoman" w:hAnsi="TimesNewRoman" w:cs="TimesNewRoman"/>
-          <w:sz w:val="24"/>
-          <w:szCs w:val="24"/>
-        </w:rPr>
-      </w:pPr>
-    </w:p>
-    <w:p>
-      <w:pPr>
-        <w:autoSpaceDE w:val="0"/>
-        <w:autoSpaceDN w:val="0"/>
-        <w:adjustRightInd w:val="0"/>
-        <w:spacing w:after="0" w:line="240" w:lineRule="auto"/>
-        <w:ind w:left="1440" w:firstLine="720"/>
-        <w:rPr>
-          <w:rFonts w:ascii="TimesNewRoman" w:hAnsi="TimesNewRoman" w:cs="TimesNewRoman"/>
-          <w:sz w:val="24"/>
-          <w:szCs w:val="24"/>
-        </w:rPr>
-      </w:pPr>
-    </w:p>
-    <w:p>
-      <w:pPr>
-        <w:autoSpaceDE w:val="0"/>
-        <w:autoSpaceDN w:val="0"/>
-        <w:adjustRightInd w:val="0"/>
-        <w:spacing w:after="0" w:line="240" w:lineRule="auto"/>
-        <w:ind w:left="1440" w:firstLine="720"/>
-        <w:rPr>
-          <w:rFonts w:ascii="TimesNewRoman" w:hAnsi="TimesNewRoman" w:cs="TimesNewRoman"/>
-          <w:sz w:val="24"/>
-          <w:szCs w:val="24"/>
-        </w:rPr>
-      </w:pPr>
-    </w:p>
-    <w:p>
-      <w:pPr>
-        <w:autoSpaceDE w:val="0"/>
-        <w:autoSpaceDN w:val="0"/>
-        <w:adjustRightInd w:val="0"/>
-        <w:spacing w:after="0" w:line="240" w:lineRule="auto"/>
-        <w:ind w:left="1440" w:firstLine="720"/>
-        <w:rPr>
-          <w:rFonts w:ascii="TimesNewRoman" w:hAnsi="TimesNewRoman" w:cs="TimesNewRoman"/>
-          <w:sz w:val="24"/>
-          <w:szCs w:val="24"/>
-        </w:rPr>
-      </w:pPr>
-    </w:p>
-    <w:p>
-      <w:pPr>
-        <w:autoSpaceDE w:val="0"/>
-        <w:autoSpaceDN w:val="0"/>
-        <w:adjustRightInd w:val="0"/>
-        <w:spacing w:after="0" w:line="240" w:lineRule="auto"/>
-        <w:ind w:left="2160" w:firstLine="720"/>
-        <w:rPr>
-          <w:rFonts w:ascii="TimesNewRoman" w:hAnsi="TimesNewRoman" w:cs="TimesNewRoman"/>
-          <w:sz w:val="24"/>
-          <w:szCs w:val="24"/>
-        </w:rPr>
-      </w:pPr>
-    </w:p>
-    <w:p>
-      <w:pPr>
-        <w:autoSpaceDE w:val="0"/>
-        <w:autoSpaceDN w:val="0"/>
-        <w:adjustRightInd w:val="0"/>
-        <w:spacing w:after="0" w:line="240" w:lineRule="auto"/>
-        <w:ind w:left="720"/>
-        <w:rPr>
-          <w:rFonts w:ascii="TimesNewRoman" w:hAnsi="TimesNewRoman" w:cs="TimesNewRoman"/>
-          <w:sz w:val="24"/>
-          <w:szCs w:val="24"/>
-        </w:rPr>
-      </w:pPr>
-      <w:r>
-        <w:rPr>
-          <w:rFonts w:ascii="SymbolMT" w:hAnsi="SymbolMT" w:cs="SymbolMT"/>
-          <w:sz w:val="24"/>
-          <w:szCs w:val="24"/>
-        </w:rPr>
-        <w:t xml:space="preserve">• </w:t>
-      </w:r>
-      <w:r>
-        <w:rPr>
-          <w:rFonts w:ascii="TimesNewRoman" w:hAnsi="TimesNewRoman" w:cs="TimesNewRoman"/>
-          <w:sz w:val="24"/>
-          <w:szCs w:val="24"/>
-        </w:rPr>
-        <w:t>Now you will test these displays with a “chirp” signal (often used in RADAR</w:t>
-      </w:r>
-    </w:p>
-    <w:p>
-      <w:pPr>
-        <w:autoSpaceDE w:val="0"/>
-        <w:autoSpaceDN w:val="0"/>
-        <w:adjustRightInd w:val="0"/>
-        <w:spacing w:after="0" w:line="240" w:lineRule="auto"/>
-        <w:ind w:left="720"/>
-        <w:rPr>
-          <w:rFonts w:ascii="TimesNewRoman" w:hAnsi="TimesNewRoman" w:cs="TimesNewRoman"/>
-          <w:sz w:val="24"/>
-          <w:szCs w:val="24"/>
-        </w:rPr>
-      </w:pPr>
-      <w:r>
-        <w:rPr>
-          <w:rFonts w:ascii="TimesNewRoman" w:hAnsi="TimesNewRoman" w:cs="TimesNewRoman"/>
-          <w:sz w:val="24"/>
-          <w:szCs w:val="24"/>
-        </w:rPr>
         <w:t>applications)</w:t>
       </w:r>
       <w:r>
@@ -5138,7 +4719,7 @@
         </w:rPr>
         <w:t>. Download the “</w:t>
       </w:r>
-      <w:hyperlink r:id="rId10" w:history="1">
+      <w:hyperlink r:id="rId11" w:history="1">
         <w:r>
           <w:rPr>
             <w:rStyle w:val="Hyperlink"/>
@@ -5171,232 +4752,562 @@
           <w:sz w:val="24"/>
           <w:szCs w:val="24"/>
         </w:rPr>
-        <w:t xml:space="preserve">MATLAB work directory. Run </w:t>
-      </w:r>
-      <w:proofErr w:type="spellStart"/>
-      <w:r>
-        <w:rPr>
-          <w:rFonts w:ascii="TimesNewRoman" w:hAnsi="TimesNewRoman" w:cs="TimesNewRoman"/>
-          <w:sz w:val="24"/>
-          <w:szCs w:val="24"/>
-        </w:rPr>
-        <w:t>matlab</w:t>
-      </w:r>
-      <w:proofErr w:type="spellEnd"/>
-      <w:r>
-        <w:rPr>
-          <w:rFonts w:ascii="TimesNewRoman" w:hAnsi="TimesNewRoman" w:cs="TimesNewRoman"/>
+        <w:t>MATLAB work directory. Run matlab:</w:t>
+      </w:r>
+    </w:p>
+    <w:p>
+      <w:pPr>
+        <w:autoSpaceDE w:val="0"/>
+        <w:autoSpaceDN w:val="0"/>
+        <w:adjustRightInd w:val="0"/>
+        <w:spacing w:after="0" w:line="240" w:lineRule="auto"/>
+        <w:ind w:left="720"/>
+        <w:rPr>
+          <w:rFonts w:ascii="TimesNewRoman" w:hAnsi="TimesNewRoman" w:cs="TimesNewRoman"/>
+          <w:sz w:val="24"/>
+          <w:szCs w:val="24"/>
+        </w:rPr>
+      </w:pPr>
+      <w:r>
+        <w:rPr>
+          <w:rFonts w:ascii="TimesNewRoman" w:hAnsi="TimesNewRoman" w:cs="TimesNewRoman"/>
+          <w:sz w:val="24"/>
+          <w:szCs w:val="24"/>
+        </w:rPr>
+        <w:t>&gt;&gt; x = chirp2(N); % where N is the number of samples</w:t>
+      </w:r>
+    </w:p>
+    <w:p>
+      <w:pPr>
+        <w:autoSpaceDE w:val="0"/>
+        <w:autoSpaceDN w:val="0"/>
+        <w:adjustRightInd w:val="0"/>
+        <w:spacing w:after="0" w:line="240" w:lineRule="auto"/>
+        <w:ind w:left="720"/>
+        <w:rPr>
+          <w:rFonts w:ascii="TimesNewRoman" w:hAnsi="TimesNewRoman" w:cs="TimesNewRoman"/>
+          <w:sz w:val="24"/>
+          <w:szCs w:val="24"/>
+        </w:rPr>
+      </w:pPr>
+      <w:r>
+        <w:rPr>
+          <w:rFonts w:ascii="TimesNewRoman" w:hAnsi="TimesNewRoman" w:cs="TimesNewRoman"/>
+          <w:sz w:val="24"/>
+          <w:szCs w:val="24"/>
+        </w:rPr>
+        <w:t xml:space="preserve">% let N= </w:t>
+      </w:r>
+      <w:r>
+        <w:rPr>
+          <w:rFonts w:ascii="TimesNewRoman" w:hAnsi="TimesNewRoman" w:cs="TimesNewRoman"/>
+          <w:sz w:val="24"/>
+          <w:szCs w:val="24"/>
+        </w:rPr>
+        <w:t>25</w:t>
+      </w:r>
+      <w:r>
+        <w:rPr>
+          <w:rFonts w:ascii="TimesNewRoman" w:hAnsi="TimesNewRoman" w:cs="TimesNewRoman"/>
+          <w:sz w:val="24"/>
+          <w:szCs w:val="24"/>
+        </w:rPr>
+        <w:t>*</w:t>
+      </w:r>
+      <w:r>
+        <w:rPr>
+          <w:rFonts w:ascii="TimesNewRoman" w:hAnsi="TimesNewRoman" w:cs="TimesNewRoman"/>
+          <w:sz w:val="24"/>
+          <w:szCs w:val="24"/>
+        </w:rPr>
+        <w:t>8000</w:t>
+      </w:r>
+      <w:r>
+        <w:rPr>
+          <w:rFonts w:ascii="TimesNewRoman" w:hAnsi="TimesNewRoman" w:cs="TimesNewRoman"/>
+          <w:sz w:val="24"/>
+          <w:szCs w:val="24"/>
+        </w:rPr>
+        <w:t>/5</w:t>
+      </w:r>
+      <w:r>
+        <w:rPr>
+          <w:rFonts w:ascii="TimesNewRoman" w:hAnsi="TimesNewRoman" w:cs="TimesNewRoman"/>
+          <w:sz w:val="24"/>
+          <w:szCs w:val="24"/>
+        </w:rPr>
+        <w:t xml:space="preserve"> for </w:t>
+      </w:r>
+      <w:r>
+        <w:rPr>
+          <w:rFonts w:ascii="TimesNewRoman" w:hAnsi="TimesNewRoman" w:cs="TimesNewRoman"/>
+          <w:sz w:val="24"/>
+          <w:szCs w:val="24"/>
+        </w:rPr>
+        <w:t>25</w:t>
+      </w:r>
+      <w:r>
+        <w:rPr>
+          <w:rFonts w:ascii="TimesNewRoman" w:hAnsi="TimesNewRoman" w:cs="TimesNewRoman"/>
+          <w:sz w:val="24"/>
+          <w:szCs w:val="24"/>
+        </w:rPr>
+        <w:t xml:space="preserve"> second</w:t>
+      </w:r>
+      <w:r>
+        <w:rPr>
+          <w:rFonts w:ascii="TimesNewRoman" w:hAnsi="TimesNewRoman" w:cs="TimesNewRoman"/>
+          <w:sz w:val="24"/>
+          <w:szCs w:val="24"/>
+        </w:rPr>
+        <w:t>s</w:t>
+      </w:r>
+      <w:r>
+        <w:rPr>
+          <w:rFonts w:ascii="TimesNewRoman" w:hAnsi="TimesNewRoman" w:cs="TimesNewRoman"/>
+          <w:sz w:val="24"/>
+          <w:szCs w:val="24"/>
+        </w:rPr>
+        <w:t xml:space="preserve"> of sound</w:t>
+      </w:r>
+    </w:p>
+    <w:p>
+      <w:pPr>
+        <w:autoSpaceDE w:val="0"/>
+        <w:autoSpaceDN w:val="0"/>
+        <w:adjustRightInd w:val="0"/>
+        <w:spacing w:after="0" w:line="240" w:lineRule="auto"/>
+        <w:ind w:left="720"/>
+        <w:rPr>
+          <w:rFonts w:ascii="TimesNewRoman" w:hAnsi="TimesNewRoman" w:cs="TimesNewRoman"/>
+          <w:sz w:val="24"/>
+          <w:szCs w:val="24"/>
+        </w:rPr>
+      </w:pPr>
+      <w:r>
+        <w:rPr>
+          <w:rFonts w:ascii="TimesNewRoman" w:hAnsi="TimesNewRoman" w:cs="TimesNewRoman"/>
+          <w:sz w:val="24"/>
+          <w:szCs w:val="24"/>
+        </w:rPr>
+        <w:t>% To play the sound to the DSK board (assuming the cable is hooked up)</w:t>
+      </w:r>
+    </w:p>
+    <w:p>
+      <w:pPr>
+        <w:autoSpaceDE w:val="0"/>
+        <w:autoSpaceDN w:val="0"/>
+        <w:adjustRightInd w:val="0"/>
+        <w:spacing w:after="0" w:line="240" w:lineRule="auto"/>
+        <w:ind w:left="720"/>
+        <w:rPr>
+          <w:rFonts w:ascii="TimesNewRoman" w:hAnsi="TimesNewRoman" w:cs="TimesNewRoman"/>
+          <w:sz w:val="24"/>
+          <w:szCs w:val="24"/>
+        </w:rPr>
+      </w:pPr>
+      <w:r>
+        <w:rPr>
+          <w:rFonts w:ascii="TimesNewRoman" w:hAnsi="TimesNewRoman" w:cs="TimesNewRoman"/>
+          <w:sz w:val="24"/>
+          <w:szCs w:val="24"/>
+        </w:rPr>
+        <w:t>&gt;&gt; soundsc(x, 8000);</w:t>
+      </w:r>
+    </w:p>
+    <w:p>
+      <w:pPr>
+        <w:autoSpaceDE w:val="0"/>
+        <w:autoSpaceDN w:val="0"/>
+        <w:adjustRightInd w:val="0"/>
+        <w:spacing w:after="0" w:line="240" w:lineRule="auto"/>
+        <w:ind w:left="1440"/>
+        <w:rPr>
+          <w:rFonts w:ascii="TimesNewRoman" w:hAnsi="TimesNewRoman" w:cs="TimesNewRoman"/>
+          <w:sz w:val="24"/>
+          <w:szCs w:val="24"/>
+        </w:rPr>
+      </w:pPr>
+      <w:r>
+        <w:rPr>
+          <w:rFonts w:ascii="CourierNewPSMT" w:hAnsi="CourierNewPSMT" w:cs="CourierNewPSMT"/>
+          <w:sz w:val="24"/>
+          <w:szCs w:val="24"/>
+        </w:rPr>
+        <w:t xml:space="preserve">o </w:t>
+      </w:r>
+      <w:r>
+        <w:rPr>
+          <w:rFonts w:ascii="TimesNewRoman" w:hAnsi="TimesNewRoman" w:cs="TimesNewRoman"/>
+          <w:sz w:val="24"/>
+          <w:szCs w:val="24"/>
+        </w:rPr>
+        <w:t xml:space="preserve">Click on </w:t>
+      </w:r>
+      <w:r>
+        <w:rPr>
+          <w:rFonts w:ascii="TimesNewRoman" w:hAnsi="TimesNewRoman" w:cs="TimesNewRoman"/>
+          <w:sz w:val="24"/>
+          <w:szCs w:val="24"/>
+        </w:rPr>
+        <w:t xml:space="preserve">Function-&gt; </w:t>
+      </w:r>
+      <w:r>
+        <w:rPr>
+          <w:rFonts w:ascii="TimesNewRoman,Bold" w:hAnsi="TimesNewRoman,Bold" w:cs="TimesNewRoman,Bold"/>
+          <w:b/>
+          <w:bCs/>
+          <w:sz w:val="24"/>
+          <w:szCs w:val="24"/>
+        </w:rPr>
+        <w:t>Oscilloscope</w:t>
+      </w:r>
+      <w:r>
+        <w:rPr>
+          <w:rFonts w:ascii="TimesNewRoman" w:hAnsi="TimesNewRoman" w:cs="TimesNewRoman"/>
+          <w:sz w:val="24"/>
+          <w:szCs w:val="24"/>
+        </w:rPr>
+        <w:t>; Display-&gt;</w:t>
+      </w:r>
+      <w:r>
+        <w:rPr>
+          <w:rFonts w:ascii="TimesNewRoman" w:hAnsi="TimesNewRoman" w:cs="TimesNewRoman"/>
+          <w:b/>
+          <w:sz w:val="24"/>
+          <w:szCs w:val="24"/>
+        </w:rPr>
+        <w:t>Scope</w:t>
+      </w:r>
+      <w:r>
+        <w:rPr>
+          <w:rFonts w:ascii="TimesNewRoman" w:hAnsi="TimesNewRoman" w:cs="TimesNewRoman"/>
+          <w:sz w:val="24"/>
+          <w:szCs w:val="24"/>
+        </w:rPr>
+        <w:t xml:space="preserve">; </w:t>
+      </w:r>
+      <w:r>
+        <w:rPr>
+          <w:rFonts w:ascii="TimesNewRoman" w:hAnsi="TimesNewRoman" w:cs="TimesNewRoman"/>
+          <w:b/>
+          <w:sz w:val="24"/>
+          <w:szCs w:val="24"/>
+        </w:rPr>
+        <w:t>Linear</w:t>
+      </w:r>
+      <w:r>
+        <w:rPr>
+          <w:rFonts w:ascii="TimesNewRoman" w:hAnsi="TimesNewRoman" w:cs="TimesNewRoman"/>
+          <w:sz w:val="24"/>
+          <w:szCs w:val="24"/>
+        </w:rPr>
+        <w:t>.</w:t>
+      </w:r>
+      <w:r>
+        <w:rPr>
+          <w:rFonts w:ascii="TimesNewRoman" w:hAnsi="TimesNewRoman" w:cs="TimesNewRoman"/>
+          <w:sz w:val="24"/>
+          <w:szCs w:val="24"/>
+        </w:rPr>
+        <w:t xml:space="preserve"> Play the sound. </w:t>
+      </w:r>
+    </w:p>
+    <w:p>
+      <w:pPr>
+        <w:autoSpaceDE w:val="0"/>
+        <w:autoSpaceDN w:val="0"/>
+        <w:adjustRightInd w:val="0"/>
+        <w:spacing w:after="0" w:line="240" w:lineRule="auto"/>
+        <w:ind w:left="1440" w:firstLine="720"/>
+        <w:rPr>
+          <w:rFonts w:ascii="TimesNewRoman" w:hAnsi="TimesNewRoman" w:cs="TimesNewRoman"/>
+          <w:sz w:val="24"/>
+          <w:szCs w:val="24"/>
+        </w:rPr>
+      </w:pPr>
+      <w:r>
+        <w:rPr>
+          <w:rFonts w:ascii="Arial" w:hAnsi="Arial" w:cs="Arial"/>
+          <w:sz w:val="24"/>
+          <w:szCs w:val="24"/>
+        </w:rPr>
+        <w:t>􀂃</w:t>
+      </w:r>
+      <w:r>
+        <w:rPr>
+          <w:rFonts w:ascii="CourierNewPSMT" w:hAnsi="CourierNewPSMT" w:cs="CourierNewPSMT"/>
+          <w:b/>
+          <w:sz w:val="24"/>
+          <w:szCs w:val="24"/>
+        </w:rPr>
+        <w:t>Question 10</w:t>
+      </w:r>
+      <w:r>
+        <w:rPr>
+          <w:rFonts w:ascii="CourierNewPSMT" w:hAnsi="CourierNewPSMT" w:cs="CourierNewPSMT"/>
+          <w:b/>
           <w:sz w:val="24"/>
           <w:szCs w:val="24"/>
         </w:rPr>
         <w:t>:</w:t>
       </w:r>
-    </w:p>
-    <w:p>
-      <w:pPr>
-        <w:autoSpaceDE w:val="0"/>
-        <w:autoSpaceDN w:val="0"/>
-        <w:adjustRightInd w:val="0"/>
-        <w:spacing w:after="0" w:line="240" w:lineRule="auto"/>
-        <w:ind w:left="720"/>
-        <w:rPr>
-          <w:rFonts w:ascii="TimesNewRoman" w:hAnsi="TimesNewRoman" w:cs="TimesNewRoman"/>
-          <w:sz w:val="24"/>
-          <w:szCs w:val="24"/>
-        </w:rPr>
-      </w:pPr>
-      <w:r>
-        <w:rPr>
-          <w:rFonts w:ascii="TimesNewRoman" w:hAnsi="TimesNewRoman" w:cs="TimesNewRoman"/>
-          <w:sz w:val="24"/>
-          <w:szCs w:val="24"/>
-        </w:rPr>
-        <w:t>&gt;&gt; x = chirp2(N); % where N is the number of samples</w:t>
-      </w:r>
-    </w:p>
-    <w:p>
-      <w:pPr>
-        <w:autoSpaceDE w:val="0"/>
-        <w:autoSpaceDN w:val="0"/>
-        <w:adjustRightInd w:val="0"/>
-        <w:spacing w:after="0" w:line="240" w:lineRule="auto"/>
-        <w:ind w:left="720"/>
-        <w:rPr>
-          <w:rFonts w:ascii="TimesNewRoman" w:hAnsi="TimesNewRoman" w:cs="TimesNewRoman"/>
-          <w:sz w:val="24"/>
-          <w:szCs w:val="24"/>
-        </w:rPr>
-      </w:pPr>
-      <w:r>
-        <w:rPr>
-          <w:rFonts w:ascii="TimesNewRoman" w:hAnsi="TimesNewRoman" w:cs="TimesNewRoman"/>
-          <w:sz w:val="24"/>
-          <w:szCs w:val="24"/>
-        </w:rPr>
-        <w:t xml:space="preserve">% </w:t>
-      </w:r>
-      <w:proofErr w:type="gramStart"/>
-      <w:r>
-        <w:rPr>
-          <w:rFonts w:ascii="TimesNewRoman" w:hAnsi="TimesNewRoman" w:cs="TimesNewRoman"/>
-          <w:sz w:val="24"/>
-          <w:szCs w:val="24"/>
-        </w:rPr>
-        <w:t>let</w:t>
-      </w:r>
-      <w:proofErr w:type="gramEnd"/>
-      <w:r>
-        <w:rPr>
-          <w:rFonts w:ascii="TimesNewRoman" w:hAnsi="TimesNewRoman" w:cs="TimesNewRoman"/>
-          <w:sz w:val="24"/>
-          <w:szCs w:val="24"/>
-        </w:rPr>
-        <w:t xml:space="preserve"> N= </w:t>
-      </w:r>
-      <w:r>
-        <w:rPr>
-          <w:rFonts w:ascii="TimesNewRoman" w:hAnsi="TimesNewRoman" w:cs="TimesNewRoman"/>
-          <w:sz w:val="24"/>
-          <w:szCs w:val="24"/>
-        </w:rPr>
-        <w:t>25</w:t>
-      </w:r>
-      <w:r>
-        <w:rPr>
-          <w:rFonts w:ascii="TimesNewRoman" w:hAnsi="TimesNewRoman" w:cs="TimesNewRoman"/>
-          <w:sz w:val="24"/>
-          <w:szCs w:val="24"/>
-        </w:rPr>
-        <w:t>*</w:t>
-      </w:r>
-      <w:r>
-        <w:rPr>
-          <w:rFonts w:ascii="TimesNewRoman" w:hAnsi="TimesNewRoman" w:cs="TimesNewRoman"/>
-          <w:sz w:val="24"/>
-          <w:szCs w:val="24"/>
-        </w:rPr>
-        <w:t>8000</w:t>
-      </w:r>
-      <w:r>
-        <w:rPr>
-          <w:rFonts w:ascii="TimesNewRoman" w:hAnsi="TimesNewRoman" w:cs="TimesNewRoman"/>
-          <w:sz w:val="24"/>
-          <w:szCs w:val="24"/>
-        </w:rPr>
-        <w:t>/5</w:t>
-      </w:r>
-      <w:r>
-        <w:rPr>
-          <w:rFonts w:ascii="TimesNewRoman" w:hAnsi="TimesNewRoman" w:cs="TimesNewRoman"/>
-          <w:sz w:val="24"/>
-          <w:szCs w:val="24"/>
-        </w:rPr>
-        <w:t xml:space="preserve"> for </w:t>
-      </w:r>
-      <w:r>
-        <w:rPr>
-          <w:rFonts w:ascii="TimesNewRoman" w:hAnsi="TimesNewRoman" w:cs="TimesNewRoman"/>
-          <w:sz w:val="24"/>
-          <w:szCs w:val="24"/>
-        </w:rPr>
-        <w:t>25</w:t>
-      </w:r>
-      <w:r>
-        <w:rPr>
-          <w:rFonts w:ascii="TimesNewRoman" w:hAnsi="TimesNewRoman" w:cs="TimesNewRoman"/>
-          <w:sz w:val="24"/>
-          <w:szCs w:val="24"/>
-        </w:rPr>
-        <w:t xml:space="preserve"> second</w:t>
-      </w:r>
-      <w:r>
-        <w:rPr>
-          <w:rFonts w:ascii="TimesNewRoman" w:hAnsi="TimesNewRoman" w:cs="TimesNewRoman"/>
-          <w:sz w:val="24"/>
-          <w:szCs w:val="24"/>
-        </w:rPr>
-        <w:t>s</w:t>
-      </w:r>
-      <w:r>
-        <w:rPr>
-          <w:rFonts w:ascii="TimesNewRoman" w:hAnsi="TimesNewRoman" w:cs="TimesNewRoman"/>
-          <w:sz w:val="24"/>
-          <w:szCs w:val="24"/>
-        </w:rPr>
-        <w:t xml:space="preserve"> of sound</w:t>
-      </w:r>
-    </w:p>
-    <w:p>
-      <w:pPr>
-        <w:autoSpaceDE w:val="0"/>
-        <w:autoSpaceDN w:val="0"/>
-        <w:adjustRightInd w:val="0"/>
-        <w:spacing w:after="0" w:line="240" w:lineRule="auto"/>
-        <w:ind w:left="720"/>
-        <w:rPr>
-          <w:rFonts w:ascii="TimesNewRoman" w:hAnsi="TimesNewRoman" w:cs="TimesNewRoman"/>
-          <w:sz w:val="24"/>
-          <w:szCs w:val="24"/>
-        </w:rPr>
-      </w:pPr>
-      <w:r>
-        <w:rPr>
-          <w:rFonts w:ascii="TimesNewRoman" w:hAnsi="TimesNewRoman" w:cs="TimesNewRoman"/>
-          <w:sz w:val="24"/>
-          <w:szCs w:val="24"/>
-        </w:rPr>
-        <w:t>% To play the sound to the DSK board (assuming the cable is hooked up)</w:t>
-      </w:r>
-    </w:p>
-    <w:p>
-      <w:pPr>
-        <w:autoSpaceDE w:val="0"/>
-        <w:autoSpaceDN w:val="0"/>
-        <w:adjustRightInd w:val="0"/>
-        <w:spacing w:after="0" w:line="240" w:lineRule="auto"/>
-        <w:ind w:left="720"/>
-        <w:rPr>
-          <w:rFonts w:ascii="TimesNewRoman" w:hAnsi="TimesNewRoman" w:cs="TimesNewRoman"/>
-          <w:sz w:val="24"/>
-          <w:szCs w:val="24"/>
-        </w:rPr>
-      </w:pPr>
-      <w:r>
-        <w:rPr>
-          <w:rFonts w:ascii="TimesNewRoman" w:hAnsi="TimesNewRoman" w:cs="TimesNewRoman"/>
-          <w:sz w:val="24"/>
-          <w:szCs w:val="24"/>
-        </w:rPr>
-        <w:t xml:space="preserve">&gt;&gt; </w:t>
-      </w:r>
-      <w:proofErr w:type="spellStart"/>
-      <w:proofErr w:type="gramStart"/>
-      <w:r>
-        <w:rPr>
-          <w:rFonts w:ascii="TimesNewRoman" w:hAnsi="TimesNewRoman" w:cs="TimesNewRoman"/>
-          <w:sz w:val="24"/>
-          <w:szCs w:val="24"/>
-        </w:rPr>
-        <w:t>soundsc</w:t>
-      </w:r>
-      <w:proofErr w:type="spellEnd"/>
-      <w:r>
-        <w:rPr>
-          <w:rFonts w:ascii="TimesNewRoman" w:hAnsi="TimesNewRoman" w:cs="TimesNewRoman"/>
-          <w:sz w:val="24"/>
-          <w:szCs w:val="24"/>
-        </w:rPr>
-        <w:t>(</w:t>
-      </w:r>
-      <w:proofErr w:type="gramEnd"/>
-      <w:r>
-        <w:rPr>
-          <w:rFonts w:ascii="TimesNewRoman" w:hAnsi="TimesNewRoman" w:cs="TimesNewRoman"/>
-          <w:sz w:val="24"/>
-          <w:szCs w:val="24"/>
-        </w:rPr>
-        <w:t>x, 8000);</w:t>
-      </w:r>
+      <w:r>
+        <w:rPr>
+          <w:rFonts w:ascii="CourierNewPSMT" w:hAnsi="CourierNewPSMT" w:cs="CourierNewPSMT"/>
+          <w:sz w:val="24"/>
+          <w:szCs w:val="24"/>
+        </w:rPr>
+        <w:t xml:space="preserve"> </w:t>
+      </w:r>
+      <w:r>
+        <w:rPr>
+          <w:rFonts w:ascii="TimesNewRoman" w:hAnsi="TimesNewRoman" w:cs="TimesNewRoman"/>
+          <w:sz w:val="24"/>
+          <w:szCs w:val="24"/>
+        </w:rPr>
+        <w:t>Explain</w:t>
+      </w:r>
+      <w:r>
+        <w:rPr>
+          <w:rFonts w:ascii="TimesNewRoman" w:hAnsi="TimesNewRoman" w:cs="TimesNewRoman"/>
+          <w:sz w:val="24"/>
+          <w:szCs w:val="24"/>
+        </w:rPr>
+        <w:t xml:space="preserve"> and draw what you see.</w:t>
+      </w:r>
+      <w:r>
+        <w:rPr>
+          <w:rFonts w:ascii="TimesNewRoman" w:hAnsi="TimesNewRoman" w:cs="TimesNewRoman"/>
+          <w:sz w:val="24"/>
+          <w:szCs w:val="24"/>
+        </w:rPr>
+        <w:t xml:space="preserve"> </w:t>
+      </w:r>
+    </w:p>
+    <w:p>
+      <w:pPr>
+        <w:autoSpaceDE w:val="0"/>
+        <w:autoSpaceDN w:val="0"/>
+        <w:adjustRightInd w:val="0"/>
+        <w:spacing w:after="0" w:line="240" w:lineRule="auto"/>
+        <w:ind w:left="1440" w:firstLine="720"/>
+        <w:rPr>
+          <w:rFonts w:ascii="TimesNewRoman" w:hAnsi="TimesNewRoman" w:cs="TimesNewRoman"/>
+          <w:sz w:val="24"/>
+          <w:szCs w:val="24"/>
+        </w:rPr>
+      </w:pPr>
+    </w:p>
+    <w:p>
+      <w:pPr>
+        <w:autoSpaceDE w:val="0"/>
+        <w:autoSpaceDN w:val="0"/>
+        <w:adjustRightInd w:val="0"/>
+        <w:spacing w:after="0" w:line="240" w:lineRule="auto"/>
+        <w:ind w:left="1440" w:firstLine="720"/>
+        <w:rPr>
+          <w:rFonts w:ascii="TimesNewRoman" w:hAnsi="TimesNewRoman" w:cs="TimesNewRoman"/>
+          <w:sz w:val="24"/>
+          <w:szCs w:val="24"/>
+        </w:rPr>
+      </w:pPr>
+    </w:p>
+    <w:p>
+      <w:pPr>
+        <w:autoSpaceDE w:val="0"/>
+        <w:autoSpaceDN w:val="0"/>
+        <w:adjustRightInd w:val="0"/>
+        <w:spacing w:after="0" w:line="240" w:lineRule="auto"/>
+        <w:ind w:left="1440" w:firstLine="720"/>
+        <w:rPr>
+          <w:rFonts w:ascii="TimesNewRoman" w:hAnsi="TimesNewRoman" w:cs="TimesNewRoman"/>
+          <w:sz w:val="24"/>
+          <w:szCs w:val="24"/>
+        </w:rPr>
+      </w:pPr>
+    </w:p>
+    <w:p>
+      <w:pPr>
+        <w:autoSpaceDE w:val="0"/>
+        <w:autoSpaceDN w:val="0"/>
+        <w:adjustRightInd w:val="0"/>
+        <w:spacing w:after="0" w:line="240" w:lineRule="auto"/>
+        <w:ind w:left="1440" w:firstLine="720"/>
+        <w:rPr>
+          <w:rFonts w:ascii="TimesNewRoman" w:hAnsi="TimesNewRoman" w:cs="TimesNewRoman"/>
+          <w:sz w:val="24"/>
+          <w:szCs w:val="24"/>
+        </w:rPr>
+      </w:pPr>
+    </w:p>
+    <w:p>
+      <w:pPr>
+        <w:autoSpaceDE w:val="0"/>
+        <w:autoSpaceDN w:val="0"/>
+        <w:adjustRightInd w:val="0"/>
+        <w:spacing w:after="0" w:line="240" w:lineRule="auto"/>
+        <w:ind w:left="1440" w:firstLine="720"/>
+        <w:rPr>
+          <w:rFonts w:ascii="TimesNewRoman" w:hAnsi="TimesNewRoman" w:cs="TimesNewRoman"/>
+          <w:sz w:val="24"/>
+          <w:szCs w:val="24"/>
+        </w:rPr>
+      </w:pPr>
+    </w:p>
+    <w:p>
+      <w:pPr>
+        <w:autoSpaceDE w:val="0"/>
+        <w:autoSpaceDN w:val="0"/>
+        <w:adjustRightInd w:val="0"/>
+        <w:spacing w:after="0" w:line="240" w:lineRule="auto"/>
+        <w:ind w:left="1440" w:firstLine="720"/>
+        <w:rPr>
+          <w:rFonts w:ascii="TimesNewRoman" w:hAnsi="TimesNewRoman" w:cs="TimesNewRoman"/>
+          <w:sz w:val="24"/>
+          <w:szCs w:val="24"/>
+        </w:rPr>
+      </w:pPr>
+    </w:p>
+    <w:p>
+      <w:pPr>
+        <w:autoSpaceDE w:val="0"/>
+        <w:autoSpaceDN w:val="0"/>
+        <w:adjustRightInd w:val="0"/>
+        <w:spacing w:after="0" w:line="240" w:lineRule="auto"/>
+        <w:ind w:left="1440" w:firstLine="720"/>
+        <w:rPr>
+          <w:rFonts w:ascii="TimesNewRoman" w:hAnsi="TimesNewRoman" w:cs="TimesNewRoman"/>
+          <w:sz w:val="24"/>
+          <w:szCs w:val="24"/>
+        </w:rPr>
+      </w:pPr>
+    </w:p>
+    <w:p>
+      <w:pPr>
+        <w:autoSpaceDE w:val="0"/>
+        <w:autoSpaceDN w:val="0"/>
+        <w:adjustRightInd w:val="0"/>
+        <w:spacing w:after="0" w:line="240" w:lineRule="auto"/>
+        <w:ind w:left="1440" w:firstLine="720"/>
+        <w:rPr>
+          <w:rFonts w:ascii="TimesNewRoman" w:hAnsi="TimesNewRoman" w:cs="TimesNewRoman"/>
+          <w:sz w:val="24"/>
+          <w:szCs w:val="24"/>
+        </w:rPr>
+      </w:pPr>
+    </w:p>
+    <w:p>
+      <w:pPr>
+        <w:autoSpaceDE w:val="0"/>
+        <w:autoSpaceDN w:val="0"/>
+        <w:adjustRightInd w:val="0"/>
+        <w:spacing w:after="0" w:line="240" w:lineRule="auto"/>
+        <w:ind w:left="1440" w:firstLine="720"/>
+        <w:rPr>
+          <w:rFonts w:ascii="TimesNewRoman" w:hAnsi="TimesNewRoman" w:cs="TimesNewRoman"/>
+          <w:sz w:val="24"/>
+          <w:szCs w:val="24"/>
+        </w:rPr>
+      </w:pPr>
+    </w:p>
+    <w:p>
+      <w:pPr>
+        <w:autoSpaceDE w:val="0"/>
+        <w:autoSpaceDN w:val="0"/>
+        <w:adjustRightInd w:val="0"/>
+        <w:spacing w:after="0" w:line="240" w:lineRule="auto"/>
+        <w:ind w:left="1440" w:firstLine="720"/>
+        <w:rPr>
+          <w:rFonts w:ascii="TimesNewRoman" w:hAnsi="TimesNewRoman" w:cs="TimesNewRoman"/>
+          <w:sz w:val="24"/>
+          <w:szCs w:val="24"/>
+        </w:rPr>
+      </w:pPr>
+    </w:p>
+    <w:p>
+      <w:pPr>
+        <w:autoSpaceDE w:val="0"/>
+        <w:autoSpaceDN w:val="0"/>
+        <w:adjustRightInd w:val="0"/>
+        <w:spacing w:after="0" w:line="240" w:lineRule="auto"/>
+        <w:ind w:left="1440" w:firstLine="720"/>
+        <w:rPr>
+          <w:rFonts w:ascii="TimesNewRoman" w:hAnsi="TimesNewRoman" w:cs="TimesNewRoman"/>
+          <w:sz w:val="24"/>
+          <w:szCs w:val="24"/>
+        </w:rPr>
+      </w:pPr>
+    </w:p>
+    <w:p>
+      <w:pPr>
+        <w:autoSpaceDE w:val="0"/>
+        <w:autoSpaceDN w:val="0"/>
+        <w:adjustRightInd w:val="0"/>
+        <w:spacing w:after="0" w:line="240" w:lineRule="auto"/>
+        <w:ind w:left="1440" w:firstLine="720"/>
+        <w:rPr>
+          <w:rFonts w:ascii="TimesNewRoman" w:hAnsi="TimesNewRoman" w:cs="TimesNewRoman"/>
+          <w:sz w:val="24"/>
+          <w:szCs w:val="24"/>
+        </w:rPr>
+      </w:pPr>
+    </w:p>
+    <w:p>
+      <w:pPr>
+        <w:autoSpaceDE w:val="0"/>
+        <w:autoSpaceDN w:val="0"/>
+        <w:adjustRightInd w:val="0"/>
+        <w:spacing w:after="0" w:line="240" w:lineRule="auto"/>
+        <w:ind w:left="1440" w:firstLine="720"/>
+        <w:rPr>
+          <w:rFonts w:ascii="TimesNewRoman" w:hAnsi="TimesNewRoman" w:cs="TimesNewRoman"/>
+          <w:sz w:val="24"/>
+          <w:szCs w:val="24"/>
+        </w:rPr>
+      </w:pPr>
+    </w:p>
+    <w:p>
+      <w:pPr>
+        <w:autoSpaceDE w:val="0"/>
+        <w:autoSpaceDN w:val="0"/>
+        <w:adjustRightInd w:val="0"/>
+        <w:spacing w:after="0" w:line="240" w:lineRule="auto"/>
+        <w:ind w:left="1440" w:firstLine="720"/>
+        <w:rPr>
+          <w:rFonts w:ascii="TimesNewRoman" w:hAnsi="TimesNewRoman" w:cs="TimesNewRoman"/>
+          <w:sz w:val="24"/>
+          <w:szCs w:val="24"/>
+        </w:rPr>
+      </w:pPr>
+    </w:p>
+    <w:p>
+      <w:pPr>
+        <w:autoSpaceDE w:val="0"/>
+        <w:autoSpaceDN w:val="0"/>
+        <w:adjustRightInd w:val="0"/>
+        <w:spacing w:after="0" w:line="240" w:lineRule="auto"/>
+        <w:ind w:left="1440" w:firstLine="720"/>
+        <w:rPr>
+          <w:rFonts w:ascii="TimesNewRoman" w:hAnsi="TimesNewRoman" w:cs="TimesNewRoman"/>
+          <w:sz w:val="24"/>
+          <w:szCs w:val="24"/>
+        </w:rPr>
+      </w:pPr>
+    </w:p>
+    <w:p>
+      <w:pPr>
+        <w:autoSpaceDE w:val="0"/>
+        <w:autoSpaceDN w:val="0"/>
+        <w:adjustRightInd w:val="0"/>
+        <w:spacing w:after="0" w:line="240" w:lineRule="auto"/>
+        <w:ind w:left="1440" w:firstLine="720"/>
+        <w:rPr>
+          <w:rFonts w:ascii="TimesNewRoman" w:hAnsi="TimesNewRoman" w:cs="TimesNewRoman"/>
+          <w:sz w:val="24"/>
+          <w:szCs w:val="24"/>
+        </w:rPr>
+      </w:pPr>
     </w:p>
     <w:p>
       <w:pPr>
@@ -5426,410 +5337,6 @@
           <w:szCs w:val="24"/>
         </w:rPr>
         <w:t xml:space="preserve">Click on </w:t>
-      </w:r>
-      <w:r>
-        <w:rPr>
-          <w:rFonts w:ascii="TimesNewRoman" w:hAnsi="TimesNewRoman" w:cs="TimesNewRoman"/>
-          <w:sz w:val="24"/>
-          <w:szCs w:val="24"/>
-        </w:rPr>
-        <w:t xml:space="preserve">Function-&gt; </w:t>
-      </w:r>
-      <w:r>
-        <w:rPr>
-          <w:rFonts w:ascii="TimesNewRoman,Bold" w:hAnsi="TimesNewRoman,Bold" w:cs="TimesNewRoman,Bold"/>
-          <w:b/>
-          <w:bCs/>
-          <w:sz w:val="24"/>
-          <w:szCs w:val="24"/>
-        </w:rPr>
-        <w:t>Oscilloscope</w:t>
-      </w:r>
-      <w:r>
-        <w:rPr>
-          <w:rFonts w:ascii="TimesNewRoman" w:hAnsi="TimesNewRoman" w:cs="TimesNewRoman"/>
-          <w:sz w:val="24"/>
-          <w:szCs w:val="24"/>
-        </w:rPr>
-        <w:t>; Display-&gt;</w:t>
-      </w:r>
-      <w:r>
-        <w:rPr>
-          <w:rFonts w:ascii="TimesNewRoman" w:hAnsi="TimesNewRoman" w:cs="TimesNewRoman"/>
-          <w:b/>
-          <w:sz w:val="24"/>
-          <w:szCs w:val="24"/>
-        </w:rPr>
-        <w:t>Scope</w:t>
-      </w:r>
-      <w:r>
-        <w:rPr>
-          <w:rFonts w:ascii="TimesNewRoman" w:hAnsi="TimesNewRoman" w:cs="TimesNewRoman"/>
-          <w:sz w:val="24"/>
-          <w:szCs w:val="24"/>
-        </w:rPr>
-        <w:t xml:space="preserve">; </w:t>
-      </w:r>
-      <w:r>
-        <w:rPr>
-          <w:rFonts w:ascii="TimesNewRoman" w:hAnsi="TimesNewRoman" w:cs="TimesNewRoman"/>
-          <w:b/>
-          <w:sz w:val="24"/>
-          <w:szCs w:val="24"/>
-        </w:rPr>
-        <w:t>Linear</w:t>
-      </w:r>
-      <w:r>
-        <w:rPr>
-          <w:rFonts w:ascii="TimesNewRoman" w:hAnsi="TimesNewRoman" w:cs="TimesNewRoman"/>
-          <w:sz w:val="24"/>
-          <w:szCs w:val="24"/>
-        </w:rPr>
-        <w:t>.</w:t>
-      </w:r>
-      <w:r>
-        <w:rPr>
-          <w:rFonts w:ascii="TimesNewRoman" w:hAnsi="TimesNewRoman" w:cs="TimesNewRoman"/>
-          <w:sz w:val="24"/>
-          <w:szCs w:val="24"/>
-        </w:rPr>
-        <w:t xml:space="preserve"> Play the sound. </w:t>
-      </w:r>
-    </w:p>
-    <w:p>
-      <w:pPr>
-        <w:autoSpaceDE w:val="0"/>
-        <w:autoSpaceDN w:val="0"/>
-        <w:adjustRightInd w:val="0"/>
-        <w:spacing w:after="0" w:line="240" w:lineRule="auto"/>
-        <w:ind w:left="1440" w:firstLine="720"/>
-        <w:rPr>
-          <w:rFonts w:ascii="TimesNewRoman" w:hAnsi="TimesNewRoman" w:cs="TimesNewRoman"/>
-          <w:sz w:val="24"/>
-          <w:szCs w:val="24"/>
-        </w:rPr>
-      </w:pPr>
-      <w:r>
-        <w:rPr>
-          <w:rFonts w:ascii="Arial" w:hAnsi="Arial" w:cs="Arial"/>
-          <w:sz w:val="24"/>
-          <w:szCs w:val="24"/>
-        </w:rPr>
-        <w:t>􀂃</w:t>
-      </w:r>
-      <w:r>
-        <w:rPr>
-          <w:rFonts w:ascii="CourierNewPSMT" w:hAnsi="CourierNewPSMT" w:cs="CourierNewPSMT"/>
-          <w:b/>
-          <w:sz w:val="24"/>
-          <w:szCs w:val="24"/>
-        </w:rPr>
-        <w:t>Question 10</w:t>
-      </w:r>
-      <w:r>
-        <w:rPr>
-          <w:rFonts w:ascii="CourierNewPSMT" w:hAnsi="CourierNewPSMT" w:cs="CourierNewPSMT"/>
-          <w:b/>
-          <w:sz w:val="24"/>
-          <w:szCs w:val="24"/>
-        </w:rPr>
-        <w:t>:</w:t>
-      </w:r>
-      <w:r>
-        <w:rPr>
-          <w:rFonts w:ascii="CourierNewPSMT" w:hAnsi="CourierNewPSMT" w:cs="CourierNewPSMT"/>
-          <w:sz w:val="24"/>
-          <w:szCs w:val="24"/>
-        </w:rPr>
-        <w:t xml:space="preserve"> </w:t>
-      </w:r>
-      <w:r>
-        <w:rPr>
-          <w:rFonts w:ascii="TimesNewRoman" w:hAnsi="TimesNewRoman" w:cs="TimesNewRoman"/>
-          <w:sz w:val="24"/>
-          <w:szCs w:val="24"/>
-        </w:rPr>
-        <w:t>Explain</w:t>
-      </w:r>
-      <w:r>
-        <w:rPr>
-          <w:rFonts w:ascii="TimesNewRoman" w:hAnsi="TimesNewRoman" w:cs="TimesNewRoman"/>
-          <w:sz w:val="24"/>
-          <w:szCs w:val="24"/>
-        </w:rPr>
-        <w:t xml:space="preserve"> and draw what you see.</w:t>
-      </w:r>
-      <w:r>
-        <w:rPr>
-          <w:rFonts w:ascii="TimesNewRoman" w:hAnsi="TimesNewRoman" w:cs="TimesNewRoman"/>
-          <w:sz w:val="24"/>
-          <w:szCs w:val="24"/>
-        </w:rPr>
-        <w:t xml:space="preserve"> </w:t>
-      </w:r>
-    </w:p>
-    <w:p>
-      <w:pPr>
-        <w:autoSpaceDE w:val="0"/>
-        <w:autoSpaceDN w:val="0"/>
-        <w:adjustRightInd w:val="0"/>
-        <w:spacing w:after="0" w:line="240" w:lineRule="auto"/>
-        <w:ind w:left="1440" w:firstLine="720"/>
-        <w:rPr>
-          <w:rFonts w:ascii="TimesNewRoman" w:hAnsi="TimesNewRoman" w:cs="TimesNewRoman"/>
-          <w:sz w:val="24"/>
-          <w:szCs w:val="24"/>
-        </w:rPr>
-      </w:pPr>
-    </w:p>
-    <w:p>
-      <w:pPr>
-        <w:autoSpaceDE w:val="0"/>
-        <w:autoSpaceDN w:val="0"/>
-        <w:adjustRightInd w:val="0"/>
-        <w:spacing w:after="0" w:line="240" w:lineRule="auto"/>
-        <w:ind w:left="1440" w:firstLine="720"/>
-        <w:rPr>
-          <w:rFonts w:ascii="TimesNewRoman" w:hAnsi="TimesNewRoman" w:cs="TimesNewRoman"/>
-          <w:sz w:val="24"/>
-          <w:szCs w:val="24"/>
-        </w:rPr>
-      </w:pPr>
-    </w:p>
-    <w:p>
-      <w:pPr>
-        <w:autoSpaceDE w:val="0"/>
-        <w:autoSpaceDN w:val="0"/>
-        <w:adjustRightInd w:val="0"/>
-        <w:spacing w:after="0" w:line="240" w:lineRule="auto"/>
-        <w:ind w:left="1440" w:firstLine="720"/>
-        <w:rPr>
-          <w:rFonts w:ascii="TimesNewRoman" w:hAnsi="TimesNewRoman" w:cs="TimesNewRoman"/>
-          <w:sz w:val="24"/>
-          <w:szCs w:val="24"/>
-        </w:rPr>
-      </w:pPr>
-    </w:p>
-    <w:p>
-      <w:pPr>
-        <w:autoSpaceDE w:val="0"/>
-        <w:autoSpaceDN w:val="0"/>
-        <w:adjustRightInd w:val="0"/>
-        <w:spacing w:after="0" w:line="240" w:lineRule="auto"/>
-        <w:ind w:left="1440" w:firstLine="720"/>
-        <w:rPr>
-          <w:rFonts w:ascii="TimesNewRoman" w:hAnsi="TimesNewRoman" w:cs="TimesNewRoman"/>
-          <w:sz w:val="24"/>
-          <w:szCs w:val="24"/>
-        </w:rPr>
-      </w:pPr>
-    </w:p>
-    <w:p>
-      <w:pPr>
-        <w:autoSpaceDE w:val="0"/>
-        <w:autoSpaceDN w:val="0"/>
-        <w:adjustRightInd w:val="0"/>
-        <w:spacing w:after="0" w:line="240" w:lineRule="auto"/>
-        <w:ind w:left="1440" w:firstLine="720"/>
-        <w:rPr>
-          <w:rFonts w:ascii="TimesNewRoman" w:hAnsi="TimesNewRoman" w:cs="TimesNewRoman"/>
-          <w:sz w:val="24"/>
-          <w:szCs w:val="24"/>
-        </w:rPr>
-      </w:pPr>
-    </w:p>
-    <w:p>
-      <w:pPr>
-        <w:autoSpaceDE w:val="0"/>
-        <w:autoSpaceDN w:val="0"/>
-        <w:adjustRightInd w:val="0"/>
-        <w:spacing w:after="0" w:line="240" w:lineRule="auto"/>
-        <w:ind w:left="1440" w:firstLine="720"/>
-        <w:rPr>
-          <w:rFonts w:ascii="TimesNewRoman" w:hAnsi="TimesNewRoman" w:cs="TimesNewRoman"/>
-          <w:sz w:val="24"/>
-          <w:szCs w:val="24"/>
-        </w:rPr>
-      </w:pPr>
-    </w:p>
-    <w:p>
-      <w:pPr>
-        <w:autoSpaceDE w:val="0"/>
-        <w:autoSpaceDN w:val="0"/>
-        <w:adjustRightInd w:val="0"/>
-        <w:spacing w:after="0" w:line="240" w:lineRule="auto"/>
-        <w:ind w:left="1440" w:firstLine="720"/>
-        <w:rPr>
-          <w:rFonts w:ascii="TimesNewRoman" w:hAnsi="TimesNewRoman" w:cs="TimesNewRoman"/>
-          <w:sz w:val="24"/>
-          <w:szCs w:val="24"/>
-        </w:rPr>
-      </w:pPr>
-    </w:p>
-    <w:p>
-      <w:pPr>
-        <w:autoSpaceDE w:val="0"/>
-        <w:autoSpaceDN w:val="0"/>
-        <w:adjustRightInd w:val="0"/>
-        <w:spacing w:after="0" w:line="240" w:lineRule="auto"/>
-        <w:ind w:left="1440" w:firstLine="720"/>
-        <w:rPr>
-          <w:rFonts w:ascii="TimesNewRoman" w:hAnsi="TimesNewRoman" w:cs="TimesNewRoman"/>
-          <w:sz w:val="24"/>
-          <w:szCs w:val="24"/>
-        </w:rPr>
-      </w:pPr>
-    </w:p>
-    <w:p>
-      <w:pPr>
-        <w:autoSpaceDE w:val="0"/>
-        <w:autoSpaceDN w:val="0"/>
-        <w:adjustRightInd w:val="0"/>
-        <w:spacing w:after="0" w:line="240" w:lineRule="auto"/>
-        <w:ind w:left="1440" w:firstLine="720"/>
-        <w:rPr>
-          <w:rFonts w:ascii="TimesNewRoman" w:hAnsi="TimesNewRoman" w:cs="TimesNewRoman"/>
-          <w:sz w:val="24"/>
-          <w:szCs w:val="24"/>
-        </w:rPr>
-      </w:pPr>
-    </w:p>
-    <w:p>
-      <w:pPr>
-        <w:autoSpaceDE w:val="0"/>
-        <w:autoSpaceDN w:val="0"/>
-        <w:adjustRightInd w:val="0"/>
-        <w:spacing w:after="0" w:line="240" w:lineRule="auto"/>
-        <w:ind w:left="1440" w:firstLine="720"/>
-        <w:rPr>
-          <w:rFonts w:ascii="TimesNewRoman" w:hAnsi="TimesNewRoman" w:cs="TimesNewRoman"/>
-          <w:sz w:val="24"/>
-          <w:szCs w:val="24"/>
-        </w:rPr>
-      </w:pPr>
-    </w:p>
-    <w:p>
-      <w:pPr>
-        <w:autoSpaceDE w:val="0"/>
-        <w:autoSpaceDN w:val="0"/>
-        <w:adjustRightInd w:val="0"/>
-        <w:spacing w:after="0" w:line="240" w:lineRule="auto"/>
-        <w:ind w:left="1440" w:firstLine="720"/>
-        <w:rPr>
-          <w:rFonts w:ascii="TimesNewRoman" w:hAnsi="TimesNewRoman" w:cs="TimesNewRoman"/>
-          <w:sz w:val="24"/>
-          <w:szCs w:val="24"/>
-        </w:rPr>
-      </w:pPr>
-    </w:p>
-    <w:p>
-      <w:pPr>
-        <w:autoSpaceDE w:val="0"/>
-        <w:autoSpaceDN w:val="0"/>
-        <w:adjustRightInd w:val="0"/>
-        <w:spacing w:after="0" w:line="240" w:lineRule="auto"/>
-        <w:ind w:left="1440" w:firstLine="720"/>
-        <w:rPr>
-          <w:rFonts w:ascii="TimesNewRoman" w:hAnsi="TimesNewRoman" w:cs="TimesNewRoman"/>
-          <w:sz w:val="24"/>
-          <w:szCs w:val="24"/>
-        </w:rPr>
-      </w:pPr>
-    </w:p>
-    <w:p>
-      <w:pPr>
-        <w:autoSpaceDE w:val="0"/>
-        <w:autoSpaceDN w:val="0"/>
-        <w:adjustRightInd w:val="0"/>
-        <w:spacing w:after="0" w:line="240" w:lineRule="auto"/>
-        <w:ind w:left="1440" w:firstLine="720"/>
-        <w:rPr>
-          <w:rFonts w:ascii="TimesNewRoman" w:hAnsi="TimesNewRoman" w:cs="TimesNewRoman"/>
-          <w:sz w:val="24"/>
-          <w:szCs w:val="24"/>
-        </w:rPr>
-      </w:pPr>
-    </w:p>
-    <w:p>
-      <w:pPr>
-        <w:autoSpaceDE w:val="0"/>
-        <w:autoSpaceDN w:val="0"/>
-        <w:adjustRightInd w:val="0"/>
-        <w:spacing w:after="0" w:line="240" w:lineRule="auto"/>
-        <w:ind w:left="1440" w:firstLine="720"/>
-        <w:rPr>
-          <w:rFonts w:ascii="TimesNewRoman" w:hAnsi="TimesNewRoman" w:cs="TimesNewRoman"/>
-          <w:sz w:val="24"/>
-          <w:szCs w:val="24"/>
-        </w:rPr>
-      </w:pPr>
-    </w:p>
-    <w:p>
-      <w:pPr>
-        <w:autoSpaceDE w:val="0"/>
-        <w:autoSpaceDN w:val="0"/>
-        <w:adjustRightInd w:val="0"/>
-        <w:spacing w:after="0" w:line="240" w:lineRule="auto"/>
-        <w:ind w:left="1440" w:firstLine="720"/>
-        <w:rPr>
-          <w:rFonts w:ascii="TimesNewRoman" w:hAnsi="TimesNewRoman" w:cs="TimesNewRoman"/>
-          <w:sz w:val="24"/>
-          <w:szCs w:val="24"/>
-        </w:rPr>
-      </w:pPr>
-    </w:p>
-    <w:p>
-      <w:pPr>
-        <w:autoSpaceDE w:val="0"/>
-        <w:autoSpaceDN w:val="0"/>
-        <w:adjustRightInd w:val="0"/>
-        <w:spacing w:after="0" w:line="240" w:lineRule="auto"/>
-        <w:ind w:left="1440" w:firstLine="720"/>
-        <w:rPr>
-          <w:rFonts w:ascii="TimesNewRoman" w:hAnsi="TimesNewRoman" w:cs="TimesNewRoman"/>
-          <w:sz w:val="24"/>
-          <w:szCs w:val="24"/>
-        </w:rPr>
-      </w:pPr>
-    </w:p>
-    <w:p>
-      <w:pPr>
-        <w:autoSpaceDE w:val="0"/>
-        <w:autoSpaceDN w:val="0"/>
-        <w:adjustRightInd w:val="0"/>
-        <w:spacing w:after="0" w:line="240" w:lineRule="auto"/>
-        <w:ind w:left="1440"/>
-        <w:rPr>
-          <w:rFonts w:ascii="TimesNewRoman" w:hAnsi="TimesNewRoman" w:cs="TimesNewRoman"/>
-          <w:sz w:val="24"/>
-          <w:szCs w:val="24"/>
-        </w:rPr>
-      </w:pPr>
-      <w:proofErr w:type="gramStart"/>
-      <w:r>
-        <w:rPr>
-          <w:rFonts w:ascii="CourierNewPSMT" w:hAnsi="CourierNewPSMT" w:cs="CourierNewPSMT"/>
-          <w:sz w:val="24"/>
-          <w:szCs w:val="24"/>
-        </w:rPr>
-        <w:t xml:space="preserve">o </w:t>
-      </w:r>
-      <w:r>
-        <w:rPr>
-          <w:rFonts w:ascii="TimesNewRoman" w:hAnsi="TimesNewRoman" w:cs="TimesNewRoman"/>
-          <w:sz w:val="24"/>
-          <w:szCs w:val="24"/>
-        </w:rPr>
-        <w:t>Click</w:t>
-      </w:r>
-      <w:proofErr w:type="gramEnd"/>
-      <w:r>
-        <w:rPr>
-          <w:rFonts w:ascii="TimesNewRoman" w:hAnsi="TimesNewRoman" w:cs="TimesNewRoman"/>
-          <w:sz w:val="24"/>
-          <w:szCs w:val="24"/>
-        </w:rPr>
-        <w:t xml:space="preserve"> on </w:t>
       </w:r>
       <w:r>
         <w:rPr>
@@ -6652,7 +6159,6 @@
           <w:szCs w:val="24"/>
         </w:rPr>
       </w:pPr>
-      <w:proofErr w:type="gramStart"/>
       <w:r>
         <w:rPr>
           <w:rFonts w:ascii="CourierNewPSMT" w:hAnsi="CourierNewPSMT" w:cs="CourierNewPSMT"/>
@@ -6667,16 +6173,7 @@
           <w:sz w:val="24"/>
           <w:szCs w:val="24"/>
         </w:rPr>
-        <w:t>Click</w:t>
-      </w:r>
-      <w:proofErr w:type="gramEnd"/>
-      <w:r>
-        <w:rPr>
-          <w:rFonts w:ascii="TimesNewRoman" w:hAnsi="TimesNewRoman" w:cs="TimesNewRoman"/>
-          <w:sz w:val="24"/>
-          <w:szCs w:val="24"/>
-        </w:rPr>
-        <w:t xml:space="preserve"> on Display-&gt;</w:t>
+        <w:t>Click on Display-&gt;</w:t>
       </w:r>
       <w:r>
         <w:rPr>
@@ -6767,25 +6264,7 @@
           <w:sz w:val="24"/>
           <w:szCs w:val="24"/>
         </w:rPr>
-        <w:t xml:space="preserve"> What is the difference </w:t>
-      </w:r>
-      <w:proofErr w:type="gramStart"/>
-      <w:r>
-        <w:rPr>
-          <w:rFonts w:ascii="TimesNewRoman" w:hAnsi="TimesNewRoman" w:cs="TimesNewRoman"/>
-          <w:sz w:val="24"/>
-          <w:szCs w:val="24"/>
-        </w:rPr>
-        <w:t>on</w:t>
-      </w:r>
-      <w:proofErr w:type="gramEnd"/>
-      <w:r>
-        <w:rPr>
-          <w:rFonts w:ascii="TimesNewRoman" w:hAnsi="TimesNewRoman" w:cs="TimesNewRoman"/>
-          <w:sz w:val="24"/>
-          <w:szCs w:val="24"/>
-        </w:rPr>
-        <w:t xml:space="preserve"> the Waterfall display w</w:t>
+        <w:t xml:space="preserve"> What is the difference on the Waterfall display w</w:t>
       </w:r>
       <w:r>
         <w:rPr>
@@ -7322,61 +6801,7 @@
           <w:sz w:val="24"/>
           <w:szCs w:val="24"/>
         </w:rPr>
-        <w:t xml:space="preserve">Your team must answer your questions </w:t>
-      </w:r>
-      <w:proofErr w:type="gramStart"/>
-      <w:r>
-        <w:rPr>
-          <w:rFonts w:ascii="TimesNewRoman" w:hAnsi="TimesNewRoman" w:cs="TimesNewRoman"/>
-          <w:sz w:val="24"/>
-          <w:szCs w:val="24"/>
-        </w:rPr>
-        <w:t>alone, but</w:t>
-      </w:r>
-      <w:proofErr w:type="gramEnd"/>
-      <w:r>
-        <w:rPr>
-          <w:rFonts w:ascii="TimesNewRoman" w:hAnsi="TimesNewRoman" w:cs="TimesNewRoman"/>
-          <w:sz w:val="24"/>
-          <w:szCs w:val="24"/>
-        </w:rPr>
-        <w:t xml:space="preserve"> can ask other </w:t>
-      </w:r>
-      <w:proofErr w:type="gramStart"/>
-      <w:r>
-        <w:rPr>
-          <w:rFonts w:ascii="TimesNewRoman" w:hAnsi="TimesNewRoman" w:cs="TimesNewRoman"/>
-          <w:sz w:val="24"/>
-          <w:szCs w:val="24"/>
-        </w:rPr>
-        <w:t>teams</w:t>
-      </w:r>
-      <w:proofErr w:type="gramEnd"/>
-      <w:r>
-        <w:rPr>
-          <w:rFonts w:ascii="TimesNewRoman" w:hAnsi="TimesNewRoman" w:cs="TimesNewRoman"/>
-          <w:sz w:val="24"/>
-          <w:szCs w:val="24"/>
-        </w:rPr>
-        <w:t xml:space="preserve"> help </w:t>
-      </w:r>
-      <w:proofErr w:type="gramStart"/>
-      <w:r>
-        <w:rPr>
-          <w:rFonts w:ascii="TimesNewRoman" w:hAnsi="TimesNewRoman" w:cs="TimesNewRoman"/>
-          <w:sz w:val="24"/>
-          <w:szCs w:val="24"/>
-        </w:rPr>
-        <w:t>for setting</w:t>
-      </w:r>
-      <w:proofErr w:type="gramEnd"/>
-      <w:r>
-        <w:rPr>
-          <w:rFonts w:ascii="TimesNewRoman" w:hAnsi="TimesNewRoman" w:cs="TimesNewRoman"/>
-          <w:sz w:val="24"/>
-          <w:szCs w:val="24"/>
-        </w:rPr>
-        <w:t xml:space="preserve"> up the software or hardware.  You</w:t>
+        <w:t>Your team must answer your questions alone, but can ask other teams help for setting up the software or hardware.  You</w:t>
       </w:r>
       <w:r>
         <w:rPr>
@@ -7523,7 +6948,7 @@
 </file>
 
 <file path=word/numbering.xml><?xml version="1.0" encoding="utf-8"?>
-<w:numbering xmlns:wpc="http://schemas.microsoft.com/office/word/2010/wordprocessingCanvas" xmlns:cx="http://schemas.microsoft.com/office/drawing/2014/chartex" xmlns:cx1="http://schemas.microsoft.com/office/drawing/2015/9/8/chartex" xmlns:cx2="http://schemas.microsoft.com/office/drawing/2015/10/21/chartex" xmlns:cx3="http://schemas.microsoft.com/office/drawing/2016/5/9/chartex" xmlns:cx4="http://schemas.microsoft.com/office/drawing/2016/5/10/chartex" xmlns:cx5="http://schemas.microsoft.com/office/drawing/2016/5/11/chartex" xmlns:cx6="http://schemas.microsoft.com/office/drawing/2016/5/12/chartex" xmlns:cx7="http://schemas.microsoft.com/office/drawing/2016/5/13/chartex" xmlns:cx8="http://schemas.microsoft.com/office/drawing/2016/5/14/chartex" xmlns:mc="http://schemas.openxmlformats.org/markup-compatibility/2006" xmlns:aink="http://schemas.microsoft.com/office/drawing/2016/ink" xmlns:am3d="http://schemas.microsoft.com/office/drawing/2017/model3d" xmlns:o="urn:schemas-microsoft-com:office:office" xmlns:oel="http://schemas.microsoft.com/office/2019/extlst" xmlns:r="http://schemas.openxmlformats.org/officeDocument/2006/relationships" xmlns:m="http://schemas.openxmlformats.org/officeDocument/2006/math" xmlns:v="urn:schemas-microsoft-com:vml" xmlns:wp14="http://schemas.microsoft.com/office/word/2010/wordprocessingDrawing" xmlns:wp="http://schemas.openxmlformats.org/drawingml/2006/wordprocessingDrawing" xmlns:w10="urn:schemas-microsoft-com:office:word" xmlns:w="http://schemas.openxmlformats.org/wordprocessingml/2006/main" xmlns:w14="http://schemas.microsoft.com/office/word/2010/wordml" xmlns:w15="http://schemas.microsoft.com/office/word/2012/wordml" xmlns:w16cex="http://schemas.microsoft.com/office/word/2018/wordml/cex" xmlns:w16cid="http://schemas.microsoft.com/office/word/2016/wordml/cid" xmlns:w16="http://schemas.microsoft.com/office/word/2018/wordml" xmlns:w16du="http://schemas.microsoft.com/office/word/2023/wordml/word16du" xmlns:w16sdtdh="http://schemas.microsoft.com/office/word/2020/wordml/sdtdatahash" xmlns:w16sdtfl="http://schemas.microsoft.com/office/word/2024/wordml/sdtformatlock" xmlns:w16se="http://schemas.microsoft.com/office/word/2015/wordml/symex" xmlns:wpg="http://schemas.microsoft.com/office/word/2010/wordprocessingGroup" xmlns:wpi="http://schemas.microsoft.com/office/word/2010/wordprocessingInk" xmlns:wne="http://schemas.microsoft.com/office/word/2006/wordml" xmlns:wps="http://schemas.microsoft.com/office/word/2010/wordprocessingShape" mc:Ignorable="w14 w15 w16se w16cid w16 w16cex w16sdtdh w16sdtfl w16du wp14">
+<w:numbering xmlns:wpc="http://schemas.microsoft.com/office/word/2010/wordprocessingCanvas" xmlns:cx="http://schemas.microsoft.com/office/drawing/2014/chartex" xmlns:cx1="http://schemas.microsoft.com/office/drawing/2015/9/8/chartex" xmlns:cx2="http://schemas.microsoft.com/office/drawing/2015/10/21/chartex" xmlns:cx3="http://schemas.microsoft.com/office/drawing/2016/5/9/chartex" xmlns:cx4="http://schemas.microsoft.com/office/drawing/2016/5/10/chartex" xmlns:cx5="http://schemas.microsoft.com/office/drawing/2016/5/11/chartex" xmlns:cx6="http://schemas.microsoft.com/office/drawing/2016/5/12/chartex" xmlns:cx7="http://schemas.microsoft.com/office/drawing/2016/5/13/chartex" xmlns:cx8="http://schemas.microsoft.com/office/drawing/2016/5/14/chartex" xmlns:mc="http://schemas.openxmlformats.org/markup-compatibility/2006" xmlns:aink="http://schemas.microsoft.com/office/drawing/2016/ink" xmlns:am3d="http://schemas.microsoft.com/office/drawing/2017/model3d" xmlns:o="urn:schemas-microsoft-com:office:office" xmlns:oel="http://schemas.microsoft.com/office/2019/extlst" xmlns:r="http://schemas.openxmlformats.org/officeDocument/2006/relationships" xmlns:m="http://schemas.openxmlformats.org/officeDocument/2006/math" xmlns:v="urn:schemas-microsoft-com:vml" xmlns:wp14="http://schemas.microsoft.com/office/word/2010/wordprocessingDrawing" xmlns:wp="http://schemas.openxmlformats.org/drawingml/2006/wordprocessingDrawing" xmlns:w10="urn:schemas-microsoft-com:office:word" xmlns:w="http://schemas.openxmlformats.org/wordprocessingml/2006/main" xmlns:w14="http://schemas.microsoft.com/office/word/2010/wordml" xmlns:w15="http://schemas.microsoft.com/office/word/2012/wordml" xmlns:w16cei="http://schemas.microsoft.com/office/word/2026/wordml/cei" xmlns:w16cex="http://schemas.microsoft.com/office/word/2018/wordml/cex" xmlns:w16cid="http://schemas.microsoft.com/office/word/2016/wordml/cid" xmlns:w16="http://schemas.microsoft.com/office/word/2018/wordml" xmlns:w16du="http://schemas.microsoft.com/office/word/2023/wordml/word16du" xmlns:w16sdtdh="http://schemas.microsoft.com/office/word/2020/wordml/sdtdatahash" xmlns:w16sdtfl="http://schemas.microsoft.com/office/word/2024/wordml/sdtformatlock" xmlns:w16se="http://schemas.microsoft.com/office/word/2015/wordml/symex" xmlns:wpg="http://schemas.microsoft.com/office/word/2010/wordprocessingGroup" xmlns:wpi="http://schemas.microsoft.com/office/word/2010/wordprocessingInk" xmlns:wne="http://schemas.microsoft.com/office/word/2006/wordml" xmlns:wps="http://schemas.microsoft.com/office/word/2010/wordprocessingShape" mc:Ignorable="w14 w15 w16se w16cid w16 w16cex w16sdtdh w16sdtfl w16du wp14">
   <w:abstractNum w:abstractNumId="0" w15:restartNumberingAfterBreak="0">
     <w:nsid w:val="36E70480"/>
     <w:multiLevelType w:val="hybridMultilevel"/>

--- a/_downloads/acb8319d696d3205db9ed53ae5847832/ece434_DPS_HW_lab.docx
+++ b/_downloads/acb8319d696d3205db9ed53ae5847832/ece434_DPS_HW_lab.docx
@@ -46,6 +46,7 @@
         </w:rPr>
         <w:t xml:space="preserve">                </w:t>
       </w:r>
+      <w:proofErr w:type="gramStart"/>
       <w:r>
         <w:rPr>
           <w:rFonts w:ascii="TimesNewRoman,Bold" w:hAnsi="TimesNewRoman,Bold" w:cs="TimesNewRoman,Bold"/>
@@ -54,7 +55,18 @@
           <w:sz w:val="32"/>
           <w:szCs w:val="32"/>
         </w:rPr>
-        <w:t>Names:_____________</w:t>
+        <w:t>Names:_</w:t>
+      </w:r>
+      <w:proofErr w:type="gramEnd"/>
+      <w:r>
+        <w:rPr>
+          <w:rFonts w:ascii="TimesNewRoman,Bold" w:hAnsi="TimesNewRoman,Bold" w:cs="TimesNewRoman,Bold"/>
+          <w:b/>
+          <w:bCs/>
+          <w:sz w:val="32"/>
+          <w:szCs w:val="32"/>
+        </w:rPr>
+        <w:t>____________</w:t>
       </w:r>
     </w:p>
     <w:p>
@@ -145,6 +157,7 @@
         </w:rPr>
         <w:t xml:space="preserve">                </w:t>
       </w:r>
+      <w:proofErr w:type="gramStart"/>
       <w:r>
         <w:rPr>
           <w:rFonts w:ascii="Arial,BoldItalic" w:hAnsi="Arial,BoldItalic" w:cs="Arial,BoldItalic"/>
@@ -180,7 +193,20 @@
           <w:sz w:val="28"/>
           <w:szCs w:val="28"/>
         </w:rPr>
-        <w:t>________________</w:t>
+        <w:t>_</w:t>
+      </w:r>
+      <w:proofErr w:type="gramEnd"/>
+      <w:r>
+        <w:rPr>
+          <w:rFonts w:ascii="TimesNewRoman,BoldItalic" w:hAnsi="TimesNewRoman,BoldItalic" w:cs="TimesNewRoman,BoldItalic"/>
+          <w:b/>
+          <w:bCs/>
+          <w:i/>
+          <w:iCs/>
+          <w:sz w:val="28"/>
+          <w:szCs w:val="28"/>
+        </w:rPr>
+        <w:t>_______________</w:t>
       </w:r>
     </w:p>
     <w:p>
@@ -254,23 +280,59 @@
           <w:sz w:val="24"/>
           <w:szCs w:val="24"/>
         </w:rPr>
-        <w:t xml:space="preserve">submitted to gradescope </w:t>
-      </w:r>
-      <w:r>
-        <w:rPr>
-          <w:rFonts w:ascii="TimesNewRoman" w:hAnsi="TimesNewRoman" w:cs="TimesNewRoman"/>
-          <w:sz w:val="24"/>
-          <w:szCs w:val="24"/>
-        </w:rPr>
-        <w:t xml:space="preserve">per team), </w:t>
-      </w:r>
-      <w:r>
-        <w:rPr>
-          <w:rFonts w:ascii="TimesNewRoman" w:hAnsi="TimesNewRoman" w:cs="TimesNewRoman"/>
-          <w:sz w:val="24"/>
-          <w:szCs w:val="24"/>
-        </w:rPr>
-        <w:t>and turn in</w:t>
+        <w:t xml:space="preserve">submitted to </w:t>
+      </w:r>
+      <w:proofErr w:type="spellStart"/>
+      <w:r>
+        <w:rPr>
+          <w:rFonts w:ascii="TimesNewRoman" w:hAnsi="TimesNewRoman" w:cs="TimesNewRoman"/>
+          <w:sz w:val="24"/>
+          <w:szCs w:val="24"/>
+        </w:rPr>
+        <w:t>gradescope</w:t>
+      </w:r>
+      <w:proofErr w:type="spellEnd"/>
+      <w:r>
+        <w:rPr>
+          <w:rFonts w:ascii="TimesNewRoman" w:hAnsi="TimesNewRoman" w:cs="TimesNewRoman"/>
+          <w:sz w:val="24"/>
+          <w:szCs w:val="24"/>
+        </w:rPr>
+        <w:t xml:space="preserve"> </w:t>
+      </w:r>
+      <w:r>
+        <w:rPr>
+          <w:rFonts w:ascii="TimesNewRoman" w:hAnsi="TimesNewRoman" w:cs="TimesNewRoman"/>
+          <w:sz w:val="24"/>
+          <w:szCs w:val="24"/>
+        </w:rPr>
+        <w:t>per team</w:t>
+      </w:r>
+      <w:proofErr w:type="gramStart"/>
+      <w:r>
+        <w:rPr>
+          <w:rFonts w:ascii="TimesNewRoman" w:hAnsi="TimesNewRoman" w:cs="TimesNewRoman"/>
+          <w:sz w:val="24"/>
+          <w:szCs w:val="24"/>
+        </w:rPr>
+        <w:t xml:space="preserve">), </w:t>
+      </w:r>
+      <w:r>
+        <w:rPr>
+          <w:rFonts w:ascii="TimesNewRoman" w:hAnsi="TimesNewRoman" w:cs="TimesNewRoman"/>
+          <w:sz w:val="24"/>
+          <w:szCs w:val="24"/>
+        </w:rPr>
+        <w:t>and</w:t>
+      </w:r>
+      <w:proofErr w:type="gramEnd"/>
+      <w:r>
+        <w:rPr>
+          <w:rFonts w:ascii="TimesNewRoman" w:hAnsi="TimesNewRoman" w:cs="TimesNewRoman"/>
+          <w:sz w:val="24"/>
+          <w:szCs w:val="24"/>
+        </w:rPr>
+        <w:t xml:space="preserve"> turn in</w:t>
       </w:r>
       <w:r>
         <w:rPr>
@@ -877,15 +939,87 @@
           <w:sz w:val="24"/>
           <w:szCs w:val="24"/>
         </w:rPr>
-        <w:t>If the board has not been reflashed, follow the instructions in “Reflashing Correctly.pdf</w:t>
-      </w:r>
+        <w:t xml:space="preserve">If the board has not been </w:t>
+      </w:r>
+      <w:proofErr w:type="spellStart"/>
       <w:r>
         <w:rPr>
           <w:rFonts w:ascii="Garamond" w:hAnsi="Garamond" w:cs="Garamond"/>
           <w:sz w:val="24"/>
           <w:szCs w:val="24"/>
         </w:rPr>
-        <w:t>” or copy “Reflashing LCDK for winDSK8.zip” and follow “Reflashing the LCDK for winDSK8.pdf”</w:t>
+        <w:t>reflashed</w:t>
+      </w:r>
+      <w:proofErr w:type="spellEnd"/>
+      <w:r>
+        <w:rPr>
+          <w:rFonts w:ascii="Garamond" w:hAnsi="Garamond" w:cs="Garamond"/>
+          <w:sz w:val="24"/>
+          <w:szCs w:val="24"/>
+        </w:rPr>
+        <w:t>, follow the instructions in “</w:t>
+      </w:r>
+      <w:proofErr w:type="spellStart"/>
+      <w:r>
+        <w:rPr>
+          <w:rFonts w:ascii="Garamond" w:hAnsi="Garamond" w:cs="Garamond"/>
+          <w:sz w:val="24"/>
+          <w:szCs w:val="24"/>
+        </w:rPr>
+        <w:t>Reflashing</w:t>
+      </w:r>
+      <w:proofErr w:type="spellEnd"/>
+      <w:r>
+        <w:rPr>
+          <w:rFonts w:ascii="Garamond" w:hAnsi="Garamond" w:cs="Garamond"/>
+          <w:sz w:val="24"/>
+          <w:szCs w:val="24"/>
+        </w:rPr>
+        <w:t xml:space="preserve"> Correctly.pdf</w:t>
+      </w:r>
+      <w:r>
+        <w:rPr>
+          <w:rFonts w:ascii="Garamond" w:hAnsi="Garamond" w:cs="Garamond"/>
+          <w:sz w:val="24"/>
+          <w:szCs w:val="24"/>
+        </w:rPr>
+        <w:t>” or copy “</w:t>
+      </w:r>
+      <w:proofErr w:type="spellStart"/>
+      <w:r>
+        <w:rPr>
+          <w:rFonts w:ascii="Garamond" w:hAnsi="Garamond" w:cs="Garamond"/>
+          <w:sz w:val="24"/>
+          <w:szCs w:val="24"/>
+        </w:rPr>
+        <w:t>Reflashing</w:t>
+      </w:r>
+      <w:proofErr w:type="spellEnd"/>
+      <w:r>
+        <w:rPr>
+          <w:rFonts w:ascii="Garamond" w:hAnsi="Garamond" w:cs="Garamond"/>
+          <w:sz w:val="24"/>
+          <w:szCs w:val="24"/>
+        </w:rPr>
+        <w:t xml:space="preserve"> LCDK for winDSK8.zip” and follow “</w:t>
+      </w:r>
+      <w:proofErr w:type="spellStart"/>
+      <w:r>
+        <w:rPr>
+          <w:rFonts w:ascii="Garamond" w:hAnsi="Garamond" w:cs="Garamond"/>
+          <w:sz w:val="24"/>
+          <w:szCs w:val="24"/>
+        </w:rPr>
+        <w:t>Reflashing</w:t>
+      </w:r>
+      <w:proofErr w:type="spellEnd"/>
+      <w:r>
+        <w:rPr>
+          <w:rFonts w:ascii="Garamond" w:hAnsi="Garamond" w:cs="Garamond"/>
+          <w:sz w:val="24"/>
+          <w:szCs w:val="24"/>
+        </w:rPr>
+        <w:t xml:space="preserve"> the LCDK for winDSK8.pdf”</w:t>
       </w:r>
     </w:p>
     <w:p>
@@ -967,7 +1101,39 @@
           <w:sz w:val="24"/>
           <w:szCs w:val="24"/>
         </w:rPr>
-        <w:t xml:space="preserve"> on the K:drive</w:t>
+        <w:t xml:space="preserve"> </w:t>
+      </w:r>
+      <w:r>
+        <w:rPr>
+          <w:rFonts w:ascii="Garamond" w:hAnsi="Garamond" w:cs="Garamond"/>
+          <w:sz w:val="24"/>
+          <w:szCs w:val="24"/>
+        </w:rPr>
+        <w:t>[see Teams</w:t>
+      </w:r>
+      <w:r>
+        <w:rPr>
+          <w:rFonts w:ascii="Garamond" w:hAnsi="Garamond" w:cs="Garamond"/>
+          <w:sz w:val="24"/>
+          <w:szCs w:val="24"/>
+        </w:rPr>
+        <w:sym w:font="Wingdings" w:char="F0E0"/>
+      </w:r>
+      <w:r>
+        <w:rPr>
+          <w:rFonts w:ascii="Garamond" w:hAnsi="Garamond" w:cs="Garamond"/>
+          <w:sz w:val="24"/>
+          <w:szCs w:val="24"/>
+        </w:rPr>
+        <w:t>L06</w:t>
+      </w:r>
+      <w:r>
+        <w:rPr>
+          <w:rFonts w:ascii="Garamond" w:hAnsi="Garamond" w:cs="Garamond"/>
+          <w:sz w:val="24"/>
+          <w:szCs w:val="24"/>
+        </w:rPr>
+        <w:t>]</w:t>
       </w:r>
     </w:p>
     <w:p>
@@ -1212,7 +1378,43 @@
           <w:sz w:val="24"/>
           <w:szCs w:val="24"/>
         </w:rPr>
-        <w:t>COM Port:  COM4 (or whatever com port it is initialize to in devices)</w:t>
+        <w:t>COM Port</w:t>
+      </w:r>
+      <w:proofErr w:type="gramStart"/>
+      <w:r>
+        <w:rPr>
+          <w:rFonts w:ascii="Garamond" w:hAnsi="Garamond" w:cs="Garamond"/>
+          <w:sz w:val="24"/>
+          <w:szCs w:val="24"/>
+        </w:rPr>
+        <w:t>:  COM4</w:t>
+      </w:r>
+      <w:proofErr w:type="gramEnd"/>
+      <w:r>
+        <w:rPr>
+          <w:rFonts w:ascii="Garamond" w:hAnsi="Garamond" w:cs="Garamond"/>
+          <w:sz w:val="24"/>
+          <w:szCs w:val="24"/>
+        </w:rPr>
+        <w:t xml:space="preserve"> (or whatever com port it is </w:t>
+      </w:r>
+      <w:proofErr w:type="gramStart"/>
+      <w:r>
+        <w:rPr>
+          <w:rFonts w:ascii="Garamond" w:hAnsi="Garamond" w:cs="Garamond"/>
+          <w:sz w:val="24"/>
+          <w:szCs w:val="24"/>
+        </w:rPr>
+        <w:t>initialize</w:t>
+      </w:r>
+      <w:proofErr w:type="gramEnd"/>
+      <w:r>
+        <w:rPr>
+          <w:rFonts w:ascii="Garamond" w:hAnsi="Garamond" w:cs="Garamond"/>
+          <w:sz w:val="24"/>
+          <w:szCs w:val="24"/>
+        </w:rPr>
+        <w:t xml:space="preserve"> to in devices)</w:t>
       </w:r>
     </w:p>
     <w:p>
@@ -1556,8 +1758,18 @@
           <w:sz w:val="34"/>
           <w:szCs w:val="34"/>
         </w:rPr>
-        <w:t>. TalkThru</w:t>
-      </w:r>
+        <w:t xml:space="preserve">. </w:t>
+      </w:r>
+      <w:proofErr w:type="spellStart"/>
+      <w:r>
+        <w:rPr>
+          <w:rFonts w:ascii="TimesNewRoman" w:hAnsi="TimesNewRoman" w:cs="TimesNewRoman"/>
+          <w:sz w:val="34"/>
+          <w:szCs w:val="34"/>
+        </w:rPr>
+        <w:t>TalkThru</w:t>
+      </w:r>
+      <w:proofErr w:type="spellEnd"/>
     </w:p>
     <w:p>
       <w:pPr>
@@ -1602,8 +1814,18 @@
           <w:sz w:val="24"/>
           <w:szCs w:val="24"/>
         </w:rPr>
-        <w:t xml:space="preserve"> ipod</w:t>
-      </w:r>
+        <w:t xml:space="preserve"> </w:t>
+      </w:r>
+      <w:proofErr w:type="spellStart"/>
+      <w:r>
+        <w:rPr>
+          <w:rFonts w:ascii="TimesNewRoman" w:hAnsi="TimesNewRoman" w:cs="TimesNewRoman"/>
+          <w:sz w:val="24"/>
+          <w:szCs w:val="24"/>
+        </w:rPr>
+        <w:t>ipod</w:t>
+      </w:r>
+      <w:proofErr w:type="spellEnd"/>
       <w:r>
         <w:rPr>
           <w:rFonts w:ascii="TimesNewRoman" w:hAnsi="TimesNewRoman" w:cs="TimesNewRoman"/>
@@ -1652,13 +1874,23 @@
         </w:rPr>
         <w:t xml:space="preserve"> device into the board using the supplied cable </w:t>
       </w:r>
-      <w:r>
-        <w:rPr>
-          <w:rFonts w:ascii="TimesNewRoman" w:hAnsi="TimesNewRoman" w:cs="TimesNewRoman"/>
-          <w:sz w:val="24"/>
-          <w:szCs w:val="24"/>
-        </w:rPr>
-        <w:t>On the board, the two</w:t>
+      <w:proofErr w:type="gramStart"/>
+      <w:r>
+        <w:rPr>
+          <w:rFonts w:ascii="TimesNewRoman" w:hAnsi="TimesNewRoman" w:cs="TimesNewRoman"/>
+          <w:sz w:val="24"/>
+          <w:szCs w:val="24"/>
+        </w:rPr>
+        <w:t>On</w:t>
+      </w:r>
+      <w:proofErr w:type="gramEnd"/>
+      <w:r>
+        <w:rPr>
+          <w:rFonts w:ascii="TimesNewRoman" w:hAnsi="TimesNewRoman" w:cs="TimesNewRoman"/>
+          <w:sz w:val="24"/>
+          <w:szCs w:val="24"/>
+        </w:rPr>
+        <w:t xml:space="preserve"> the board, the two</w:t>
       </w:r>
       <w:r>
         <w:rPr>
@@ -1787,7 +2019,31 @@
           <w:sz w:val="24"/>
           <w:szCs w:val="24"/>
         </w:rPr>
-        <w:t xml:space="preserve">  and/or play a song with</w:t>
+        <w:t xml:space="preserve"> </w:t>
+      </w:r>
+      <w:r>
+        <w:rPr>
+          <w:rFonts w:ascii="TimesNewRoman" w:hAnsi="TimesNewRoman" w:cs="TimesNewRoman"/>
+          <w:sz w:val="24"/>
+          <w:szCs w:val="24"/>
+        </w:rPr>
+        <w:t xml:space="preserve">, or run </w:t>
+      </w:r>
+      <w:r>
+        <w:rPr>
+          <w:rFonts w:ascii="TimesNewRoman" w:hAnsi="TimesNewRoman" w:cs="TimesNewRoman"/>
+          <w:sz w:val="24"/>
+          <w:szCs w:val="24"/>
+        </w:rPr>
+        <w:t>gen_tones_440.m in MATLAB,</w:t>
+      </w:r>
+      <w:r>
+        <w:rPr>
+          <w:rFonts w:ascii="TimesNewRoman" w:hAnsi="TimesNewRoman" w:cs="TimesNewRoman"/>
+          <w:sz w:val="24"/>
+          <w:szCs w:val="24"/>
+        </w:rPr>
+        <w:t xml:space="preserve"> and/or play a song with</w:t>
       </w:r>
       <w:r>
         <w:rPr>
@@ -1904,6 +2160,7 @@
         </w:rPr>
         <w:t xml:space="preserve">lick on </w:t>
       </w:r>
+      <w:proofErr w:type="spellStart"/>
       <w:r>
         <w:rPr>
           <w:rFonts w:ascii="TimesNewRoman,Bold" w:hAnsi="TimesNewRoman,Bold" w:cs="TimesNewRoman,Bold"/>
@@ -1914,6 +2171,7 @@
         </w:rPr>
         <w:t>TalkThru</w:t>
       </w:r>
+      <w:proofErr w:type="spellEnd"/>
       <w:r>
         <w:rPr>
           <w:rFonts w:ascii="TimesNewRoman" w:hAnsi="TimesNewRoman" w:cs="TimesNewRoman"/>
@@ -2316,6 +2574,7 @@
         </w:rPr>
         <w:t>Anti-Imaging Filter</w:t>
       </w:r>
+      <w:proofErr w:type="gramStart"/>
       <w:r>
         <w:rPr>
           <w:rFonts w:ascii="TimesNewRoman,Bold" w:hAnsi="TimesNewRoman,Bold" w:cs="TimesNewRoman,Bold"/>
@@ -2342,8 +2601,27 @@
           <w:sz w:val="24"/>
           <w:szCs w:val="24"/>
         </w:rPr>
-        <w:t>Reset Fs to 8.0 KHz</w:t>
-      </w:r>
+        <w:t>Reset</w:t>
+      </w:r>
+      <w:proofErr w:type="gramEnd"/>
+      <w:r>
+        <w:rPr>
+          <w:rFonts w:ascii="TimesNewRoman,Bold" w:hAnsi="TimesNewRoman,Bold" w:cs="TimesNewRoman,Bold"/>
+          <w:sz w:val="24"/>
+          <w:szCs w:val="24"/>
+        </w:rPr>
+        <w:t xml:space="preserve"> Fs to 8.0 </w:t>
+      </w:r>
+      <w:proofErr w:type="spellStart"/>
+      <w:r>
+        <w:rPr>
+          <w:rFonts w:ascii="TimesNewRoman,Bold" w:hAnsi="TimesNewRoman,Bold" w:cs="TimesNewRoman,Bold"/>
+          <w:sz w:val="24"/>
+          <w:szCs w:val="24"/>
+        </w:rPr>
+        <w:t>KHz</w:t>
+      </w:r>
+      <w:proofErr w:type="spellEnd"/>
       <w:r>
         <w:rPr>
           <w:rFonts w:ascii="TimesNewRoman,Bold" w:hAnsi="TimesNewRoman,Bold" w:cs="TimesNewRoman,Bold"/>
@@ -2646,39 +2924,55 @@
           <w:sz w:val="24"/>
           <w:szCs w:val="24"/>
         </w:rPr>
+        <w:t xml:space="preserve"> on the main window to</w:t>
+      </w:r>
+      <w:r>
+        <w:rPr>
+          <w:rFonts w:ascii="TimesNewRoman" w:hAnsi="TimesNewRoman" w:cs="TimesNewRoman"/>
+          <w:sz w:val="24"/>
+          <w:szCs w:val="24"/>
+        </w:rPr>
         <w:t xml:space="preserve"> </w:t>
       </w:r>
       <w:r>
         <w:rPr>
           <w:rFonts w:ascii="TimesNewRoman" w:hAnsi="TimesNewRoman" w:cs="TimesNewRoman"/>
-          <w:sz w:val="24"/>
-          <w:szCs w:val="24"/>
-        </w:rPr>
-        <w:t>up</w:t>
-      </w:r>
-      <w:r>
-        <w:rPr>
-          <w:rFonts w:ascii="TimesNewRoman" w:hAnsi="TimesNewRoman" w:cs="TimesNewRoman"/>
-          <w:sz w:val="24"/>
-          <w:szCs w:val="24"/>
-        </w:rPr>
-        <w:t xml:space="preserve"> to </w:t>
-      </w:r>
-      <w:r>
-        <w:rPr>
-          <w:rFonts w:ascii="TimesNewRoman" w:hAnsi="TimesNewRoman" w:cs="TimesNewRoman"/>
-          <w:sz w:val="24"/>
-          <w:szCs w:val="24"/>
-        </w:rPr>
-        <w:t>96</w:t>
-      </w:r>
-      <w:r>
-        <w:rPr>
-          <w:rFonts w:ascii="TimesNewRoman" w:hAnsi="TimesNewRoman" w:cs="TimesNewRoman"/>
-          <w:sz w:val="24"/>
-          <w:szCs w:val="24"/>
-        </w:rPr>
-        <w:t>000 Hz</w:t>
+          <w:b/>
+          <w:bCs/>
+          <w:sz w:val="24"/>
+          <w:szCs w:val="24"/>
+        </w:rPr>
+        <w:t>48</w:t>
+      </w:r>
+      <w:r>
+        <w:rPr>
+          <w:rFonts w:ascii="TimesNewRoman" w:hAnsi="TimesNewRoman" w:cs="TimesNewRoman"/>
+          <w:b/>
+          <w:bCs/>
+          <w:sz w:val="24"/>
+          <w:szCs w:val="24"/>
+        </w:rPr>
+        <w:t xml:space="preserve"> </w:t>
+      </w:r>
+      <w:r>
+        <w:rPr>
+          <w:rFonts w:ascii="TimesNewRoman" w:hAnsi="TimesNewRoman" w:cs="TimesNewRoman"/>
+          <w:b/>
+          <w:bCs/>
+          <w:sz w:val="24"/>
+          <w:szCs w:val="24"/>
+        </w:rPr>
+        <w:t>k</w:t>
+      </w:r>
+      <w:r>
+        <w:rPr>
+          <w:rFonts w:ascii="TimesNewRoman" w:hAnsi="TimesNewRoman" w:cs="TimesNewRoman"/>
+          <w:b/>
+          <w:bCs/>
+          <w:sz w:val="24"/>
+          <w:szCs w:val="24"/>
+        </w:rPr>
+        <w:t>Hz</w:t>
       </w:r>
       <w:r>
         <w:rPr>
@@ -3143,8 +3437,18 @@
           <w:sz w:val="34"/>
           <w:szCs w:val="34"/>
         </w:rPr>
-        <w:t>. O’Scope</w:t>
-      </w:r>
+        <w:t xml:space="preserve">. </w:t>
+      </w:r>
+      <w:proofErr w:type="spellStart"/>
+      <w:r>
+        <w:rPr>
+          <w:rFonts w:ascii="TimesNewRoman" w:hAnsi="TimesNewRoman" w:cs="TimesNewRoman"/>
+          <w:sz w:val="34"/>
+          <w:szCs w:val="34"/>
+        </w:rPr>
+        <w:t>O’Scope</w:t>
+      </w:r>
+      <w:proofErr w:type="spellEnd"/>
       <w:r>
         <w:rPr>
           <w:rFonts w:ascii="TimesNewRoman" w:hAnsi="TimesNewRoman" w:cs="TimesNewRoman"/>
@@ -3173,11 +3477,21 @@
       </w:pPr>
       <w:r>
         <w:rPr>
-          <w:rFonts w:ascii="SymbolMT" w:hAnsi="SymbolMT" w:cs="SymbolMT"/>
-          <w:sz w:val="24"/>
-          <w:szCs w:val="24"/>
-        </w:rPr>
-        <w:t>Switch the audio cable from your Ipod audio-out to your laptop audio-out.</w:t>
+          <w:rFonts w:ascii="TimesNewRoman" w:hAnsi="TimesNewRoman" w:cs="TimesNewRoman"/>
+          <w:sz w:val="24"/>
+          <w:szCs w:val="24"/>
+        </w:rPr>
+        <w:t xml:space="preserve">Set Sample Rate on the main window to </w:t>
+      </w:r>
+      <w:r>
+        <w:rPr>
+          <w:rFonts w:ascii="TimesNewRoman" w:hAnsi="TimesNewRoman" w:cs="TimesNewRoman"/>
+          <w:b/>
+          <w:bCs/>
+          <w:sz w:val="24"/>
+          <w:szCs w:val="24"/>
+        </w:rPr>
+        <w:t>48 kHz</w:t>
       </w:r>
     </w:p>
     <w:p>
@@ -3203,7 +3517,25 @@
           <w:sz w:val="24"/>
           <w:szCs w:val="24"/>
         </w:rPr>
-        <w:t xml:space="preserve">To test the O’scope function, you will create a sound using MATLAB. </w:t>
+        <w:t xml:space="preserve">To test the </w:t>
+      </w:r>
+      <w:proofErr w:type="spellStart"/>
+      <w:r>
+        <w:rPr>
+          <w:rFonts w:ascii="TimesNewRoman" w:hAnsi="TimesNewRoman" w:cs="TimesNewRoman"/>
+          <w:sz w:val="24"/>
+          <w:szCs w:val="24"/>
+        </w:rPr>
+        <w:t>O’scope</w:t>
+      </w:r>
+      <w:proofErr w:type="spellEnd"/>
+      <w:r>
+        <w:rPr>
+          <w:rFonts w:ascii="TimesNewRoman" w:hAnsi="TimesNewRoman" w:cs="TimesNewRoman"/>
+          <w:sz w:val="24"/>
+          <w:szCs w:val="24"/>
+        </w:rPr>
+        <w:t xml:space="preserve"> function, you will create a sound using MATLAB. </w:t>
       </w:r>
       <w:r>
         <w:rPr>
@@ -3221,1505 +3553,1605 @@
         </w:rPr>
         <w:t xml:space="preserve"> “</w:t>
       </w:r>
+      <w:proofErr w:type="spellStart"/>
+      <w:r>
+        <w:fldChar w:fldCharType="begin"/>
+      </w:r>
+      <w:r>
+        <w:instrText>HYPERLINK "file:///\\\\AFAEDUFILESHARE\\Cadet_Data\\DF\\DFEC\\ECE%20434\\DSP_HW_lab_part1\\gen_tones_long.m"</w:instrText>
+      </w:r>
+      <w:r>
+        <w:fldChar w:fldCharType="separate"/>
+      </w:r>
+      <w:r>
+        <w:rPr>
+          <w:rStyle w:val="Hyperlink"/>
+          <w:rFonts w:ascii="TimesNewRoman" w:hAnsi="TimesNewRoman" w:cs="TimesNewRoman"/>
+          <w:sz w:val="24"/>
+          <w:szCs w:val="24"/>
+        </w:rPr>
+        <w:t>gen_tones_long.m</w:t>
+      </w:r>
+      <w:proofErr w:type="spellEnd"/>
+      <w:r>
+        <w:fldChar w:fldCharType="end"/>
+      </w:r>
+      <w:r>
+        <w:rPr>
+          <w:rFonts w:ascii="TimesNewRoman" w:hAnsi="TimesNewRoman" w:cs="TimesNewRoman"/>
+          <w:sz w:val="24"/>
+          <w:szCs w:val="24"/>
+        </w:rPr>
+        <w:t xml:space="preserve">” file to the MATLAB work directory. Run </w:t>
+      </w:r>
+      <w:proofErr w:type="spellStart"/>
+      <w:r>
+        <w:rPr>
+          <w:rFonts w:ascii="TimesNewRoman" w:hAnsi="TimesNewRoman" w:cs="TimesNewRoman"/>
+          <w:sz w:val="24"/>
+          <w:szCs w:val="24"/>
+        </w:rPr>
+        <w:t>matlab</w:t>
+      </w:r>
+      <w:proofErr w:type="spellEnd"/>
+      <w:r>
+        <w:rPr>
+          <w:rFonts w:ascii="TimesNewRoman" w:hAnsi="TimesNewRoman" w:cs="TimesNewRoman"/>
+          <w:sz w:val="24"/>
+          <w:szCs w:val="24"/>
+        </w:rPr>
+        <w:t>:</w:t>
+      </w:r>
+      <w:r>
+        <w:rPr>
+          <w:rFonts w:ascii="TimesNewRoman" w:hAnsi="TimesNewRoman" w:cs="TimesNewRoman"/>
+          <w:color w:val="FF0000"/>
+          <w:sz w:val="24"/>
+          <w:szCs w:val="24"/>
+        </w:rPr>
+        <w:t xml:space="preserve"> </w:t>
+      </w:r>
+    </w:p>
+    <w:p>
+      <w:pPr>
+        <w:autoSpaceDE w:val="0"/>
+        <w:autoSpaceDN w:val="0"/>
+        <w:adjustRightInd w:val="0"/>
+        <w:spacing w:after="0" w:line="240" w:lineRule="auto"/>
+        <w:ind w:left="720"/>
+        <w:rPr>
+          <w:rFonts w:ascii="TimesNewRoman" w:hAnsi="TimesNewRoman" w:cs="TimesNewRoman"/>
+          <w:color w:val="FF0000"/>
+          <w:sz w:val="24"/>
+          <w:szCs w:val="24"/>
+        </w:rPr>
+      </w:pPr>
+      <w:r>
+        <w:rPr>
+          <w:rFonts w:ascii="TimesNewRoman" w:hAnsi="TimesNewRoman" w:cs="TimesNewRoman"/>
+          <w:sz w:val="24"/>
+          <w:szCs w:val="24"/>
+        </w:rPr>
+        <w:t>&gt;&gt; N=10*</w:t>
+      </w:r>
+      <w:proofErr w:type="gramStart"/>
+      <w:r>
+        <w:rPr>
+          <w:rFonts w:ascii="TimesNewRoman" w:hAnsi="TimesNewRoman" w:cs="TimesNewRoman"/>
+          <w:sz w:val="24"/>
+          <w:szCs w:val="24"/>
+        </w:rPr>
+        <w:t>48000</w:t>
+      </w:r>
+      <w:r>
+        <w:rPr>
+          <w:rFonts w:ascii="TimesNewRoman" w:hAnsi="TimesNewRoman" w:cs="TimesNewRoman"/>
+          <w:sz w:val="24"/>
+          <w:szCs w:val="24"/>
+        </w:rPr>
+        <w:t xml:space="preserve">; </w:t>
+      </w:r>
+      <w:r>
+        <w:rPr>
+          <w:rFonts w:ascii="TimesNewRoman" w:hAnsi="TimesNewRoman" w:cs="TimesNewRoman"/>
+          <w:sz w:val="24"/>
+          <w:szCs w:val="24"/>
+        </w:rPr>
+        <w:t xml:space="preserve"> %</w:t>
+      </w:r>
+      <w:proofErr w:type="gramEnd"/>
+      <w:r>
+        <w:rPr>
+          <w:rFonts w:ascii="TimesNewRoman" w:hAnsi="TimesNewRoman" w:cs="TimesNewRoman"/>
+          <w:sz w:val="24"/>
+          <w:szCs w:val="24"/>
+        </w:rPr>
+        <w:t xml:space="preserve"> for 10 seconds of sound</w:t>
+      </w:r>
+    </w:p>
+    <w:p>
+      <w:pPr>
+        <w:autoSpaceDE w:val="0"/>
+        <w:autoSpaceDN w:val="0"/>
+        <w:adjustRightInd w:val="0"/>
+        <w:spacing w:after="0" w:line="240" w:lineRule="auto"/>
+        <w:ind w:left="720"/>
+        <w:rPr>
+          <w:rFonts w:ascii="TimesNewRoman" w:hAnsi="TimesNewRoman" w:cs="TimesNewRoman"/>
+          <w:sz w:val="24"/>
+          <w:szCs w:val="24"/>
+        </w:rPr>
+      </w:pPr>
+      <w:r>
+        <w:rPr>
+          <w:rFonts w:ascii="TimesNewRoman" w:hAnsi="TimesNewRoman" w:cs="TimesNewRoman"/>
+          <w:sz w:val="24"/>
+          <w:szCs w:val="24"/>
+        </w:rPr>
+        <w:t xml:space="preserve">&gt;&gt; x = </w:t>
+      </w:r>
+      <w:proofErr w:type="spellStart"/>
+      <w:r>
+        <w:rPr>
+          <w:rFonts w:ascii="TimesNewRoman" w:hAnsi="TimesNewRoman" w:cs="TimesNewRoman"/>
+          <w:sz w:val="24"/>
+          <w:szCs w:val="24"/>
+        </w:rPr>
+        <w:t>gen_tones_long</w:t>
+      </w:r>
+      <w:proofErr w:type="spellEnd"/>
+      <w:r>
+        <w:rPr>
+          <w:rFonts w:ascii="TimesNewRoman" w:hAnsi="TimesNewRoman" w:cs="TimesNewRoman"/>
+          <w:sz w:val="24"/>
+          <w:szCs w:val="24"/>
+        </w:rPr>
+        <w:t>(N); % where N is the number of samples</w:t>
+      </w:r>
+    </w:p>
+    <w:p>
+      <w:pPr>
+        <w:autoSpaceDE w:val="0"/>
+        <w:autoSpaceDN w:val="0"/>
+        <w:adjustRightInd w:val="0"/>
+        <w:spacing w:after="0" w:line="240" w:lineRule="auto"/>
+        <w:ind w:left="720"/>
+        <w:rPr>
+          <w:rFonts w:ascii="TimesNewRoman" w:hAnsi="TimesNewRoman" w:cs="TimesNewRoman"/>
+          <w:sz w:val="24"/>
+          <w:szCs w:val="24"/>
+        </w:rPr>
+      </w:pPr>
+      <w:r>
+        <w:rPr>
+          <w:rFonts w:ascii="TimesNewRoman" w:hAnsi="TimesNewRoman" w:cs="TimesNewRoman"/>
+          <w:sz w:val="24"/>
+          <w:szCs w:val="24"/>
+        </w:rPr>
+        <w:t>% To play the sound to the DSK board (assuming the cable is hooked up)</w:t>
+      </w:r>
+    </w:p>
+    <w:p>
+      <w:pPr>
+        <w:autoSpaceDE w:val="0"/>
+        <w:autoSpaceDN w:val="0"/>
+        <w:adjustRightInd w:val="0"/>
+        <w:spacing w:after="0" w:line="240" w:lineRule="auto"/>
+        <w:ind w:left="720"/>
+        <w:rPr>
+          <w:rFonts w:ascii="TimesNewRoman" w:hAnsi="TimesNewRoman" w:cs="TimesNewRoman"/>
+          <w:sz w:val="24"/>
+          <w:szCs w:val="24"/>
+        </w:rPr>
+      </w:pPr>
+      <w:r>
+        <w:rPr>
+          <w:rFonts w:ascii="TimesNewRoman" w:hAnsi="TimesNewRoman" w:cs="TimesNewRoman"/>
+          <w:sz w:val="24"/>
+          <w:szCs w:val="24"/>
+        </w:rPr>
+        <w:t xml:space="preserve">&gt;&gt; </w:t>
+      </w:r>
+      <w:proofErr w:type="spellStart"/>
+      <w:proofErr w:type="gramStart"/>
+      <w:r>
+        <w:rPr>
+          <w:rFonts w:ascii="TimesNewRoman" w:hAnsi="TimesNewRoman" w:cs="TimesNewRoman"/>
+          <w:sz w:val="24"/>
+          <w:szCs w:val="24"/>
+        </w:rPr>
+        <w:t>soundsc</w:t>
+      </w:r>
+      <w:proofErr w:type="spellEnd"/>
+      <w:r>
+        <w:rPr>
+          <w:rFonts w:ascii="TimesNewRoman" w:hAnsi="TimesNewRoman" w:cs="TimesNewRoman"/>
+          <w:sz w:val="24"/>
+          <w:szCs w:val="24"/>
+        </w:rPr>
+        <w:t>(</w:t>
+      </w:r>
+      <w:proofErr w:type="gramEnd"/>
+      <w:r>
+        <w:rPr>
+          <w:rFonts w:ascii="TimesNewRoman" w:hAnsi="TimesNewRoman" w:cs="TimesNewRoman"/>
+          <w:sz w:val="24"/>
+          <w:szCs w:val="24"/>
+        </w:rPr>
+        <w:t>x, 48000);</w:t>
+      </w:r>
+    </w:p>
+    <w:p>
+      <w:pPr>
+        <w:autoSpaceDE w:val="0"/>
+        <w:autoSpaceDN w:val="0"/>
+        <w:adjustRightInd w:val="0"/>
+        <w:spacing w:after="0" w:line="240" w:lineRule="auto"/>
+        <w:rPr>
+          <w:rFonts w:ascii="TimesNewRoman" w:hAnsi="TimesNewRoman" w:cs="TimesNewRoman"/>
+          <w:sz w:val="24"/>
+          <w:szCs w:val="24"/>
+        </w:rPr>
+      </w:pPr>
+    </w:p>
+    <w:p>
+      <w:pPr>
+        <w:autoSpaceDE w:val="0"/>
+        <w:autoSpaceDN w:val="0"/>
+        <w:adjustRightInd w:val="0"/>
+        <w:spacing w:after="0" w:line="240" w:lineRule="auto"/>
+        <w:ind w:left="720" w:firstLine="720"/>
+        <w:rPr>
+          <w:rFonts w:ascii="TimesNewRoman" w:hAnsi="TimesNewRoman" w:cs="TimesNewRoman"/>
+          <w:sz w:val="24"/>
+          <w:szCs w:val="24"/>
+        </w:rPr>
+      </w:pPr>
+      <w:r>
+        <w:rPr>
+          <w:rFonts w:ascii="CourierNewPSMT" w:hAnsi="CourierNewPSMT" w:cs="CourierNewPSMT"/>
+          <w:sz w:val="24"/>
+          <w:szCs w:val="24"/>
+        </w:rPr>
+        <w:t xml:space="preserve">o </w:t>
+      </w:r>
+      <w:r>
+        <w:rPr>
+          <w:rFonts w:ascii="TimesNewRoman" w:hAnsi="TimesNewRoman" w:cs="TimesNewRoman"/>
+          <w:sz w:val="24"/>
+          <w:szCs w:val="24"/>
+        </w:rPr>
+        <w:t>Click on</w:t>
+      </w:r>
+      <w:r>
+        <w:rPr>
+          <w:rFonts w:ascii="TimesNewRoman" w:hAnsi="TimesNewRoman" w:cs="TimesNewRoman"/>
+          <w:sz w:val="24"/>
+          <w:szCs w:val="24"/>
+        </w:rPr>
+        <w:t xml:space="preserve"> Function-&gt;</w:t>
+      </w:r>
+      <w:r>
+        <w:rPr>
+          <w:rFonts w:ascii="TimesNewRoman" w:hAnsi="TimesNewRoman" w:cs="TimesNewRoman"/>
+          <w:sz w:val="24"/>
+          <w:szCs w:val="24"/>
+        </w:rPr>
+        <w:t xml:space="preserve"> </w:t>
+      </w:r>
+      <w:proofErr w:type="spellStart"/>
+      <w:r>
+        <w:rPr>
+          <w:rFonts w:ascii="TimesNewRoman,Bold" w:hAnsi="TimesNewRoman,Bold" w:cs="TimesNewRoman,Bold"/>
+          <w:b/>
+          <w:bCs/>
+          <w:sz w:val="24"/>
+          <w:szCs w:val="24"/>
+        </w:rPr>
+        <w:t>Oscope</w:t>
+      </w:r>
+      <w:proofErr w:type="spellEnd"/>
+      <w:r>
+        <w:rPr>
+          <w:rFonts w:ascii="TimesNewRoman,Bold" w:hAnsi="TimesNewRoman,Bold" w:cs="TimesNewRoman,Bold"/>
+          <w:b/>
+          <w:bCs/>
+          <w:sz w:val="24"/>
+          <w:szCs w:val="24"/>
+        </w:rPr>
+        <w:t>/Analyzer</w:t>
+      </w:r>
+      <w:r>
+        <w:rPr>
+          <w:rFonts w:ascii="TimesNewRoman" w:hAnsi="TimesNewRoman" w:cs="TimesNewRoman"/>
+          <w:sz w:val="24"/>
+          <w:szCs w:val="24"/>
+        </w:rPr>
+        <w:t xml:space="preserve">. Play the sound. </w:t>
+      </w:r>
+    </w:p>
+    <w:p>
+      <w:pPr>
+        <w:autoSpaceDE w:val="0"/>
+        <w:autoSpaceDN w:val="0"/>
+        <w:adjustRightInd w:val="0"/>
+        <w:spacing w:after="0" w:line="240" w:lineRule="auto"/>
+        <w:ind w:left="1440" w:firstLine="720"/>
+        <w:rPr>
+          <w:rFonts w:ascii="TimesNewRoman" w:hAnsi="TimesNewRoman" w:cs="TimesNewRoman"/>
+          <w:sz w:val="24"/>
+          <w:szCs w:val="24"/>
+        </w:rPr>
+      </w:pPr>
+      <w:r>
+        <w:rPr>
+          <w:rFonts w:ascii="Arial" w:hAnsi="Arial" w:cs="Arial"/>
+          <w:sz w:val="24"/>
+          <w:szCs w:val="24"/>
+        </w:rPr>
+        <w:t>􀂃</w:t>
+      </w:r>
+      <w:r>
+        <w:rPr>
+          <w:rFonts w:ascii="CourierNewPSMT" w:hAnsi="CourierNewPSMT" w:cs="CourierNewPSMT"/>
+          <w:b/>
+          <w:sz w:val="24"/>
+          <w:szCs w:val="24"/>
+        </w:rPr>
+        <w:t>Question 6</w:t>
+      </w:r>
+      <w:r>
+        <w:rPr>
+          <w:rFonts w:ascii="CourierNewPSMT" w:hAnsi="CourierNewPSMT" w:cs="CourierNewPSMT"/>
+          <w:b/>
+          <w:sz w:val="24"/>
+          <w:szCs w:val="24"/>
+        </w:rPr>
+        <w:t>:</w:t>
+      </w:r>
+      <w:r>
+        <w:rPr>
+          <w:rFonts w:ascii="CourierNewPSMT" w:hAnsi="CourierNewPSMT" w:cs="CourierNewPSMT"/>
+          <w:sz w:val="24"/>
+          <w:szCs w:val="24"/>
+        </w:rPr>
+        <w:t xml:space="preserve"> </w:t>
+      </w:r>
+      <w:r>
+        <w:rPr>
+          <w:rFonts w:ascii="TimesNewRoman" w:hAnsi="TimesNewRoman" w:cs="TimesNewRoman"/>
+          <w:sz w:val="24"/>
+          <w:szCs w:val="24"/>
+        </w:rPr>
+        <w:t>Explain</w:t>
+      </w:r>
+      <w:r>
+        <w:rPr>
+          <w:rFonts w:ascii="TimesNewRoman" w:hAnsi="TimesNewRoman" w:cs="TimesNewRoman"/>
+          <w:sz w:val="24"/>
+          <w:szCs w:val="24"/>
+        </w:rPr>
+        <w:t xml:space="preserve"> and draw</w:t>
+      </w:r>
+      <w:r>
+        <w:rPr>
+          <w:rFonts w:ascii="TimesNewRoman" w:hAnsi="TimesNewRoman" w:cs="TimesNewRoman"/>
+          <w:sz w:val="24"/>
+          <w:szCs w:val="24"/>
+        </w:rPr>
+        <w:t xml:space="preserve"> what you see</w:t>
+      </w:r>
+      <w:r>
+        <w:rPr>
+          <w:rFonts w:ascii="TimesNewRoman" w:hAnsi="TimesNewRoman" w:cs="TimesNewRoman"/>
+          <w:sz w:val="24"/>
+          <w:szCs w:val="24"/>
+        </w:rPr>
+        <w:t>.</w:t>
+      </w:r>
+      <w:r>
+        <w:rPr>
+          <w:rFonts w:ascii="TimesNewRoman" w:hAnsi="TimesNewRoman" w:cs="TimesNewRoman"/>
+          <w:sz w:val="24"/>
+          <w:szCs w:val="24"/>
+        </w:rPr>
+        <w:t xml:space="preserve"> </w:t>
+      </w:r>
+      <w:r>
+        <w:rPr>
+          <w:rFonts w:ascii="TimesNewRoman" w:hAnsi="TimesNewRoman" w:cs="TimesNewRoman"/>
+          <w:sz w:val="24"/>
+          <w:szCs w:val="24"/>
+        </w:rPr>
+        <w:t xml:space="preserve">What does this </w:t>
+      </w:r>
+      <w:proofErr w:type="gramStart"/>
+      <w:r>
+        <w:rPr>
+          <w:rFonts w:ascii="TimesNewRoman" w:hAnsi="TimesNewRoman" w:cs="TimesNewRoman"/>
+          <w:sz w:val="24"/>
+          <w:szCs w:val="24"/>
+        </w:rPr>
+        <w:t>display plot</w:t>
+      </w:r>
+      <w:proofErr w:type="gramEnd"/>
+      <w:r>
+        <w:rPr>
+          <w:rFonts w:ascii="TimesNewRoman" w:hAnsi="TimesNewRoman" w:cs="TimesNewRoman"/>
+          <w:sz w:val="24"/>
+          <w:szCs w:val="24"/>
+        </w:rPr>
+        <w:t>?</w:t>
+      </w:r>
+    </w:p>
+    <w:p>
+      <w:pPr>
+        <w:autoSpaceDE w:val="0"/>
+        <w:autoSpaceDN w:val="0"/>
+        <w:adjustRightInd w:val="0"/>
+        <w:spacing w:after="0" w:line="240" w:lineRule="auto"/>
+        <w:ind w:left="1440" w:firstLine="720"/>
+        <w:rPr>
+          <w:rFonts w:ascii="TimesNewRoman" w:hAnsi="TimesNewRoman" w:cs="TimesNewRoman"/>
+          <w:sz w:val="24"/>
+          <w:szCs w:val="24"/>
+        </w:rPr>
+      </w:pPr>
+    </w:p>
+    <w:p>
+      <w:pPr>
+        <w:autoSpaceDE w:val="0"/>
+        <w:autoSpaceDN w:val="0"/>
+        <w:adjustRightInd w:val="0"/>
+        <w:spacing w:after="0" w:line="240" w:lineRule="auto"/>
+        <w:ind w:left="1440" w:firstLine="720"/>
+        <w:rPr>
+          <w:rFonts w:ascii="TimesNewRoman" w:hAnsi="TimesNewRoman" w:cs="TimesNewRoman"/>
+          <w:sz w:val="24"/>
+          <w:szCs w:val="24"/>
+        </w:rPr>
+      </w:pPr>
+    </w:p>
+    <w:p>
+      <w:pPr>
+        <w:autoSpaceDE w:val="0"/>
+        <w:autoSpaceDN w:val="0"/>
+        <w:adjustRightInd w:val="0"/>
+        <w:spacing w:after="0" w:line="240" w:lineRule="auto"/>
+        <w:ind w:left="1440" w:firstLine="720"/>
+        <w:rPr>
+          <w:rFonts w:ascii="TimesNewRoman" w:hAnsi="TimesNewRoman" w:cs="TimesNewRoman"/>
+          <w:sz w:val="24"/>
+          <w:szCs w:val="24"/>
+        </w:rPr>
+      </w:pPr>
+    </w:p>
+    <w:p>
+      <w:pPr>
+        <w:autoSpaceDE w:val="0"/>
+        <w:autoSpaceDN w:val="0"/>
+        <w:adjustRightInd w:val="0"/>
+        <w:spacing w:after="0" w:line="240" w:lineRule="auto"/>
+        <w:ind w:left="1440" w:firstLine="720"/>
+        <w:rPr>
+          <w:rFonts w:ascii="TimesNewRoman" w:hAnsi="TimesNewRoman" w:cs="TimesNewRoman"/>
+          <w:sz w:val="24"/>
+          <w:szCs w:val="24"/>
+        </w:rPr>
+      </w:pPr>
+    </w:p>
+    <w:p>
+      <w:pPr>
+        <w:autoSpaceDE w:val="0"/>
+        <w:autoSpaceDN w:val="0"/>
+        <w:adjustRightInd w:val="0"/>
+        <w:spacing w:after="0" w:line="240" w:lineRule="auto"/>
+        <w:ind w:left="1440" w:firstLine="720"/>
+        <w:rPr>
+          <w:rFonts w:ascii="TimesNewRoman" w:hAnsi="TimesNewRoman" w:cs="TimesNewRoman"/>
+          <w:sz w:val="24"/>
+          <w:szCs w:val="24"/>
+        </w:rPr>
+      </w:pPr>
+    </w:p>
+    <w:p>
+      <w:pPr>
+        <w:autoSpaceDE w:val="0"/>
+        <w:autoSpaceDN w:val="0"/>
+        <w:adjustRightInd w:val="0"/>
+        <w:spacing w:after="0" w:line="240" w:lineRule="auto"/>
+        <w:ind w:left="1440" w:firstLine="720"/>
+        <w:rPr>
+          <w:rFonts w:ascii="TimesNewRoman" w:hAnsi="TimesNewRoman" w:cs="TimesNewRoman"/>
+          <w:sz w:val="24"/>
+          <w:szCs w:val="24"/>
+        </w:rPr>
+      </w:pPr>
+    </w:p>
+    <w:p>
+      <w:pPr>
+        <w:autoSpaceDE w:val="0"/>
+        <w:autoSpaceDN w:val="0"/>
+        <w:adjustRightInd w:val="0"/>
+        <w:spacing w:after="0" w:line="240" w:lineRule="auto"/>
+        <w:ind w:left="1440" w:firstLine="720"/>
+        <w:rPr>
+          <w:rFonts w:ascii="TimesNewRoman" w:hAnsi="TimesNewRoman" w:cs="TimesNewRoman"/>
+          <w:sz w:val="24"/>
+          <w:szCs w:val="24"/>
+        </w:rPr>
+      </w:pPr>
+    </w:p>
+    <w:p>
+      <w:pPr>
+        <w:autoSpaceDE w:val="0"/>
+        <w:autoSpaceDN w:val="0"/>
+        <w:adjustRightInd w:val="0"/>
+        <w:spacing w:after="0" w:line="240" w:lineRule="auto"/>
+        <w:ind w:left="1440" w:firstLine="720"/>
+        <w:rPr>
+          <w:rFonts w:ascii="TimesNewRoman" w:hAnsi="TimesNewRoman" w:cs="TimesNewRoman"/>
+          <w:sz w:val="24"/>
+          <w:szCs w:val="24"/>
+        </w:rPr>
+      </w:pPr>
+    </w:p>
+    <w:p>
+      <w:pPr>
+        <w:autoSpaceDE w:val="0"/>
+        <w:autoSpaceDN w:val="0"/>
+        <w:adjustRightInd w:val="0"/>
+        <w:spacing w:after="0" w:line="240" w:lineRule="auto"/>
+        <w:ind w:left="1440" w:firstLine="720"/>
+        <w:rPr>
+          <w:rFonts w:ascii="TimesNewRoman" w:hAnsi="TimesNewRoman" w:cs="TimesNewRoman"/>
+          <w:sz w:val="24"/>
+          <w:szCs w:val="24"/>
+        </w:rPr>
+      </w:pPr>
+    </w:p>
+    <w:p>
+      <w:pPr>
+        <w:autoSpaceDE w:val="0"/>
+        <w:autoSpaceDN w:val="0"/>
+        <w:adjustRightInd w:val="0"/>
+        <w:spacing w:after="0" w:line="240" w:lineRule="auto"/>
+        <w:ind w:left="1440" w:firstLine="720"/>
+        <w:rPr>
+          <w:rFonts w:ascii="TimesNewRoman" w:hAnsi="TimesNewRoman" w:cs="TimesNewRoman"/>
+          <w:sz w:val="24"/>
+          <w:szCs w:val="24"/>
+        </w:rPr>
+      </w:pPr>
+    </w:p>
+    <w:p>
+      <w:pPr>
+        <w:autoSpaceDE w:val="0"/>
+        <w:autoSpaceDN w:val="0"/>
+        <w:adjustRightInd w:val="0"/>
+        <w:spacing w:after="0" w:line="240" w:lineRule="auto"/>
+        <w:ind w:left="1440" w:firstLine="720"/>
+        <w:rPr>
+          <w:rFonts w:ascii="TimesNewRoman" w:hAnsi="TimesNewRoman" w:cs="TimesNewRoman"/>
+          <w:sz w:val="24"/>
+          <w:szCs w:val="24"/>
+        </w:rPr>
+      </w:pPr>
+    </w:p>
+    <w:p>
+      <w:pPr>
+        <w:autoSpaceDE w:val="0"/>
+        <w:autoSpaceDN w:val="0"/>
+        <w:adjustRightInd w:val="0"/>
+        <w:spacing w:after="0" w:line="240" w:lineRule="auto"/>
+        <w:ind w:left="1440" w:firstLine="720"/>
+        <w:rPr>
+          <w:rFonts w:ascii="TimesNewRoman" w:hAnsi="TimesNewRoman" w:cs="TimesNewRoman"/>
+          <w:sz w:val="24"/>
+          <w:szCs w:val="24"/>
+        </w:rPr>
+      </w:pPr>
+    </w:p>
+    <w:p>
+      <w:pPr>
+        <w:autoSpaceDE w:val="0"/>
+        <w:autoSpaceDN w:val="0"/>
+        <w:adjustRightInd w:val="0"/>
+        <w:spacing w:after="0" w:line="240" w:lineRule="auto"/>
+        <w:ind w:left="720" w:firstLine="720"/>
+        <w:rPr>
+          <w:rFonts w:ascii="CourierNewPSMT" w:hAnsi="CourierNewPSMT" w:cs="CourierNewPSMT"/>
+          <w:sz w:val="24"/>
+          <w:szCs w:val="24"/>
+        </w:rPr>
+      </w:pPr>
+      <w:r>
+        <w:rPr>
+          <w:rFonts w:ascii="CourierNewPSMT" w:hAnsi="CourierNewPSMT" w:cs="CourierNewPSMT"/>
+          <w:sz w:val="24"/>
+          <w:szCs w:val="24"/>
+        </w:rPr>
+        <w:t xml:space="preserve">o </w:t>
+      </w:r>
+      <w:r>
+        <w:rPr>
+          <w:rFonts w:ascii="CourierNewPSMT" w:hAnsi="CourierNewPSMT" w:cs="CourierNewPSMT"/>
+          <w:sz w:val="24"/>
+          <w:szCs w:val="24"/>
+        </w:rPr>
+        <w:t>Click on Codec Settings to change the Fs to 8 KHz.</w:t>
+      </w:r>
+    </w:p>
+    <w:p>
+      <w:pPr>
+        <w:autoSpaceDE w:val="0"/>
+        <w:autoSpaceDN w:val="0"/>
+        <w:adjustRightInd w:val="0"/>
+        <w:spacing w:after="0" w:line="240" w:lineRule="auto"/>
+        <w:ind w:left="1440"/>
+        <w:rPr>
+          <w:rFonts w:ascii="TimesNewRoman" w:hAnsi="TimesNewRoman" w:cs="TimesNewRoman"/>
+          <w:sz w:val="24"/>
+          <w:szCs w:val="24"/>
+        </w:rPr>
+      </w:pPr>
+      <w:r>
+        <w:rPr>
+          <w:rFonts w:ascii="TimesNewRoman" w:hAnsi="TimesNewRoman" w:cs="TimesNewRoman"/>
+          <w:sz w:val="24"/>
+          <w:szCs w:val="24"/>
+        </w:rPr>
+        <w:t xml:space="preserve">Click on </w:t>
+      </w:r>
+      <w:r>
+        <w:rPr>
+          <w:rFonts w:ascii="TimesNewRoman" w:hAnsi="TimesNewRoman" w:cs="TimesNewRoman"/>
+          <w:sz w:val="24"/>
+          <w:szCs w:val="24"/>
+        </w:rPr>
+        <w:t>Function-&gt;</w:t>
+      </w:r>
+      <w:r>
+        <w:rPr>
+          <w:rFonts w:ascii="TimesNewRoman,Bold" w:hAnsi="TimesNewRoman,Bold" w:cs="TimesNewRoman,Bold"/>
+          <w:b/>
+          <w:bCs/>
+          <w:sz w:val="24"/>
+          <w:szCs w:val="24"/>
+        </w:rPr>
+        <w:t xml:space="preserve">Spectrum Analyzer </w:t>
+      </w:r>
+      <w:r>
+        <w:rPr>
+          <w:rFonts w:ascii="TimesNewRoman" w:hAnsi="TimesNewRoman" w:cs="TimesNewRoman"/>
+          <w:sz w:val="24"/>
+          <w:szCs w:val="24"/>
+        </w:rPr>
+        <w:t xml:space="preserve">and </w:t>
+      </w:r>
+      <w:r>
+        <w:rPr>
+          <w:rFonts w:ascii="TimesNewRoman" w:hAnsi="TimesNewRoman" w:cs="TimesNewRoman"/>
+          <w:sz w:val="24"/>
+          <w:szCs w:val="24"/>
+        </w:rPr>
+        <w:t>Display-&gt;</w:t>
+      </w:r>
+      <w:r>
+        <w:rPr>
+          <w:rFonts w:ascii="TimesNewRoman,Bold" w:hAnsi="TimesNewRoman,Bold" w:cs="TimesNewRoman,Bold"/>
+          <w:b/>
+          <w:bCs/>
+          <w:sz w:val="24"/>
+          <w:szCs w:val="24"/>
+        </w:rPr>
+        <w:t>Log</w:t>
+      </w:r>
+      <w:r>
+        <w:rPr>
+          <w:rFonts w:ascii="TimesNewRoman,Bold" w:hAnsi="TimesNewRoman,Bold" w:cs="TimesNewRoman,Bold"/>
+          <w:b/>
+          <w:bCs/>
+          <w:sz w:val="24"/>
+          <w:szCs w:val="24"/>
+        </w:rPr>
+        <w:t>arithmic</w:t>
+      </w:r>
+      <w:r>
+        <w:rPr>
+          <w:rFonts w:ascii="TimesNewRoman,Bold" w:hAnsi="TimesNewRoman,Bold" w:cs="TimesNewRoman,Bold"/>
+          <w:b/>
+          <w:bCs/>
+          <w:sz w:val="24"/>
+          <w:szCs w:val="24"/>
+        </w:rPr>
+        <w:t xml:space="preserve"> </w:t>
+      </w:r>
+      <w:r>
+        <w:rPr>
+          <w:rFonts w:ascii="TimesNewRoman" w:hAnsi="TimesNewRoman" w:cs="TimesNewRoman"/>
+          <w:sz w:val="24"/>
+          <w:szCs w:val="24"/>
+        </w:rPr>
+        <w:t>and play the sound</w:t>
+      </w:r>
+    </w:p>
+    <w:p>
+      <w:pPr>
+        <w:autoSpaceDE w:val="0"/>
+        <w:autoSpaceDN w:val="0"/>
+        <w:adjustRightInd w:val="0"/>
+        <w:spacing w:after="0" w:line="240" w:lineRule="auto"/>
+        <w:ind w:left="1440" w:firstLine="720"/>
+        <w:rPr>
+          <w:rFonts w:ascii="TimesNewRoman" w:hAnsi="TimesNewRoman" w:cs="TimesNewRoman"/>
+          <w:sz w:val="24"/>
+          <w:szCs w:val="24"/>
+        </w:rPr>
+      </w:pPr>
+      <w:r>
+        <w:rPr>
+          <w:rFonts w:ascii="Arial" w:hAnsi="Arial" w:cs="Arial"/>
+          <w:sz w:val="24"/>
+          <w:szCs w:val="24"/>
+        </w:rPr>
+        <w:t>􀂃</w:t>
+      </w:r>
+      <w:r>
+        <w:rPr>
+          <w:rFonts w:ascii="CourierNewPSMT" w:hAnsi="CourierNewPSMT" w:cs="CourierNewPSMT"/>
+          <w:b/>
+          <w:sz w:val="24"/>
+          <w:szCs w:val="24"/>
+        </w:rPr>
+        <w:t>Question 7</w:t>
+      </w:r>
+      <w:r>
+        <w:rPr>
+          <w:rFonts w:ascii="CourierNewPSMT" w:hAnsi="CourierNewPSMT" w:cs="CourierNewPSMT"/>
+          <w:b/>
+          <w:sz w:val="24"/>
+          <w:szCs w:val="24"/>
+        </w:rPr>
+        <w:t>:</w:t>
+      </w:r>
+      <w:r>
+        <w:rPr>
+          <w:rFonts w:ascii="CourierNewPSMT" w:hAnsi="CourierNewPSMT" w:cs="CourierNewPSMT"/>
+          <w:sz w:val="24"/>
+          <w:szCs w:val="24"/>
+        </w:rPr>
+        <w:t xml:space="preserve"> </w:t>
+      </w:r>
+      <w:r>
+        <w:rPr>
+          <w:rFonts w:ascii="TimesNewRoman" w:hAnsi="TimesNewRoman" w:cs="TimesNewRoman"/>
+          <w:sz w:val="24"/>
+          <w:szCs w:val="24"/>
+        </w:rPr>
+        <w:t xml:space="preserve">Explain </w:t>
+      </w:r>
+      <w:r>
+        <w:rPr>
+          <w:rFonts w:ascii="TimesNewRoman" w:hAnsi="TimesNewRoman" w:cs="TimesNewRoman"/>
+          <w:sz w:val="24"/>
+          <w:szCs w:val="24"/>
+        </w:rPr>
+        <w:t>and draw what you see. W</w:t>
+      </w:r>
+      <w:r>
+        <w:rPr>
+          <w:rFonts w:ascii="TimesNewRoman" w:hAnsi="TimesNewRoman" w:cs="TimesNewRoman"/>
+          <w:sz w:val="24"/>
+          <w:szCs w:val="24"/>
+        </w:rPr>
+        <w:t xml:space="preserve">hat </w:t>
+      </w:r>
+      <w:r>
+        <w:rPr>
+          <w:rFonts w:ascii="TimesNewRoman" w:hAnsi="TimesNewRoman" w:cs="TimesNewRoman"/>
+          <w:sz w:val="24"/>
+          <w:szCs w:val="24"/>
+        </w:rPr>
+        <w:t xml:space="preserve">does this </w:t>
+      </w:r>
+      <w:proofErr w:type="gramStart"/>
+      <w:r>
+        <w:rPr>
+          <w:rFonts w:ascii="TimesNewRoman" w:hAnsi="TimesNewRoman" w:cs="TimesNewRoman"/>
+          <w:sz w:val="24"/>
+          <w:szCs w:val="24"/>
+        </w:rPr>
+        <w:t>display plot</w:t>
+      </w:r>
+      <w:proofErr w:type="gramEnd"/>
+      <w:r>
+        <w:rPr>
+          <w:rFonts w:ascii="TimesNewRoman" w:hAnsi="TimesNewRoman" w:cs="TimesNewRoman"/>
+          <w:sz w:val="24"/>
+          <w:szCs w:val="24"/>
+        </w:rPr>
+        <w:t>?</w:t>
+      </w:r>
+      <w:r>
+        <w:rPr>
+          <w:rFonts w:ascii="TimesNewRoman" w:hAnsi="TimesNewRoman" w:cs="TimesNewRoman"/>
+          <w:sz w:val="24"/>
+          <w:szCs w:val="24"/>
+        </w:rPr>
+        <w:t xml:space="preserve"> How is it probably implemented?</w:t>
+      </w:r>
+    </w:p>
+    <w:p>
+      <w:pPr>
+        <w:autoSpaceDE w:val="0"/>
+        <w:autoSpaceDN w:val="0"/>
+        <w:adjustRightInd w:val="0"/>
+        <w:spacing w:after="0" w:line="240" w:lineRule="auto"/>
+        <w:ind w:left="1440" w:firstLine="720"/>
+        <w:rPr>
+          <w:rFonts w:ascii="TimesNewRoman" w:hAnsi="TimesNewRoman" w:cs="TimesNewRoman"/>
+          <w:sz w:val="24"/>
+          <w:szCs w:val="24"/>
+        </w:rPr>
+      </w:pPr>
+    </w:p>
+    <w:p>
+      <w:pPr>
+        <w:autoSpaceDE w:val="0"/>
+        <w:autoSpaceDN w:val="0"/>
+        <w:adjustRightInd w:val="0"/>
+        <w:spacing w:after="0" w:line="240" w:lineRule="auto"/>
+        <w:ind w:left="1440" w:firstLine="720"/>
+        <w:rPr>
+          <w:rFonts w:ascii="TimesNewRoman" w:hAnsi="TimesNewRoman" w:cs="TimesNewRoman"/>
+          <w:sz w:val="24"/>
+          <w:szCs w:val="24"/>
+        </w:rPr>
+      </w:pPr>
+    </w:p>
+    <w:p>
+      <w:pPr>
+        <w:autoSpaceDE w:val="0"/>
+        <w:autoSpaceDN w:val="0"/>
+        <w:adjustRightInd w:val="0"/>
+        <w:spacing w:after="0" w:line="240" w:lineRule="auto"/>
+        <w:ind w:left="1440" w:firstLine="720"/>
+        <w:rPr>
+          <w:rFonts w:ascii="TimesNewRoman" w:hAnsi="TimesNewRoman" w:cs="TimesNewRoman"/>
+          <w:sz w:val="24"/>
+          <w:szCs w:val="24"/>
+        </w:rPr>
+      </w:pPr>
+    </w:p>
+    <w:p>
+      <w:pPr>
+        <w:autoSpaceDE w:val="0"/>
+        <w:autoSpaceDN w:val="0"/>
+        <w:adjustRightInd w:val="0"/>
+        <w:spacing w:after="0" w:line="240" w:lineRule="auto"/>
+        <w:ind w:left="1440" w:firstLine="720"/>
+        <w:rPr>
+          <w:rFonts w:ascii="TimesNewRoman" w:hAnsi="TimesNewRoman" w:cs="TimesNewRoman"/>
+          <w:sz w:val="24"/>
+          <w:szCs w:val="24"/>
+        </w:rPr>
+      </w:pPr>
+    </w:p>
+    <w:p>
+      <w:pPr>
+        <w:autoSpaceDE w:val="0"/>
+        <w:autoSpaceDN w:val="0"/>
+        <w:adjustRightInd w:val="0"/>
+        <w:spacing w:after="0" w:line="240" w:lineRule="auto"/>
+        <w:ind w:left="1440" w:firstLine="720"/>
+        <w:rPr>
+          <w:rFonts w:ascii="TimesNewRoman" w:hAnsi="TimesNewRoman" w:cs="TimesNewRoman"/>
+          <w:sz w:val="24"/>
+          <w:szCs w:val="24"/>
+        </w:rPr>
+      </w:pPr>
+    </w:p>
+    <w:p>
+      <w:pPr>
+        <w:autoSpaceDE w:val="0"/>
+        <w:autoSpaceDN w:val="0"/>
+        <w:adjustRightInd w:val="0"/>
+        <w:spacing w:after="0" w:line="240" w:lineRule="auto"/>
+        <w:ind w:left="1440" w:firstLine="720"/>
+        <w:rPr>
+          <w:rFonts w:ascii="TimesNewRoman" w:hAnsi="TimesNewRoman" w:cs="TimesNewRoman"/>
+          <w:sz w:val="24"/>
+          <w:szCs w:val="24"/>
+        </w:rPr>
+      </w:pPr>
+    </w:p>
+    <w:p>
+      <w:pPr>
+        <w:autoSpaceDE w:val="0"/>
+        <w:autoSpaceDN w:val="0"/>
+        <w:adjustRightInd w:val="0"/>
+        <w:spacing w:after="0" w:line="240" w:lineRule="auto"/>
+        <w:ind w:left="1440" w:firstLine="720"/>
+        <w:rPr>
+          <w:rFonts w:ascii="TimesNewRoman" w:hAnsi="TimesNewRoman" w:cs="TimesNewRoman"/>
+          <w:sz w:val="24"/>
+          <w:szCs w:val="24"/>
+        </w:rPr>
+      </w:pPr>
+    </w:p>
+    <w:p>
+      <w:pPr>
+        <w:autoSpaceDE w:val="0"/>
+        <w:autoSpaceDN w:val="0"/>
+        <w:adjustRightInd w:val="0"/>
+        <w:spacing w:after="0" w:line="240" w:lineRule="auto"/>
+        <w:ind w:left="1440" w:firstLine="720"/>
+        <w:rPr>
+          <w:rFonts w:ascii="TimesNewRoman" w:hAnsi="TimesNewRoman" w:cs="TimesNewRoman"/>
+          <w:sz w:val="24"/>
+          <w:szCs w:val="24"/>
+        </w:rPr>
+      </w:pPr>
+    </w:p>
+    <w:p>
+      <w:pPr>
+        <w:autoSpaceDE w:val="0"/>
+        <w:autoSpaceDN w:val="0"/>
+        <w:adjustRightInd w:val="0"/>
+        <w:spacing w:after="0" w:line="240" w:lineRule="auto"/>
+        <w:ind w:left="1440" w:firstLine="720"/>
+        <w:rPr>
+          <w:rFonts w:ascii="TimesNewRoman" w:hAnsi="TimesNewRoman" w:cs="TimesNewRoman"/>
+          <w:sz w:val="24"/>
+          <w:szCs w:val="24"/>
+        </w:rPr>
+      </w:pPr>
+    </w:p>
+    <w:p>
+      <w:pPr>
+        <w:autoSpaceDE w:val="0"/>
+        <w:autoSpaceDN w:val="0"/>
+        <w:adjustRightInd w:val="0"/>
+        <w:spacing w:after="0" w:line="240" w:lineRule="auto"/>
+        <w:ind w:left="1440" w:firstLine="720"/>
+        <w:rPr>
+          <w:rFonts w:ascii="TimesNewRoman" w:hAnsi="TimesNewRoman" w:cs="TimesNewRoman"/>
+          <w:sz w:val="24"/>
+          <w:szCs w:val="24"/>
+        </w:rPr>
+      </w:pPr>
+    </w:p>
+    <w:p>
+      <w:pPr>
+        <w:autoSpaceDE w:val="0"/>
+        <w:autoSpaceDN w:val="0"/>
+        <w:adjustRightInd w:val="0"/>
+        <w:spacing w:after="0" w:line="240" w:lineRule="auto"/>
+        <w:ind w:left="1440" w:firstLine="720"/>
+        <w:rPr>
+          <w:rFonts w:ascii="TimesNewRoman" w:hAnsi="TimesNewRoman" w:cs="TimesNewRoman"/>
+          <w:sz w:val="24"/>
+          <w:szCs w:val="24"/>
+        </w:rPr>
+      </w:pPr>
+    </w:p>
+    <w:p>
+      <w:pPr>
+        <w:autoSpaceDE w:val="0"/>
+        <w:autoSpaceDN w:val="0"/>
+        <w:adjustRightInd w:val="0"/>
+        <w:spacing w:after="0" w:line="240" w:lineRule="auto"/>
+        <w:ind w:left="1440" w:firstLine="720"/>
+        <w:rPr>
+          <w:rFonts w:ascii="TimesNewRoman" w:hAnsi="TimesNewRoman" w:cs="TimesNewRoman"/>
+          <w:sz w:val="24"/>
+          <w:szCs w:val="24"/>
+        </w:rPr>
+      </w:pPr>
+    </w:p>
+    <w:p>
+      <w:pPr>
+        <w:autoSpaceDE w:val="0"/>
+        <w:autoSpaceDN w:val="0"/>
+        <w:adjustRightInd w:val="0"/>
+        <w:spacing w:after="0" w:line="240" w:lineRule="auto"/>
+        <w:ind w:left="1440" w:firstLine="720"/>
+        <w:rPr>
+          <w:rFonts w:ascii="TimesNewRoman" w:hAnsi="TimesNewRoman" w:cs="TimesNewRoman"/>
+          <w:sz w:val="24"/>
+          <w:szCs w:val="24"/>
+        </w:rPr>
+      </w:pPr>
+    </w:p>
+    <w:p>
+      <w:pPr>
+        <w:autoSpaceDE w:val="0"/>
+        <w:autoSpaceDN w:val="0"/>
+        <w:adjustRightInd w:val="0"/>
+        <w:spacing w:after="0" w:line="240" w:lineRule="auto"/>
+        <w:ind w:left="1440" w:firstLine="720"/>
+        <w:rPr>
+          <w:rFonts w:ascii="TimesNewRoman" w:hAnsi="TimesNewRoman" w:cs="TimesNewRoman"/>
+          <w:sz w:val="24"/>
+          <w:szCs w:val="24"/>
+        </w:rPr>
+      </w:pPr>
+      <w:r>
+        <w:rPr>
+          <w:rFonts w:ascii="Arial" w:hAnsi="Arial" w:cs="Arial"/>
+          <w:sz w:val="24"/>
+          <w:szCs w:val="24"/>
+        </w:rPr>
+        <w:t>􀂃</w:t>
+      </w:r>
+      <w:r>
+        <w:rPr>
+          <w:rFonts w:ascii="CourierNewPSMT" w:hAnsi="CourierNewPSMT" w:cs="CourierNewPSMT"/>
+          <w:b/>
+          <w:sz w:val="24"/>
+          <w:szCs w:val="24"/>
+        </w:rPr>
+        <w:t>Question 8</w:t>
+      </w:r>
+      <w:r>
+        <w:rPr>
+          <w:rFonts w:ascii="CourierNewPSMT" w:hAnsi="CourierNewPSMT" w:cs="CourierNewPSMT"/>
+          <w:b/>
+          <w:sz w:val="24"/>
+          <w:szCs w:val="24"/>
+        </w:rPr>
+        <w:t>:</w:t>
+      </w:r>
+      <w:r>
+        <w:rPr>
+          <w:rFonts w:ascii="CourierNewPSMT" w:hAnsi="CourierNewPSMT" w:cs="CourierNewPSMT"/>
+          <w:sz w:val="24"/>
+          <w:szCs w:val="24"/>
+        </w:rPr>
+        <w:t xml:space="preserve"> </w:t>
+      </w:r>
+      <w:r>
+        <w:rPr>
+          <w:rFonts w:ascii="TimesNewRoman" w:hAnsi="TimesNewRoman" w:cs="TimesNewRoman"/>
+          <w:sz w:val="24"/>
+          <w:szCs w:val="24"/>
+        </w:rPr>
+        <w:t>Change the windowing used.  See any changes?</w:t>
+      </w:r>
+    </w:p>
+    <w:p>
+      <w:pPr>
+        <w:autoSpaceDE w:val="0"/>
+        <w:autoSpaceDN w:val="0"/>
+        <w:adjustRightInd w:val="0"/>
+        <w:spacing w:after="0" w:line="240" w:lineRule="auto"/>
+        <w:ind w:left="1440" w:firstLine="720"/>
+        <w:rPr>
+          <w:rFonts w:ascii="TimesNewRoman" w:hAnsi="TimesNewRoman" w:cs="TimesNewRoman"/>
+          <w:sz w:val="24"/>
+          <w:szCs w:val="24"/>
+        </w:rPr>
+      </w:pPr>
+    </w:p>
+    <w:p>
+      <w:pPr>
+        <w:autoSpaceDE w:val="0"/>
+        <w:autoSpaceDN w:val="0"/>
+        <w:adjustRightInd w:val="0"/>
+        <w:spacing w:after="0" w:line="240" w:lineRule="auto"/>
+        <w:ind w:left="1440" w:firstLine="720"/>
+        <w:rPr>
+          <w:rFonts w:ascii="TimesNewRoman" w:hAnsi="TimesNewRoman" w:cs="TimesNewRoman"/>
+          <w:sz w:val="24"/>
+          <w:szCs w:val="24"/>
+        </w:rPr>
+      </w:pPr>
+    </w:p>
+    <w:p>
+      <w:pPr>
+        <w:autoSpaceDE w:val="0"/>
+        <w:autoSpaceDN w:val="0"/>
+        <w:adjustRightInd w:val="0"/>
+        <w:spacing w:after="0" w:line="240" w:lineRule="auto"/>
+        <w:ind w:left="720" w:firstLine="720"/>
+        <w:rPr>
+          <w:rFonts w:ascii="TimesNewRoman" w:hAnsi="TimesNewRoman" w:cs="TimesNewRoman"/>
+          <w:sz w:val="24"/>
+          <w:szCs w:val="24"/>
+        </w:rPr>
+      </w:pPr>
+      <w:r>
+        <w:rPr>
+          <w:rFonts w:ascii="CourierNewPSMT" w:hAnsi="CourierNewPSMT" w:cs="CourierNewPSMT"/>
+          <w:sz w:val="24"/>
+          <w:szCs w:val="24"/>
+        </w:rPr>
+        <w:t xml:space="preserve">o </w:t>
+      </w:r>
+      <w:r>
+        <w:rPr>
+          <w:rFonts w:ascii="TimesNewRoman" w:hAnsi="TimesNewRoman" w:cs="TimesNewRoman"/>
+          <w:sz w:val="24"/>
+          <w:szCs w:val="24"/>
+        </w:rPr>
+        <w:t xml:space="preserve">Click on </w:t>
+      </w:r>
+      <w:r>
+        <w:rPr>
+          <w:rFonts w:ascii="TimesNewRoman" w:hAnsi="TimesNewRoman" w:cs="TimesNewRoman"/>
+          <w:sz w:val="24"/>
+          <w:szCs w:val="24"/>
+        </w:rPr>
+        <w:t>Display-&gt;</w:t>
+      </w:r>
+      <w:r>
+        <w:rPr>
+          <w:rFonts w:ascii="TimesNewRoman,Bold" w:hAnsi="TimesNewRoman,Bold" w:cs="TimesNewRoman,Bold"/>
+          <w:b/>
+          <w:bCs/>
+          <w:sz w:val="24"/>
+          <w:szCs w:val="24"/>
+        </w:rPr>
+        <w:t xml:space="preserve">Waterfall </w:t>
+      </w:r>
+      <w:r>
+        <w:rPr>
+          <w:rFonts w:ascii="TimesNewRoman" w:hAnsi="TimesNewRoman" w:cs="TimesNewRoman"/>
+          <w:sz w:val="24"/>
+          <w:szCs w:val="24"/>
+        </w:rPr>
+        <w:t>and play the</w:t>
+      </w:r>
+      <w:r>
+        <w:rPr>
+          <w:rFonts w:ascii="TimesNewRoman" w:hAnsi="TimesNewRoman" w:cs="TimesNewRoman"/>
+          <w:sz w:val="24"/>
+          <w:szCs w:val="24"/>
+        </w:rPr>
+        <w:t xml:space="preserve"> </w:t>
+      </w:r>
+      <w:proofErr w:type="spellStart"/>
+      <w:r>
+        <w:rPr>
+          <w:rFonts w:ascii="TimesNewRoman" w:hAnsi="TimesNewRoman" w:cs="TimesNewRoman"/>
+          <w:sz w:val="24"/>
+          <w:szCs w:val="24"/>
+        </w:rPr>
+        <w:t>gen_tones_long</w:t>
+      </w:r>
+      <w:proofErr w:type="spellEnd"/>
+      <w:r>
+        <w:rPr>
+          <w:rFonts w:ascii="TimesNewRoman" w:hAnsi="TimesNewRoman" w:cs="TimesNewRoman"/>
+          <w:sz w:val="24"/>
+          <w:szCs w:val="24"/>
+        </w:rPr>
+        <w:t xml:space="preserve"> sound</w:t>
+      </w:r>
+    </w:p>
+    <w:p>
+      <w:pPr>
+        <w:autoSpaceDE w:val="0"/>
+        <w:autoSpaceDN w:val="0"/>
+        <w:adjustRightInd w:val="0"/>
+        <w:spacing w:after="0" w:line="240" w:lineRule="auto"/>
+        <w:ind w:left="1440" w:firstLine="720"/>
+        <w:rPr>
+          <w:rFonts w:ascii="TimesNewRoman" w:hAnsi="TimesNewRoman" w:cs="TimesNewRoman"/>
+          <w:sz w:val="24"/>
+          <w:szCs w:val="24"/>
+        </w:rPr>
+      </w:pPr>
+      <w:r>
+        <w:rPr>
+          <w:rFonts w:ascii="Arial" w:hAnsi="Arial" w:cs="Arial"/>
+          <w:sz w:val="24"/>
+          <w:szCs w:val="24"/>
+        </w:rPr>
+        <w:t>􀂃</w:t>
+      </w:r>
+      <w:r>
+        <w:rPr>
+          <w:rFonts w:ascii="CourierNewPSMT" w:hAnsi="CourierNewPSMT" w:cs="CourierNewPSMT"/>
+          <w:b/>
+          <w:sz w:val="24"/>
+          <w:szCs w:val="24"/>
+        </w:rPr>
+        <w:t>Question 9</w:t>
+      </w:r>
+      <w:r>
+        <w:rPr>
+          <w:rFonts w:ascii="CourierNewPSMT" w:hAnsi="CourierNewPSMT" w:cs="CourierNewPSMT"/>
+          <w:b/>
+          <w:sz w:val="24"/>
+          <w:szCs w:val="24"/>
+        </w:rPr>
+        <w:t>:</w:t>
+      </w:r>
+      <w:r>
+        <w:rPr>
+          <w:rFonts w:ascii="CourierNewPSMT" w:hAnsi="CourierNewPSMT" w:cs="CourierNewPSMT"/>
+          <w:sz w:val="24"/>
+          <w:szCs w:val="24"/>
+        </w:rPr>
+        <w:t xml:space="preserve"> </w:t>
+      </w:r>
+      <w:r>
+        <w:rPr>
+          <w:rFonts w:ascii="TimesNewRoman" w:hAnsi="TimesNewRoman" w:cs="TimesNewRoman"/>
+          <w:sz w:val="24"/>
+          <w:szCs w:val="24"/>
+        </w:rPr>
+        <w:t>Explain</w:t>
+      </w:r>
+      <w:r>
+        <w:rPr>
+          <w:rFonts w:ascii="TimesNewRoman" w:hAnsi="TimesNewRoman" w:cs="TimesNewRoman"/>
+          <w:sz w:val="24"/>
+          <w:szCs w:val="24"/>
+        </w:rPr>
+        <w:t xml:space="preserve"> and draw</w:t>
+      </w:r>
+      <w:r>
+        <w:rPr>
+          <w:rFonts w:ascii="TimesNewRoman" w:hAnsi="TimesNewRoman" w:cs="TimesNewRoman"/>
+          <w:sz w:val="24"/>
+          <w:szCs w:val="24"/>
+        </w:rPr>
+        <w:t xml:space="preserve"> what you </w:t>
+      </w:r>
+      <w:r>
+        <w:rPr>
+          <w:rFonts w:ascii="TimesNewRoman" w:hAnsi="TimesNewRoman" w:cs="TimesNewRoman"/>
+          <w:sz w:val="24"/>
+          <w:szCs w:val="24"/>
+        </w:rPr>
+        <w:t>see. What does this</w:t>
+      </w:r>
+      <w:r>
+        <w:rPr>
+          <w:rFonts w:ascii="TimesNewRoman" w:hAnsi="TimesNewRoman" w:cs="TimesNewRoman"/>
+          <w:sz w:val="24"/>
+          <w:szCs w:val="24"/>
+        </w:rPr>
+        <w:t xml:space="preserve"> </w:t>
+      </w:r>
+      <w:proofErr w:type="gramStart"/>
+      <w:r>
+        <w:rPr>
+          <w:rFonts w:ascii="TimesNewRoman" w:hAnsi="TimesNewRoman" w:cs="TimesNewRoman"/>
+          <w:sz w:val="24"/>
+          <w:szCs w:val="24"/>
+        </w:rPr>
+        <w:t>display plot</w:t>
+      </w:r>
+      <w:proofErr w:type="gramEnd"/>
+      <w:r>
+        <w:rPr>
+          <w:rFonts w:ascii="TimesNewRoman" w:hAnsi="TimesNewRoman" w:cs="TimesNewRoman"/>
+          <w:sz w:val="24"/>
+          <w:szCs w:val="24"/>
+        </w:rPr>
+        <w:t xml:space="preserve">? </w:t>
+      </w:r>
+      <w:r>
+        <w:rPr>
+          <w:rFonts w:ascii="TimesNewRoman" w:hAnsi="TimesNewRoman" w:cs="TimesNewRoman"/>
+          <w:sz w:val="24"/>
+          <w:szCs w:val="24"/>
+        </w:rPr>
+        <w:t xml:space="preserve"> How is it</w:t>
+      </w:r>
+      <w:r>
+        <w:rPr>
+          <w:rFonts w:ascii="TimesNewRoman" w:hAnsi="TimesNewRoman" w:cs="TimesNewRoman"/>
+          <w:sz w:val="24"/>
+          <w:szCs w:val="24"/>
+        </w:rPr>
+        <w:t xml:space="preserve"> </w:t>
+      </w:r>
+      <w:r>
+        <w:rPr>
+          <w:rFonts w:ascii="TimesNewRoman" w:hAnsi="TimesNewRoman" w:cs="TimesNewRoman"/>
+          <w:sz w:val="24"/>
+          <w:szCs w:val="24"/>
+        </w:rPr>
+        <w:t>implemented?</w:t>
+      </w:r>
+      <w:r>
+        <w:rPr>
+          <w:rFonts w:ascii="TimesNewRoman" w:hAnsi="TimesNewRoman" w:cs="TimesNewRoman"/>
+          <w:sz w:val="24"/>
+          <w:szCs w:val="24"/>
+        </w:rPr>
+        <w:t xml:space="preserve"> Is there a difference between the left and the right channel?</w:t>
+      </w:r>
+    </w:p>
+    <w:p>
+      <w:pPr>
+        <w:autoSpaceDE w:val="0"/>
+        <w:autoSpaceDN w:val="0"/>
+        <w:adjustRightInd w:val="0"/>
+        <w:spacing w:after="0" w:line="240" w:lineRule="auto"/>
+        <w:ind w:left="1440" w:firstLine="720"/>
+        <w:rPr>
+          <w:rFonts w:ascii="TimesNewRoman" w:hAnsi="TimesNewRoman" w:cs="TimesNewRoman"/>
+          <w:sz w:val="24"/>
+          <w:szCs w:val="24"/>
+        </w:rPr>
+      </w:pPr>
+    </w:p>
+    <w:p>
+      <w:pPr>
+        <w:autoSpaceDE w:val="0"/>
+        <w:autoSpaceDN w:val="0"/>
+        <w:adjustRightInd w:val="0"/>
+        <w:spacing w:after="0" w:line="240" w:lineRule="auto"/>
+        <w:ind w:left="1440" w:firstLine="720"/>
+        <w:rPr>
+          <w:rFonts w:ascii="TimesNewRoman" w:hAnsi="TimesNewRoman" w:cs="TimesNewRoman"/>
+          <w:sz w:val="24"/>
+          <w:szCs w:val="24"/>
+        </w:rPr>
+      </w:pPr>
+    </w:p>
+    <w:p>
+      <w:pPr>
+        <w:autoSpaceDE w:val="0"/>
+        <w:autoSpaceDN w:val="0"/>
+        <w:adjustRightInd w:val="0"/>
+        <w:spacing w:after="0" w:line="240" w:lineRule="auto"/>
+        <w:ind w:left="1440" w:firstLine="720"/>
+        <w:rPr>
+          <w:rFonts w:ascii="TimesNewRoman" w:hAnsi="TimesNewRoman" w:cs="TimesNewRoman"/>
+          <w:sz w:val="24"/>
+          <w:szCs w:val="24"/>
+        </w:rPr>
+      </w:pPr>
+    </w:p>
+    <w:p>
+      <w:pPr>
+        <w:autoSpaceDE w:val="0"/>
+        <w:autoSpaceDN w:val="0"/>
+        <w:adjustRightInd w:val="0"/>
+        <w:spacing w:after="0" w:line="240" w:lineRule="auto"/>
+        <w:ind w:left="1440" w:firstLine="720"/>
+        <w:rPr>
+          <w:rFonts w:ascii="TimesNewRoman" w:hAnsi="TimesNewRoman" w:cs="TimesNewRoman"/>
+          <w:sz w:val="24"/>
+          <w:szCs w:val="24"/>
+        </w:rPr>
+      </w:pPr>
+    </w:p>
+    <w:p>
+      <w:pPr>
+        <w:autoSpaceDE w:val="0"/>
+        <w:autoSpaceDN w:val="0"/>
+        <w:adjustRightInd w:val="0"/>
+        <w:spacing w:after="0" w:line="240" w:lineRule="auto"/>
+        <w:ind w:left="1440" w:firstLine="720"/>
+        <w:rPr>
+          <w:rFonts w:ascii="TimesNewRoman" w:hAnsi="TimesNewRoman" w:cs="TimesNewRoman"/>
+          <w:sz w:val="24"/>
+          <w:szCs w:val="24"/>
+        </w:rPr>
+      </w:pPr>
+    </w:p>
+    <w:p>
+      <w:pPr>
+        <w:autoSpaceDE w:val="0"/>
+        <w:autoSpaceDN w:val="0"/>
+        <w:adjustRightInd w:val="0"/>
+        <w:spacing w:after="0" w:line="240" w:lineRule="auto"/>
+        <w:ind w:left="1440" w:firstLine="720"/>
+        <w:rPr>
+          <w:rFonts w:ascii="TimesNewRoman" w:hAnsi="TimesNewRoman" w:cs="TimesNewRoman"/>
+          <w:sz w:val="24"/>
+          <w:szCs w:val="24"/>
+        </w:rPr>
+      </w:pPr>
+    </w:p>
+    <w:p>
+      <w:pPr>
+        <w:autoSpaceDE w:val="0"/>
+        <w:autoSpaceDN w:val="0"/>
+        <w:adjustRightInd w:val="0"/>
+        <w:spacing w:after="0" w:line="240" w:lineRule="auto"/>
+        <w:ind w:left="1440" w:firstLine="720"/>
+        <w:rPr>
+          <w:rFonts w:ascii="TimesNewRoman" w:hAnsi="TimesNewRoman" w:cs="TimesNewRoman"/>
+          <w:sz w:val="24"/>
+          <w:szCs w:val="24"/>
+        </w:rPr>
+      </w:pPr>
+    </w:p>
+    <w:p>
+      <w:pPr>
+        <w:autoSpaceDE w:val="0"/>
+        <w:autoSpaceDN w:val="0"/>
+        <w:adjustRightInd w:val="0"/>
+        <w:spacing w:after="0" w:line="240" w:lineRule="auto"/>
+        <w:ind w:left="1440" w:firstLine="720"/>
+        <w:rPr>
+          <w:rFonts w:ascii="TimesNewRoman" w:hAnsi="TimesNewRoman" w:cs="TimesNewRoman"/>
+          <w:sz w:val="24"/>
+          <w:szCs w:val="24"/>
+        </w:rPr>
+      </w:pPr>
+    </w:p>
+    <w:p>
+      <w:pPr>
+        <w:autoSpaceDE w:val="0"/>
+        <w:autoSpaceDN w:val="0"/>
+        <w:adjustRightInd w:val="0"/>
+        <w:spacing w:after="0" w:line="240" w:lineRule="auto"/>
+        <w:ind w:left="1440" w:firstLine="720"/>
+        <w:rPr>
+          <w:rFonts w:ascii="TimesNewRoman" w:hAnsi="TimesNewRoman" w:cs="TimesNewRoman"/>
+          <w:sz w:val="24"/>
+          <w:szCs w:val="24"/>
+        </w:rPr>
+      </w:pPr>
+    </w:p>
+    <w:p>
+      <w:pPr>
+        <w:autoSpaceDE w:val="0"/>
+        <w:autoSpaceDN w:val="0"/>
+        <w:adjustRightInd w:val="0"/>
+        <w:spacing w:after="0" w:line="240" w:lineRule="auto"/>
+        <w:ind w:left="1440" w:firstLine="720"/>
+        <w:rPr>
+          <w:rFonts w:ascii="TimesNewRoman" w:hAnsi="TimesNewRoman" w:cs="TimesNewRoman"/>
+          <w:sz w:val="24"/>
+          <w:szCs w:val="24"/>
+        </w:rPr>
+      </w:pPr>
+    </w:p>
+    <w:p>
+      <w:pPr>
+        <w:autoSpaceDE w:val="0"/>
+        <w:autoSpaceDN w:val="0"/>
+        <w:adjustRightInd w:val="0"/>
+        <w:spacing w:after="0" w:line="240" w:lineRule="auto"/>
+        <w:ind w:left="1440" w:firstLine="720"/>
+        <w:rPr>
+          <w:rFonts w:ascii="TimesNewRoman" w:hAnsi="TimesNewRoman" w:cs="TimesNewRoman"/>
+          <w:sz w:val="24"/>
+          <w:szCs w:val="24"/>
+        </w:rPr>
+      </w:pPr>
+    </w:p>
+    <w:p>
+      <w:pPr>
+        <w:autoSpaceDE w:val="0"/>
+        <w:autoSpaceDN w:val="0"/>
+        <w:adjustRightInd w:val="0"/>
+        <w:spacing w:after="0" w:line="240" w:lineRule="auto"/>
+        <w:ind w:left="1440" w:firstLine="720"/>
+        <w:rPr>
+          <w:rFonts w:ascii="TimesNewRoman" w:hAnsi="TimesNewRoman" w:cs="TimesNewRoman"/>
+          <w:sz w:val="24"/>
+          <w:szCs w:val="24"/>
+        </w:rPr>
+      </w:pPr>
+    </w:p>
+    <w:p>
+      <w:pPr>
+        <w:autoSpaceDE w:val="0"/>
+        <w:autoSpaceDN w:val="0"/>
+        <w:adjustRightInd w:val="0"/>
+        <w:spacing w:after="0" w:line="240" w:lineRule="auto"/>
+        <w:ind w:left="1440" w:firstLine="720"/>
+        <w:rPr>
+          <w:rFonts w:ascii="TimesNewRoman" w:hAnsi="TimesNewRoman" w:cs="TimesNewRoman"/>
+          <w:sz w:val="24"/>
+          <w:szCs w:val="24"/>
+        </w:rPr>
+      </w:pPr>
+    </w:p>
+    <w:p>
+      <w:pPr>
+        <w:autoSpaceDE w:val="0"/>
+        <w:autoSpaceDN w:val="0"/>
+        <w:adjustRightInd w:val="0"/>
+        <w:spacing w:after="0" w:line="240" w:lineRule="auto"/>
+        <w:ind w:left="1440" w:firstLine="720"/>
+        <w:rPr>
+          <w:rFonts w:ascii="TimesNewRoman" w:hAnsi="TimesNewRoman" w:cs="TimesNewRoman"/>
+          <w:sz w:val="24"/>
+          <w:szCs w:val="24"/>
+        </w:rPr>
+      </w:pPr>
+    </w:p>
+    <w:p>
+      <w:pPr>
+        <w:autoSpaceDE w:val="0"/>
+        <w:autoSpaceDN w:val="0"/>
+        <w:adjustRightInd w:val="0"/>
+        <w:spacing w:after="0" w:line="240" w:lineRule="auto"/>
+        <w:ind w:left="1440" w:firstLine="720"/>
+        <w:rPr>
+          <w:rFonts w:ascii="TimesNewRoman" w:hAnsi="TimesNewRoman" w:cs="TimesNewRoman"/>
+          <w:sz w:val="24"/>
+          <w:szCs w:val="24"/>
+        </w:rPr>
+      </w:pPr>
+    </w:p>
+    <w:p>
+      <w:pPr>
+        <w:autoSpaceDE w:val="0"/>
+        <w:autoSpaceDN w:val="0"/>
+        <w:adjustRightInd w:val="0"/>
+        <w:spacing w:after="0" w:line="240" w:lineRule="auto"/>
+        <w:ind w:left="2160" w:firstLine="720"/>
+        <w:rPr>
+          <w:rFonts w:ascii="TimesNewRoman" w:hAnsi="TimesNewRoman" w:cs="TimesNewRoman"/>
+          <w:sz w:val="24"/>
+          <w:szCs w:val="24"/>
+        </w:rPr>
+      </w:pPr>
+    </w:p>
+    <w:p>
+      <w:pPr>
+        <w:autoSpaceDE w:val="0"/>
+        <w:autoSpaceDN w:val="0"/>
+        <w:adjustRightInd w:val="0"/>
+        <w:spacing w:after="0" w:line="240" w:lineRule="auto"/>
+        <w:ind w:left="720"/>
+        <w:rPr>
+          <w:rFonts w:ascii="TimesNewRoman" w:hAnsi="TimesNewRoman" w:cs="TimesNewRoman"/>
+          <w:sz w:val="24"/>
+          <w:szCs w:val="24"/>
+        </w:rPr>
+      </w:pPr>
+      <w:r>
+        <w:rPr>
+          <w:rFonts w:ascii="SymbolMT" w:hAnsi="SymbolMT" w:cs="SymbolMT"/>
+          <w:sz w:val="24"/>
+          <w:szCs w:val="24"/>
+        </w:rPr>
+        <w:t xml:space="preserve">• </w:t>
+      </w:r>
+      <w:r>
+        <w:rPr>
+          <w:rFonts w:ascii="TimesNewRoman" w:hAnsi="TimesNewRoman" w:cs="TimesNewRoman"/>
+          <w:sz w:val="24"/>
+          <w:szCs w:val="24"/>
+        </w:rPr>
+        <w:t>Now you will test these displays with a “chirp” signal (often used in RADAR</w:t>
+      </w:r>
+    </w:p>
+    <w:p>
+      <w:pPr>
+        <w:autoSpaceDE w:val="0"/>
+        <w:autoSpaceDN w:val="0"/>
+        <w:adjustRightInd w:val="0"/>
+        <w:spacing w:after="0" w:line="240" w:lineRule="auto"/>
+        <w:ind w:left="720"/>
+        <w:rPr>
+          <w:rFonts w:ascii="TimesNewRoman" w:hAnsi="TimesNewRoman" w:cs="TimesNewRoman"/>
+          <w:sz w:val="24"/>
+          <w:szCs w:val="24"/>
+        </w:rPr>
+      </w:pPr>
+      <w:r>
+        <w:rPr>
+          <w:rFonts w:ascii="TimesNewRoman" w:hAnsi="TimesNewRoman" w:cs="TimesNewRoman"/>
+          <w:sz w:val="24"/>
+          <w:szCs w:val="24"/>
+        </w:rPr>
+        <w:t>applications)</w:t>
+      </w:r>
+      <w:r>
+        <w:rPr>
+          <w:rFonts w:ascii="TimesNewRoman" w:hAnsi="TimesNewRoman" w:cs="TimesNewRoman"/>
+          <w:sz w:val="24"/>
+          <w:szCs w:val="24"/>
+        </w:rPr>
+        <w:t>. Download the “</w:t>
+      </w:r>
       <w:hyperlink r:id="rId10" w:history="1">
-        <w:r>
-          <w:rPr>
-            <w:rStyle w:val="Hyperlink"/>
-            <w:rFonts w:ascii="TimesNewRoman" w:hAnsi="TimesNewRoman" w:cs="TimesNewRoman"/>
-            <w:sz w:val="24"/>
-            <w:szCs w:val="24"/>
-          </w:rPr>
-          <w:t>gen_tones_long.m</w:t>
-        </w:r>
-      </w:hyperlink>
-      <w:r>
-        <w:rPr>
-          <w:rFonts w:ascii="TimesNewRoman" w:hAnsi="TimesNewRoman" w:cs="TimesNewRoman"/>
-          <w:sz w:val="24"/>
-          <w:szCs w:val="24"/>
-        </w:rPr>
-        <w:t>” file to the MATLAB work directory. Run matlab:</w:t>
-      </w:r>
-      <w:r>
-        <w:rPr>
-          <w:rFonts w:ascii="TimesNewRoman" w:hAnsi="TimesNewRoman" w:cs="TimesNewRoman"/>
-          <w:color w:val="FF0000"/>
-          <w:sz w:val="24"/>
-          <w:szCs w:val="24"/>
-        </w:rPr>
-        <w:t xml:space="preserve"> </w:t>
-      </w:r>
-    </w:p>
-    <w:p>
-      <w:pPr>
-        <w:autoSpaceDE w:val="0"/>
-        <w:autoSpaceDN w:val="0"/>
-        <w:adjustRightInd w:val="0"/>
-        <w:spacing w:after="0" w:line="240" w:lineRule="auto"/>
-        <w:ind w:left="720"/>
-        <w:rPr>
-          <w:rFonts w:ascii="TimesNewRoman" w:hAnsi="TimesNewRoman" w:cs="TimesNewRoman"/>
-          <w:color w:val="FF0000"/>
-          <w:sz w:val="24"/>
-          <w:szCs w:val="24"/>
-        </w:rPr>
-      </w:pPr>
-    </w:p>
-    <w:p>
-      <w:pPr>
-        <w:autoSpaceDE w:val="0"/>
-        <w:autoSpaceDN w:val="0"/>
-        <w:adjustRightInd w:val="0"/>
-        <w:spacing w:after="0" w:line="240" w:lineRule="auto"/>
-        <w:ind w:left="720"/>
-        <w:rPr>
-          <w:rFonts w:ascii="TimesNewRoman" w:hAnsi="TimesNewRoman" w:cs="TimesNewRoman"/>
-          <w:sz w:val="24"/>
-          <w:szCs w:val="24"/>
-        </w:rPr>
-      </w:pPr>
-      <w:r>
-        <w:rPr>
-          <w:rFonts w:ascii="TimesNewRoman" w:hAnsi="TimesNewRoman" w:cs="TimesNewRoman"/>
-          <w:sz w:val="24"/>
-          <w:szCs w:val="24"/>
-        </w:rPr>
-        <w:t>&gt;&gt; x = gen_tones_long(N); % where N is the number of samples</w:t>
-      </w:r>
-    </w:p>
-    <w:p>
-      <w:pPr>
-        <w:autoSpaceDE w:val="0"/>
-        <w:autoSpaceDN w:val="0"/>
-        <w:adjustRightInd w:val="0"/>
-        <w:spacing w:after="0" w:line="240" w:lineRule="auto"/>
-        <w:ind w:left="720"/>
-        <w:rPr>
-          <w:rFonts w:ascii="TimesNewRoman" w:hAnsi="TimesNewRoman" w:cs="TimesNewRoman"/>
-          <w:sz w:val="24"/>
-          <w:szCs w:val="24"/>
-        </w:rPr>
-      </w:pPr>
-      <w:r>
-        <w:rPr>
-          <w:rFonts w:ascii="TimesNewRoman" w:hAnsi="TimesNewRoman" w:cs="TimesNewRoman"/>
-          <w:sz w:val="24"/>
-          <w:szCs w:val="24"/>
-        </w:rPr>
-        <w:t>% let N=</w:t>
-      </w:r>
-      <w:r>
-        <w:rPr>
-          <w:rFonts w:ascii="TimesNewRoman" w:hAnsi="TimesNewRoman" w:cs="TimesNewRoman"/>
-          <w:sz w:val="24"/>
-          <w:szCs w:val="24"/>
-        </w:rPr>
-        <w:t>10</w:t>
-      </w:r>
-      <w:r>
-        <w:rPr>
-          <w:rFonts w:ascii="TimesNewRoman" w:hAnsi="TimesNewRoman" w:cs="TimesNewRoman"/>
-          <w:sz w:val="24"/>
-          <w:szCs w:val="24"/>
-        </w:rPr>
-        <w:t>*</w:t>
-      </w:r>
-      <w:r>
-        <w:rPr>
-          <w:rFonts w:ascii="TimesNewRoman" w:hAnsi="TimesNewRoman" w:cs="TimesNewRoman"/>
-          <w:sz w:val="24"/>
-          <w:szCs w:val="24"/>
-        </w:rPr>
-        <w:t>48</w:t>
-      </w:r>
-      <w:r>
-        <w:rPr>
-          <w:rFonts w:ascii="TimesNewRoman" w:hAnsi="TimesNewRoman" w:cs="TimesNewRoman"/>
-          <w:sz w:val="24"/>
-          <w:szCs w:val="24"/>
-        </w:rPr>
-        <w:t xml:space="preserve">000 for </w:t>
-      </w:r>
-      <w:r>
-        <w:rPr>
-          <w:rFonts w:ascii="TimesNewRoman" w:hAnsi="TimesNewRoman" w:cs="TimesNewRoman"/>
-          <w:sz w:val="24"/>
-          <w:szCs w:val="24"/>
-        </w:rPr>
-        <w:t>10</w:t>
-      </w:r>
-      <w:r>
-        <w:rPr>
-          <w:rFonts w:ascii="TimesNewRoman" w:hAnsi="TimesNewRoman" w:cs="TimesNewRoman"/>
-          <w:sz w:val="24"/>
-          <w:szCs w:val="24"/>
-        </w:rPr>
-        <w:t xml:space="preserve"> second</w:t>
-      </w:r>
-      <w:r>
-        <w:rPr>
-          <w:rFonts w:ascii="TimesNewRoman" w:hAnsi="TimesNewRoman" w:cs="TimesNewRoman"/>
-          <w:sz w:val="24"/>
-          <w:szCs w:val="24"/>
-        </w:rPr>
-        <w:t>s</w:t>
-      </w:r>
-      <w:r>
-        <w:rPr>
-          <w:rFonts w:ascii="TimesNewRoman" w:hAnsi="TimesNewRoman" w:cs="TimesNewRoman"/>
-          <w:sz w:val="24"/>
-          <w:szCs w:val="24"/>
-        </w:rPr>
-        <w:t xml:space="preserve"> of sound</w:t>
-      </w:r>
-    </w:p>
-    <w:p>
-      <w:pPr>
-        <w:autoSpaceDE w:val="0"/>
-        <w:autoSpaceDN w:val="0"/>
-        <w:adjustRightInd w:val="0"/>
-        <w:spacing w:after="0" w:line="240" w:lineRule="auto"/>
-        <w:ind w:left="720"/>
-        <w:rPr>
-          <w:rFonts w:ascii="TimesNewRoman" w:hAnsi="TimesNewRoman" w:cs="TimesNewRoman"/>
-          <w:sz w:val="24"/>
-          <w:szCs w:val="24"/>
-        </w:rPr>
-      </w:pPr>
-      <w:r>
-        <w:rPr>
-          <w:rFonts w:ascii="TimesNewRoman" w:hAnsi="TimesNewRoman" w:cs="TimesNewRoman"/>
-          <w:sz w:val="24"/>
-          <w:szCs w:val="24"/>
-        </w:rPr>
-        <w:t>% To play the sound to the DSK board (assuming the cable is hooked up)</w:t>
-      </w:r>
-    </w:p>
-    <w:p>
-      <w:pPr>
-        <w:autoSpaceDE w:val="0"/>
-        <w:autoSpaceDN w:val="0"/>
-        <w:adjustRightInd w:val="0"/>
-        <w:spacing w:after="0" w:line="240" w:lineRule="auto"/>
-        <w:ind w:left="720"/>
-        <w:rPr>
-          <w:rFonts w:ascii="TimesNewRoman" w:hAnsi="TimesNewRoman" w:cs="TimesNewRoman"/>
-          <w:sz w:val="24"/>
-          <w:szCs w:val="24"/>
-        </w:rPr>
-      </w:pPr>
-      <w:r>
-        <w:rPr>
-          <w:rFonts w:ascii="TimesNewRoman" w:hAnsi="TimesNewRoman" w:cs="TimesNewRoman"/>
-          <w:sz w:val="24"/>
-          <w:szCs w:val="24"/>
-        </w:rPr>
-        <w:t>&gt;&gt; soundsc(x, 48000);</w:t>
-      </w:r>
-    </w:p>
-    <w:p>
-      <w:pPr>
-        <w:autoSpaceDE w:val="0"/>
-        <w:autoSpaceDN w:val="0"/>
-        <w:adjustRightInd w:val="0"/>
-        <w:spacing w:after="0" w:line="240" w:lineRule="auto"/>
-        <w:rPr>
-          <w:rFonts w:ascii="TimesNewRoman" w:hAnsi="TimesNewRoman" w:cs="TimesNewRoman"/>
-          <w:sz w:val="24"/>
-          <w:szCs w:val="24"/>
-        </w:rPr>
-      </w:pPr>
-    </w:p>
-    <w:p>
-      <w:pPr>
-        <w:autoSpaceDE w:val="0"/>
-        <w:autoSpaceDN w:val="0"/>
-        <w:adjustRightInd w:val="0"/>
-        <w:spacing w:after="0" w:line="240" w:lineRule="auto"/>
-        <w:ind w:left="720" w:firstLine="720"/>
-        <w:rPr>
-          <w:rFonts w:ascii="TimesNewRoman" w:hAnsi="TimesNewRoman" w:cs="TimesNewRoman"/>
-          <w:sz w:val="24"/>
-          <w:szCs w:val="24"/>
-        </w:rPr>
-      </w:pPr>
-      <w:r>
-        <w:rPr>
-          <w:rFonts w:ascii="CourierNewPSMT" w:hAnsi="CourierNewPSMT" w:cs="CourierNewPSMT"/>
-          <w:sz w:val="24"/>
-          <w:szCs w:val="24"/>
-        </w:rPr>
-        <w:t xml:space="preserve">o </w:t>
-      </w:r>
-      <w:r>
-        <w:rPr>
-          <w:rFonts w:ascii="TimesNewRoman" w:hAnsi="TimesNewRoman" w:cs="TimesNewRoman"/>
-          <w:sz w:val="24"/>
-          <w:szCs w:val="24"/>
-        </w:rPr>
-        <w:t>Click on</w:t>
-      </w:r>
-      <w:r>
-        <w:rPr>
-          <w:rFonts w:ascii="TimesNewRoman" w:hAnsi="TimesNewRoman" w:cs="TimesNewRoman"/>
-          <w:sz w:val="24"/>
-          <w:szCs w:val="24"/>
-        </w:rPr>
-        <w:t xml:space="preserve"> Function-&gt;</w:t>
-      </w:r>
-      <w:r>
-        <w:rPr>
-          <w:rFonts w:ascii="TimesNewRoman" w:hAnsi="TimesNewRoman" w:cs="TimesNewRoman"/>
-          <w:sz w:val="24"/>
-          <w:szCs w:val="24"/>
-        </w:rPr>
-        <w:t xml:space="preserve"> </w:t>
-      </w:r>
-      <w:r>
-        <w:rPr>
-          <w:rFonts w:ascii="TimesNewRoman,Bold" w:hAnsi="TimesNewRoman,Bold" w:cs="TimesNewRoman,Bold"/>
-          <w:b/>
-          <w:bCs/>
-          <w:sz w:val="24"/>
-          <w:szCs w:val="24"/>
-        </w:rPr>
-        <w:t>Oscope/Analyzer</w:t>
-      </w:r>
-      <w:r>
-        <w:rPr>
-          <w:rFonts w:ascii="TimesNewRoman" w:hAnsi="TimesNewRoman" w:cs="TimesNewRoman"/>
-          <w:sz w:val="24"/>
-          <w:szCs w:val="24"/>
-        </w:rPr>
-        <w:t xml:space="preserve">. Play the sound. </w:t>
-      </w:r>
-    </w:p>
-    <w:p>
-      <w:pPr>
-        <w:autoSpaceDE w:val="0"/>
-        <w:autoSpaceDN w:val="0"/>
-        <w:adjustRightInd w:val="0"/>
-        <w:spacing w:after="0" w:line="240" w:lineRule="auto"/>
-        <w:ind w:left="1440" w:firstLine="720"/>
-        <w:rPr>
-          <w:rFonts w:ascii="TimesNewRoman" w:hAnsi="TimesNewRoman" w:cs="TimesNewRoman"/>
-          <w:sz w:val="24"/>
-          <w:szCs w:val="24"/>
-        </w:rPr>
-      </w:pPr>
-      <w:r>
-        <w:rPr>
-          <w:rFonts w:ascii="Arial" w:hAnsi="Arial" w:cs="Arial"/>
-          <w:sz w:val="24"/>
-          <w:szCs w:val="24"/>
-        </w:rPr>
-        <w:t>􀂃</w:t>
-      </w:r>
-      <w:r>
-        <w:rPr>
-          <w:rFonts w:ascii="CourierNewPSMT" w:hAnsi="CourierNewPSMT" w:cs="CourierNewPSMT"/>
-          <w:b/>
-          <w:sz w:val="24"/>
-          <w:szCs w:val="24"/>
-        </w:rPr>
-        <w:t>Question 6</w:t>
-      </w:r>
-      <w:r>
-        <w:rPr>
-          <w:rFonts w:ascii="CourierNewPSMT" w:hAnsi="CourierNewPSMT" w:cs="CourierNewPSMT"/>
-          <w:b/>
-          <w:sz w:val="24"/>
-          <w:szCs w:val="24"/>
-        </w:rPr>
-        <w:t>:</w:t>
-      </w:r>
-      <w:r>
-        <w:rPr>
-          <w:rFonts w:ascii="CourierNewPSMT" w:hAnsi="CourierNewPSMT" w:cs="CourierNewPSMT"/>
-          <w:sz w:val="24"/>
-          <w:szCs w:val="24"/>
-        </w:rPr>
-        <w:t xml:space="preserve"> </w:t>
-      </w:r>
-      <w:r>
-        <w:rPr>
-          <w:rFonts w:ascii="TimesNewRoman" w:hAnsi="TimesNewRoman" w:cs="TimesNewRoman"/>
-          <w:sz w:val="24"/>
-          <w:szCs w:val="24"/>
-        </w:rPr>
-        <w:t>Explain</w:t>
-      </w:r>
-      <w:r>
-        <w:rPr>
-          <w:rFonts w:ascii="TimesNewRoman" w:hAnsi="TimesNewRoman" w:cs="TimesNewRoman"/>
-          <w:sz w:val="24"/>
-          <w:szCs w:val="24"/>
-        </w:rPr>
-        <w:t xml:space="preserve"> and draw</w:t>
-      </w:r>
-      <w:r>
-        <w:rPr>
-          <w:rFonts w:ascii="TimesNewRoman" w:hAnsi="TimesNewRoman" w:cs="TimesNewRoman"/>
-          <w:sz w:val="24"/>
-          <w:szCs w:val="24"/>
-        </w:rPr>
-        <w:t xml:space="preserve"> what you see</w:t>
-      </w:r>
-      <w:r>
-        <w:rPr>
-          <w:rFonts w:ascii="TimesNewRoman" w:hAnsi="TimesNewRoman" w:cs="TimesNewRoman"/>
-          <w:sz w:val="24"/>
-          <w:szCs w:val="24"/>
-        </w:rPr>
-        <w:t>.</w:t>
-      </w:r>
-      <w:r>
-        <w:rPr>
-          <w:rFonts w:ascii="TimesNewRoman" w:hAnsi="TimesNewRoman" w:cs="TimesNewRoman"/>
-          <w:sz w:val="24"/>
-          <w:szCs w:val="24"/>
-        </w:rPr>
-        <w:t xml:space="preserve"> </w:t>
-      </w:r>
-      <w:r>
-        <w:rPr>
-          <w:rFonts w:ascii="TimesNewRoman" w:hAnsi="TimesNewRoman" w:cs="TimesNewRoman"/>
-          <w:sz w:val="24"/>
-          <w:szCs w:val="24"/>
-        </w:rPr>
-        <w:t>What does this display plot?</w:t>
-      </w:r>
-    </w:p>
-    <w:p>
-      <w:pPr>
-        <w:autoSpaceDE w:val="0"/>
-        <w:autoSpaceDN w:val="0"/>
-        <w:adjustRightInd w:val="0"/>
-        <w:spacing w:after="0" w:line="240" w:lineRule="auto"/>
-        <w:ind w:left="1440" w:firstLine="720"/>
-        <w:rPr>
-          <w:rFonts w:ascii="TimesNewRoman" w:hAnsi="TimesNewRoman" w:cs="TimesNewRoman"/>
-          <w:sz w:val="24"/>
-          <w:szCs w:val="24"/>
-        </w:rPr>
-      </w:pPr>
-    </w:p>
-    <w:p>
-      <w:pPr>
-        <w:autoSpaceDE w:val="0"/>
-        <w:autoSpaceDN w:val="0"/>
-        <w:adjustRightInd w:val="0"/>
-        <w:spacing w:after="0" w:line="240" w:lineRule="auto"/>
-        <w:ind w:left="1440" w:firstLine="720"/>
-        <w:rPr>
-          <w:rFonts w:ascii="TimesNewRoman" w:hAnsi="TimesNewRoman" w:cs="TimesNewRoman"/>
-          <w:sz w:val="24"/>
-          <w:szCs w:val="24"/>
-        </w:rPr>
-      </w:pPr>
-    </w:p>
-    <w:p>
-      <w:pPr>
-        <w:autoSpaceDE w:val="0"/>
-        <w:autoSpaceDN w:val="0"/>
-        <w:adjustRightInd w:val="0"/>
-        <w:spacing w:after="0" w:line="240" w:lineRule="auto"/>
-        <w:ind w:left="1440" w:firstLine="720"/>
-        <w:rPr>
-          <w:rFonts w:ascii="TimesNewRoman" w:hAnsi="TimesNewRoman" w:cs="TimesNewRoman"/>
-          <w:sz w:val="24"/>
-          <w:szCs w:val="24"/>
-        </w:rPr>
-      </w:pPr>
-    </w:p>
-    <w:p>
-      <w:pPr>
-        <w:autoSpaceDE w:val="0"/>
-        <w:autoSpaceDN w:val="0"/>
-        <w:adjustRightInd w:val="0"/>
-        <w:spacing w:after="0" w:line="240" w:lineRule="auto"/>
-        <w:ind w:left="1440" w:firstLine="720"/>
-        <w:rPr>
-          <w:rFonts w:ascii="TimesNewRoman" w:hAnsi="TimesNewRoman" w:cs="TimesNewRoman"/>
-          <w:sz w:val="24"/>
-          <w:szCs w:val="24"/>
-        </w:rPr>
-      </w:pPr>
-    </w:p>
-    <w:p>
-      <w:pPr>
-        <w:autoSpaceDE w:val="0"/>
-        <w:autoSpaceDN w:val="0"/>
-        <w:adjustRightInd w:val="0"/>
-        <w:spacing w:after="0" w:line="240" w:lineRule="auto"/>
-        <w:ind w:left="1440" w:firstLine="720"/>
-        <w:rPr>
-          <w:rFonts w:ascii="TimesNewRoman" w:hAnsi="TimesNewRoman" w:cs="TimesNewRoman"/>
-          <w:sz w:val="24"/>
-          <w:szCs w:val="24"/>
-        </w:rPr>
-      </w:pPr>
-    </w:p>
-    <w:p>
-      <w:pPr>
-        <w:autoSpaceDE w:val="0"/>
-        <w:autoSpaceDN w:val="0"/>
-        <w:adjustRightInd w:val="0"/>
-        <w:spacing w:after="0" w:line="240" w:lineRule="auto"/>
-        <w:ind w:left="1440" w:firstLine="720"/>
-        <w:rPr>
-          <w:rFonts w:ascii="TimesNewRoman" w:hAnsi="TimesNewRoman" w:cs="TimesNewRoman"/>
-          <w:sz w:val="24"/>
-          <w:szCs w:val="24"/>
-        </w:rPr>
-      </w:pPr>
-    </w:p>
-    <w:p>
-      <w:pPr>
-        <w:autoSpaceDE w:val="0"/>
-        <w:autoSpaceDN w:val="0"/>
-        <w:adjustRightInd w:val="0"/>
-        <w:spacing w:after="0" w:line="240" w:lineRule="auto"/>
-        <w:ind w:left="1440" w:firstLine="720"/>
-        <w:rPr>
-          <w:rFonts w:ascii="TimesNewRoman" w:hAnsi="TimesNewRoman" w:cs="TimesNewRoman"/>
-          <w:sz w:val="24"/>
-          <w:szCs w:val="24"/>
-        </w:rPr>
-      </w:pPr>
-    </w:p>
-    <w:p>
-      <w:pPr>
-        <w:autoSpaceDE w:val="0"/>
-        <w:autoSpaceDN w:val="0"/>
-        <w:adjustRightInd w:val="0"/>
-        <w:spacing w:after="0" w:line="240" w:lineRule="auto"/>
-        <w:ind w:left="1440" w:firstLine="720"/>
-        <w:rPr>
-          <w:rFonts w:ascii="TimesNewRoman" w:hAnsi="TimesNewRoman" w:cs="TimesNewRoman"/>
-          <w:sz w:val="24"/>
-          <w:szCs w:val="24"/>
-        </w:rPr>
-      </w:pPr>
-    </w:p>
-    <w:p>
-      <w:pPr>
-        <w:autoSpaceDE w:val="0"/>
-        <w:autoSpaceDN w:val="0"/>
-        <w:adjustRightInd w:val="0"/>
-        <w:spacing w:after="0" w:line="240" w:lineRule="auto"/>
-        <w:ind w:left="1440" w:firstLine="720"/>
-        <w:rPr>
-          <w:rFonts w:ascii="TimesNewRoman" w:hAnsi="TimesNewRoman" w:cs="TimesNewRoman"/>
-          <w:sz w:val="24"/>
-          <w:szCs w:val="24"/>
-        </w:rPr>
-      </w:pPr>
-    </w:p>
-    <w:p>
-      <w:pPr>
-        <w:autoSpaceDE w:val="0"/>
-        <w:autoSpaceDN w:val="0"/>
-        <w:adjustRightInd w:val="0"/>
-        <w:spacing w:after="0" w:line="240" w:lineRule="auto"/>
-        <w:ind w:left="1440" w:firstLine="720"/>
-        <w:rPr>
-          <w:rFonts w:ascii="TimesNewRoman" w:hAnsi="TimesNewRoman" w:cs="TimesNewRoman"/>
-          <w:sz w:val="24"/>
-          <w:szCs w:val="24"/>
-        </w:rPr>
-      </w:pPr>
-    </w:p>
-    <w:p>
-      <w:pPr>
-        <w:autoSpaceDE w:val="0"/>
-        <w:autoSpaceDN w:val="0"/>
-        <w:adjustRightInd w:val="0"/>
-        <w:spacing w:after="0" w:line="240" w:lineRule="auto"/>
-        <w:ind w:left="1440" w:firstLine="720"/>
-        <w:rPr>
-          <w:rFonts w:ascii="TimesNewRoman" w:hAnsi="TimesNewRoman" w:cs="TimesNewRoman"/>
-          <w:sz w:val="24"/>
-          <w:szCs w:val="24"/>
-        </w:rPr>
-      </w:pPr>
-    </w:p>
-    <w:p>
-      <w:pPr>
-        <w:autoSpaceDE w:val="0"/>
-        <w:autoSpaceDN w:val="0"/>
-        <w:adjustRightInd w:val="0"/>
-        <w:spacing w:after="0" w:line="240" w:lineRule="auto"/>
-        <w:ind w:left="1440" w:firstLine="720"/>
-        <w:rPr>
-          <w:rFonts w:ascii="TimesNewRoman" w:hAnsi="TimesNewRoman" w:cs="TimesNewRoman"/>
-          <w:sz w:val="24"/>
-          <w:szCs w:val="24"/>
-        </w:rPr>
-      </w:pPr>
-    </w:p>
-    <w:p>
-      <w:pPr>
-        <w:autoSpaceDE w:val="0"/>
-        <w:autoSpaceDN w:val="0"/>
-        <w:adjustRightInd w:val="0"/>
-        <w:spacing w:after="0" w:line="240" w:lineRule="auto"/>
-        <w:ind w:left="720" w:firstLine="720"/>
-        <w:rPr>
-          <w:rFonts w:ascii="CourierNewPSMT" w:hAnsi="CourierNewPSMT" w:cs="CourierNewPSMT"/>
-          <w:sz w:val="24"/>
-          <w:szCs w:val="24"/>
-        </w:rPr>
-      </w:pPr>
-      <w:r>
-        <w:rPr>
-          <w:rFonts w:ascii="CourierNewPSMT" w:hAnsi="CourierNewPSMT" w:cs="CourierNewPSMT"/>
-          <w:sz w:val="24"/>
-          <w:szCs w:val="24"/>
-        </w:rPr>
-        <w:t xml:space="preserve">o </w:t>
-      </w:r>
-      <w:r>
-        <w:rPr>
-          <w:rFonts w:ascii="CourierNewPSMT" w:hAnsi="CourierNewPSMT" w:cs="CourierNewPSMT"/>
-          <w:sz w:val="24"/>
-          <w:szCs w:val="24"/>
-        </w:rPr>
-        <w:t>Click on Codec Settings to change the Fs to 8 KHz.</w:t>
-      </w:r>
-    </w:p>
-    <w:p>
-      <w:pPr>
-        <w:autoSpaceDE w:val="0"/>
-        <w:autoSpaceDN w:val="0"/>
-        <w:adjustRightInd w:val="0"/>
-        <w:spacing w:after="0" w:line="240" w:lineRule="auto"/>
-        <w:ind w:left="1440"/>
-        <w:rPr>
-          <w:rFonts w:ascii="TimesNewRoman" w:hAnsi="TimesNewRoman" w:cs="TimesNewRoman"/>
-          <w:sz w:val="24"/>
-          <w:szCs w:val="24"/>
-        </w:rPr>
-      </w:pPr>
-      <w:r>
-        <w:rPr>
-          <w:rFonts w:ascii="TimesNewRoman" w:hAnsi="TimesNewRoman" w:cs="TimesNewRoman"/>
-          <w:sz w:val="24"/>
-          <w:szCs w:val="24"/>
-        </w:rPr>
-        <w:t xml:space="preserve">Click on </w:t>
-      </w:r>
-      <w:r>
-        <w:rPr>
-          <w:rFonts w:ascii="TimesNewRoman" w:hAnsi="TimesNewRoman" w:cs="TimesNewRoman"/>
-          <w:sz w:val="24"/>
-          <w:szCs w:val="24"/>
-        </w:rPr>
-        <w:t>Function-&gt;</w:t>
-      </w:r>
-      <w:r>
-        <w:rPr>
-          <w:rFonts w:ascii="TimesNewRoman,Bold" w:hAnsi="TimesNewRoman,Bold" w:cs="TimesNewRoman,Bold"/>
-          <w:b/>
-          <w:bCs/>
-          <w:sz w:val="24"/>
-          <w:szCs w:val="24"/>
-        </w:rPr>
-        <w:t xml:space="preserve">Spectrum Analyzer </w:t>
-      </w:r>
-      <w:r>
-        <w:rPr>
-          <w:rFonts w:ascii="TimesNewRoman" w:hAnsi="TimesNewRoman" w:cs="TimesNewRoman"/>
-          <w:sz w:val="24"/>
-          <w:szCs w:val="24"/>
-        </w:rPr>
-        <w:t xml:space="preserve">and </w:t>
-      </w:r>
-      <w:r>
-        <w:rPr>
-          <w:rFonts w:ascii="TimesNewRoman" w:hAnsi="TimesNewRoman" w:cs="TimesNewRoman"/>
-          <w:sz w:val="24"/>
-          <w:szCs w:val="24"/>
-        </w:rPr>
-        <w:t>Display-&gt;</w:t>
-      </w:r>
-      <w:r>
-        <w:rPr>
-          <w:rFonts w:ascii="TimesNewRoman,Bold" w:hAnsi="TimesNewRoman,Bold" w:cs="TimesNewRoman,Bold"/>
-          <w:b/>
-          <w:bCs/>
-          <w:sz w:val="24"/>
-          <w:szCs w:val="24"/>
-        </w:rPr>
-        <w:t>Log</w:t>
-      </w:r>
-      <w:r>
-        <w:rPr>
-          <w:rFonts w:ascii="TimesNewRoman,Bold" w:hAnsi="TimesNewRoman,Bold" w:cs="TimesNewRoman,Bold"/>
-          <w:b/>
-          <w:bCs/>
-          <w:sz w:val="24"/>
-          <w:szCs w:val="24"/>
-        </w:rPr>
-        <w:t>arithmic</w:t>
-      </w:r>
-      <w:r>
-        <w:rPr>
-          <w:rFonts w:ascii="TimesNewRoman,Bold" w:hAnsi="TimesNewRoman,Bold" w:cs="TimesNewRoman,Bold"/>
-          <w:b/>
-          <w:bCs/>
-          <w:sz w:val="24"/>
-          <w:szCs w:val="24"/>
-        </w:rPr>
-        <w:t xml:space="preserve"> </w:t>
-      </w:r>
-      <w:r>
-        <w:rPr>
-          <w:rFonts w:ascii="TimesNewRoman" w:hAnsi="TimesNewRoman" w:cs="TimesNewRoman"/>
-          <w:sz w:val="24"/>
-          <w:szCs w:val="24"/>
-        </w:rPr>
-        <w:t>and play the sound</w:t>
-      </w:r>
-    </w:p>
-    <w:p>
-      <w:pPr>
-        <w:autoSpaceDE w:val="0"/>
-        <w:autoSpaceDN w:val="0"/>
-        <w:adjustRightInd w:val="0"/>
-        <w:spacing w:after="0" w:line="240" w:lineRule="auto"/>
-        <w:ind w:left="1440" w:firstLine="720"/>
-        <w:rPr>
-          <w:rFonts w:ascii="TimesNewRoman" w:hAnsi="TimesNewRoman" w:cs="TimesNewRoman"/>
-          <w:sz w:val="24"/>
-          <w:szCs w:val="24"/>
-        </w:rPr>
-      </w:pPr>
-      <w:r>
-        <w:rPr>
-          <w:rFonts w:ascii="Arial" w:hAnsi="Arial" w:cs="Arial"/>
-          <w:sz w:val="24"/>
-          <w:szCs w:val="24"/>
-        </w:rPr>
-        <w:t>􀂃</w:t>
-      </w:r>
-      <w:r>
-        <w:rPr>
-          <w:rFonts w:ascii="CourierNewPSMT" w:hAnsi="CourierNewPSMT" w:cs="CourierNewPSMT"/>
-          <w:b/>
-          <w:sz w:val="24"/>
-          <w:szCs w:val="24"/>
-        </w:rPr>
-        <w:t>Question 7</w:t>
-      </w:r>
-      <w:r>
-        <w:rPr>
-          <w:rFonts w:ascii="CourierNewPSMT" w:hAnsi="CourierNewPSMT" w:cs="CourierNewPSMT"/>
-          <w:b/>
-          <w:sz w:val="24"/>
-          <w:szCs w:val="24"/>
-        </w:rPr>
-        <w:t>:</w:t>
-      </w:r>
-      <w:r>
-        <w:rPr>
-          <w:rFonts w:ascii="CourierNewPSMT" w:hAnsi="CourierNewPSMT" w:cs="CourierNewPSMT"/>
-          <w:sz w:val="24"/>
-          <w:szCs w:val="24"/>
-        </w:rPr>
-        <w:t xml:space="preserve"> </w:t>
-      </w:r>
-      <w:r>
-        <w:rPr>
-          <w:rFonts w:ascii="TimesNewRoman" w:hAnsi="TimesNewRoman" w:cs="TimesNewRoman"/>
-          <w:sz w:val="24"/>
-          <w:szCs w:val="24"/>
-        </w:rPr>
-        <w:t xml:space="preserve">Explain </w:t>
-      </w:r>
-      <w:r>
-        <w:rPr>
-          <w:rFonts w:ascii="TimesNewRoman" w:hAnsi="TimesNewRoman" w:cs="TimesNewRoman"/>
-          <w:sz w:val="24"/>
-          <w:szCs w:val="24"/>
-        </w:rPr>
-        <w:t>and draw what you see. W</w:t>
-      </w:r>
-      <w:r>
-        <w:rPr>
-          <w:rFonts w:ascii="TimesNewRoman" w:hAnsi="TimesNewRoman" w:cs="TimesNewRoman"/>
-          <w:sz w:val="24"/>
-          <w:szCs w:val="24"/>
-        </w:rPr>
-        <w:t xml:space="preserve">hat </w:t>
-      </w:r>
-      <w:r>
-        <w:rPr>
-          <w:rFonts w:ascii="TimesNewRoman" w:hAnsi="TimesNewRoman" w:cs="TimesNewRoman"/>
-          <w:sz w:val="24"/>
-          <w:szCs w:val="24"/>
-        </w:rPr>
-        <w:t>does this display plot?</w:t>
-      </w:r>
-      <w:r>
-        <w:rPr>
-          <w:rFonts w:ascii="TimesNewRoman" w:hAnsi="TimesNewRoman" w:cs="TimesNewRoman"/>
-          <w:sz w:val="24"/>
-          <w:szCs w:val="24"/>
-        </w:rPr>
-        <w:t xml:space="preserve"> How is it probably implemented?</w:t>
-      </w:r>
-    </w:p>
-    <w:p>
-      <w:pPr>
-        <w:autoSpaceDE w:val="0"/>
-        <w:autoSpaceDN w:val="0"/>
-        <w:adjustRightInd w:val="0"/>
-        <w:spacing w:after="0" w:line="240" w:lineRule="auto"/>
-        <w:ind w:left="1440" w:firstLine="720"/>
-        <w:rPr>
-          <w:rFonts w:ascii="TimesNewRoman" w:hAnsi="TimesNewRoman" w:cs="TimesNewRoman"/>
-          <w:sz w:val="24"/>
-          <w:szCs w:val="24"/>
-        </w:rPr>
-      </w:pPr>
-    </w:p>
-    <w:p>
-      <w:pPr>
-        <w:autoSpaceDE w:val="0"/>
-        <w:autoSpaceDN w:val="0"/>
-        <w:adjustRightInd w:val="0"/>
-        <w:spacing w:after="0" w:line="240" w:lineRule="auto"/>
-        <w:ind w:left="1440" w:firstLine="720"/>
-        <w:rPr>
-          <w:rFonts w:ascii="TimesNewRoman" w:hAnsi="TimesNewRoman" w:cs="TimesNewRoman"/>
-          <w:sz w:val="24"/>
-          <w:szCs w:val="24"/>
-        </w:rPr>
-      </w:pPr>
-    </w:p>
-    <w:p>
-      <w:pPr>
-        <w:autoSpaceDE w:val="0"/>
-        <w:autoSpaceDN w:val="0"/>
-        <w:adjustRightInd w:val="0"/>
-        <w:spacing w:after="0" w:line="240" w:lineRule="auto"/>
-        <w:ind w:left="1440" w:firstLine="720"/>
-        <w:rPr>
-          <w:rFonts w:ascii="TimesNewRoman" w:hAnsi="TimesNewRoman" w:cs="TimesNewRoman"/>
-          <w:sz w:val="24"/>
-          <w:szCs w:val="24"/>
-        </w:rPr>
-      </w:pPr>
-    </w:p>
-    <w:p>
-      <w:pPr>
-        <w:autoSpaceDE w:val="0"/>
-        <w:autoSpaceDN w:val="0"/>
-        <w:adjustRightInd w:val="0"/>
-        <w:spacing w:after="0" w:line="240" w:lineRule="auto"/>
-        <w:ind w:left="1440" w:firstLine="720"/>
-        <w:rPr>
-          <w:rFonts w:ascii="TimesNewRoman" w:hAnsi="TimesNewRoman" w:cs="TimesNewRoman"/>
-          <w:sz w:val="24"/>
-          <w:szCs w:val="24"/>
-        </w:rPr>
-      </w:pPr>
-    </w:p>
-    <w:p>
-      <w:pPr>
-        <w:autoSpaceDE w:val="0"/>
-        <w:autoSpaceDN w:val="0"/>
-        <w:adjustRightInd w:val="0"/>
-        <w:spacing w:after="0" w:line="240" w:lineRule="auto"/>
-        <w:ind w:left="1440" w:firstLine="720"/>
-        <w:rPr>
-          <w:rFonts w:ascii="TimesNewRoman" w:hAnsi="TimesNewRoman" w:cs="TimesNewRoman"/>
-          <w:sz w:val="24"/>
-          <w:szCs w:val="24"/>
-        </w:rPr>
-      </w:pPr>
-    </w:p>
-    <w:p>
-      <w:pPr>
-        <w:autoSpaceDE w:val="0"/>
-        <w:autoSpaceDN w:val="0"/>
-        <w:adjustRightInd w:val="0"/>
-        <w:spacing w:after="0" w:line="240" w:lineRule="auto"/>
-        <w:ind w:left="1440" w:firstLine="720"/>
-        <w:rPr>
-          <w:rFonts w:ascii="TimesNewRoman" w:hAnsi="TimesNewRoman" w:cs="TimesNewRoman"/>
-          <w:sz w:val="24"/>
-          <w:szCs w:val="24"/>
-        </w:rPr>
-      </w:pPr>
-    </w:p>
-    <w:p>
-      <w:pPr>
-        <w:autoSpaceDE w:val="0"/>
-        <w:autoSpaceDN w:val="0"/>
-        <w:adjustRightInd w:val="0"/>
-        <w:spacing w:after="0" w:line="240" w:lineRule="auto"/>
-        <w:ind w:left="1440" w:firstLine="720"/>
-        <w:rPr>
-          <w:rFonts w:ascii="TimesNewRoman" w:hAnsi="TimesNewRoman" w:cs="TimesNewRoman"/>
-          <w:sz w:val="24"/>
-          <w:szCs w:val="24"/>
-        </w:rPr>
-      </w:pPr>
-    </w:p>
-    <w:p>
-      <w:pPr>
-        <w:autoSpaceDE w:val="0"/>
-        <w:autoSpaceDN w:val="0"/>
-        <w:adjustRightInd w:val="0"/>
-        <w:spacing w:after="0" w:line="240" w:lineRule="auto"/>
-        <w:ind w:left="1440" w:firstLine="720"/>
-        <w:rPr>
-          <w:rFonts w:ascii="TimesNewRoman" w:hAnsi="TimesNewRoman" w:cs="TimesNewRoman"/>
-          <w:sz w:val="24"/>
-          <w:szCs w:val="24"/>
-        </w:rPr>
-      </w:pPr>
-    </w:p>
-    <w:p>
-      <w:pPr>
-        <w:autoSpaceDE w:val="0"/>
-        <w:autoSpaceDN w:val="0"/>
-        <w:adjustRightInd w:val="0"/>
-        <w:spacing w:after="0" w:line="240" w:lineRule="auto"/>
-        <w:ind w:left="1440" w:firstLine="720"/>
-        <w:rPr>
-          <w:rFonts w:ascii="TimesNewRoman" w:hAnsi="TimesNewRoman" w:cs="TimesNewRoman"/>
-          <w:sz w:val="24"/>
-          <w:szCs w:val="24"/>
-        </w:rPr>
-      </w:pPr>
-    </w:p>
-    <w:p>
-      <w:pPr>
-        <w:autoSpaceDE w:val="0"/>
-        <w:autoSpaceDN w:val="0"/>
-        <w:adjustRightInd w:val="0"/>
-        <w:spacing w:after="0" w:line="240" w:lineRule="auto"/>
-        <w:ind w:left="1440" w:firstLine="720"/>
-        <w:rPr>
-          <w:rFonts w:ascii="TimesNewRoman" w:hAnsi="TimesNewRoman" w:cs="TimesNewRoman"/>
-          <w:sz w:val="24"/>
-          <w:szCs w:val="24"/>
-        </w:rPr>
-      </w:pPr>
-    </w:p>
-    <w:p>
-      <w:pPr>
-        <w:autoSpaceDE w:val="0"/>
-        <w:autoSpaceDN w:val="0"/>
-        <w:adjustRightInd w:val="0"/>
-        <w:spacing w:after="0" w:line="240" w:lineRule="auto"/>
-        <w:ind w:left="1440" w:firstLine="720"/>
-        <w:rPr>
-          <w:rFonts w:ascii="TimesNewRoman" w:hAnsi="TimesNewRoman" w:cs="TimesNewRoman"/>
-          <w:sz w:val="24"/>
-          <w:szCs w:val="24"/>
-        </w:rPr>
-      </w:pPr>
-    </w:p>
-    <w:p>
-      <w:pPr>
-        <w:autoSpaceDE w:val="0"/>
-        <w:autoSpaceDN w:val="0"/>
-        <w:adjustRightInd w:val="0"/>
-        <w:spacing w:after="0" w:line="240" w:lineRule="auto"/>
-        <w:ind w:left="1440" w:firstLine="720"/>
-        <w:rPr>
-          <w:rFonts w:ascii="TimesNewRoman" w:hAnsi="TimesNewRoman" w:cs="TimesNewRoman"/>
-          <w:sz w:val="24"/>
-          <w:szCs w:val="24"/>
-        </w:rPr>
-      </w:pPr>
-    </w:p>
-    <w:p>
-      <w:pPr>
-        <w:autoSpaceDE w:val="0"/>
-        <w:autoSpaceDN w:val="0"/>
-        <w:adjustRightInd w:val="0"/>
-        <w:spacing w:after="0" w:line="240" w:lineRule="auto"/>
-        <w:ind w:left="1440" w:firstLine="720"/>
-        <w:rPr>
-          <w:rFonts w:ascii="TimesNewRoman" w:hAnsi="TimesNewRoman" w:cs="TimesNewRoman"/>
-          <w:sz w:val="24"/>
-          <w:szCs w:val="24"/>
-        </w:rPr>
-      </w:pPr>
-    </w:p>
-    <w:p>
-      <w:pPr>
-        <w:autoSpaceDE w:val="0"/>
-        <w:autoSpaceDN w:val="0"/>
-        <w:adjustRightInd w:val="0"/>
-        <w:spacing w:after="0" w:line="240" w:lineRule="auto"/>
-        <w:ind w:left="1440" w:firstLine="720"/>
-        <w:rPr>
-          <w:rFonts w:ascii="TimesNewRoman" w:hAnsi="TimesNewRoman" w:cs="TimesNewRoman"/>
-          <w:sz w:val="24"/>
-          <w:szCs w:val="24"/>
-        </w:rPr>
-      </w:pPr>
-      <w:r>
-        <w:rPr>
-          <w:rFonts w:ascii="Arial" w:hAnsi="Arial" w:cs="Arial"/>
-          <w:sz w:val="24"/>
-          <w:szCs w:val="24"/>
-        </w:rPr>
-        <w:t>􀂃</w:t>
-      </w:r>
-      <w:r>
-        <w:rPr>
-          <w:rFonts w:ascii="CourierNewPSMT" w:hAnsi="CourierNewPSMT" w:cs="CourierNewPSMT"/>
-          <w:b/>
-          <w:sz w:val="24"/>
-          <w:szCs w:val="24"/>
-        </w:rPr>
-        <w:t>Question 8</w:t>
-      </w:r>
-      <w:r>
-        <w:rPr>
-          <w:rFonts w:ascii="CourierNewPSMT" w:hAnsi="CourierNewPSMT" w:cs="CourierNewPSMT"/>
-          <w:b/>
-          <w:sz w:val="24"/>
-          <w:szCs w:val="24"/>
-        </w:rPr>
-        <w:t>:</w:t>
-      </w:r>
-      <w:r>
-        <w:rPr>
-          <w:rFonts w:ascii="CourierNewPSMT" w:hAnsi="CourierNewPSMT" w:cs="CourierNewPSMT"/>
-          <w:sz w:val="24"/>
-          <w:szCs w:val="24"/>
-        </w:rPr>
-        <w:t xml:space="preserve"> </w:t>
-      </w:r>
-      <w:r>
-        <w:rPr>
-          <w:rFonts w:ascii="TimesNewRoman" w:hAnsi="TimesNewRoman" w:cs="TimesNewRoman"/>
-          <w:sz w:val="24"/>
-          <w:szCs w:val="24"/>
-        </w:rPr>
-        <w:t>Change the windowing used.  See any changes?</w:t>
-      </w:r>
-    </w:p>
-    <w:p>
-      <w:pPr>
-        <w:autoSpaceDE w:val="0"/>
-        <w:autoSpaceDN w:val="0"/>
-        <w:adjustRightInd w:val="0"/>
-        <w:spacing w:after="0" w:line="240" w:lineRule="auto"/>
-        <w:ind w:left="1440" w:firstLine="720"/>
-        <w:rPr>
-          <w:rFonts w:ascii="TimesNewRoman" w:hAnsi="TimesNewRoman" w:cs="TimesNewRoman"/>
-          <w:sz w:val="24"/>
-          <w:szCs w:val="24"/>
-        </w:rPr>
-      </w:pPr>
-    </w:p>
-    <w:p>
-      <w:pPr>
-        <w:autoSpaceDE w:val="0"/>
-        <w:autoSpaceDN w:val="0"/>
-        <w:adjustRightInd w:val="0"/>
-        <w:spacing w:after="0" w:line="240" w:lineRule="auto"/>
-        <w:ind w:left="1440" w:firstLine="720"/>
-        <w:rPr>
-          <w:rFonts w:ascii="TimesNewRoman" w:hAnsi="TimesNewRoman" w:cs="TimesNewRoman"/>
-          <w:sz w:val="24"/>
-          <w:szCs w:val="24"/>
-        </w:rPr>
-      </w:pPr>
-    </w:p>
-    <w:p>
-      <w:pPr>
-        <w:autoSpaceDE w:val="0"/>
-        <w:autoSpaceDN w:val="0"/>
-        <w:adjustRightInd w:val="0"/>
-        <w:spacing w:after="0" w:line="240" w:lineRule="auto"/>
-        <w:ind w:left="720" w:firstLine="720"/>
-        <w:rPr>
-          <w:rFonts w:ascii="TimesNewRoman" w:hAnsi="TimesNewRoman" w:cs="TimesNewRoman"/>
-          <w:sz w:val="24"/>
-          <w:szCs w:val="24"/>
-        </w:rPr>
-      </w:pPr>
-      <w:r>
-        <w:rPr>
-          <w:rFonts w:ascii="CourierNewPSMT" w:hAnsi="CourierNewPSMT" w:cs="CourierNewPSMT"/>
-          <w:sz w:val="24"/>
-          <w:szCs w:val="24"/>
-        </w:rPr>
-        <w:t xml:space="preserve">o </w:t>
-      </w:r>
-      <w:r>
-        <w:rPr>
-          <w:rFonts w:ascii="TimesNewRoman" w:hAnsi="TimesNewRoman" w:cs="TimesNewRoman"/>
-          <w:sz w:val="24"/>
-          <w:szCs w:val="24"/>
-        </w:rPr>
-        <w:t xml:space="preserve">Click on </w:t>
-      </w:r>
-      <w:r>
-        <w:rPr>
-          <w:rFonts w:ascii="TimesNewRoman" w:hAnsi="TimesNewRoman" w:cs="TimesNewRoman"/>
-          <w:sz w:val="24"/>
-          <w:szCs w:val="24"/>
-        </w:rPr>
-        <w:t>Display-&gt;</w:t>
-      </w:r>
-      <w:r>
-        <w:rPr>
-          <w:rFonts w:ascii="TimesNewRoman,Bold" w:hAnsi="TimesNewRoman,Bold" w:cs="TimesNewRoman,Bold"/>
-          <w:b/>
-          <w:bCs/>
-          <w:sz w:val="24"/>
-          <w:szCs w:val="24"/>
-        </w:rPr>
-        <w:t xml:space="preserve">Waterfall </w:t>
-      </w:r>
-      <w:r>
-        <w:rPr>
-          <w:rFonts w:ascii="TimesNewRoman" w:hAnsi="TimesNewRoman" w:cs="TimesNewRoman"/>
-          <w:sz w:val="24"/>
-          <w:szCs w:val="24"/>
-        </w:rPr>
-        <w:t>and play the</w:t>
-      </w:r>
-      <w:r>
-        <w:rPr>
-          <w:rFonts w:ascii="TimesNewRoman" w:hAnsi="TimesNewRoman" w:cs="TimesNewRoman"/>
-          <w:sz w:val="24"/>
-          <w:szCs w:val="24"/>
-        </w:rPr>
-        <w:t xml:space="preserve"> gen_tones_long</w:t>
-      </w:r>
-      <w:r>
-        <w:rPr>
-          <w:rFonts w:ascii="TimesNewRoman" w:hAnsi="TimesNewRoman" w:cs="TimesNewRoman"/>
-          <w:sz w:val="24"/>
-          <w:szCs w:val="24"/>
-        </w:rPr>
-        <w:t xml:space="preserve"> sound</w:t>
-      </w:r>
-    </w:p>
-    <w:p>
-      <w:pPr>
-        <w:autoSpaceDE w:val="0"/>
-        <w:autoSpaceDN w:val="0"/>
-        <w:adjustRightInd w:val="0"/>
-        <w:spacing w:after="0" w:line="240" w:lineRule="auto"/>
-        <w:ind w:left="1440" w:firstLine="720"/>
-        <w:rPr>
-          <w:rFonts w:ascii="TimesNewRoman" w:hAnsi="TimesNewRoman" w:cs="TimesNewRoman"/>
-          <w:sz w:val="24"/>
-          <w:szCs w:val="24"/>
-        </w:rPr>
-      </w:pPr>
-      <w:r>
-        <w:rPr>
-          <w:rFonts w:ascii="Arial" w:hAnsi="Arial" w:cs="Arial"/>
-          <w:sz w:val="24"/>
-          <w:szCs w:val="24"/>
-        </w:rPr>
-        <w:t>􀂃</w:t>
-      </w:r>
-      <w:r>
-        <w:rPr>
-          <w:rFonts w:ascii="CourierNewPSMT" w:hAnsi="CourierNewPSMT" w:cs="CourierNewPSMT"/>
-          <w:b/>
-          <w:sz w:val="24"/>
-          <w:szCs w:val="24"/>
-        </w:rPr>
-        <w:t>Question 9</w:t>
-      </w:r>
-      <w:r>
-        <w:rPr>
-          <w:rFonts w:ascii="CourierNewPSMT" w:hAnsi="CourierNewPSMT" w:cs="CourierNewPSMT"/>
-          <w:b/>
-          <w:sz w:val="24"/>
-          <w:szCs w:val="24"/>
-        </w:rPr>
-        <w:t>:</w:t>
-      </w:r>
-      <w:r>
-        <w:rPr>
-          <w:rFonts w:ascii="CourierNewPSMT" w:hAnsi="CourierNewPSMT" w:cs="CourierNewPSMT"/>
-          <w:sz w:val="24"/>
-          <w:szCs w:val="24"/>
-        </w:rPr>
-        <w:t xml:space="preserve"> </w:t>
-      </w:r>
-      <w:r>
-        <w:rPr>
-          <w:rFonts w:ascii="TimesNewRoman" w:hAnsi="TimesNewRoman" w:cs="TimesNewRoman"/>
-          <w:sz w:val="24"/>
-          <w:szCs w:val="24"/>
-        </w:rPr>
-        <w:t>Explain</w:t>
-      </w:r>
-      <w:r>
-        <w:rPr>
-          <w:rFonts w:ascii="TimesNewRoman" w:hAnsi="TimesNewRoman" w:cs="TimesNewRoman"/>
-          <w:sz w:val="24"/>
-          <w:szCs w:val="24"/>
-        </w:rPr>
-        <w:t xml:space="preserve"> and draw</w:t>
-      </w:r>
-      <w:r>
-        <w:rPr>
-          <w:rFonts w:ascii="TimesNewRoman" w:hAnsi="TimesNewRoman" w:cs="TimesNewRoman"/>
-          <w:sz w:val="24"/>
-          <w:szCs w:val="24"/>
-        </w:rPr>
-        <w:t xml:space="preserve"> what you </w:t>
-      </w:r>
-      <w:r>
-        <w:rPr>
-          <w:rFonts w:ascii="TimesNewRoman" w:hAnsi="TimesNewRoman" w:cs="TimesNewRoman"/>
-          <w:sz w:val="24"/>
-          <w:szCs w:val="24"/>
-        </w:rPr>
-        <w:t>see. What does this</w:t>
-      </w:r>
-      <w:r>
-        <w:rPr>
-          <w:rFonts w:ascii="TimesNewRoman" w:hAnsi="TimesNewRoman" w:cs="TimesNewRoman"/>
-          <w:sz w:val="24"/>
-          <w:szCs w:val="24"/>
-        </w:rPr>
-        <w:t xml:space="preserve"> </w:t>
-      </w:r>
-      <w:r>
-        <w:rPr>
-          <w:rFonts w:ascii="TimesNewRoman" w:hAnsi="TimesNewRoman" w:cs="TimesNewRoman"/>
-          <w:sz w:val="24"/>
-          <w:szCs w:val="24"/>
-        </w:rPr>
-        <w:t xml:space="preserve">display plot? </w:t>
-      </w:r>
-      <w:r>
-        <w:rPr>
-          <w:rFonts w:ascii="TimesNewRoman" w:hAnsi="TimesNewRoman" w:cs="TimesNewRoman"/>
-          <w:sz w:val="24"/>
-          <w:szCs w:val="24"/>
-        </w:rPr>
-        <w:t xml:space="preserve"> How is it</w:t>
-      </w:r>
-      <w:r>
-        <w:rPr>
-          <w:rFonts w:ascii="TimesNewRoman" w:hAnsi="TimesNewRoman" w:cs="TimesNewRoman"/>
-          <w:sz w:val="24"/>
-          <w:szCs w:val="24"/>
-        </w:rPr>
-        <w:t xml:space="preserve"> </w:t>
-      </w:r>
-      <w:r>
-        <w:rPr>
-          <w:rFonts w:ascii="TimesNewRoman" w:hAnsi="TimesNewRoman" w:cs="TimesNewRoman"/>
-          <w:sz w:val="24"/>
-          <w:szCs w:val="24"/>
-        </w:rPr>
-        <w:t>implemented?</w:t>
-      </w:r>
-      <w:r>
-        <w:rPr>
-          <w:rFonts w:ascii="TimesNewRoman" w:hAnsi="TimesNewRoman" w:cs="TimesNewRoman"/>
-          <w:sz w:val="24"/>
-          <w:szCs w:val="24"/>
-        </w:rPr>
-        <w:t xml:space="preserve"> Is there a difference between the left and the right channel?</w:t>
-      </w:r>
-    </w:p>
-    <w:p>
-      <w:pPr>
-        <w:autoSpaceDE w:val="0"/>
-        <w:autoSpaceDN w:val="0"/>
-        <w:adjustRightInd w:val="0"/>
-        <w:spacing w:after="0" w:line="240" w:lineRule="auto"/>
-        <w:ind w:left="1440" w:firstLine="720"/>
-        <w:rPr>
-          <w:rFonts w:ascii="TimesNewRoman" w:hAnsi="TimesNewRoman" w:cs="TimesNewRoman"/>
-          <w:sz w:val="24"/>
-          <w:szCs w:val="24"/>
-        </w:rPr>
-      </w:pPr>
-    </w:p>
-    <w:p>
-      <w:pPr>
-        <w:autoSpaceDE w:val="0"/>
-        <w:autoSpaceDN w:val="0"/>
-        <w:adjustRightInd w:val="0"/>
-        <w:spacing w:after="0" w:line="240" w:lineRule="auto"/>
-        <w:ind w:left="1440" w:firstLine="720"/>
-        <w:rPr>
-          <w:rFonts w:ascii="TimesNewRoman" w:hAnsi="TimesNewRoman" w:cs="TimesNewRoman"/>
-          <w:sz w:val="24"/>
-          <w:szCs w:val="24"/>
-        </w:rPr>
-      </w:pPr>
-    </w:p>
-    <w:p>
-      <w:pPr>
-        <w:autoSpaceDE w:val="0"/>
-        <w:autoSpaceDN w:val="0"/>
-        <w:adjustRightInd w:val="0"/>
-        <w:spacing w:after="0" w:line="240" w:lineRule="auto"/>
-        <w:ind w:left="1440" w:firstLine="720"/>
-        <w:rPr>
-          <w:rFonts w:ascii="TimesNewRoman" w:hAnsi="TimesNewRoman" w:cs="TimesNewRoman"/>
-          <w:sz w:val="24"/>
-          <w:szCs w:val="24"/>
-        </w:rPr>
-      </w:pPr>
-    </w:p>
-    <w:p>
-      <w:pPr>
-        <w:autoSpaceDE w:val="0"/>
-        <w:autoSpaceDN w:val="0"/>
-        <w:adjustRightInd w:val="0"/>
-        <w:spacing w:after="0" w:line="240" w:lineRule="auto"/>
-        <w:ind w:left="1440" w:firstLine="720"/>
-        <w:rPr>
-          <w:rFonts w:ascii="TimesNewRoman" w:hAnsi="TimesNewRoman" w:cs="TimesNewRoman"/>
-          <w:sz w:val="24"/>
-          <w:szCs w:val="24"/>
-        </w:rPr>
-      </w:pPr>
-    </w:p>
-    <w:p>
-      <w:pPr>
-        <w:autoSpaceDE w:val="0"/>
-        <w:autoSpaceDN w:val="0"/>
-        <w:adjustRightInd w:val="0"/>
-        <w:spacing w:after="0" w:line="240" w:lineRule="auto"/>
-        <w:ind w:left="1440" w:firstLine="720"/>
-        <w:rPr>
-          <w:rFonts w:ascii="TimesNewRoman" w:hAnsi="TimesNewRoman" w:cs="TimesNewRoman"/>
-          <w:sz w:val="24"/>
-          <w:szCs w:val="24"/>
-        </w:rPr>
-      </w:pPr>
-    </w:p>
-    <w:p>
-      <w:pPr>
-        <w:autoSpaceDE w:val="0"/>
-        <w:autoSpaceDN w:val="0"/>
-        <w:adjustRightInd w:val="0"/>
-        <w:spacing w:after="0" w:line="240" w:lineRule="auto"/>
-        <w:ind w:left="1440" w:firstLine="720"/>
-        <w:rPr>
-          <w:rFonts w:ascii="TimesNewRoman" w:hAnsi="TimesNewRoman" w:cs="TimesNewRoman"/>
-          <w:sz w:val="24"/>
-          <w:szCs w:val="24"/>
-        </w:rPr>
-      </w:pPr>
-    </w:p>
-    <w:p>
-      <w:pPr>
-        <w:autoSpaceDE w:val="0"/>
-        <w:autoSpaceDN w:val="0"/>
-        <w:adjustRightInd w:val="0"/>
-        <w:spacing w:after="0" w:line="240" w:lineRule="auto"/>
-        <w:ind w:left="1440" w:firstLine="720"/>
-        <w:rPr>
-          <w:rFonts w:ascii="TimesNewRoman" w:hAnsi="TimesNewRoman" w:cs="TimesNewRoman"/>
-          <w:sz w:val="24"/>
-          <w:szCs w:val="24"/>
-        </w:rPr>
-      </w:pPr>
-    </w:p>
-    <w:p>
-      <w:pPr>
-        <w:autoSpaceDE w:val="0"/>
-        <w:autoSpaceDN w:val="0"/>
-        <w:adjustRightInd w:val="0"/>
-        <w:spacing w:after="0" w:line="240" w:lineRule="auto"/>
-        <w:ind w:left="1440" w:firstLine="720"/>
-        <w:rPr>
-          <w:rFonts w:ascii="TimesNewRoman" w:hAnsi="TimesNewRoman" w:cs="TimesNewRoman"/>
-          <w:sz w:val="24"/>
-          <w:szCs w:val="24"/>
-        </w:rPr>
-      </w:pPr>
-    </w:p>
-    <w:p>
-      <w:pPr>
-        <w:autoSpaceDE w:val="0"/>
-        <w:autoSpaceDN w:val="0"/>
-        <w:adjustRightInd w:val="0"/>
-        <w:spacing w:after="0" w:line="240" w:lineRule="auto"/>
-        <w:ind w:left="1440" w:firstLine="720"/>
-        <w:rPr>
-          <w:rFonts w:ascii="TimesNewRoman" w:hAnsi="TimesNewRoman" w:cs="TimesNewRoman"/>
-          <w:sz w:val="24"/>
-          <w:szCs w:val="24"/>
-        </w:rPr>
-      </w:pPr>
-    </w:p>
-    <w:p>
-      <w:pPr>
-        <w:autoSpaceDE w:val="0"/>
-        <w:autoSpaceDN w:val="0"/>
-        <w:adjustRightInd w:val="0"/>
-        <w:spacing w:after="0" w:line="240" w:lineRule="auto"/>
-        <w:ind w:left="1440" w:firstLine="720"/>
-        <w:rPr>
-          <w:rFonts w:ascii="TimesNewRoman" w:hAnsi="TimesNewRoman" w:cs="TimesNewRoman"/>
-          <w:sz w:val="24"/>
-          <w:szCs w:val="24"/>
-        </w:rPr>
-      </w:pPr>
-    </w:p>
-    <w:p>
-      <w:pPr>
-        <w:autoSpaceDE w:val="0"/>
-        <w:autoSpaceDN w:val="0"/>
-        <w:adjustRightInd w:val="0"/>
-        <w:spacing w:after="0" w:line="240" w:lineRule="auto"/>
-        <w:ind w:left="1440" w:firstLine="720"/>
-        <w:rPr>
-          <w:rFonts w:ascii="TimesNewRoman" w:hAnsi="TimesNewRoman" w:cs="TimesNewRoman"/>
-          <w:sz w:val="24"/>
-          <w:szCs w:val="24"/>
-        </w:rPr>
-      </w:pPr>
-    </w:p>
-    <w:p>
-      <w:pPr>
-        <w:autoSpaceDE w:val="0"/>
-        <w:autoSpaceDN w:val="0"/>
-        <w:adjustRightInd w:val="0"/>
-        <w:spacing w:after="0" w:line="240" w:lineRule="auto"/>
-        <w:ind w:left="1440" w:firstLine="720"/>
-        <w:rPr>
-          <w:rFonts w:ascii="TimesNewRoman" w:hAnsi="TimesNewRoman" w:cs="TimesNewRoman"/>
-          <w:sz w:val="24"/>
-          <w:szCs w:val="24"/>
-        </w:rPr>
-      </w:pPr>
-    </w:p>
-    <w:p>
-      <w:pPr>
-        <w:autoSpaceDE w:val="0"/>
-        <w:autoSpaceDN w:val="0"/>
-        <w:adjustRightInd w:val="0"/>
-        <w:spacing w:after="0" w:line="240" w:lineRule="auto"/>
-        <w:ind w:left="1440" w:firstLine="720"/>
-        <w:rPr>
-          <w:rFonts w:ascii="TimesNewRoman" w:hAnsi="TimesNewRoman" w:cs="TimesNewRoman"/>
-          <w:sz w:val="24"/>
-          <w:szCs w:val="24"/>
-        </w:rPr>
-      </w:pPr>
-    </w:p>
-    <w:p>
-      <w:pPr>
-        <w:autoSpaceDE w:val="0"/>
-        <w:autoSpaceDN w:val="0"/>
-        <w:adjustRightInd w:val="0"/>
-        <w:spacing w:after="0" w:line="240" w:lineRule="auto"/>
-        <w:ind w:left="1440" w:firstLine="720"/>
-        <w:rPr>
-          <w:rFonts w:ascii="TimesNewRoman" w:hAnsi="TimesNewRoman" w:cs="TimesNewRoman"/>
-          <w:sz w:val="24"/>
-          <w:szCs w:val="24"/>
-        </w:rPr>
-      </w:pPr>
-    </w:p>
-    <w:p>
-      <w:pPr>
-        <w:autoSpaceDE w:val="0"/>
-        <w:autoSpaceDN w:val="0"/>
-        <w:adjustRightInd w:val="0"/>
-        <w:spacing w:after="0" w:line="240" w:lineRule="auto"/>
-        <w:ind w:left="1440" w:firstLine="720"/>
-        <w:rPr>
-          <w:rFonts w:ascii="TimesNewRoman" w:hAnsi="TimesNewRoman" w:cs="TimesNewRoman"/>
-          <w:sz w:val="24"/>
-          <w:szCs w:val="24"/>
-        </w:rPr>
-      </w:pPr>
-    </w:p>
-    <w:p>
-      <w:pPr>
-        <w:autoSpaceDE w:val="0"/>
-        <w:autoSpaceDN w:val="0"/>
-        <w:adjustRightInd w:val="0"/>
-        <w:spacing w:after="0" w:line="240" w:lineRule="auto"/>
-        <w:ind w:left="2160" w:firstLine="720"/>
-        <w:rPr>
-          <w:rFonts w:ascii="TimesNewRoman" w:hAnsi="TimesNewRoman" w:cs="TimesNewRoman"/>
-          <w:sz w:val="24"/>
-          <w:szCs w:val="24"/>
-        </w:rPr>
-      </w:pPr>
-    </w:p>
-    <w:p>
-      <w:pPr>
-        <w:autoSpaceDE w:val="0"/>
-        <w:autoSpaceDN w:val="0"/>
-        <w:adjustRightInd w:val="0"/>
-        <w:spacing w:after="0" w:line="240" w:lineRule="auto"/>
-        <w:ind w:left="720"/>
-        <w:rPr>
-          <w:rFonts w:ascii="TimesNewRoman" w:hAnsi="TimesNewRoman" w:cs="TimesNewRoman"/>
-          <w:sz w:val="24"/>
-          <w:szCs w:val="24"/>
-        </w:rPr>
-      </w:pPr>
-      <w:r>
-        <w:rPr>
-          <w:rFonts w:ascii="SymbolMT" w:hAnsi="SymbolMT" w:cs="SymbolMT"/>
-          <w:sz w:val="24"/>
-          <w:szCs w:val="24"/>
-        </w:rPr>
-        <w:t xml:space="preserve">• </w:t>
-      </w:r>
-      <w:r>
-        <w:rPr>
-          <w:rFonts w:ascii="TimesNewRoman" w:hAnsi="TimesNewRoman" w:cs="TimesNewRoman"/>
-          <w:sz w:val="24"/>
-          <w:szCs w:val="24"/>
-        </w:rPr>
-        <w:t>Now you will test these displays with a “chirp” signal (often used in RADAR</w:t>
-      </w:r>
-    </w:p>
-    <w:p>
-      <w:pPr>
-        <w:autoSpaceDE w:val="0"/>
-        <w:autoSpaceDN w:val="0"/>
-        <w:adjustRightInd w:val="0"/>
-        <w:spacing w:after="0" w:line="240" w:lineRule="auto"/>
-        <w:ind w:left="720"/>
-        <w:rPr>
-          <w:rFonts w:ascii="TimesNewRoman" w:hAnsi="TimesNewRoman" w:cs="TimesNewRoman"/>
-          <w:sz w:val="24"/>
-          <w:szCs w:val="24"/>
-        </w:rPr>
-      </w:pPr>
-      <w:r>
-        <w:rPr>
-          <w:rFonts w:ascii="TimesNewRoman" w:hAnsi="TimesNewRoman" w:cs="TimesNewRoman"/>
-          <w:sz w:val="24"/>
-          <w:szCs w:val="24"/>
-        </w:rPr>
-        <w:t>applications)</w:t>
-      </w:r>
-      <w:r>
-        <w:rPr>
-          <w:rFonts w:ascii="TimesNewRoman" w:hAnsi="TimesNewRoman" w:cs="TimesNewRoman"/>
-          <w:sz w:val="24"/>
-          <w:szCs w:val="24"/>
-        </w:rPr>
-        <w:t>. Download the “</w:t>
-      </w:r>
-      <w:hyperlink r:id="rId11" w:history="1">
         <w:r>
           <w:rPr>
             <w:rStyle w:val="Hyperlink"/>
@@ -4752,7 +5184,25 @@
           <w:sz w:val="24"/>
           <w:szCs w:val="24"/>
         </w:rPr>
-        <w:t>MATLAB work directory. Run matlab:</w:t>
+        <w:t xml:space="preserve">MATLAB work directory. Run </w:t>
+      </w:r>
+      <w:proofErr w:type="spellStart"/>
+      <w:r>
+        <w:rPr>
+          <w:rFonts w:ascii="TimesNewRoman" w:hAnsi="TimesNewRoman" w:cs="TimesNewRoman"/>
+          <w:sz w:val="24"/>
+          <w:szCs w:val="24"/>
+        </w:rPr>
+        <w:t>matlab</w:t>
+      </w:r>
+      <w:proofErr w:type="spellEnd"/>
+      <w:r>
+        <w:rPr>
+          <w:rFonts w:ascii="TimesNewRoman" w:hAnsi="TimesNewRoman" w:cs="TimesNewRoman"/>
+          <w:sz w:val="24"/>
+          <w:szCs w:val="24"/>
+        </w:rPr>
+        <w:t>:</w:t>
       </w:r>
     </w:p>
     <w:p>
@@ -4796,7 +5246,25 @@
           <w:sz w:val="24"/>
           <w:szCs w:val="24"/>
         </w:rPr>
-        <w:t xml:space="preserve">% let N= </w:t>
+        <w:t xml:space="preserve">% </w:t>
+      </w:r>
+      <w:proofErr w:type="gramStart"/>
+      <w:r>
+        <w:rPr>
+          <w:rFonts w:ascii="TimesNewRoman" w:hAnsi="TimesNewRoman" w:cs="TimesNewRoman"/>
+          <w:sz w:val="24"/>
+          <w:szCs w:val="24"/>
+        </w:rPr>
+        <w:t>let</w:t>
+      </w:r>
+      <w:proofErr w:type="gramEnd"/>
+      <w:r>
+        <w:rPr>
+          <w:rFonts w:ascii="TimesNewRoman" w:hAnsi="TimesNewRoman" w:cs="TimesNewRoman"/>
+          <w:sz w:val="24"/>
+          <w:szCs w:val="24"/>
+        </w:rPr>
+        <w:t xml:space="preserve"> N= </w:t>
       </w:r>
       <w:r>
         <w:rPr>
@@ -4912,7 +5380,35 @@
           <w:sz w:val="24"/>
           <w:szCs w:val="24"/>
         </w:rPr>
-        <w:t>&gt;&gt; soundsc(x, 8000);</w:t>
+        <w:t xml:space="preserve">&gt;&gt; </w:t>
+      </w:r>
+      <w:proofErr w:type="spellStart"/>
+      <w:proofErr w:type="gramStart"/>
+      <w:r>
+        <w:rPr>
+          <w:rFonts w:ascii="TimesNewRoman" w:hAnsi="TimesNewRoman" w:cs="TimesNewRoman"/>
+          <w:sz w:val="24"/>
+          <w:szCs w:val="24"/>
+        </w:rPr>
+        <w:t>soundsc</w:t>
+      </w:r>
+      <w:proofErr w:type="spellEnd"/>
+      <w:r>
+        <w:rPr>
+          <w:rFonts w:ascii="TimesNewRoman" w:hAnsi="TimesNewRoman" w:cs="TimesNewRoman"/>
+          <w:sz w:val="24"/>
+          <w:szCs w:val="24"/>
+        </w:rPr>
+        <w:t>(</w:t>
+      </w:r>
+      <w:proofErr w:type="gramEnd"/>
+      <w:r>
+        <w:rPr>
+          <w:rFonts w:ascii="TimesNewRoman" w:hAnsi="TimesNewRoman" w:cs="TimesNewRoman"/>
+          <w:sz w:val="24"/>
+          <w:szCs w:val="24"/>
+        </w:rPr>
+        <w:t>x, 8000);</w:t>
       </w:r>
     </w:p>
     <w:p>
@@ -5322,6 +5818,7 @@
           <w:szCs w:val="24"/>
         </w:rPr>
       </w:pPr>
+      <w:proofErr w:type="gramStart"/>
       <w:r>
         <w:rPr>
           <w:rFonts w:ascii="CourierNewPSMT" w:hAnsi="CourierNewPSMT" w:cs="CourierNewPSMT"/>
@@ -5336,7 +5833,16 @@
           <w:sz w:val="24"/>
           <w:szCs w:val="24"/>
         </w:rPr>
-        <w:t xml:space="preserve">Click on </w:t>
+        <w:t>Click</w:t>
+      </w:r>
+      <w:proofErr w:type="gramEnd"/>
+      <w:r>
+        <w:rPr>
+          <w:rFonts w:ascii="TimesNewRoman" w:hAnsi="TimesNewRoman" w:cs="TimesNewRoman"/>
+          <w:sz w:val="24"/>
+          <w:szCs w:val="24"/>
+        </w:rPr>
+        <w:t xml:space="preserve"> on </w:t>
       </w:r>
       <w:r>
         <w:rPr>
@@ -5665,13 +6171,517 @@
           <w:szCs w:val="24"/>
         </w:rPr>
       </w:pPr>
+      <w:proofErr w:type="gramStart"/>
       <w:r>
         <w:rPr>
           <w:rFonts w:ascii="CourierNewPSMT" w:hAnsi="CourierNewPSMT" w:cs="CourierNewPSMT"/>
           <w:sz w:val="24"/>
           <w:szCs w:val="24"/>
         </w:rPr>
+        <w:t xml:space="preserve">o </w:t>
+      </w:r>
+      <w:r>
+        <w:rPr>
+          <w:rFonts w:ascii="TimesNewRoman" w:hAnsi="TimesNewRoman" w:cs="TimesNewRoman"/>
+          <w:sz w:val="24"/>
+          <w:szCs w:val="24"/>
+        </w:rPr>
+        <w:t>Click</w:t>
+      </w:r>
+      <w:proofErr w:type="gramEnd"/>
+      <w:r>
+        <w:rPr>
+          <w:rFonts w:ascii="TimesNewRoman" w:hAnsi="TimesNewRoman" w:cs="TimesNewRoman"/>
+          <w:sz w:val="24"/>
+          <w:szCs w:val="24"/>
+        </w:rPr>
+        <w:t xml:space="preserve"> on </w:t>
+      </w:r>
+      <w:r>
+        <w:rPr>
+          <w:rFonts w:ascii="TimesNewRoman" w:hAnsi="TimesNewRoman" w:cs="TimesNewRoman"/>
+          <w:sz w:val="24"/>
+          <w:szCs w:val="24"/>
+        </w:rPr>
+        <w:t>Display-&gt;</w:t>
+      </w:r>
+      <w:r>
+        <w:rPr>
+          <w:rFonts w:ascii="TimesNewRoman,Bold" w:hAnsi="TimesNewRoman,Bold" w:cs="TimesNewRoman,Bold"/>
+          <w:b/>
+          <w:bCs/>
+          <w:sz w:val="24"/>
+          <w:szCs w:val="24"/>
+        </w:rPr>
+        <w:t xml:space="preserve">Waterfall </w:t>
+      </w:r>
+      <w:r>
+        <w:rPr>
+          <w:rFonts w:ascii="TimesNewRoman" w:hAnsi="TimesNewRoman" w:cs="TimesNewRoman"/>
+          <w:sz w:val="24"/>
+          <w:szCs w:val="24"/>
+        </w:rPr>
+        <w:t>and play the sound</w:t>
+      </w:r>
+    </w:p>
+    <w:p>
+      <w:pPr>
+        <w:autoSpaceDE w:val="0"/>
+        <w:autoSpaceDN w:val="0"/>
+        <w:adjustRightInd w:val="0"/>
+        <w:spacing w:after="0" w:line="240" w:lineRule="auto"/>
+        <w:ind w:left="1440" w:firstLine="720"/>
+        <w:rPr>
+          <w:rFonts w:ascii="TimesNewRoman" w:hAnsi="TimesNewRoman" w:cs="TimesNewRoman"/>
+          <w:sz w:val="24"/>
+          <w:szCs w:val="24"/>
+        </w:rPr>
+      </w:pPr>
+      <w:r>
+        <w:rPr>
+          <w:rFonts w:ascii="Arial" w:hAnsi="Arial" w:cs="Arial"/>
+          <w:sz w:val="24"/>
+          <w:szCs w:val="24"/>
+        </w:rPr>
         <w:lastRenderedPageBreak/>
+        <w:t>􀂃</w:t>
+      </w:r>
+      <w:r>
+        <w:rPr>
+          <w:rFonts w:ascii="CourierNewPSMT" w:hAnsi="CourierNewPSMT" w:cs="CourierNewPSMT"/>
+          <w:b/>
+          <w:sz w:val="24"/>
+          <w:szCs w:val="24"/>
+        </w:rPr>
+        <w:t>Question 12</w:t>
+      </w:r>
+      <w:r>
+        <w:rPr>
+          <w:rFonts w:ascii="CourierNewPSMT" w:hAnsi="CourierNewPSMT" w:cs="CourierNewPSMT"/>
+          <w:b/>
+          <w:sz w:val="24"/>
+          <w:szCs w:val="24"/>
+        </w:rPr>
+        <w:t>:</w:t>
+      </w:r>
+      <w:r>
+        <w:rPr>
+          <w:rFonts w:ascii="CourierNewPSMT" w:hAnsi="CourierNewPSMT" w:cs="CourierNewPSMT"/>
+          <w:sz w:val="24"/>
+          <w:szCs w:val="24"/>
+        </w:rPr>
+        <w:t xml:space="preserve"> </w:t>
+      </w:r>
+      <w:r>
+        <w:rPr>
+          <w:rFonts w:ascii="TimesNewRoman" w:hAnsi="TimesNewRoman" w:cs="TimesNewRoman"/>
+          <w:sz w:val="24"/>
+          <w:szCs w:val="24"/>
+        </w:rPr>
+        <w:t>Explain and draw what you see.</w:t>
+      </w:r>
+    </w:p>
+    <w:p>
+      <w:pPr>
+        <w:autoSpaceDE w:val="0"/>
+        <w:autoSpaceDN w:val="0"/>
+        <w:adjustRightInd w:val="0"/>
+        <w:spacing w:after="0" w:line="240" w:lineRule="auto"/>
+        <w:ind w:left="1440" w:firstLine="720"/>
+        <w:rPr>
+          <w:rFonts w:ascii="TimesNewRoman" w:hAnsi="TimesNewRoman" w:cs="TimesNewRoman"/>
+          <w:sz w:val="24"/>
+          <w:szCs w:val="24"/>
+        </w:rPr>
+      </w:pPr>
+    </w:p>
+    <w:p>
+      <w:pPr>
+        <w:autoSpaceDE w:val="0"/>
+        <w:autoSpaceDN w:val="0"/>
+        <w:adjustRightInd w:val="0"/>
+        <w:spacing w:after="0" w:line="240" w:lineRule="auto"/>
+        <w:ind w:left="1440" w:firstLine="720"/>
+        <w:rPr>
+          <w:rFonts w:ascii="TimesNewRoman" w:hAnsi="TimesNewRoman" w:cs="TimesNewRoman"/>
+          <w:sz w:val="24"/>
+          <w:szCs w:val="24"/>
+        </w:rPr>
+      </w:pPr>
+    </w:p>
+    <w:p>
+      <w:pPr>
+        <w:autoSpaceDE w:val="0"/>
+        <w:autoSpaceDN w:val="0"/>
+        <w:adjustRightInd w:val="0"/>
+        <w:spacing w:after="0" w:line="240" w:lineRule="auto"/>
+        <w:ind w:left="1440" w:firstLine="720"/>
+        <w:rPr>
+          <w:rFonts w:ascii="TimesNewRoman" w:hAnsi="TimesNewRoman" w:cs="TimesNewRoman"/>
+          <w:sz w:val="24"/>
+          <w:szCs w:val="24"/>
+        </w:rPr>
+      </w:pPr>
+    </w:p>
+    <w:p>
+      <w:pPr>
+        <w:autoSpaceDE w:val="0"/>
+        <w:autoSpaceDN w:val="0"/>
+        <w:adjustRightInd w:val="0"/>
+        <w:spacing w:after="0" w:line="240" w:lineRule="auto"/>
+        <w:ind w:left="1440" w:firstLine="720"/>
+        <w:rPr>
+          <w:rFonts w:ascii="TimesNewRoman" w:hAnsi="TimesNewRoman" w:cs="TimesNewRoman"/>
+          <w:sz w:val="24"/>
+          <w:szCs w:val="24"/>
+        </w:rPr>
+      </w:pPr>
+    </w:p>
+    <w:p>
+      <w:pPr>
+        <w:autoSpaceDE w:val="0"/>
+        <w:autoSpaceDN w:val="0"/>
+        <w:adjustRightInd w:val="0"/>
+        <w:spacing w:after="0" w:line="240" w:lineRule="auto"/>
+        <w:ind w:left="1440" w:firstLine="720"/>
+        <w:rPr>
+          <w:rFonts w:ascii="TimesNewRoman" w:hAnsi="TimesNewRoman" w:cs="TimesNewRoman"/>
+          <w:sz w:val="24"/>
+          <w:szCs w:val="24"/>
+        </w:rPr>
+      </w:pPr>
+    </w:p>
+    <w:p>
+      <w:pPr>
+        <w:autoSpaceDE w:val="0"/>
+        <w:autoSpaceDN w:val="0"/>
+        <w:adjustRightInd w:val="0"/>
+        <w:spacing w:after="0" w:line="240" w:lineRule="auto"/>
+        <w:ind w:left="1440" w:firstLine="720"/>
+        <w:rPr>
+          <w:rFonts w:ascii="TimesNewRoman" w:hAnsi="TimesNewRoman" w:cs="TimesNewRoman"/>
+          <w:sz w:val="24"/>
+          <w:szCs w:val="24"/>
+        </w:rPr>
+      </w:pPr>
+    </w:p>
+    <w:p>
+      <w:pPr>
+        <w:autoSpaceDE w:val="0"/>
+        <w:autoSpaceDN w:val="0"/>
+        <w:adjustRightInd w:val="0"/>
+        <w:spacing w:after="0" w:line="240" w:lineRule="auto"/>
+        <w:ind w:left="1440" w:firstLine="720"/>
+        <w:rPr>
+          <w:rFonts w:ascii="TimesNewRoman" w:hAnsi="TimesNewRoman" w:cs="TimesNewRoman"/>
+          <w:sz w:val="24"/>
+          <w:szCs w:val="24"/>
+        </w:rPr>
+      </w:pPr>
+    </w:p>
+    <w:p>
+      <w:pPr>
+        <w:autoSpaceDE w:val="0"/>
+        <w:autoSpaceDN w:val="0"/>
+        <w:adjustRightInd w:val="0"/>
+        <w:spacing w:after="0" w:line="240" w:lineRule="auto"/>
+        <w:rPr>
+          <w:rFonts w:ascii="TimesNewRoman" w:hAnsi="TimesNewRoman" w:cs="TimesNewRoman"/>
+          <w:sz w:val="24"/>
+          <w:szCs w:val="24"/>
+        </w:rPr>
+      </w:pPr>
+    </w:p>
+    <w:p>
+      <w:pPr>
+        <w:autoSpaceDE w:val="0"/>
+        <w:autoSpaceDN w:val="0"/>
+        <w:adjustRightInd w:val="0"/>
+        <w:spacing w:after="0" w:line="240" w:lineRule="auto"/>
+        <w:ind w:left="1440" w:firstLine="720"/>
+        <w:rPr>
+          <w:rFonts w:ascii="TimesNewRoman" w:hAnsi="TimesNewRoman" w:cs="TimesNewRoman"/>
+          <w:sz w:val="24"/>
+          <w:szCs w:val="24"/>
+        </w:rPr>
+      </w:pPr>
+    </w:p>
+    <w:p>
+      <w:pPr>
+        <w:autoSpaceDE w:val="0"/>
+        <w:autoSpaceDN w:val="0"/>
+        <w:adjustRightInd w:val="0"/>
+        <w:spacing w:after="0" w:line="240" w:lineRule="auto"/>
+        <w:ind w:left="1440" w:firstLine="720"/>
+        <w:rPr>
+          <w:rFonts w:ascii="TimesNewRoman" w:hAnsi="TimesNewRoman" w:cs="TimesNewRoman"/>
+          <w:sz w:val="24"/>
+          <w:szCs w:val="24"/>
+        </w:rPr>
+      </w:pPr>
+    </w:p>
+    <w:p>
+      <w:pPr>
+        <w:autoSpaceDE w:val="0"/>
+        <w:autoSpaceDN w:val="0"/>
+        <w:adjustRightInd w:val="0"/>
+        <w:spacing w:after="0" w:line="240" w:lineRule="auto"/>
+        <w:ind w:left="1440" w:firstLine="720"/>
+        <w:rPr>
+          <w:rFonts w:ascii="TimesNewRoman" w:hAnsi="TimesNewRoman" w:cs="TimesNewRoman"/>
+          <w:sz w:val="24"/>
+          <w:szCs w:val="24"/>
+        </w:rPr>
+      </w:pPr>
+    </w:p>
+    <w:p>
+      <w:pPr>
+        <w:autoSpaceDE w:val="0"/>
+        <w:autoSpaceDN w:val="0"/>
+        <w:adjustRightInd w:val="0"/>
+        <w:spacing w:after="0" w:line="240" w:lineRule="auto"/>
+        <w:ind w:left="1440" w:firstLine="720"/>
+        <w:rPr>
+          <w:rFonts w:ascii="TimesNewRoman" w:hAnsi="TimesNewRoman" w:cs="TimesNewRoman"/>
+          <w:sz w:val="24"/>
+          <w:szCs w:val="24"/>
+        </w:rPr>
+      </w:pPr>
+    </w:p>
+    <w:p>
+      <w:pPr>
+        <w:autoSpaceDE w:val="0"/>
+        <w:autoSpaceDN w:val="0"/>
+        <w:adjustRightInd w:val="0"/>
+        <w:spacing w:after="0" w:line="240" w:lineRule="auto"/>
+        <w:ind w:left="1440" w:firstLine="720"/>
+        <w:rPr>
+          <w:rFonts w:ascii="TimesNewRoman" w:hAnsi="TimesNewRoman" w:cs="TimesNewRoman"/>
+          <w:sz w:val="24"/>
+          <w:szCs w:val="24"/>
+        </w:rPr>
+      </w:pPr>
+    </w:p>
+    <w:p>
+      <w:pPr>
+        <w:autoSpaceDE w:val="0"/>
+        <w:autoSpaceDN w:val="0"/>
+        <w:adjustRightInd w:val="0"/>
+        <w:spacing w:after="0" w:line="240" w:lineRule="auto"/>
+        <w:ind w:left="1440" w:firstLine="720"/>
+        <w:rPr>
+          <w:rFonts w:ascii="TimesNewRoman" w:hAnsi="TimesNewRoman" w:cs="TimesNewRoman"/>
+          <w:sz w:val="24"/>
+          <w:szCs w:val="24"/>
+        </w:rPr>
+      </w:pPr>
+    </w:p>
+    <w:p>
+      <w:pPr>
+        <w:autoSpaceDE w:val="0"/>
+        <w:autoSpaceDN w:val="0"/>
+        <w:adjustRightInd w:val="0"/>
+        <w:spacing w:after="0" w:line="240" w:lineRule="auto"/>
+        <w:ind w:left="1440" w:firstLine="720"/>
+        <w:rPr>
+          <w:rFonts w:ascii="TimesNewRoman" w:hAnsi="TimesNewRoman" w:cs="TimesNewRoman"/>
+          <w:sz w:val="24"/>
+          <w:szCs w:val="24"/>
+        </w:rPr>
+      </w:pPr>
+    </w:p>
+    <w:p>
+      <w:pPr>
+        <w:autoSpaceDE w:val="0"/>
+        <w:autoSpaceDN w:val="0"/>
+        <w:adjustRightInd w:val="0"/>
+        <w:spacing w:after="0" w:line="240" w:lineRule="auto"/>
+        <w:ind w:left="1440" w:firstLine="720"/>
+        <w:rPr>
+          <w:rFonts w:ascii="TimesNewRoman" w:hAnsi="TimesNewRoman" w:cs="TimesNewRoman"/>
+          <w:sz w:val="24"/>
+          <w:szCs w:val="24"/>
+        </w:rPr>
+      </w:pPr>
+    </w:p>
+    <w:p>
+      <w:pPr>
+        <w:autoSpaceDE w:val="0"/>
+        <w:autoSpaceDN w:val="0"/>
+        <w:adjustRightInd w:val="0"/>
+        <w:spacing w:after="0" w:line="240" w:lineRule="auto"/>
+        <w:ind w:left="1440" w:firstLine="720"/>
+        <w:rPr>
+          <w:rFonts w:ascii="TimesNewRoman" w:hAnsi="TimesNewRoman" w:cs="TimesNewRoman"/>
+          <w:sz w:val="24"/>
+          <w:szCs w:val="24"/>
+        </w:rPr>
+      </w:pPr>
+    </w:p>
+    <w:p>
+      <w:pPr>
+        <w:autoSpaceDE w:val="0"/>
+        <w:autoSpaceDN w:val="0"/>
+        <w:adjustRightInd w:val="0"/>
+        <w:spacing w:after="0" w:line="240" w:lineRule="auto"/>
+        <w:ind w:left="1440" w:firstLine="720"/>
+        <w:rPr>
+          <w:rFonts w:ascii="TimesNewRoman" w:hAnsi="TimesNewRoman" w:cs="TimesNewRoman"/>
+          <w:sz w:val="24"/>
+          <w:szCs w:val="24"/>
+        </w:rPr>
+      </w:pPr>
+    </w:p>
+    <w:p>
+      <w:pPr>
+        <w:autoSpaceDE w:val="0"/>
+        <w:autoSpaceDN w:val="0"/>
+        <w:adjustRightInd w:val="0"/>
+        <w:spacing w:after="0" w:line="240" w:lineRule="auto"/>
+        <w:ind w:left="1440" w:firstLine="720"/>
+        <w:rPr>
+          <w:rFonts w:ascii="TimesNewRoman" w:hAnsi="TimesNewRoman" w:cs="TimesNewRoman"/>
+          <w:sz w:val="24"/>
+          <w:szCs w:val="24"/>
+        </w:rPr>
+      </w:pPr>
+    </w:p>
+    <w:p>
+      <w:pPr>
+        <w:autoSpaceDE w:val="0"/>
+        <w:autoSpaceDN w:val="0"/>
+        <w:adjustRightInd w:val="0"/>
+        <w:spacing w:after="0" w:line="240" w:lineRule="auto"/>
+        <w:ind w:left="1440" w:firstLine="720"/>
+        <w:rPr>
+          <w:rFonts w:ascii="TimesNewRoman" w:hAnsi="TimesNewRoman" w:cs="TimesNewRoman"/>
+          <w:sz w:val="24"/>
+          <w:szCs w:val="24"/>
+        </w:rPr>
+      </w:pPr>
+    </w:p>
+    <w:p>
+      <w:pPr>
+        <w:autoSpaceDE w:val="0"/>
+        <w:autoSpaceDN w:val="0"/>
+        <w:adjustRightInd w:val="0"/>
+        <w:spacing w:after="0" w:line="240" w:lineRule="auto"/>
+        <w:ind w:left="1440" w:firstLine="720"/>
+        <w:rPr>
+          <w:rFonts w:ascii="TimesNewRoman" w:hAnsi="TimesNewRoman" w:cs="TimesNewRoman"/>
+          <w:sz w:val="24"/>
+          <w:szCs w:val="24"/>
+        </w:rPr>
+      </w:pPr>
+    </w:p>
+    <w:p>
+      <w:pPr>
+        <w:autoSpaceDE w:val="0"/>
+        <w:autoSpaceDN w:val="0"/>
+        <w:adjustRightInd w:val="0"/>
+        <w:spacing w:after="0" w:line="240" w:lineRule="auto"/>
+        <w:ind w:left="1440" w:firstLine="720"/>
+        <w:rPr>
+          <w:rFonts w:ascii="TimesNewRoman" w:hAnsi="TimesNewRoman" w:cs="TimesNewRoman"/>
+          <w:sz w:val="24"/>
+          <w:szCs w:val="24"/>
+        </w:rPr>
+      </w:pPr>
+    </w:p>
+    <w:p>
+      <w:pPr>
+        <w:autoSpaceDE w:val="0"/>
+        <w:autoSpaceDN w:val="0"/>
+        <w:adjustRightInd w:val="0"/>
+        <w:spacing w:after="0" w:line="240" w:lineRule="auto"/>
+        <w:ind w:left="1440" w:firstLine="720"/>
+        <w:rPr>
+          <w:rFonts w:ascii="TimesNewRoman" w:hAnsi="TimesNewRoman" w:cs="TimesNewRoman"/>
+          <w:sz w:val="24"/>
+          <w:szCs w:val="24"/>
+        </w:rPr>
+      </w:pPr>
+    </w:p>
+    <w:p>
+      <w:pPr>
+        <w:autoSpaceDE w:val="0"/>
+        <w:autoSpaceDN w:val="0"/>
+        <w:adjustRightInd w:val="0"/>
+        <w:spacing w:after="0" w:line="240" w:lineRule="auto"/>
+        <w:ind w:left="720"/>
+        <w:rPr>
+          <w:rFonts w:ascii="TimesNewRoman" w:hAnsi="TimesNewRoman" w:cs="TimesNewRoman"/>
+          <w:sz w:val="24"/>
+          <w:szCs w:val="24"/>
+        </w:rPr>
+      </w:pPr>
+      <w:r>
+        <w:rPr>
+          <w:rFonts w:ascii="SymbolMT" w:hAnsi="SymbolMT" w:cs="SymbolMT"/>
+          <w:sz w:val="24"/>
+          <w:szCs w:val="24"/>
+        </w:rPr>
+        <w:t xml:space="preserve">• </w:t>
+      </w:r>
+      <w:r>
+        <w:rPr>
+          <w:rFonts w:ascii="TimesNewRoman" w:hAnsi="TimesNewRoman" w:cs="TimesNewRoman"/>
+          <w:sz w:val="24"/>
+          <w:szCs w:val="24"/>
+        </w:rPr>
+        <w:t xml:space="preserve">Now you will test the Waterfall display with </w:t>
+      </w:r>
+      <w:r>
+        <w:rPr>
+          <w:rFonts w:ascii="TimesNewRoman" w:hAnsi="TimesNewRoman" w:cs="TimesNewRoman"/>
+          <w:sz w:val="24"/>
+          <w:szCs w:val="24"/>
+        </w:rPr>
+        <w:t>the Louis Armstrong son</w:t>
+      </w:r>
+      <w:r>
+        <w:rPr>
+          <w:rFonts w:ascii="TimesNewRoman" w:hAnsi="TimesNewRoman" w:cs="TimesNewRoman"/>
+          <w:sz w:val="24"/>
+          <w:szCs w:val="24"/>
+        </w:rPr>
+        <w:t>g</w:t>
+      </w:r>
+    </w:p>
+    <w:p>
+      <w:pPr>
+        <w:autoSpaceDE w:val="0"/>
+        <w:autoSpaceDN w:val="0"/>
+        <w:adjustRightInd w:val="0"/>
+        <w:spacing w:after="0" w:line="240" w:lineRule="auto"/>
+        <w:ind w:left="1440" w:firstLine="720"/>
+        <w:rPr>
+          <w:rFonts w:ascii="TimesNewRoman" w:hAnsi="TimesNewRoman" w:cs="TimesNewRoman"/>
+          <w:sz w:val="24"/>
+          <w:szCs w:val="24"/>
+        </w:rPr>
+      </w:pPr>
+    </w:p>
+    <w:p>
+      <w:pPr>
+        <w:autoSpaceDE w:val="0"/>
+        <w:autoSpaceDN w:val="0"/>
+        <w:adjustRightInd w:val="0"/>
+        <w:spacing w:after="0" w:line="240" w:lineRule="auto"/>
+        <w:ind w:left="1440"/>
+        <w:rPr>
+          <w:rFonts w:ascii="TimesNewRoman" w:hAnsi="TimesNewRoman" w:cs="TimesNewRoman"/>
+          <w:sz w:val="24"/>
+          <w:szCs w:val="24"/>
+        </w:rPr>
+      </w:pPr>
+      <w:proofErr w:type="gramStart"/>
+      <w:r>
+        <w:rPr>
+          <w:rFonts w:ascii="CourierNewPSMT" w:hAnsi="CourierNewPSMT" w:cs="CourierNewPSMT"/>
+          <w:sz w:val="24"/>
+          <w:szCs w:val="24"/>
+        </w:rPr>
         <w:t xml:space="preserve">o </w:t>
       </w:r>
       <w:r>
@@ -5680,15 +6690,16 @@
           <w:sz w:val="24"/>
           <w:szCs w:val="24"/>
         </w:rPr>
-        <w:t xml:space="preserve">Click on </w:t>
-      </w:r>
-      <w:r>
-        <w:rPr>
-          <w:rFonts w:ascii="TimesNewRoman" w:hAnsi="TimesNewRoman" w:cs="TimesNewRoman"/>
-          <w:sz w:val="24"/>
-          <w:szCs w:val="24"/>
-        </w:rPr>
-        <w:t>Display-&gt;</w:t>
+        <w:t>Click</w:t>
+      </w:r>
+      <w:proofErr w:type="gramEnd"/>
+      <w:r>
+        <w:rPr>
+          <w:rFonts w:ascii="TimesNewRoman" w:hAnsi="TimesNewRoman" w:cs="TimesNewRoman"/>
+          <w:sz w:val="24"/>
+          <w:szCs w:val="24"/>
+        </w:rPr>
+        <w:t xml:space="preserve"> on Display-&gt;</w:t>
       </w:r>
       <w:r>
         <w:rPr>
@@ -5724,7 +6735,7 @@
       </w:pPr>
       <w:r>
         <w:rPr>
-          <w:rFonts w:ascii="Arial" w:hAnsi="Arial" w:cs="Arial"/>
+          <w:rFonts w:ascii="Arial" w:eastAsia="Arial" w:hAnsi="Arial" w:cs="Arial" w:hint="eastAsia"/>
           <w:sz w:val="24"/>
           <w:szCs w:val="24"/>
         </w:rPr>
@@ -5737,7 +6748,7 @@
           <w:sz w:val="24"/>
           <w:szCs w:val="24"/>
         </w:rPr>
-        <w:t>Question 12</w:t>
+        <w:t>Question 1</w:t>
       </w:r>
       <w:r>
         <w:rPr>
@@ -5746,6 +6757,15 @@
           <w:sz w:val="24"/>
           <w:szCs w:val="24"/>
         </w:rPr>
+        <w:t>3</w:t>
+      </w:r>
+      <w:r>
+        <w:rPr>
+          <w:rFonts w:ascii="CourierNewPSMT" w:hAnsi="CourierNewPSMT" w:cs="CourierNewPSMT"/>
+          <w:b/>
+          <w:sz w:val="24"/>
+          <w:szCs w:val="24"/>
+        </w:rPr>
         <w:t>:</w:t>
       </w:r>
       <w:r>
@@ -5764,507 +6784,31 @@
         </w:rPr>
         <w:t>Explain and draw what you see.</w:t>
       </w:r>
-    </w:p>
-    <w:p>
-      <w:pPr>
-        <w:autoSpaceDE w:val="0"/>
-        <w:autoSpaceDN w:val="0"/>
-        <w:adjustRightInd w:val="0"/>
-        <w:spacing w:after="0" w:line="240" w:lineRule="auto"/>
-        <w:ind w:left="1440" w:firstLine="720"/>
-        <w:rPr>
-          <w:rFonts w:ascii="TimesNewRoman" w:hAnsi="TimesNewRoman" w:cs="TimesNewRoman"/>
-          <w:sz w:val="24"/>
-          <w:szCs w:val="24"/>
-        </w:rPr>
-      </w:pPr>
-    </w:p>
-    <w:p>
-      <w:pPr>
-        <w:autoSpaceDE w:val="0"/>
-        <w:autoSpaceDN w:val="0"/>
-        <w:adjustRightInd w:val="0"/>
-        <w:spacing w:after="0" w:line="240" w:lineRule="auto"/>
-        <w:ind w:left="1440" w:firstLine="720"/>
-        <w:rPr>
-          <w:rFonts w:ascii="TimesNewRoman" w:hAnsi="TimesNewRoman" w:cs="TimesNewRoman"/>
-          <w:sz w:val="24"/>
-          <w:szCs w:val="24"/>
-        </w:rPr>
-      </w:pPr>
-    </w:p>
-    <w:p>
-      <w:pPr>
-        <w:autoSpaceDE w:val="0"/>
-        <w:autoSpaceDN w:val="0"/>
-        <w:adjustRightInd w:val="0"/>
-        <w:spacing w:after="0" w:line="240" w:lineRule="auto"/>
-        <w:ind w:left="1440" w:firstLine="720"/>
-        <w:rPr>
-          <w:rFonts w:ascii="TimesNewRoman" w:hAnsi="TimesNewRoman" w:cs="TimesNewRoman"/>
-          <w:sz w:val="24"/>
-          <w:szCs w:val="24"/>
-        </w:rPr>
-      </w:pPr>
-    </w:p>
-    <w:p>
-      <w:pPr>
-        <w:autoSpaceDE w:val="0"/>
-        <w:autoSpaceDN w:val="0"/>
-        <w:adjustRightInd w:val="0"/>
-        <w:spacing w:after="0" w:line="240" w:lineRule="auto"/>
-        <w:ind w:left="1440" w:firstLine="720"/>
-        <w:rPr>
-          <w:rFonts w:ascii="TimesNewRoman" w:hAnsi="TimesNewRoman" w:cs="TimesNewRoman"/>
-          <w:sz w:val="24"/>
-          <w:szCs w:val="24"/>
-        </w:rPr>
-      </w:pPr>
-    </w:p>
-    <w:p>
-      <w:pPr>
-        <w:autoSpaceDE w:val="0"/>
-        <w:autoSpaceDN w:val="0"/>
-        <w:adjustRightInd w:val="0"/>
-        <w:spacing w:after="0" w:line="240" w:lineRule="auto"/>
-        <w:ind w:left="1440" w:firstLine="720"/>
-        <w:rPr>
-          <w:rFonts w:ascii="TimesNewRoman" w:hAnsi="TimesNewRoman" w:cs="TimesNewRoman"/>
-          <w:sz w:val="24"/>
-          <w:szCs w:val="24"/>
-        </w:rPr>
-      </w:pPr>
-    </w:p>
-    <w:p>
-      <w:pPr>
-        <w:autoSpaceDE w:val="0"/>
-        <w:autoSpaceDN w:val="0"/>
-        <w:adjustRightInd w:val="0"/>
-        <w:spacing w:after="0" w:line="240" w:lineRule="auto"/>
-        <w:ind w:left="1440" w:firstLine="720"/>
-        <w:rPr>
-          <w:rFonts w:ascii="TimesNewRoman" w:hAnsi="TimesNewRoman" w:cs="TimesNewRoman"/>
-          <w:sz w:val="24"/>
-          <w:szCs w:val="24"/>
-        </w:rPr>
-      </w:pPr>
-    </w:p>
-    <w:p>
-      <w:pPr>
-        <w:autoSpaceDE w:val="0"/>
-        <w:autoSpaceDN w:val="0"/>
-        <w:adjustRightInd w:val="0"/>
-        <w:spacing w:after="0" w:line="240" w:lineRule="auto"/>
-        <w:ind w:left="1440" w:firstLine="720"/>
-        <w:rPr>
-          <w:rFonts w:ascii="TimesNewRoman" w:hAnsi="TimesNewRoman" w:cs="TimesNewRoman"/>
-          <w:sz w:val="24"/>
-          <w:szCs w:val="24"/>
-        </w:rPr>
-      </w:pPr>
-    </w:p>
-    <w:p>
-      <w:pPr>
-        <w:autoSpaceDE w:val="0"/>
-        <w:autoSpaceDN w:val="0"/>
-        <w:adjustRightInd w:val="0"/>
-        <w:spacing w:after="0" w:line="240" w:lineRule="auto"/>
-        <w:rPr>
-          <w:rFonts w:ascii="TimesNewRoman" w:hAnsi="TimesNewRoman" w:cs="TimesNewRoman"/>
-          <w:sz w:val="24"/>
-          <w:szCs w:val="24"/>
-        </w:rPr>
-      </w:pPr>
-    </w:p>
-    <w:p>
-      <w:pPr>
-        <w:autoSpaceDE w:val="0"/>
-        <w:autoSpaceDN w:val="0"/>
-        <w:adjustRightInd w:val="0"/>
-        <w:spacing w:after="0" w:line="240" w:lineRule="auto"/>
-        <w:ind w:left="1440" w:firstLine="720"/>
-        <w:rPr>
-          <w:rFonts w:ascii="TimesNewRoman" w:hAnsi="TimesNewRoman" w:cs="TimesNewRoman"/>
-          <w:sz w:val="24"/>
-          <w:szCs w:val="24"/>
-        </w:rPr>
-      </w:pPr>
-    </w:p>
-    <w:p>
-      <w:pPr>
-        <w:autoSpaceDE w:val="0"/>
-        <w:autoSpaceDN w:val="0"/>
-        <w:adjustRightInd w:val="0"/>
-        <w:spacing w:after="0" w:line="240" w:lineRule="auto"/>
-        <w:ind w:left="1440" w:firstLine="720"/>
-        <w:rPr>
-          <w:rFonts w:ascii="TimesNewRoman" w:hAnsi="TimesNewRoman" w:cs="TimesNewRoman"/>
-          <w:sz w:val="24"/>
-          <w:szCs w:val="24"/>
-        </w:rPr>
-      </w:pPr>
-    </w:p>
-    <w:p>
-      <w:pPr>
-        <w:autoSpaceDE w:val="0"/>
-        <w:autoSpaceDN w:val="0"/>
-        <w:adjustRightInd w:val="0"/>
-        <w:spacing w:after="0" w:line="240" w:lineRule="auto"/>
-        <w:ind w:left="1440" w:firstLine="720"/>
-        <w:rPr>
-          <w:rFonts w:ascii="TimesNewRoman" w:hAnsi="TimesNewRoman" w:cs="TimesNewRoman"/>
-          <w:sz w:val="24"/>
-          <w:szCs w:val="24"/>
-        </w:rPr>
-      </w:pPr>
-    </w:p>
-    <w:p>
-      <w:pPr>
-        <w:autoSpaceDE w:val="0"/>
-        <w:autoSpaceDN w:val="0"/>
-        <w:adjustRightInd w:val="0"/>
-        <w:spacing w:after="0" w:line="240" w:lineRule="auto"/>
-        <w:ind w:left="1440" w:firstLine="720"/>
-        <w:rPr>
-          <w:rFonts w:ascii="TimesNewRoman" w:hAnsi="TimesNewRoman" w:cs="TimesNewRoman"/>
-          <w:sz w:val="24"/>
-          <w:szCs w:val="24"/>
-        </w:rPr>
-      </w:pPr>
-    </w:p>
-    <w:p>
-      <w:pPr>
-        <w:autoSpaceDE w:val="0"/>
-        <w:autoSpaceDN w:val="0"/>
-        <w:adjustRightInd w:val="0"/>
-        <w:spacing w:after="0" w:line="240" w:lineRule="auto"/>
-        <w:ind w:left="1440" w:firstLine="720"/>
-        <w:rPr>
-          <w:rFonts w:ascii="TimesNewRoman" w:hAnsi="TimesNewRoman" w:cs="TimesNewRoman"/>
-          <w:sz w:val="24"/>
-          <w:szCs w:val="24"/>
-        </w:rPr>
-      </w:pPr>
-    </w:p>
-    <w:p>
-      <w:pPr>
-        <w:autoSpaceDE w:val="0"/>
-        <w:autoSpaceDN w:val="0"/>
-        <w:adjustRightInd w:val="0"/>
-        <w:spacing w:after="0" w:line="240" w:lineRule="auto"/>
-        <w:ind w:left="1440" w:firstLine="720"/>
-        <w:rPr>
-          <w:rFonts w:ascii="TimesNewRoman" w:hAnsi="TimesNewRoman" w:cs="TimesNewRoman"/>
-          <w:sz w:val="24"/>
-          <w:szCs w:val="24"/>
-        </w:rPr>
-      </w:pPr>
-    </w:p>
-    <w:p>
-      <w:pPr>
-        <w:autoSpaceDE w:val="0"/>
-        <w:autoSpaceDN w:val="0"/>
-        <w:adjustRightInd w:val="0"/>
-        <w:spacing w:after="0" w:line="240" w:lineRule="auto"/>
-        <w:ind w:left="1440" w:firstLine="720"/>
-        <w:rPr>
-          <w:rFonts w:ascii="TimesNewRoman" w:hAnsi="TimesNewRoman" w:cs="TimesNewRoman"/>
-          <w:sz w:val="24"/>
-          <w:szCs w:val="24"/>
-        </w:rPr>
-      </w:pPr>
-    </w:p>
-    <w:p>
-      <w:pPr>
-        <w:autoSpaceDE w:val="0"/>
-        <w:autoSpaceDN w:val="0"/>
-        <w:adjustRightInd w:val="0"/>
-        <w:spacing w:after="0" w:line="240" w:lineRule="auto"/>
-        <w:ind w:left="1440" w:firstLine="720"/>
-        <w:rPr>
-          <w:rFonts w:ascii="TimesNewRoman" w:hAnsi="TimesNewRoman" w:cs="TimesNewRoman"/>
-          <w:sz w:val="24"/>
-          <w:szCs w:val="24"/>
-        </w:rPr>
-      </w:pPr>
-    </w:p>
-    <w:p>
-      <w:pPr>
-        <w:autoSpaceDE w:val="0"/>
-        <w:autoSpaceDN w:val="0"/>
-        <w:adjustRightInd w:val="0"/>
-        <w:spacing w:after="0" w:line="240" w:lineRule="auto"/>
-        <w:ind w:left="1440" w:firstLine="720"/>
-        <w:rPr>
-          <w:rFonts w:ascii="TimesNewRoman" w:hAnsi="TimesNewRoman" w:cs="TimesNewRoman"/>
-          <w:sz w:val="24"/>
-          <w:szCs w:val="24"/>
-        </w:rPr>
-      </w:pPr>
-    </w:p>
-    <w:p>
-      <w:pPr>
-        <w:autoSpaceDE w:val="0"/>
-        <w:autoSpaceDN w:val="0"/>
-        <w:adjustRightInd w:val="0"/>
-        <w:spacing w:after="0" w:line="240" w:lineRule="auto"/>
-        <w:ind w:left="1440" w:firstLine="720"/>
-        <w:rPr>
-          <w:rFonts w:ascii="TimesNewRoman" w:hAnsi="TimesNewRoman" w:cs="TimesNewRoman"/>
-          <w:sz w:val="24"/>
-          <w:szCs w:val="24"/>
-        </w:rPr>
-      </w:pPr>
-    </w:p>
-    <w:p>
-      <w:pPr>
-        <w:autoSpaceDE w:val="0"/>
-        <w:autoSpaceDN w:val="0"/>
-        <w:adjustRightInd w:val="0"/>
-        <w:spacing w:after="0" w:line="240" w:lineRule="auto"/>
-        <w:ind w:left="1440" w:firstLine="720"/>
-        <w:rPr>
-          <w:rFonts w:ascii="TimesNewRoman" w:hAnsi="TimesNewRoman" w:cs="TimesNewRoman"/>
-          <w:sz w:val="24"/>
-          <w:szCs w:val="24"/>
-        </w:rPr>
-      </w:pPr>
-    </w:p>
-    <w:p>
-      <w:pPr>
-        <w:autoSpaceDE w:val="0"/>
-        <w:autoSpaceDN w:val="0"/>
-        <w:adjustRightInd w:val="0"/>
-        <w:spacing w:after="0" w:line="240" w:lineRule="auto"/>
-        <w:ind w:left="1440" w:firstLine="720"/>
-        <w:rPr>
-          <w:rFonts w:ascii="TimesNewRoman" w:hAnsi="TimesNewRoman" w:cs="TimesNewRoman"/>
-          <w:sz w:val="24"/>
-          <w:szCs w:val="24"/>
-        </w:rPr>
-      </w:pPr>
-    </w:p>
-    <w:p>
-      <w:pPr>
-        <w:autoSpaceDE w:val="0"/>
-        <w:autoSpaceDN w:val="0"/>
-        <w:adjustRightInd w:val="0"/>
-        <w:spacing w:after="0" w:line="240" w:lineRule="auto"/>
-        <w:ind w:left="1440" w:firstLine="720"/>
-        <w:rPr>
-          <w:rFonts w:ascii="TimesNewRoman" w:hAnsi="TimesNewRoman" w:cs="TimesNewRoman"/>
-          <w:sz w:val="24"/>
-          <w:szCs w:val="24"/>
-        </w:rPr>
-      </w:pPr>
-    </w:p>
-    <w:p>
-      <w:pPr>
-        <w:autoSpaceDE w:val="0"/>
-        <w:autoSpaceDN w:val="0"/>
-        <w:adjustRightInd w:val="0"/>
-        <w:spacing w:after="0" w:line="240" w:lineRule="auto"/>
-        <w:ind w:left="1440" w:firstLine="720"/>
-        <w:rPr>
-          <w:rFonts w:ascii="TimesNewRoman" w:hAnsi="TimesNewRoman" w:cs="TimesNewRoman"/>
-          <w:sz w:val="24"/>
-          <w:szCs w:val="24"/>
-        </w:rPr>
-      </w:pPr>
-    </w:p>
-    <w:p>
-      <w:pPr>
-        <w:autoSpaceDE w:val="0"/>
-        <w:autoSpaceDN w:val="0"/>
-        <w:adjustRightInd w:val="0"/>
-        <w:spacing w:after="0" w:line="240" w:lineRule="auto"/>
-        <w:ind w:left="1440" w:firstLine="720"/>
-        <w:rPr>
-          <w:rFonts w:ascii="TimesNewRoman" w:hAnsi="TimesNewRoman" w:cs="TimesNewRoman"/>
-          <w:sz w:val="24"/>
-          <w:szCs w:val="24"/>
-        </w:rPr>
-      </w:pPr>
-    </w:p>
-    <w:p>
-      <w:pPr>
-        <w:autoSpaceDE w:val="0"/>
-        <w:autoSpaceDN w:val="0"/>
-        <w:adjustRightInd w:val="0"/>
-        <w:spacing w:after="0" w:line="240" w:lineRule="auto"/>
-        <w:ind w:left="720"/>
-        <w:rPr>
-          <w:rFonts w:ascii="TimesNewRoman" w:hAnsi="TimesNewRoman" w:cs="TimesNewRoman"/>
-          <w:sz w:val="24"/>
-          <w:szCs w:val="24"/>
-        </w:rPr>
-      </w:pPr>
-      <w:r>
-        <w:rPr>
-          <w:rFonts w:ascii="SymbolMT" w:hAnsi="SymbolMT" w:cs="SymbolMT"/>
-          <w:sz w:val="24"/>
-          <w:szCs w:val="24"/>
-        </w:rPr>
-        <w:t xml:space="preserve">• </w:t>
-      </w:r>
-      <w:r>
-        <w:rPr>
-          <w:rFonts w:ascii="TimesNewRoman" w:hAnsi="TimesNewRoman" w:cs="TimesNewRoman"/>
-          <w:sz w:val="24"/>
-          <w:szCs w:val="24"/>
-        </w:rPr>
-        <w:t xml:space="preserve">Now you will test the Waterfall display with </w:t>
-      </w:r>
-      <w:r>
-        <w:rPr>
-          <w:rFonts w:ascii="TimesNewRoman" w:hAnsi="TimesNewRoman" w:cs="TimesNewRoman"/>
-          <w:sz w:val="24"/>
-          <w:szCs w:val="24"/>
-        </w:rPr>
-        <w:t>the Louis Armstrong son</w:t>
-      </w:r>
-      <w:r>
-        <w:rPr>
-          <w:rFonts w:ascii="TimesNewRoman" w:hAnsi="TimesNewRoman" w:cs="TimesNewRoman"/>
-          <w:sz w:val="24"/>
-          <w:szCs w:val="24"/>
-        </w:rPr>
-        <w:t>g</w:t>
-      </w:r>
-    </w:p>
-    <w:p>
-      <w:pPr>
-        <w:autoSpaceDE w:val="0"/>
-        <w:autoSpaceDN w:val="0"/>
-        <w:adjustRightInd w:val="0"/>
-        <w:spacing w:after="0" w:line="240" w:lineRule="auto"/>
-        <w:ind w:left="1440" w:firstLine="720"/>
-        <w:rPr>
-          <w:rFonts w:ascii="TimesNewRoman" w:hAnsi="TimesNewRoman" w:cs="TimesNewRoman"/>
-          <w:sz w:val="24"/>
-          <w:szCs w:val="24"/>
-        </w:rPr>
-      </w:pPr>
-    </w:p>
-    <w:p>
-      <w:pPr>
-        <w:autoSpaceDE w:val="0"/>
-        <w:autoSpaceDN w:val="0"/>
-        <w:adjustRightInd w:val="0"/>
-        <w:spacing w:after="0" w:line="240" w:lineRule="auto"/>
-        <w:ind w:left="1440"/>
-        <w:rPr>
-          <w:rFonts w:ascii="TimesNewRoman" w:hAnsi="TimesNewRoman" w:cs="TimesNewRoman"/>
-          <w:sz w:val="24"/>
-          <w:szCs w:val="24"/>
-        </w:rPr>
-      </w:pPr>
-      <w:r>
-        <w:rPr>
-          <w:rFonts w:ascii="CourierNewPSMT" w:hAnsi="CourierNewPSMT" w:cs="CourierNewPSMT"/>
-          <w:sz w:val="24"/>
-          <w:szCs w:val="24"/>
-        </w:rPr>
-        <w:t xml:space="preserve">o </w:t>
-      </w:r>
-      <w:r>
-        <w:rPr>
-          <w:rFonts w:ascii="TimesNewRoman" w:hAnsi="TimesNewRoman" w:cs="TimesNewRoman"/>
-          <w:sz w:val="24"/>
-          <w:szCs w:val="24"/>
-        </w:rPr>
-        <w:t>Click on Display-&gt;</w:t>
-      </w:r>
-      <w:r>
-        <w:rPr>
-          <w:rFonts w:ascii="TimesNewRoman,Bold" w:hAnsi="TimesNewRoman,Bold" w:cs="TimesNewRoman,Bold"/>
-          <w:b/>
-          <w:bCs/>
-          <w:sz w:val="24"/>
-          <w:szCs w:val="24"/>
-        </w:rPr>
-        <w:t xml:space="preserve">Waterfall </w:t>
-      </w:r>
-      <w:r>
-        <w:rPr>
-          <w:rFonts w:ascii="TimesNewRoman" w:hAnsi="TimesNewRoman" w:cs="TimesNewRoman"/>
-          <w:sz w:val="24"/>
-          <w:szCs w:val="24"/>
-        </w:rPr>
-        <w:t>and play the sound</w:t>
-      </w:r>
-    </w:p>
-    <w:p>
-      <w:pPr>
-        <w:autoSpaceDE w:val="0"/>
-        <w:autoSpaceDN w:val="0"/>
-        <w:adjustRightInd w:val="0"/>
-        <w:spacing w:after="0" w:line="240" w:lineRule="auto"/>
-        <w:ind w:left="1440" w:firstLine="720"/>
-        <w:rPr>
-          <w:rFonts w:ascii="TimesNewRoman" w:hAnsi="TimesNewRoman" w:cs="TimesNewRoman"/>
-          <w:sz w:val="24"/>
-          <w:szCs w:val="24"/>
-        </w:rPr>
-      </w:pPr>
-      <w:r>
-        <w:rPr>
-          <w:rFonts w:ascii="Arial" w:eastAsia="Arial" w:hAnsi="Arial" w:cs="Arial" w:hint="eastAsia"/>
-          <w:sz w:val="24"/>
-          <w:szCs w:val="24"/>
-        </w:rPr>
-        <w:t>􀂃</w:t>
-      </w:r>
-      <w:r>
-        <w:rPr>
-          <w:rFonts w:ascii="CourierNewPSMT" w:hAnsi="CourierNewPSMT" w:cs="CourierNewPSMT"/>
-          <w:b/>
-          <w:sz w:val="24"/>
-          <w:szCs w:val="24"/>
-        </w:rPr>
-        <w:t>Question 1</w:t>
-      </w:r>
-      <w:r>
-        <w:rPr>
-          <w:rFonts w:ascii="CourierNewPSMT" w:hAnsi="CourierNewPSMT" w:cs="CourierNewPSMT"/>
-          <w:b/>
-          <w:sz w:val="24"/>
-          <w:szCs w:val="24"/>
-        </w:rPr>
-        <w:t>3</w:t>
-      </w:r>
-      <w:r>
-        <w:rPr>
-          <w:rFonts w:ascii="CourierNewPSMT" w:hAnsi="CourierNewPSMT" w:cs="CourierNewPSMT"/>
-          <w:b/>
-          <w:sz w:val="24"/>
-          <w:szCs w:val="24"/>
-        </w:rPr>
-        <w:t>:</w:t>
-      </w:r>
-      <w:r>
-        <w:rPr>
-          <w:rFonts w:ascii="CourierNewPSMT" w:hAnsi="CourierNewPSMT" w:cs="CourierNewPSMT"/>
-          <w:sz w:val="24"/>
-          <w:szCs w:val="24"/>
-        </w:rPr>
-        <w:t xml:space="preserve"> </w:t>
-      </w:r>
-      <w:r>
-        <w:rPr>
-          <w:rFonts w:ascii="TimesNewRoman" w:hAnsi="TimesNewRoman" w:cs="TimesNewRoman"/>
-          <w:sz w:val="24"/>
-          <w:szCs w:val="24"/>
-        </w:rPr>
-        <w:t>Explain and draw what you see.</w:t>
-      </w:r>
-      <w:r>
-        <w:rPr>
-          <w:rFonts w:ascii="TimesNewRoman" w:hAnsi="TimesNewRoman" w:cs="TimesNewRoman"/>
-          <w:sz w:val="24"/>
-          <w:szCs w:val="24"/>
-        </w:rPr>
-        <w:t xml:space="preserve"> What is the difference on the Waterfall display w</w:t>
+      <w:r>
+        <w:rPr>
+          <w:rFonts w:ascii="TimesNewRoman" w:hAnsi="TimesNewRoman" w:cs="TimesNewRoman"/>
+          <w:sz w:val="24"/>
+          <w:szCs w:val="24"/>
+        </w:rPr>
+        <w:t xml:space="preserve"> What is the difference </w:t>
+      </w:r>
+      <w:proofErr w:type="gramStart"/>
+      <w:r>
+        <w:rPr>
+          <w:rFonts w:ascii="TimesNewRoman" w:hAnsi="TimesNewRoman" w:cs="TimesNewRoman"/>
+          <w:sz w:val="24"/>
+          <w:szCs w:val="24"/>
+        </w:rPr>
+        <w:t>on</w:t>
+      </w:r>
+      <w:proofErr w:type="gramEnd"/>
+      <w:r>
+        <w:rPr>
+          <w:rFonts w:ascii="TimesNewRoman" w:hAnsi="TimesNewRoman" w:cs="TimesNewRoman"/>
+          <w:sz w:val="24"/>
+          <w:szCs w:val="24"/>
+        </w:rPr>
+        <w:t xml:space="preserve"> the Waterfall display w</w:t>
       </w:r>
       <w:r>
         <w:rPr>
@@ -6274,6 +6818,20 @@
         </w:rPr>
         <w:t>hen a horn like the trumpet is played versus a percussive instrument like the piano?</w:t>
       </w:r>
+    </w:p>
+    <w:p>
+      <w:pPr>
+        <w:autoSpaceDE w:val="0"/>
+        <w:autoSpaceDN w:val="0"/>
+        <w:adjustRightInd w:val="0"/>
+        <w:spacing w:after="0" w:line="240" w:lineRule="auto"/>
+        <w:ind w:left="1440" w:firstLine="720"/>
+        <w:rPr>
+          <w:rFonts w:ascii="TimesNewRoman" w:hAnsi="TimesNewRoman" w:cs="TimesNewRoman"/>
+          <w:sz w:val="24"/>
+          <w:szCs w:val="24"/>
+        </w:rPr>
+      </w:pPr>
     </w:p>
     <w:p>
       <w:pPr>
@@ -6801,7 +7359,61 @@
           <w:sz w:val="24"/>
           <w:szCs w:val="24"/>
         </w:rPr>
-        <w:t>Your team must answer your questions alone, but can ask other teams help for setting up the software or hardware.  You</w:t>
+        <w:t xml:space="preserve">Your team must answer your questions </w:t>
+      </w:r>
+      <w:proofErr w:type="gramStart"/>
+      <w:r>
+        <w:rPr>
+          <w:rFonts w:ascii="TimesNewRoman" w:hAnsi="TimesNewRoman" w:cs="TimesNewRoman"/>
+          <w:sz w:val="24"/>
+          <w:szCs w:val="24"/>
+        </w:rPr>
+        <w:t>alone, but</w:t>
+      </w:r>
+      <w:proofErr w:type="gramEnd"/>
+      <w:r>
+        <w:rPr>
+          <w:rFonts w:ascii="TimesNewRoman" w:hAnsi="TimesNewRoman" w:cs="TimesNewRoman"/>
+          <w:sz w:val="24"/>
+          <w:szCs w:val="24"/>
+        </w:rPr>
+        <w:t xml:space="preserve"> can ask other </w:t>
+      </w:r>
+      <w:proofErr w:type="gramStart"/>
+      <w:r>
+        <w:rPr>
+          <w:rFonts w:ascii="TimesNewRoman" w:hAnsi="TimesNewRoman" w:cs="TimesNewRoman"/>
+          <w:sz w:val="24"/>
+          <w:szCs w:val="24"/>
+        </w:rPr>
+        <w:t>teams</w:t>
+      </w:r>
+      <w:proofErr w:type="gramEnd"/>
+      <w:r>
+        <w:rPr>
+          <w:rFonts w:ascii="TimesNewRoman" w:hAnsi="TimesNewRoman" w:cs="TimesNewRoman"/>
+          <w:sz w:val="24"/>
+          <w:szCs w:val="24"/>
+        </w:rPr>
+        <w:t xml:space="preserve"> help </w:t>
+      </w:r>
+      <w:proofErr w:type="gramStart"/>
+      <w:r>
+        <w:rPr>
+          <w:rFonts w:ascii="TimesNewRoman" w:hAnsi="TimesNewRoman" w:cs="TimesNewRoman"/>
+          <w:sz w:val="24"/>
+          <w:szCs w:val="24"/>
+        </w:rPr>
+        <w:t>for setting</w:t>
+      </w:r>
+      <w:proofErr w:type="gramEnd"/>
+      <w:r>
+        <w:rPr>
+          <w:rFonts w:ascii="TimesNewRoman" w:hAnsi="TimesNewRoman" w:cs="TimesNewRoman"/>
+          <w:sz w:val="24"/>
+          <w:szCs w:val="24"/>
+        </w:rPr>
+        <w:t xml:space="preserve"> up the software or hardware.  You</w:t>
       </w:r>
       <w:r>
         <w:rPr>
